--- a/2022/Drafts/Compliance Documents/LMCV-HERS/2022-LMCV-MCH-29-SupplyDuctSurfaceAreaBuriedDucts.docx
+++ b/2022/Drafts/Compliance Documents/LMCV-HERS/2022-LMCV-MCH-29-SupplyDuctSurfaceAreaBuriedDucts.docx
@@ -1,7 +1,235 @@
 
 <file path=word/document.xml><?xml version="1.0" encoding="utf-8"?>
-<w:document xmlns:wpc="http://schemas.microsoft.com/office/word/2010/wordprocessingCanvas" xmlns:cx="http://schemas.microsoft.com/office/drawing/2014/chartex" xmlns:cx1="http://schemas.microsoft.com/office/drawing/2015/9/8/chartex" xmlns:cx2="http://schemas.microsoft.com/office/drawing/2015/10/21/chartex" xmlns:cx3="http://schemas.microsoft.com/office/drawing/2016/5/9/chartex" xmlns:cx4="http://schemas.microsoft.com/office/drawing/2016/5/10/chartex" xmlns:cx5="http://schemas.microsoft.com/office/drawing/2016/5/11/chartex" xmlns:cx6="http://schemas.microsoft.com/office/drawing/2016/5/12/chartex" xmlns:cx7="http://schemas.microsoft.com/office/drawing/2016/5/13/chartex" xmlns:cx8="http://schemas.microsoft.com/office/drawing/2016/5/14/chartex" xmlns:mc="http://schemas.openxmlformats.org/markup-compatibility/2006" xmlns:aink="http://schemas.microsoft.com/office/drawing/2016/ink" xmlns:am3d="http://schemas.microsoft.com/office/drawing/2017/model3d" xmlns:o="urn:schemas-microsoft-com:office:office" xmlns:r="http://schemas.openxmlformats.org/officeDocument/2006/relationships" xmlns:m="http://schemas.openxmlformats.org/officeDocument/2006/math" xmlns:v="urn:schemas-microsoft-com:vml" xmlns:wp14="http://schemas.microsoft.com/office/word/2010/wordprocessingDrawing" xmlns:wp="http://schemas.openxmlformats.org/drawingml/2006/wordprocessingDrawing" xmlns:w10="urn:schemas-microsoft-com:office:word" xmlns:w="http://schemas.openxmlformats.org/wordprocessingml/2006/main" xmlns:w14="http://schemas.microsoft.com/office/word/2010/wordml" xmlns:w15="http://schemas.microsoft.com/office/word/2012/wordml" xmlns:w16cex="http://schemas.microsoft.com/office/word/2018/wordml/cex" xmlns:w16cid="http://schemas.microsoft.com/office/word/2016/wordml/cid" xmlns:w16="http://schemas.microsoft.com/office/word/2018/wordml" xmlns:w16sdtdh="http://schemas.microsoft.com/office/word/2020/wordml/sdtdatahash" xmlns:w16se="http://schemas.microsoft.com/office/word/2015/wordml/symex" xmlns:wpg="http://schemas.microsoft.com/office/word/2010/wordprocessingGroup" xmlns:wpi="http://schemas.microsoft.com/office/word/2010/wordprocessingInk" xmlns:wne="http://schemas.microsoft.com/office/word/2006/wordml" xmlns:wps="http://schemas.microsoft.com/office/word/2010/wordprocessingShape" mc:Ignorable="w14 w15 w16se w16cid w16 w16cex w16sdtdh wp14">
+<w:document xmlns:wpc="http://schemas.microsoft.com/office/word/2010/wordprocessingCanvas" xmlns:cx="http://schemas.microsoft.com/office/drawing/2014/chartex" xmlns:cx1="http://schemas.microsoft.com/office/drawing/2015/9/8/chartex" xmlns:cx2="http://schemas.microsoft.com/office/drawing/2015/10/21/chartex" xmlns:cx3="http://schemas.microsoft.com/office/drawing/2016/5/9/chartex" xmlns:cx4="http://schemas.microsoft.com/office/drawing/2016/5/10/chartex" xmlns:cx5="http://schemas.microsoft.com/office/drawing/2016/5/11/chartex" xmlns:cx6="http://schemas.microsoft.com/office/drawing/2016/5/12/chartex" xmlns:cx7="http://schemas.microsoft.com/office/drawing/2016/5/13/chartex" xmlns:cx8="http://schemas.microsoft.com/office/drawing/2016/5/14/chartex" xmlns:mc="http://schemas.openxmlformats.org/markup-compatibility/2006" xmlns:aink="http://schemas.microsoft.com/office/drawing/2016/ink" xmlns:am3d="http://schemas.microsoft.com/office/drawing/2017/model3d" xmlns:o="urn:schemas-microsoft-com:office:office" xmlns:oel="http://schemas.microsoft.com/office/2019/extlst" xmlns:r="http://schemas.openxmlformats.org/officeDocument/2006/relationships" xmlns:m="http://schemas.openxmlformats.org/officeDocument/2006/math" xmlns:v="urn:schemas-microsoft-com:vml" xmlns:wp14="http://schemas.microsoft.com/office/word/2010/wordprocessingDrawing" xmlns:wp="http://schemas.openxmlformats.org/drawingml/2006/wordprocessingDrawing" xmlns:w10="urn:schemas-microsoft-com:office:word" xmlns:w="http://schemas.openxmlformats.org/wordprocessingml/2006/main" xmlns:w14="http://schemas.microsoft.com/office/word/2010/wordml" xmlns:w15="http://schemas.microsoft.com/office/word/2012/wordml" xmlns:w16cex="http://schemas.microsoft.com/office/word/2018/wordml/cex" xmlns:w16cid="http://schemas.microsoft.com/office/word/2016/wordml/cid" xmlns:w16="http://schemas.microsoft.com/office/word/2018/wordml" xmlns:w16sdtdh="http://schemas.microsoft.com/office/word/2020/wordml/sdtdatahash" xmlns:w16se="http://schemas.microsoft.com/office/word/2015/wordml/symex" xmlns:wpg="http://schemas.microsoft.com/office/word/2010/wordprocessingGroup" xmlns:wpi="http://schemas.microsoft.com/office/word/2010/wordprocessingInk" xmlns:wne="http://schemas.microsoft.com/office/word/2006/wordml" xmlns:wps="http://schemas.microsoft.com/office/word/2010/wordprocessingShape" mc:Ignorable="w14 w15 w16se w16cid w16 w16cex w16sdtdh wp14">
   <w:body>
+    <w:p>
+      <w:pPr>
+        <w:rPr>
+          <w:rFonts w:ascii="Calibri" w:eastAsia="Calibri" w:hAnsi="Calibri" w:cs="Calibri"/>
+          <w:b/>
+          <w:bCs/>
+          <w:color w:val="201F1E"/>
+        </w:rPr>
+      </w:pPr>
+      <w:r>
+        <w:rPr>
+          <w:rFonts w:asciiTheme="minorHAnsi" w:eastAsiaTheme="minorEastAsia" w:hAnsiTheme="minorHAnsi" w:cstheme="minorBidi"/>
+          <w:b/>
+          <w:bCs/>
+          <w:sz w:val="24"/>
+          <w:szCs w:val="24"/>
+        </w:rPr>
+        <w:t xml:space="preserve">CERTIFICATE OF </w:t>
+      </w:r>
+      <w:r>
+        <w:rPr>
+          <w:rFonts w:ascii="Calibri" w:eastAsia="Calibri" w:hAnsi="Calibri" w:cs="Calibri"/>
+          <w:b/>
+          <w:bCs/>
+          <w:color w:val="201F1E"/>
+          <w:sz w:val="24"/>
+          <w:szCs w:val="24"/>
+        </w:rPr>
+        <w:t>VERIFICATION</w:t>
+      </w:r>
+    </w:p>
+    <w:p>
+      <w:pPr>
+        <w:spacing w:line="259" w:lineRule="auto"/>
+        <w:rPr>
+          <w:rFonts w:ascii="Calibri" w:eastAsia="Calibri" w:hAnsi="Calibri" w:cs="Arial"/>
+          <w:sz w:val="24"/>
+          <w:szCs w:val="22"/>
+        </w:rPr>
+      </w:pPr>
+      <w:r>
+        <w:rPr>
+          <w:rFonts w:ascii="Calibri" w:eastAsia="Calibri" w:hAnsi="Calibri" w:cs="Arial"/>
+          <w:b/>
+          <w:sz w:val="24"/>
+          <w:szCs w:val="22"/>
+        </w:rPr>
+        <w:t>Note:</w:t>
+      </w:r>
+      <w:r>
+        <w:rPr>
+          <w:rFonts w:ascii="Calibri" w:eastAsia="Calibri" w:hAnsi="Calibri" w:cs="Arial"/>
+          <w:bCs/>
+          <w:sz w:val="24"/>
+          <w:szCs w:val="22"/>
+        </w:rPr>
+        <w:t xml:space="preserve"> This table completed by HERS Registry.</w:t>
+      </w:r>
+    </w:p>
+    <w:tbl>
+      <w:tblPr>
+        <w:tblStyle w:val="TableGrid2"/>
+        <w:tblW w:w="5060" w:type="pct"/>
+        <w:tblLook w:val="0020" w:firstRow="1" w:lastRow="0" w:firstColumn="0" w:lastColumn="0" w:noHBand="0" w:noVBand="0"/>
+      </w:tblPr>
+      <w:tblGrid>
+        <w:gridCol w:w="5573"/>
+        <w:gridCol w:w="5575"/>
+      </w:tblGrid>
+      <w:tr>
+        <w:trPr>
+          <w:trHeight w:val="314"/>
+        </w:trPr>
+        <w:tc>
+          <w:tcPr>
+            <w:tcW w:w="5459" w:type="dxa"/>
+          </w:tcPr>
+          <w:p>
+            <w:pPr>
+              <w:rPr>
+                <w:rFonts w:ascii="Calibri" w:hAnsi="Calibri"/>
+                <w:sz w:val="24"/>
+              </w:rPr>
+            </w:pPr>
+            <w:r>
+              <w:rPr>
+                <w:rFonts w:ascii="Calibri" w:hAnsi="Calibri"/>
+                <w:sz w:val="24"/>
+              </w:rPr>
+              <w:t>Project Name:</w:t>
+            </w:r>
+          </w:p>
+        </w:tc>
+        <w:tc>
+          <w:tcPr>
+            <w:tcW w:w="5460" w:type="dxa"/>
+          </w:tcPr>
+          <w:p>
+            <w:pPr>
+              <w:rPr>
+                <w:rFonts w:ascii="Calibri" w:hAnsi="Calibri"/>
+                <w:sz w:val="24"/>
+              </w:rPr>
+            </w:pPr>
+            <w:r>
+              <w:rPr>
+                <w:rFonts w:ascii="Calibri" w:hAnsi="Calibri"/>
+                <w:sz w:val="24"/>
+              </w:rPr>
+              <w:t>Enforcement Agency:</w:t>
+            </w:r>
+          </w:p>
+        </w:tc>
+      </w:tr>
+      <w:tr>
+        <w:trPr>
+          <w:trHeight w:val="314"/>
+        </w:trPr>
+        <w:tc>
+          <w:tcPr>
+            <w:tcW w:w="5459" w:type="dxa"/>
+          </w:tcPr>
+          <w:p>
+            <w:pPr>
+              <w:rPr>
+                <w:rFonts w:ascii="Calibri" w:hAnsi="Calibri"/>
+                <w:sz w:val="24"/>
+                <w:vertAlign w:val="superscript"/>
+              </w:rPr>
+            </w:pPr>
+            <w:r>
+              <w:rPr>
+                <w:rFonts w:ascii="Calibri" w:hAnsi="Calibri"/>
+                <w:sz w:val="24"/>
+              </w:rPr>
+              <w:t>Dwelling Address:</w:t>
+            </w:r>
+          </w:p>
+        </w:tc>
+        <w:tc>
+          <w:tcPr>
+            <w:tcW w:w="5460" w:type="dxa"/>
+          </w:tcPr>
+          <w:p>
+            <w:pPr>
+              <w:rPr>
+                <w:rFonts w:ascii="Calibri" w:hAnsi="Calibri"/>
+                <w:sz w:val="24"/>
+                <w:vertAlign w:val="superscript"/>
+              </w:rPr>
+            </w:pPr>
+            <w:r>
+              <w:rPr>
+                <w:rFonts w:ascii="Calibri" w:hAnsi="Calibri"/>
+                <w:sz w:val="24"/>
+              </w:rPr>
+              <w:t>Permit Number:</w:t>
+            </w:r>
+          </w:p>
+        </w:tc>
+      </w:tr>
+      <w:tr>
+        <w:trPr>
+          <w:trHeight w:val="314"/>
+        </w:trPr>
+        <w:tc>
+          <w:tcPr>
+            <w:tcW w:w="5459" w:type="dxa"/>
+          </w:tcPr>
+          <w:p>
+            <w:pPr>
+              <w:rPr>
+                <w:rFonts w:ascii="Calibri" w:hAnsi="Calibri"/>
+                <w:sz w:val="24"/>
+              </w:rPr>
+            </w:pPr>
+            <w:r>
+              <w:rPr>
+                <w:rFonts w:ascii="Calibri" w:hAnsi="Calibri"/>
+                <w:sz w:val="24"/>
+              </w:rPr>
+              <w:t>City and Zip Code:</w:t>
+            </w:r>
+          </w:p>
+        </w:tc>
+        <w:tc>
+          <w:tcPr>
+            <w:tcW w:w="5460" w:type="dxa"/>
+          </w:tcPr>
+          <w:p>
+            <w:pPr>
+              <w:rPr>
+                <w:rFonts w:ascii="Calibri" w:hAnsi="Calibri"/>
+                <w:sz w:val="24"/>
+                <w:szCs w:val="24"/>
+              </w:rPr>
+            </w:pPr>
+            <w:r>
+              <w:rPr>
+                <w:rFonts w:ascii="Calibri" w:eastAsia="Calibri" w:hAnsi="Calibri" w:cs="Calibri"/>
+                <w:color w:val="000000" w:themeColor="text1"/>
+                <w:sz w:val="24"/>
+                <w:szCs w:val="24"/>
+              </w:rPr>
+              <w:t>Permit Application Date</w:t>
+            </w:r>
+            <w:r>
+              <w:rPr>
+                <w:rFonts w:ascii="Calibri" w:hAnsi="Calibri"/>
+                <w:sz w:val="24"/>
+                <w:szCs w:val="24"/>
+              </w:rPr>
+              <w:t>:</w:t>
+            </w:r>
+          </w:p>
+        </w:tc>
+      </w:tr>
+    </w:tbl>
+    <w:p>
+      <w:pPr>
+        <w:rPr>
+          <w:rFonts w:asciiTheme="minorHAnsi" w:hAnsiTheme="minorHAnsi"/>
+          <w:i/>
+          <w:sz w:val="18"/>
+          <w:szCs w:val="18"/>
+        </w:rPr>
+      </w:pPr>
+    </w:p>
     <w:p>
       <w:pPr>
         <w:rPr>
@@ -847,26 +1075,14 @@
               </w:rPr>
               <w:t xml:space="preserve">The duct system design shall be detailed in the special features section of the </w:t>
             </w:r>
-            <w:del w:id="0" w:author="Author">
-              <w:r>
-                <w:rPr>
-                  <w:rFonts w:asciiTheme="minorHAnsi" w:hAnsiTheme="minorHAnsi"/>
-                  <w:sz w:val="18"/>
-                  <w:szCs w:val="18"/>
-                </w:rPr>
-                <w:delText>CF1R</w:delText>
-              </w:r>
-            </w:del>
-            <w:ins w:id="1" w:author="Author">
-              <w:r>
-                <w:rPr>
-                  <w:rFonts w:asciiTheme="minorHAnsi" w:hAnsiTheme="minorHAnsi"/>
-                  <w:sz w:val="18"/>
-                  <w:szCs w:val="18"/>
-                </w:rPr>
-                <w:t>LMCC</w:t>
-              </w:r>
-            </w:ins>
+            <w:r>
+              <w:rPr>
+                <w:rFonts w:asciiTheme="minorHAnsi" w:hAnsiTheme="minorHAnsi"/>
+                <w:sz w:val="18"/>
+                <w:szCs w:val="18"/>
+              </w:rPr>
+              <w:t>LMCC</w:t>
+            </w:r>
             <w:r>
               <w:rPr>
                 <w:rFonts w:asciiTheme="minorHAnsi" w:hAnsiTheme="minorHAnsi"/>
@@ -941,26 +1157,14 @@
               </w:rPr>
               <w:t xml:space="preserve">A duct design layout that conforms to the duct system design details in the special features section of the </w:t>
             </w:r>
-            <w:del w:id="2" w:author="Author">
-              <w:r>
-                <w:rPr>
-                  <w:rFonts w:asciiTheme="minorHAnsi" w:hAnsiTheme="minorHAnsi"/>
-                  <w:sz w:val="18"/>
-                  <w:szCs w:val="18"/>
-                </w:rPr>
-                <w:delText>CF1R</w:delText>
-              </w:r>
-            </w:del>
-            <w:ins w:id="3" w:author="Author">
-              <w:r>
-                <w:rPr>
-                  <w:rFonts w:asciiTheme="minorHAnsi" w:hAnsiTheme="minorHAnsi"/>
-                  <w:sz w:val="18"/>
-                  <w:szCs w:val="18"/>
-                </w:rPr>
-                <w:t>LMCC</w:t>
-              </w:r>
-            </w:ins>
+            <w:r>
+              <w:rPr>
+                <w:rFonts w:asciiTheme="minorHAnsi" w:hAnsiTheme="minorHAnsi"/>
+                <w:sz w:val="18"/>
+                <w:szCs w:val="18"/>
+              </w:rPr>
+              <w:t>LMCC</w:t>
+            </w:r>
             <w:r>
               <w:rPr>
                 <w:rFonts w:asciiTheme="minorHAnsi" w:hAnsiTheme="minorHAnsi"/>
@@ -1623,26 +1827,14 @@
               </w:rPr>
               <w:t xml:space="preserve">The duct system design shall be detailed in the special features section of the </w:t>
             </w:r>
-            <w:del w:id="4" w:author="Author">
-              <w:r>
-                <w:rPr>
-                  <w:rFonts w:asciiTheme="minorHAnsi" w:hAnsiTheme="minorHAnsi"/>
-                  <w:sz w:val="18"/>
-                  <w:szCs w:val="18"/>
-                </w:rPr>
-                <w:delText>CF1R</w:delText>
-              </w:r>
-            </w:del>
-            <w:ins w:id="5" w:author="Author">
-              <w:r>
-                <w:rPr>
-                  <w:rFonts w:asciiTheme="minorHAnsi" w:hAnsiTheme="minorHAnsi"/>
-                  <w:sz w:val="18"/>
-                  <w:szCs w:val="18"/>
-                </w:rPr>
-                <w:t>LMCC</w:t>
-              </w:r>
-            </w:ins>
+            <w:r>
+              <w:rPr>
+                <w:rFonts w:asciiTheme="minorHAnsi" w:hAnsiTheme="minorHAnsi"/>
+                <w:sz w:val="18"/>
+                <w:szCs w:val="18"/>
+              </w:rPr>
+              <w:t>LMCC</w:t>
+            </w:r>
             <w:r>
               <w:rPr>
                 <w:rFonts w:asciiTheme="minorHAnsi" w:hAnsiTheme="minorHAnsi"/>
@@ -1717,26 +1909,14 @@
               </w:rPr>
               <w:t xml:space="preserve">A duct design layout that conforms to the duct system design details in the special features section of the </w:t>
             </w:r>
-            <w:del w:id="6" w:author="Author">
-              <w:r>
-                <w:rPr>
-                  <w:rFonts w:asciiTheme="minorHAnsi" w:hAnsiTheme="minorHAnsi"/>
-                  <w:sz w:val="18"/>
-                  <w:szCs w:val="18"/>
-                </w:rPr>
-                <w:delText>CF1R</w:delText>
-              </w:r>
-            </w:del>
-            <w:ins w:id="7" w:author="Author">
-              <w:r>
-                <w:rPr>
-                  <w:rFonts w:asciiTheme="minorHAnsi" w:hAnsiTheme="minorHAnsi"/>
-                  <w:sz w:val="18"/>
-                  <w:szCs w:val="18"/>
-                </w:rPr>
-                <w:t>LMCC</w:t>
-              </w:r>
-            </w:ins>
+            <w:r>
+              <w:rPr>
+                <w:rFonts w:asciiTheme="minorHAnsi" w:hAnsiTheme="minorHAnsi"/>
+                <w:sz w:val="18"/>
+                <w:szCs w:val="18"/>
+              </w:rPr>
+              <w:t>LMCC</w:t>
+            </w:r>
             <w:r>
               <w:rPr>
                 <w:rFonts w:asciiTheme="minorHAnsi" w:hAnsiTheme="minorHAnsi"/>
@@ -1835,26 +2015,14 @@
               </w:rPr>
               <w:t xml:space="preserve"> and attic insulation shall conform to the design details in the enforcement agency approved </w:t>
             </w:r>
-            <w:del w:id="8" w:author="Author">
-              <w:r>
-                <w:rPr>
-                  <w:rFonts w:asciiTheme="minorHAnsi" w:hAnsiTheme="minorHAnsi"/>
-                  <w:sz w:val="18"/>
-                  <w:szCs w:val="18"/>
-                </w:rPr>
-                <w:delText>CF1R</w:delText>
-              </w:r>
-            </w:del>
-            <w:ins w:id="9" w:author="Author">
-              <w:r>
-                <w:rPr>
-                  <w:rFonts w:asciiTheme="minorHAnsi" w:hAnsiTheme="minorHAnsi"/>
-                  <w:sz w:val="18"/>
-                  <w:szCs w:val="18"/>
-                </w:rPr>
-                <w:t>LMCC</w:t>
-              </w:r>
-            </w:ins>
+            <w:r>
+              <w:rPr>
+                <w:rFonts w:asciiTheme="minorHAnsi" w:hAnsiTheme="minorHAnsi"/>
+                <w:sz w:val="18"/>
+                <w:szCs w:val="18"/>
+              </w:rPr>
+              <w:t>LMCC</w:t>
+            </w:r>
             <w:r>
               <w:rPr>
                 <w:rFonts w:asciiTheme="minorHAnsi" w:hAnsiTheme="minorHAnsi"/>
@@ -2275,26 +2443,14 @@
               </w:rPr>
               <w:t xml:space="preserve">The dwelling shall comply with all Quality Insulation Installation requirements as documented on the applicable </w:t>
             </w:r>
-            <w:del w:id="10" w:author="Author">
-              <w:r>
-                <w:rPr>
-                  <w:rFonts w:asciiTheme="minorHAnsi" w:hAnsiTheme="minorHAnsi"/>
-                  <w:sz w:val="18"/>
-                  <w:szCs w:val="18"/>
-                </w:rPr>
-                <w:delText>CF2R</w:delText>
-              </w:r>
-            </w:del>
-            <w:ins w:id="11" w:author="Author">
-              <w:r>
-                <w:rPr>
-                  <w:rFonts w:asciiTheme="minorHAnsi" w:hAnsiTheme="minorHAnsi"/>
-                  <w:sz w:val="18"/>
-                  <w:szCs w:val="18"/>
-                </w:rPr>
-                <w:t>LMCI</w:t>
-              </w:r>
-            </w:ins>
+            <w:r>
+              <w:rPr>
+                <w:rFonts w:asciiTheme="minorHAnsi" w:hAnsiTheme="minorHAnsi"/>
+                <w:sz w:val="18"/>
+                <w:szCs w:val="18"/>
+              </w:rPr>
+              <w:t>LMCI</w:t>
+            </w:r>
             <w:r>
               <w:rPr>
                 <w:rFonts w:asciiTheme="minorHAnsi" w:hAnsiTheme="minorHAnsi"/>
@@ -2303,26 +2459,14 @@
               </w:rPr>
               <w:t xml:space="preserve"> and </w:t>
             </w:r>
-            <w:del w:id="12" w:author="Author">
-              <w:r>
-                <w:rPr>
-                  <w:rFonts w:asciiTheme="minorHAnsi" w:hAnsiTheme="minorHAnsi"/>
-                  <w:sz w:val="18"/>
-                  <w:szCs w:val="18"/>
-                </w:rPr>
-                <w:delText>CF3R</w:delText>
-              </w:r>
-            </w:del>
-            <w:ins w:id="13" w:author="Author">
-              <w:r>
-                <w:rPr>
-                  <w:rFonts w:asciiTheme="minorHAnsi" w:hAnsiTheme="minorHAnsi"/>
-                  <w:sz w:val="18"/>
-                  <w:szCs w:val="18"/>
-                </w:rPr>
-                <w:t>LMCV</w:t>
-              </w:r>
-            </w:ins>
+            <w:r>
+              <w:rPr>
+                <w:rFonts w:asciiTheme="minorHAnsi" w:hAnsiTheme="minorHAnsi"/>
+                <w:sz w:val="18"/>
+                <w:szCs w:val="18"/>
+              </w:rPr>
+              <w:t>LMCV</w:t>
+            </w:r>
             <w:r>
               <w:rPr>
                 <w:rFonts w:asciiTheme="minorHAnsi" w:hAnsiTheme="minorHAnsi"/>
@@ -2365,6 +2509,7 @@
                 <w:sz w:val="18"/>
                 <w:szCs w:val="18"/>
               </w:rPr>
+              <w:lastRenderedPageBreak/>
               <w:t>0</w:t>
             </w:r>
             <w:r>
@@ -2520,7 +2665,6 @@
                 <w:sz w:val="18"/>
                 <w:szCs w:val="18"/>
               </w:rPr>
-              <w:lastRenderedPageBreak/>
               <w:t>0</w:t>
             </w:r>
             <w:r>
@@ -2860,26 +3004,14 @@
               </w:rPr>
               <w:t xml:space="preserve">The duct system design shall be detailed in the special features section of the </w:t>
             </w:r>
-            <w:del w:id="14" w:author="Author">
-              <w:r>
-                <w:rPr>
-                  <w:rFonts w:asciiTheme="minorHAnsi" w:hAnsiTheme="minorHAnsi"/>
-                  <w:sz w:val="18"/>
-                  <w:szCs w:val="18"/>
-                </w:rPr>
-                <w:delText>CF1R</w:delText>
-              </w:r>
-            </w:del>
-            <w:ins w:id="15" w:author="Author">
-              <w:r>
-                <w:rPr>
-                  <w:rFonts w:asciiTheme="minorHAnsi" w:hAnsiTheme="minorHAnsi"/>
-                  <w:sz w:val="18"/>
-                  <w:szCs w:val="18"/>
-                </w:rPr>
-                <w:t>LMCC</w:t>
-              </w:r>
-            </w:ins>
+            <w:r>
+              <w:rPr>
+                <w:rFonts w:asciiTheme="minorHAnsi" w:hAnsiTheme="minorHAnsi"/>
+                <w:sz w:val="18"/>
+                <w:szCs w:val="18"/>
+              </w:rPr>
+              <w:t>LMCC</w:t>
+            </w:r>
             <w:r>
               <w:rPr>
                 <w:rFonts w:asciiTheme="minorHAnsi" w:hAnsiTheme="minorHAnsi"/>
@@ -2956,26 +3088,14 @@
               </w:rPr>
               <w:t xml:space="preserve">A duct design layout that conforms to the duct system design details in the special features section of the </w:t>
             </w:r>
-            <w:del w:id="16" w:author="Author">
-              <w:r>
-                <w:rPr>
-                  <w:rFonts w:asciiTheme="minorHAnsi" w:hAnsiTheme="minorHAnsi"/>
-                  <w:sz w:val="18"/>
-                  <w:szCs w:val="18"/>
-                </w:rPr>
-                <w:delText>CF1R</w:delText>
-              </w:r>
-            </w:del>
-            <w:ins w:id="17" w:author="Author">
-              <w:r>
-                <w:rPr>
-                  <w:rFonts w:asciiTheme="minorHAnsi" w:hAnsiTheme="minorHAnsi"/>
-                  <w:sz w:val="18"/>
-                  <w:szCs w:val="18"/>
-                </w:rPr>
-                <w:t>LMCC</w:t>
-              </w:r>
-            </w:ins>
+            <w:r>
+              <w:rPr>
+                <w:rFonts w:asciiTheme="minorHAnsi" w:hAnsiTheme="minorHAnsi"/>
+                <w:sz w:val="18"/>
+                <w:szCs w:val="18"/>
+              </w:rPr>
+              <w:t>LMCC</w:t>
+            </w:r>
             <w:r>
               <w:rPr>
                 <w:rFonts w:asciiTheme="minorHAnsi" w:hAnsiTheme="minorHAnsi"/>
@@ -3076,26 +3196,14 @@
               </w:rPr>
               <w:t xml:space="preserve"> and attic insulation shall conform to the design details in the enforcement agency approved </w:t>
             </w:r>
-            <w:del w:id="18" w:author="Author">
-              <w:r>
-                <w:rPr>
-                  <w:rFonts w:asciiTheme="minorHAnsi" w:hAnsiTheme="minorHAnsi"/>
-                  <w:sz w:val="18"/>
-                  <w:szCs w:val="18"/>
-                </w:rPr>
-                <w:delText>CF1R</w:delText>
-              </w:r>
-            </w:del>
-            <w:ins w:id="19" w:author="Author">
-              <w:r>
-                <w:rPr>
-                  <w:rFonts w:asciiTheme="minorHAnsi" w:hAnsiTheme="minorHAnsi"/>
-                  <w:sz w:val="18"/>
-                  <w:szCs w:val="18"/>
-                </w:rPr>
-                <w:t>LMCC</w:t>
-              </w:r>
-            </w:ins>
+            <w:r>
+              <w:rPr>
+                <w:rFonts w:asciiTheme="minorHAnsi" w:hAnsiTheme="minorHAnsi"/>
+                <w:sz w:val="18"/>
+                <w:szCs w:val="18"/>
+              </w:rPr>
+              <w:t>LMCC</w:t>
+            </w:r>
             <w:r>
               <w:rPr>
                 <w:rFonts w:asciiTheme="minorHAnsi" w:hAnsiTheme="minorHAnsi"/>
@@ -3587,26 +3695,14 @@
               </w:rPr>
               <w:t xml:space="preserve">The dwelling shall comply with all Quality Insulation Installation requirements as documented on the applicable </w:t>
             </w:r>
-            <w:del w:id="20" w:author="Author">
-              <w:r>
-                <w:rPr>
-                  <w:rFonts w:asciiTheme="minorHAnsi" w:hAnsiTheme="minorHAnsi"/>
-                  <w:sz w:val="18"/>
-                  <w:szCs w:val="18"/>
-                </w:rPr>
-                <w:delText>CF2R</w:delText>
-              </w:r>
-            </w:del>
-            <w:ins w:id="21" w:author="Author">
-              <w:r>
-                <w:rPr>
-                  <w:rFonts w:asciiTheme="minorHAnsi" w:hAnsiTheme="minorHAnsi"/>
-                  <w:sz w:val="18"/>
-                  <w:szCs w:val="18"/>
-                </w:rPr>
-                <w:t>LMCI</w:t>
-              </w:r>
-            </w:ins>
+            <w:r>
+              <w:rPr>
+                <w:rFonts w:asciiTheme="minorHAnsi" w:hAnsiTheme="minorHAnsi"/>
+                <w:sz w:val="18"/>
+                <w:szCs w:val="18"/>
+              </w:rPr>
+              <w:t>LMCI</w:t>
+            </w:r>
             <w:r>
               <w:rPr>
                 <w:rFonts w:asciiTheme="minorHAnsi" w:hAnsiTheme="minorHAnsi"/>
@@ -3623,26 +3719,14 @@
               </w:rPr>
               <w:t xml:space="preserve"> </w:t>
             </w:r>
-            <w:del w:id="22" w:author="Author">
-              <w:r>
-                <w:rPr>
-                  <w:rFonts w:asciiTheme="minorHAnsi" w:hAnsiTheme="minorHAnsi"/>
-                  <w:sz w:val="18"/>
-                  <w:szCs w:val="18"/>
-                </w:rPr>
-                <w:delText>CF3R</w:delText>
-              </w:r>
-            </w:del>
-            <w:ins w:id="23" w:author="Author">
-              <w:r>
-                <w:rPr>
-                  <w:rFonts w:asciiTheme="minorHAnsi" w:hAnsiTheme="minorHAnsi"/>
-                  <w:sz w:val="18"/>
-                  <w:szCs w:val="18"/>
-                </w:rPr>
-                <w:t>LMCV</w:t>
-              </w:r>
-            </w:ins>
+            <w:r>
+              <w:rPr>
+                <w:rFonts w:asciiTheme="minorHAnsi" w:hAnsiTheme="minorHAnsi"/>
+                <w:sz w:val="18"/>
+                <w:szCs w:val="18"/>
+              </w:rPr>
+              <w:t>LMCV</w:t>
+            </w:r>
             <w:r>
               <w:rPr>
                 <w:rFonts w:asciiTheme="minorHAnsi" w:hAnsiTheme="minorHAnsi"/>
@@ -4992,6 +5076,45 @@
         <w:br w:type="page"/>
       </w:r>
     </w:p>
+    <w:p>
+      <w:pPr>
+        <w:tabs>
+          <w:tab w:val="left" w:pos="-720"/>
+          <w:tab w:val="left" w:pos="0"/>
+          <w:tab w:val="left" w:pos="1170"/>
+          <w:tab w:val="left" w:pos="5112"/>
+          <w:tab w:val="left" w:pos="6822"/>
+          <w:tab w:val="left" w:pos="8082"/>
+          <w:tab w:val="left" w:pos="8910"/>
+          <w:tab w:val="left" w:pos="10080"/>
+          <w:tab w:val="left" w:pos="10800"/>
+          <w:tab w:val="left" w:pos="11520"/>
+          <w:tab w:val="left" w:pos="12240"/>
+          <w:tab w:val="left" w:pos="12960"/>
+          <w:tab w:val="left" w:pos="13680"/>
+          <w:tab w:val="left" w:pos="14400"/>
+          <w:tab w:val="left" w:pos="15120"/>
+          <w:tab w:val="left" w:pos="15840"/>
+          <w:tab w:val="left" w:pos="16560"/>
+          <w:tab w:val="left" w:pos="17280"/>
+          <w:tab w:val="left" w:pos="18000"/>
+          <w:tab w:val="left" w:pos="18720"/>
+          <w:tab w:val="left" w:pos="30672"/>
+        </w:tabs>
+        <w:suppressAutoHyphens/>
+        <w:ind w:left="1170" w:hanging="1170"/>
+        <w:rPr>
+          <w:rFonts w:asciiTheme="minorHAnsi" w:hAnsiTheme="minorHAnsi" w:cs="Arial"/>
+          <w:b/>
+          <w:bCs/>
+          <w:i/>
+          <w:caps/>
+          <w:sz w:val="18"/>
+          <w:szCs w:val="18"/>
+          <w:u w:val="single"/>
+        </w:rPr>
+      </w:pPr>
+    </w:p>
     <w:tbl>
       <w:tblPr>
         <w:tblW w:w="4990" w:type="pct"/>
@@ -5008,7 +5131,7 @@
           <w:left w:w="86" w:type="dxa"/>
           <w:right w:w="86" w:type="dxa"/>
         </w:tblCellMar>
-        <w:tblLook w:val="0000" w:firstRow="0" w:lastRow="0" w:firstColumn="0" w:lastColumn="0" w:noHBand="0" w:noVBand="0"/>
+        <w:tblLook w:val="04A0" w:firstRow="1" w:lastRow="0" w:firstColumn="1" w:lastColumn="0" w:noHBand="0" w:noVBand="1"/>
       </w:tblPr>
       <w:tblGrid>
         <w:gridCol w:w="5434"/>
@@ -5024,7 +5147,14 @@
           <w:tcPr>
             <w:tcW w:w="10950" w:type="dxa"/>
             <w:gridSpan w:val="4"/>
+            <w:tcBorders>
+              <w:top w:val="single" w:sz="4" w:space="0" w:color="auto"/>
+              <w:left w:val="single" w:sz="4" w:space="0" w:color="auto"/>
+              <w:bottom w:val="single" w:sz="4" w:space="0" w:color="auto"/>
+              <w:right w:val="single" w:sz="4" w:space="0" w:color="auto"/>
+            </w:tcBorders>
             <w:vAlign w:val="center"/>
+            <w:hideMark/>
           </w:tcPr>
           <w:p>
             <w:pPr>
@@ -5052,20 +5182,22 @@
                 <w:tab w:val="left" w:pos="30672"/>
               </w:tabs>
               <w:suppressAutoHyphens/>
-              <w:rPr>
-                <w:rFonts w:cs="Arial"/>
+              <w:spacing w:line="276" w:lineRule="auto"/>
+              <w:rPr>
+                <w:rFonts w:asciiTheme="minorHAnsi" w:eastAsiaTheme="minorEastAsia" w:hAnsiTheme="minorHAnsi" w:cs="Arial"/>
                 <w:b/>
-              </w:rPr>
-            </w:pPr>
-            <w:r>
-              <w:rPr>
-                <w:rFonts w:asciiTheme="minorHAnsi" w:hAnsiTheme="minorHAnsi" w:cs="Arial"/>
+                <w:sz w:val="22"/>
+                <w:szCs w:val="22"/>
+              </w:rPr>
+            </w:pPr>
+            <w:r>
+              <w:rPr>
+                <w:rFonts w:asciiTheme="minorHAnsi" w:eastAsiaTheme="minorEastAsia" w:hAnsiTheme="minorHAnsi" w:cs="Arial"/>
                 <w:b/>
                 <w:caps/>
                 <w:sz w:val="18"/>
                 <w:szCs w:val="18"/>
               </w:rPr>
-              <w:lastRenderedPageBreak/>
               <w:t>Documentation Author's Declaration Statement</w:t>
             </w:r>
           </w:p>
@@ -5079,52 +5211,32 @@
           <w:tcPr>
             <w:tcW w:w="10950" w:type="dxa"/>
             <w:gridSpan w:val="4"/>
+            <w:tcBorders>
+              <w:top w:val="single" w:sz="4" w:space="0" w:color="auto"/>
+              <w:left w:val="single" w:sz="4" w:space="0" w:color="auto"/>
+              <w:bottom w:val="single" w:sz="4" w:space="0" w:color="auto"/>
+              <w:right w:val="single" w:sz="4" w:space="0" w:color="auto"/>
+            </w:tcBorders>
             <w:vAlign w:val="center"/>
+            <w:hideMark/>
           </w:tcPr>
           <w:p>
             <w:pPr>
               <w:numPr>
                 <w:ilvl w:val="0"/>
-                <w:numId w:val="6"/>
+                <w:numId w:val="23"/>
               </w:numPr>
-              <w:ind w:left="271" w:hanging="288"/>
-              <w:rPr>
-                <w:rFonts w:asciiTheme="minorHAnsi" w:hAnsiTheme="minorHAnsi"/>
-                <w:sz w:val="18"/>
-                <w:szCs w:val="18"/>
-              </w:rPr>
-            </w:pPr>
-            <w:r>
-              <w:rPr>
-                <w:rFonts w:asciiTheme="minorHAnsi" w:hAnsiTheme="minorHAnsi"/>
-                <w:sz w:val="18"/>
-                <w:szCs w:val="18"/>
-              </w:rPr>
-              <w:t xml:space="preserve">I </w:t>
-            </w:r>
-            <w:r>
-              <w:rPr>
-                <w:rFonts w:asciiTheme="minorHAnsi" w:hAnsiTheme="minorHAnsi"/>
-                <w:sz w:val="18"/>
-                <w:szCs w:val="18"/>
-              </w:rPr>
-              <w:t xml:space="preserve">certify that this Certificate of </w:t>
-            </w:r>
-            <w:r>
-              <w:rPr>
-                <w:rFonts w:asciiTheme="minorHAnsi" w:hAnsiTheme="minorHAnsi"/>
-                <w:sz w:val="18"/>
-                <w:szCs w:val="18"/>
-              </w:rPr>
-              <w:t xml:space="preserve">Verification </w:t>
-            </w:r>
-            <w:r>
-              <w:rPr>
-                <w:rFonts w:asciiTheme="minorHAnsi" w:hAnsiTheme="minorHAnsi"/>
-                <w:sz w:val="18"/>
-                <w:szCs w:val="18"/>
-              </w:rPr>
-              <w:t>documentation is accurate and complete.</w:t>
+              <w:spacing w:after="200" w:line="276" w:lineRule="auto"/>
+              <w:ind w:left="271" w:hanging="270"/>
+              <w:rPr>
+                <w:rFonts w:asciiTheme="minorHAnsi" w:eastAsiaTheme="minorEastAsia" w:hAnsiTheme="minorHAnsi" w:cstheme="minorBidi"/>
+              </w:rPr>
+            </w:pPr>
+            <w:r>
+              <w:rPr>
+                <w:rFonts w:asciiTheme="minorHAnsi" w:eastAsiaTheme="minorEastAsia" w:hAnsiTheme="minorHAnsi" w:cstheme="minorBidi"/>
+              </w:rPr>
+              <w:t>I certify that this Certificate of Verification documentation is accurate and complete.</w:t>
             </w:r>
           </w:p>
         </w:tc>
@@ -5136,61 +5248,61 @@
         <w:tc>
           <w:tcPr>
             <w:tcW w:w="5434" w:type="dxa"/>
-          </w:tcPr>
-          <w:p>
-            <w:pPr>
-              <w:rPr>
-                <w:rFonts w:asciiTheme="minorHAnsi" w:hAnsiTheme="minorHAnsi"/>
+            <w:tcBorders>
+              <w:top w:val="single" w:sz="4" w:space="0" w:color="auto"/>
+              <w:left w:val="single" w:sz="4" w:space="0" w:color="auto"/>
+              <w:bottom w:val="single" w:sz="4" w:space="0" w:color="auto"/>
+              <w:right w:val="single" w:sz="4" w:space="0" w:color="auto"/>
+            </w:tcBorders>
+            <w:hideMark/>
+          </w:tcPr>
+          <w:p>
+            <w:pPr>
+              <w:spacing w:line="276" w:lineRule="auto"/>
+              <w:rPr>
+                <w:rFonts w:asciiTheme="minorHAnsi" w:eastAsiaTheme="minorEastAsia" w:hAnsiTheme="minorHAnsi" w:cstheme="minorBidi"/>
                 <w:sz w:val="14"/>
                 <w:szCs w:val="14"/>
               </w:rPr>
             </w:pPr>
             <w:r>
               <w:rPr>
-                <w:rFonts w:asciiTheme="minorHAnsi" w:hAnsiTheme="minorHAnsi"/>
+                <w:rFonts w:asciiTheme="minorHAnsi" w:eastAsiaTheme="minorEastAsia" w:hAnsiTheme="minorHAnsi" w:cstheme="minorBidi"/>
                 <w:sz w:val="14"/>
                 <w:szCs w:val="14"/>
               </w:rPr>
-              <w:t xml:space="preserve">Documentation Author </w:t>
-            </w:r>
-            <w:r>
-              <w:rPr>
-                <w:rFonts w:asciiTheme="minorHAnsi" w:hAnsiTheme="minorHAnsi"/>
+              <w:t>Documentation Author Name:</w:t>
+            </w:r>
+          </w:p>
+        </w:tc>
+        <w:tc>
+          <w:tcPr>
+            <w:tcW w:w="5516" w:type="dxa"/>
+            <w:gridSpan w:val="3"/>
+            <w:tcBorders>
+              <w:top w:val="single" w:sz="4" w:space="0" w:color="auto"/>
+              <w:left w:val="single" w:sz="4" w:space="0" w:color="auto"/>
+              <w:bottom w:val="single" w:sz="4" w:space="0" w:color="auto"/>
+              <w:right w:val="single" w:sz="4" w:space="0" w:color="auto"/>
+            </w:tcBorders>
+            <w:hideMark/>
+          </w:tcPr>
+          <w:p>
+            <w:pPr>
+              <w:spacing w:line="276" w:lineRule="auto"/>
+              <w:rPr>
+                <w:rFonts w:asciiTheme="minorHAnsi" w:eastAsiaTheme="minorEastAsia" w:hAnsiTheme="minorHAnsi" w:cstheme="minorBidi"/>
                 <w:sz w:val="14"/>
                 <w:szCs w:val="14"/>
               </w:rPr>
-              <w:t>Name:</w:t>
-            </w:r>
-          </w:p>
-        </w:tc>
-        <w:tc>
-          <w:tcPr>
-            <w:tcW w:w="5516" w:type="dxa"/>
-            <w:gridSpan w:val="3"/>
-          </w:tcPr>
-          <w:p>
-            <w:pPr>
-              <w:rPr>
-                <w:rFonts w:asciiTheme="minorHAnsi" w:hAnsiTheme="minorHAnsi"/>
+            </w:pPr>
+            <w:r>
+              <w:rPr>
+                <w:rFonts w:asciiTheme="minorHAnsi" w:eastAsiaTheme="minorEastAsia" w:hAnsiTheme="minorHAnsi" w:cstheme="minorBidi"/>
                 <w:sz w:val="14"/>
                 <w:szCs w:val="14"/>
               </w:rPr>
-            </w:pPr>
-            <w:r>
-              <w:rPr>
-                <w:rFonts w:asciiTheme="minorHAnsi" w:hAnsiTheme="minorHAnsi"/>
-                <w:sz w:val="14"/>
-                <w:szCs w:val="14"/>
-              </w:rPr>
-              <w:t xml:space="preserve">Documentation Author </w:t>
-            </w:r>
-            <w:r>
-              <w:rPr>
-                <w:rFonts w:asciiTheme="minorHAnsi" w:hAnsiTheme="minorHAnsi"/>
-                <w:sz w:val="14"/>
-                <w:szCs w:val="14"/>
-              </w:rPr>
-              <w:t>Signature:</w:t>
+              <w:t>Documentation Author Signature:</w:t>
             </w:r>
           </w:p>
         </w:tc>
@@ -5202,69 +5314,61 @@
         <w:tc>
           <w:tcPr>
             <w:tcW w:w="5434" w:type="dxa"/>
-          </w:tcPr>
-          <w:p>
-            <w:pPr>
-              <w:rPr>
-                <w:rFonts w:asciiTheme="minorHAnsi" w:hAnsiTheme="minorHAnsi"/>
+            <w:tcBorders>
+              <w:top w:val="single" w:sz="4" w:space="0" w:color="auto"/>
+              <w:left w:val="single" w:sz="4" w:space="0" w:color="auto"/>
+              <w:bottom w:val="single" w:sz="4" w:space="0" w:color="auto"/>
+              <w:right w:val="single" w:sz="4" w:space="0" w:color="auto"/>
+            </w:tcBorders>
+            <w:hideMark/>
+          </w:tcPr>
+          <w:p>
+            <w:pPr>
+              <w:spacing w:line="276" w:lineRule="auto"/>
+              <w:rPr>
+                <w:rFonts w:asciiTheme="minorHAnsi" w:eastAsiaTheme="minorEastAsia" w:hAnsiTheme="minorHAnsi" w:cstheme="minorBidi"/>
                 <w:sz w:val="14"/>
                 <w:szCs w:val="14"/>
               </w:rPr>
             </w:pPr>
             <w:r>
               <w:rPr>
-                <w:rFonts w:asciiTheme="minorHAnsi" w:hAnsiTheme="minorHAnsi"/>
+                <w:rFonts w:asciiTheme="minorHAnsi" w:eastAsiaTheme="minorEastAsia" w:hAnsiTheme="minorHAnsi" w:cstheme="minorBidi"/>
                 <w:sz w:val="14"/>
                 <w:szCs w:val="14"/>
               </w:rPr>
-              <w:t>Company</w:t>
-            </w:r>
-            <w:r>
-              <w:rPr>
-                <w:rFonts w:asciiTheme="minorHAnsi" w:hAnsiTheme="minorHAnsi"/>
+              <w:t>Company:</w:t>
+            </w:r>
+          </w:p>
+        </w:tc>
+        <w:tc>
+          <w:tcPr>
+            <w:tcW w:w="5516" w:type="dxa"/>
+            <w:gridSpan w:val="3"/>
+            <w:tcBorders>
+              <w:top w:val="single" w:sz="4" w:space="0" w:color="auto"/>
+              <w:left w:val="single" w:sz="4" w:space="0" w:color="auto"/>
+              <w:bottom w:val="single" w:sz="4" w:space="0" w:color="auto"/>
+              <w:right w:val="single" w:sz="4" w:space="0" w:color="auto"/>
+            </w:tcBorders>
+            <w:hideMark/>
+          </w:tcPr>
+          <w:p>
+            <w:pPr>
+              <w:spacing w:line="276" w:lineRule="auto"/>
+              <w:rPr>
+                <w:rFonts w:asciiTheme="minorHAnsi" w:eastAsiaTheme="minorEastAsia" w:hAnsiTheme="minorHAnsi" w:cstheme="minorBidi"/>
                 <w:sz w:val="14"/>
                 <w:szCs w:val="14"/>
               </w:rPr>
-              <w:t>:</w:t>
-            </w:r>
-          </w:p>
-        </w:tc>
-        <w:tc>
-          <w:tcPr>
-            <w:tcW w:w="5516" w:type="dxa"/>
-            <w:gridSpan w:val="3"/>
-          </w:tcPr>
-          <w:p>
-            <w:pPr>
-              <w:rPr>
-                <w:rFonts w:asciiTheme="minorHAnsi" w:hAnsiTheme="minorHAnsi"/>
+            </w:pPr>
+            <w:r>
+              <w:rPr>
+                <w:rFonts w:asciiTheme="minorHAnsi" w:eastAsiaTheme="minorEastAsia" w:hAnsiTheme="minorHAnsi" w:cstheme="minorBidi"/>
                 <w:sz w:val="14"/>
                 <w:szCs w:val="14"/>
               </w:rPr>
-            </w:pPr>
-            <w:r>
-              <w:rPr>
-                <w:rFonts w:asciiTheme="minorHAnsi" w:hAnsiTheme="minorHAnsi"/>
-                <w:sz w:val="14"/>
-                <w:szCs w:val="14"/>
-              </w:rPr>
-              <w:t>Date</w:t>
-            </w:r>
-            <w:r>
-              <w:rPr>
-                <w:rFonts w:asciiTheme="minorHAnsi" w:hAnsiTheme="minorHAnsi"/>
-                <w:sz w:val="14"/>
-                <w:szCs w:val="14"/>
-              </w:rPr>
-              <w:t xml:space="preserve"> Signed</w:t>
-            </w:r>
-            <w:r>
-              <w:rPr>
-                <w:rFonts w:asciiTheme="minorHAnsi" w:hAnsiTheme="minorHAnsi"/>
-                <w:sz w:val="14"/>
-                <w:szCs w:val="14"/>
-              </w:rPr>
-              <w:t>:</w:t>
+              <w:t>Date Signed:</w:t>
             </w:r>
           </w:p>
         </w:tc>
@@ -5276,18 +5380,26 @@
         <w:tc>
           <w:tcPr>
             <w:tcW w:w="5434" w:type="dxa"/>
-          </w:tcPr>
-          <w:p>
-            <w:pPr>
-              <w:rPr>
-                <w:rFonts w:asciiTheme="minorHAnsi" w:hAnsiTheme="minorHAnsi"/>
+            <w:tcBorders>
+              <w:top w:val="single" w:sz="4" w:space="0" w:color="auto"/>
+              <w:left w:val="single" w:sz="4" w:space="0" w:color="auto"/>
+              <w:bottom w:val="single" w:sz="4" w:space="0" w:color="auto"/>
+              <w:right w:val="single" w:sz="4" w:space="0" w:color="auto"/>
+            </w:tcBorders>
+            <w:hideMark/>
+          </w:tcPr>
+          <w:p>
+            <w:pPr>
+              <w:spacing w:line="276" w:lineRule="auto"/>
+              <w:rPr>
+                <w:rFonts w:asciiTheme="minorHAnsi" w:eastAsiaTheme="minorEastAsia" w:hAnsiTheme="minorHAnsi" w:cstheme="minorBidi"/>
                 <w:sz w:val="14"/>
                 <w:szCs w:val="14"/>
               </w:rPr>
             </w:pPr>
             <w:r>
               <w:rPr>
-                <w:rFonts w:asciiTheme="minorHAnsi" w:hAnsiTheme="minorHAnsi"/>
+                <w:rFonts w:asciiTheme="minorHAnsi" w:eastAsiaTheme="minorEastAsia" w:hAnsiTheme="minorHAnsi" w:cstheme="minorBidi"/>
                 <w:sz w:val="14"/>
                 <w:szCs w:val="14"/>
               </w:rPr>
@@ -5299,46 +5411,30 @@
           <w:tcPr>
             <w:tcW w:w="5516" w:type="dxa"/>
             <w:gridSpan w:val="3"/>
-          </w:tcPr>
-          <w:p>
-            <w:pPr>
-              <w:rPr>
-                <w:rFonts w:asciiTheme="minorHAnsi" w:hAnsiTheme="minorHAnsi"/>
+            <w:tcBorders>
+              <w:top w:val="single" w:sz="4" w:space="0" w:color="auto"/>
+              <w:left w:val="single" w:sz="4" w:space="0" w:color="auto"/>
+              <w:bottom w:val="single" w:sz="4" w:space="0" w:color="auto"/>
+              <w:right w:val="single" w:sz="4" w:space="0" w:color="auto"/>
+            </w:tcBorders>
+            <w:hideMark/>
+          </w:tcPr>
+          <w:p>
+            <w:pPr>
+              <w:spacing w:line="276" w:lineRule="auto"/>
+              <w:rPr>
+                <w:rFonts w:asciiTheme="minorHAnsi" w:eastAsiaTheme="minorEastAsia" w:hAnsiTheme="minorHAnsi" w:cstheme="minorBidi"/>
                 <w:sz w:val="14"/>
                 <w:szCs w:val="14"/>
               </w:rPr>
             </w:pPr>
             <w:r>
               <w:rPr>
-                <w:rFonts w:asciiTheme="minorHAnsi" w:hAnsiTheme="minorHAnsi"/>
+                <w:rFonts w:asciiTheme="minorHAnsi" w:eastAsiaTheme="minorEastAsia" w:hAnsiTheme="minorHAnsi" w:cstheme="minorBidi"/>
                 <w:sz w:val="14"/>
                 <w:szCs w:val="14"/>
               </w:rPr>
-              <w:t>CEA/HERS Certification Information (if a</w:t>
-            </w:r>
-            <w:r>
-              <w:rPr>
-                <w:rFonts w:asciiTheme="minorHAnsi" w:hAnsiTheme="minorHAnsi"/>
-                <w:sz w:val="14"/>
-                <w:szCs w:val="14"/>
-              </w:rPr>
-              <w:t>pplicable</w:t>
-            </w:r>
-            <w:r>
-              <w:rPr>
-                <w:rFonts w:asciiTheme="minorHAnsi" w:hAnsiTheme="minorHAnsi"/>
-                <w:sz w:val="14"/>
-                <w:szCs w:val="14"/>
-              </w:rPr>
-              <w:t>)</w:t>
-            </w:r>
-            <w:r>
-              <w:rPr>
-                <w:rFonts w:asciiTheme="minorHAnsi" w:hAnsiTheme="minorHAnsi"/>
-                <w:sz w:val="14"/>
-                <w:szCs w:val="14"/>
-              </w:rPr>
-              <w:t>:</w:t>
+              <w:t>CEA/HERS Certification Information (if applicable):</w:t>
             </w:r>
           </w:p>
         </w:tc>
@@ -5350,18 +5446,26 @@
         <w:tc>
           <w:tcPr>
             <w:tcW w:w="5434" w:type="dxa"/>
-          </w:tcPr>
-          <w:p>
-            <w:pPr>
-              <w:rPr>
-                <w:rFonts w:asciiTheme="minorHAnsi" w:hAnsiTheme="minorHAnsi"/>
+            <w:tcBorders>
+              <w:top w:val="single" w:sz="4" w:space="0" w:color="auto"/>
+              <w:left w:val="single" w:sz="4" w:space="0" w:color="auto"/>
+              <w:bottom w:val="single" w:sz="4" w:space="0" w:color="auto"/>
+              <w:right w:val="single" w:sz="4" w:space="0" w:color="auto"/>
+            </w:tcBorders>
+            <w:hideMark/>
+          </w:tcPr>
+          <w:p>
+            <w:pPr>
+              <w:spacing w:line="276" w:lineRule="auto"/>
+              <w:rPr>
+                <w:rFonts w:asciiTheme="minorHAnsi" w:eastAsiaTheme="minorEastAsia" w:hAnsiTheme="minorHAnsi" w:cstheme="minorBidi"/>
                 <w:sz w:val="14"/>
                 <w:szCs w:val="14"/>
               </w:rPr>
             </w:pPr>
             <w:r>
               <w:rPr>
-                <w:rFonts w:asciiTheme="minorHAnsi" w:hAnsiTheme="minorHAnsi"/>
+                <w:rFonts w:asciiTheme="minorHAnsi" w:eastAsiaTheme="minorEastAsia" w:hAnsiTheme="minorHAnsi" w:cstheme="minorBidi"/>
                 <w:sz w:val="14"/>
                 <w:szCs w:val="14"/>
               </w:rPr>
@@ -5373,18 +5477,26 @@
           <w:tcPr>
             <w:tcW w:w="5516" w:type="dxa"/>
             <w:gridSpan w:val="3"/>
-          </w:tcPr>
-          <w:p>
-            <w:pPr>
-              <w:rPr>
-                <w:rFonts w:asciiTheme="minorHAnsi" w:hAnsiTheme="minorHAnsi"/>
+            <w:tcBorders>
+              <w:top w:val="single" w:sz="4" w:space="0" w:color="auto"/>
+              <w:left w:val="single" w:sz="4" w:space="0" w:color="auto"/>
+              <w:bottom w:val="single" w:sz="4" w:space="0" w:color="auto"/>
+              <w:right w:val="single" w:sz="4" w:space="0" w:color="auto"/>
+            </w:tcBorders>
+            <w:hideMark/>
+          </w:tcPr>
+          <w:p>
+            <w:pPr>
+              <w:spacing w:line="276" w:lineRule="auto"/>
+              <w:rPr>
+                <w:rFonts w:asciiTheme="minorHAnsi" w:eastAsiaTheme="minorEastAsia" w:hAnsiTheme="minorHAnsi" w:cstheme="minorBidi"/>
                 <w:sz w:val="14"/>
                 <w:szCs w:val="14"/>
               </w:rPr>
             </w:pPr>
             <w:r>
               <w:rPr>
-                <w:rFonts w:asciiTheme="minorHAnsi" w:hAnsiTheme="minorHAnsi"/>
+                <w:rFonts w:asciiTheme="minorHAnsi" w:eastAsiaTheme="minorEastAsia" w:hAnsiTheme="minorHAnsi" w:cstheme="minorBidi"/>
                 <w:sz w:val="14"/>
                 <w:szCs w:val="14"/>
               </w:rPr>
@@ -5394,12 +5506,6 @@
         </w:tc>
       </w:tr>
       <w:tr>
-        <w:tblPrEx>
-          <w:tblCellMar>
-            <w:left w:w="115" w:type="dxa"/>
-            <w:right w:w="115" w:type="dxa"/>
-          </w:tblCellMar>
-        </w:tblPrEx>
         <w:trPr>
           <w:trHeight w:val="296"/>
         </w:trPr>
@@ -5407,7 +5513,20 @@
           <w:tcPr>
             <w:tcW w:w="10950" w:type="dxa"/>
             <w:gridSpan w:val="4"/>
+            <w:tcBorders>
+              <w:top w:val="single" w:sz="4" w:space="0" w:color="auto"/>
+              <w:left w:val="single" w:sz="4" w:space="0" w:color="auto"/>
+              <w:bottom w:val="single" w:sz="4" w:space="0" w:color="auto"/>
+              <w:right w:val="single" w:sz="4" w:space="0" w:color="auto"/>
+            </w:tcBorders>
+            <w:tcMar>
+              <w:top w:w="0" w:type="dxa"/>
+              <w:left w:w="115" w:type="dxa"/>
+              <w:bottom w:w="0" w:type="dxa"/>
+              <w:right w:w="115" w:type="dxa"/>
+            </w:tcMar>
             <w:vAlign w:val="center"/>
+            <w:hideMark/>
           </w:tcPr>
           <w:p>
             <w:pPr>
@@ -5435,52 +5554,27 @@
                 <w:tab w:val="left" w:pos="30672"/>
               </w:tabs>
               <w:suppressAutoHyphens/>
-              <w:rPr>
-                <w:rFonts w:asciiTheme="minorHAnsi" w:hAnsiTheme="minorHAnsi"/>
-                <w:sz w:val="18"/>
-                <w:szCs w:val="18"/>
-              </w:rPr>
-            </w:pPr>
-            <w:r>
-              <w:rPr>
-                <w:rFonts w:asciiTheme="minorHAnsi" w:hAnsiTheme="minorHAnsi" w:cs="Arial"/>
+              <w:spacing w:line="276" w:lineRule="auto"/>
+              <w:rPr>
+                <w:rFonts w:asciiTheme="minorHAnsi" w:eastAsiaTheme="minorEastAsia" w:hAnsiTheme="minorHAnsi" w:cstheme="minorBidi"/>
+                <w:sz w:val="18"/>
+                <w:szCs w:val="18"/>
+              </w:rPr>
+            </w:pPr>
+            <w:r>
+              <w:rPr>
+                <w:rFonts w:asciiTheme="minorHAnsi" w:eastAsiaTheme="minorEastAsia" w:hAnsiTheme="minorHAnsi" w:cs="Arial"/>
                 <w:b/>
                 <w:caps/>
                 <w:sz w:val="18"/>
                 <w:szCs w:val="18"/>
               </w:rPr>
-              <w:t xml:space="preserve">Responsible Person's </w:t>
-            </w:r>
-            <w:r>
-              <w:rPr>
-                <w:rFonts w:asciiTheme="minorHAnsi" w:hAnsiTheme="minorHAnsi" w:cs="Arial"/>
-                <w:b/>
-                <w:caps/>
-                <w:sz w:val="18"/>
-                <w:szCs w:val="18"/>
-              </w:rPr>
-              <w:t>Declaration statement</w:t>
-            </w:r>
-            <w:r>
-              <w:rPr>
-                <w:rFonts w:asciiTheme="minorHAnsi" w:hAnsiTheme="minorHAnsi" w:cs="Arial"/>
-                <w:b/>
-                <w:caps/>
-                <w:sz w:val="18"/>
-                <w:szCs w:val="18"/>
-              </w:rPr>
-              <w:t xml:space="preserve"> </w:t>
+              <w:t xml:space="preserve">Responsible Person's Declaration statement </w:t>
             </w:r>
           </w:p>
         </w:tc>
       </w:tr>
       <w:tr>
-        <w:tblPrEx>
-          <w:tblCellMar>
-            <w:left w:w="115" w:type="dxa"/>
-            <w:right w:w="115" w:type="dxa"/>
-          </w:tblCellMar>
-        </w:tblPrEx>
         <w:trPr>
           <w:trHeight w:val="504"/>
         </w:trPr>
@@ -5488,565 +5582,172 @@
           <w:tcPr>
             <w:tcW w:w="10950" w:type="dxa"/>
             <w:gridSpan w:val="4"/>
-            <w:shd w:val="clear" w:color="auto" w:fill="auto"/>
-          </w:tcPr>
-          <w:p>
-            <w:pPr>
-              <w:pStyle w:val="p2"/>
-              <w:keepNext/>
-              <w:tabs>
-                <w:tab w:val="clear" w:pos="357"/>
-              </w:tabs>
-              <w:spacing w:line="240" w:lineRule="auto"/>
-              <w:ind w:left="0" w:right="90" w:firstLine="0"/>
-              <w:rPr>
-                <w:rFonts w:asciiTheme="minorHAnsi" w:hAnsiTheme="minorHAnsi"/>
-                <w:sz w:val="18"/>
-                <w:szCs w:val="18"/>
-              </w:rPr>
-            </w:pPr>
-            <w:r>
-              <w:rPr>
-                <w:rFonts w:asciiTheme="minorHAnsi" w:hAnsiTheme="minorHAnsi"/>
-                <w:sz w:val="18"/>
-                <w:szCs w:val="18"/>
+            <w:tcBorders>
+              <w:top w:val="single" w:sz="4" w:space="0" w:color="auto"/>
+              <w:left w:val="single" w:sz="4" w:space="0" w:color="auto"/>
+              <w:bottom w:val="single" w:sz="4" w:space="0" w:color="auto"/>
+              <w:right w:val="single" w:sz="4" w:space="0" w:color="auto"/>
+            </w:tcBorders>
+            <w:tcMar>
+              <w:top w:w="0" w:type="dxa"/>
+              <w:left w:w="115" w:type="dxa"/>
+              <w:bottom w:w="0" w:type="dxa"/>
+              <w:right w:w="115" w:type="dxa"/>
+            </w:tcMar>
+            <w:hideMark/>
+          </w:tcPr>
+          <w:p>
+            <w:pPr>
+              <w:spacing w:line="276" w:lineRule="auto"/>
+              <w:rPr>
+                <w:rFonts w:asciiTheme="minorHAnsi" w:eastAsiaTheme="minorEastAsia" w:hAnsiTheme="minorHAnsi" w:cstheme="minorBidi"/>
+              </w:rPr>
+            </w:pPr>
+            <w:r>
+              <w:rPr>
+                <w:rFonts w:asciiTheme="minorHAnsi" w:eastAsiaTheme="minorEastAsia" w:hAnsiTheme="minorHAnsi" w:cstheme="minorBidi"/>
               </w:rPr>
               <w:t xml:space="preserve">I certify the following under penalty of perjury, under the laws of the State of California: </w:t>
             </w:r>
           </w:p>
           <w:p>
             <w:pPr>
-              <w:pStyle w:val="p2"/>
-              <w:keepNext/>
               <w:numPr>
                 <w:ilvl w:val="0"/>
-                <w:numId w:val="7"/>
+                <w:numId w:val="24"/>
               </w:numPr>
-              <w:tabs>
-                <w:tab w:val="clear" w:pos="357"/>
-              </w:tabs>
-              <w:spacing w:line="240" w:lineRule="auto"/>
-              <w:ind w:right="90"/>
-              <w:rPr>
-                <w:rFonts w:asciiTheme="minorHAnsi" w:hAnsiTheme="minorHAnsi"/>
-                <w:sz w:val="18"/>
-                <w:szCs w:val="18"/>
-              </w:rPr>
-            </w:pPr>
-            <w:r>
-              <w:rPr>
-                <w:rFonts w:asciiTheme="minorHAnsi" w:hAnsiTheme="minorHAnsi"/>
-                <w:sz w:val="18"/>
-                <w:szCs w:val="18"/>
-              </w:rPr>
-              <w:t xml:space="preserve">The </w:t>
-            </w:r>
-            <w:r>
-              <w:rPr>
-                <w:rFonts w:asciiTheme="minorHAnsi" w:hAnsiTheme="minorHAnsi"/>
-                <w:sz w:val="18"/>
-                <w:szCs w:val="18"/>
-              </w:rPr>
-              <w:t xml:space="preserve">information provided on this </w:t>
-            </w:r>
-            <w:r>
-              <w:rPr>
-                <w:rFonts w:asciiTheme="minorHAnsi" w:hAnsiTheme="minorHAnsi"/>
-                <w:sz w:val="18"/>
-                <w:szCs w:val="18"/>
-              </w:rPr>
-              <w:t>Certificate of Verification</w:t>
-            </w:r>
-            <w:r>
-              <w:rPr>
-                <w:rFonts w:asciiTheme="minorHAnsi" w:hAnsiTheme="minorHAnsi"/>
-                <w:sz w:val="18"/>
-                <w:szCs w:val="18"/>
-              </w:rPr>
-              <w:t xml:space="preserve"> is true and correct.</w:t>
-            </w:r>
-          </w:p>
-          <w:p>
-            <w:pPr>
-              <w:pStyle w:val="p2"/>
-              <w:keepNext/>
+              <w:ind w:left="872"/>
+              <w:contextualSpacing/>
+              <w:rPr>
+                <w:rFonts w:asciiTheme="minorHAnsi" w:hAnsiTheme="minorHAnsi" w:cstheme="minorHAnsi"/>
+              </w:rPr>
+            </w:pPr>
+            <w:r>
+              <w:rPr>
+                <w:rFonts w:asciiTheme="minorHAnsi" w:hAnsiTheme="minorHAnsi" w:cstheme="minorHAnsi"/>
+              </w:rPr>
+              <w:t>The information provided on this Certificate of Verification is true and correct.</w:t>
+            </w:r>
+          </w:p>
+          <w:p>
+            <w:pPr>
               <w:numPr>
                 <w:ilvl w:val="0"/>
-                <w:numId w:val="7"/>
+                <w:numId w:val="24"/>
               </w:numPr>
-              <w:tabs>
-                <w:tab w:val="clear" w:pos="357"/>
-              </w:tabs>
-              <w:spacing w:line="240" w:lineRule="auto"/>
-              <w:ind w:right="90"/>
-              <w:rPr>
-                <w:rFonts w:asciiTheme="minorHAnsi" w:hAnsiTheme="minorHAnsi"/>
-                <w:sz w:val="18"/>
-                <w:szCs w:val="18"/>
-              </w:rPr>
-            </w:pPr>
-            <w:r>
-              <w:rPr>
-                <w:rFonts w:asciiTheme="minorHAnsi" w:hAnsiTheme="minorHAnsi"/>
-                <w:sz w:val="18"/>
-                <w:szCs w:val="18"/>
-              </w:rPr>
-              <w:t>I am the certified HERS R</w:t>
-            </w:r>
-            <w:r>
-              <w:rPr>
-                <w:rFonts w:asciiTheme="minorHAnsi" w:hAnsiTheme="minorHAnsi"/>
-                <w:sz w:val="18"/>
-                <w:szCs w:val="18"/>
-              </w:rPr>
-              <w:t xml:space="preserve">ater who performed the verification </w:t>
-            </w:r>
-            <w:r>
-              <w:rPr>
-                <w:rFonts w:asciiTheme="minorHAnsi" w:hAnsiTheme="minorHAnsi"/>
-                <w:sz w:val="18"/>
-                <w:szCs w:val="18"/>
-              </w:rPr>
-              <w:t>identified and reported on this C</w:t>
-            </w:r>
-            <w:r>
-              <w:rPr>
-                <w:rFonts w:asciiTheme="minorHAnsi" w:hAnsiTheme="minorHAnsi"/>
-                <w:sz w:val="18"/>
-                <w:szCs w:val="18"/>
-              </w:rPr>
-              <w:t>ertificate</w:t>
-            </w:r>
-            <w:r>
-              <w:rPr>
-                <w:rFonts w:asciiTheme="minorHAnsi" w:hAnsiTheme="minorHAnsi"/>
-                <w:sz w:val="18"/>
-                <w:szCs w:val="18"/>
-              </w:rPr>
-              <w:t xml:space="preserve"> of Verification (responsible rater)</w:t>
-            </w:r>
-            <w:r>
-              <w:rPr>
-                <w:rFonts w:asciiTheme="minorHAnsi" w:hAnsiTheme="minorHAnsi"/>
-                <w:sz w:val="18"/>
-                <w:szCs w:val="18"/>
-              </w:rPr>
-              <w:t>.</w:t>
-            </w:r>
-          </w:p>
-          <w:p>
-            <w:pPr>
-              <w:pStyle w:val="p2"/>
-              <w:keepNext/>
+              <w:ind w:left="872"/>
+              <w:contextualSpacing/>
+              <w:rPr>
+                <w:rFonts w:asciiTheme="minorHAnsi" w:hAnsiTheme="minorHAnsi" w:cstheme="minorHAnsi"/>
+              </w:rPr>
+            </w:pPr>
+            <w:r>
+              <w:rPr>
+                <w:rFonts w:asciiTheme="minorHAnsi" w:hAnsiTheme="minorHAnsi" w:cstheme="minorHAnsi"/>
+              </w:rPr>
+              <w:t>I am the certified HERS Rater who performed the verification identified and reported on this Certificate of Verification (responsible rater).</w:t>
+            </w:r>
+          </w:p>
+          <w:p>
+            <w:pPr>
               <w:numPr>
                 <w:ilvl w:val="0"/>
-                <w:numId w:val="7"/>
+                <w:numId w:val="24"/>
               </w:numPr>
-              <w:tabs>
-                <w:tab w:val="clear" w:pos="357"/>
-              </w:tabs>
-              <w:spacing w:line="240" w:lineRule="auto"/>
-              <w:ind w:right="90"/>
-              <w:rPr>
-                <w:rFonts w:asciiTheme="minorHAnsi" w:hAnsiTheme="minorHAnsi"/>
-                <w:sz w:val="18"/>
-                <w:szCs w:val="18"/>
-              </w:rPr>
-            </w:pPr>
-            <w:r>
-              <w:rPr>
-                <w:rFonts w:asciiTheme="minorHAnsi" w:hAnsiTheme="minorHAnsi"/>
-                <w:sz w:val="18"/>
-                <w:szCs w:val="18"/>
-              </w:rPr>
-              <w:t xml:space="preserve">The </w:t>
-            </w:r>
-            <w:r>
-              <w:rPr>
-                <w:rFonts w:asciiTheme="minorHAnsi" w:hAnsiTheme="minorHAnsi"/>
-                <w:sz w:val="18"/>
-                <w:szCs w:val="18"/>
-              </w:rPr>
-              <w:t>installed features, materials, components, manufactured devices, or system performance diagnostic results that require HERS verification</w:t>
-            </w:r>
-            <w:r>
-              <w:rPr>
-                <w:rFonts w:asciiTheme="minorHAnsi" w:hAnsiTheme="minorHAnsi"/>
-                <w:sz w:val="18"/>
-                <w:szCs w:val="18"/>
-              </w:rPr>
-              <w:t xml:space="preserve"> identified on this Certificate of Verification comply</w:t>
-            </w:r>
-            <w:r>
-              <w:rPr>
-                <w:rFonts w:asciiTheme="minorHAnsi" w:hAnsiTheme="minorHAnsi"/>
-                <w:sz w:val="18"/>
-                <w:szCs w:val="18"/>
-              </w:rPr>
-              <w:t xml:space="preserve"> with the applicable requirements in Reference Appendices </w:t>
-            </w:r>
-            <w:r>
-              <w:rPr>
-                <w:rFonts w:asciiTheme="minorHAnsi" w:hAnsiTheme="minorHAnsi"/>
-                <w:sz w:val="18"/>
-                <w:szCs w:val="18"/>
-              </w:rPr>
-              <w:t>RA2</w:t>
-            </w:r>
-            <w:r>
-              <w:rPr>
-                <w:rFonts w:asciiTheme="minorHAnsi" w:hAnsiTheme="minorHAnsi"/>
-                <w:sz w:val="18"/>
-                <w:szCs w:val="18"/>
-              </w:rPr>
-              <w:t>,</w:t>
-            </w:r>
-            <w:r>
-              <w:rPr>
-                <w:rFonts w:asciiTheme="minorHAnsi" w:hAnsiTheme="minorHAnsi"/>
-                <w:sz w:val="18"/>
-                <w:szCs w:val="18"/>
-              </w:rPr>
-              <w:t xml:space="preserve"> </w:t>
-            </w:r>
-            <w:r>
-              <w:rPr>
-                <w:rFonts w:asciiTheme="minorHAnsi" w:hAnsiTheme="minorHAnsi"/>
-                <w:sz w:val="18"/>
-                <w:szCs w:val="18"/>
-              </w:rPr>
-              <w:t>RA3</w:t>
-            </w:r>
-            <w:r>
-              <w:rPr>
-                <w:rFonts w:asciiTheme="minorHAnsi" w:hAnsiTheme="minorHAnsi"/>
-                <w:sz w:val="18"/>
-                <w:szCs w:val="18"/>
-              </w:rPr>
-              <w:t xml:space="preserve">, and </w:t>
-            </w:r>
-            <w:r>
-              <w:rPr>
-                <w:rFonts w:asciiTheme="minorHAnsi" w:hAnsiTheme="minorHAnsi"/>
-                <w:sz w:val="18"/>
-                <w:szCs w:val="18"/>
-              </w:rPr>
-              <w:t xml:space="preserve">the </w:t>
-            </w:r>
-            <w:r>
-              <w:rPr>
-                <w:rFonts w:asciiTheme="minorHAnsi" w:hAnsiTheme="minorHAnsi"/>
-                <w:sz w:val="18"/>
-                <w:szCs w:val="18"/>
-              </w:rPr>
-              <w:t xml:space="preserve">requirements specified on the </w:t>
-            </w:r>
-            <w:r>
-              <w:rPr>
-                <w:rFonts w:asciiTheme="minorHAnsi" w:hAnsiTheme="minorHAnsi"/>
-                <w:sz w:val="18"/>
-                <w:szCs w:val="18"/>
-              </w:rPr>
-              <w:t>Certifica</w:t>
-            </w:r>
-            <w:r>
-              <w:rPr>
-                <w:rFonts w:asciiTheme="minorHAnsi" w:hAnsiTheme="minorHAnsi"/>
-                <w:sz w:val="18"/>
-                <w:szCs w:val="18"/>
-              </w:rPr>
-              <w:t>te of Compliance</w:t>
-            </w:r>
-            <w:r>
-              <w:rPr>
-                <w:rFonts w:asciiTheme="minorHAnsi" w:hAnsiTheme="minorHAnsi"/>
-                <w:sz w:val="18"/>
-                <w:szCs w:val="18"/>
-              </w:rPr>
-              <w:t xml:space="preserve"> </w:t>
-            </w:r>
-            <w:r>
-              <w:rPr>
-                <w:rFonts w:asciiTheme="minorHAnsi" w:hAnsiTheme="minorHAnsi"/>
-                <w:sz w:val="18"/>
-                <w:szCs w:val="18"/>
-              </w:rPr>
-              <w:t xml:space="preserve">for the building </w:t>
-            </w:r>
-            <w:r>
-              <w:rPr>
-                <w:rFonts w:asciiTheme="minorHAnsi" w:hAnsiTheme="minorHAnsi"/>
-                <w:sz w:val="18"/>
-                <w:szCs w:val="18"/>
-              </w:rPr>
-              <w:t>appro</w:t>
-            </w:r>
-            <w:r>
-              <w:rPr>
-                <w:rFonts w:asciiTheme="minorHAnsi" w:hAnsiTheme="minorHAnsi"/>
-                <w:sz w:val="18"/>
-                <w:szCs w:val="18"/>
-              </w:rPr>
-              <w:t>ved by the enforcement agency.</w:t>
-            </w:r>
-          </w:p>
-          <w:p>
-            <w:pPr>
-              <w:pStyle w:val="p2"/>
-              <w:keepNext/>
+              <w:ind w:left="872"/>
+              <w:contextualSpacing/>
+              <w:rPr>
+                <w:rFonts w:asciiTheme="minorHAnsi" w:hAnsiTheme="minorHAnsi" w:cstheme="minorHAnsi"/>
+              </w:rPr>
+            </w:pPr>
+            <w:r>
+              <w:rPr>
+                <w:rFonts w:asciiTheme="minorHAnsi" w:hAnsiTheme="minorHAnsi" w:cstheme="minorHAnsi"/>
+              </w:rPr>
+              <w:t>The installed features, materials, components, manufactured devices, or system performance diagnostic results that require HERS verification identified on this Certificate of Verification comply with the applicable requirements in Reference Appendices RA2, RA3, and the requirements specified on the Certificate of Compliance for the building approved by the enforcement agency.</w:t>
+            </w:r>
+          </w:p>
+          <w:p>
+            <w:pPr>
               <w:numPr>
                 <w:ilvl w:val="0"/>
-                <w:numId w:val="7"/>
+                <w:numId w:val="24"/>
               </w:numPr>
-              <w:tabs>
-                <w:tab w:val="clear" w:pos="357"/>
-              </w:tabs>
-              <w:spacing w:line="240" w:lineRule="auto"/>
-              <w:ind w:right="90"/>
-              <w:rPr>
-                <w:rFonts w:asciiTheme="minorHAnsi" w:hAnsiTheme="minorHAnsi"/>
-                <w:sz w:val="18"/>
-                <w:szCs w:val="18"/>
-              </w:rPr>
-            </w:pPr>
-            <w:r>
-              <w:rPr>
-                <w:rFonts w:asciiTheme="minorHAnsi" w:hAnsiTheme="minorHAnsi"/>
-                <w:sz w:val="18"/>
-                <w:szCs w:val="18"/>
-              </w:rPr>
-              <w:t xml:space="preserve"> The </w:t>
-            </w:r>
-            <w:r>
-              <w:rPr>
-                <w:rFonts w:asciiTheme="minorHAnsi" w:hAnsiTheme="minorHAnsi"/>
-                <w:sz w:val="18"/>
-                <w:szCs w:val="18"/>
-              </w:rPr>
-              <w:t xml:space="preserve">information reported on applicable sections of </w:t>
-            </w:r>
-            <w:r>
-              <w:rPr>
-                <w:rFonts w:asciiTheme="minorHAnsi" w:hAnsiTheme="minorHAnsi"/>
-                <w:sz w:val="18"/>
-                <w:szCs w:val="18"/>
-              </w:rPr>
-              <w:t>the</w:t>
-            </w:r>
-            <w:r>
-              <w:rPr>
-                <w:rFonts w:asciiTheme="minorHAnsi" w:hAnsiTheme="minorHAnsi"/>
-                <w:sz w:val="18"/>
-                <w:szCs w:val="18"/>
-              </w:rPr>
-              <w:t xml:space="preserve"> Certificate(s) of Installation </w:t>
-            </w:r>
-            <w:r>
-              <w:rPr>
-                <w:rFonts w:asciiTheme="minorHAnsi" w:hAnsiTheme="minorHAnsi"/>
-                <w:sz w:val="18"/>
-                <w:szCs w:val="18"/>
-              </w:rPr>
-              <w:t>(</w:t>
-            </w:r>
-            <w:del w:id="24" w:author="Author">
-              <w:r>
-                <w:rPr>
-                  <w:rFonts w:asciiTheme="minorHAnsi" w:hAnsiTheme="minorHAnsi"/>
-                  <w:sz w:val="18"/>
-                  <w:szCs w:val="18"/>
-                </w:rPr>
-                <w:delText>CF2R</w:delText>
-              </w:r>
-            </w:del>
-            <w:ins w:id="25" w:author="Author">
-              <w:r>
-                <w:rPr>
-                  <w:rFonts w:asciiTheme="minorHAnsi" w:hAnsiTheme="minorHAnsi"/>
-                  <w:sz w:val="18"/>
-                  <w:szCs w:val="18"/>
-                </w:rPr>
-                <w:t>LMCI</w:t>
-              </w:r>
-            </w:ins>
-            <w:r>
-              <w:rPr>
-                <w:rFonts w:asciiTheme="minorHAnsi" w:hAnsiTheme="minorHAnsi"/>
-                <w:sz w:val="18"/>
-                <w:szCs w:val="18"/>
-              </w:rPr>
-              <w:t xml:space="preserve">) </w:t>
-            </w:r>
-            <w:r>
-              <w:rPr>
-                <w:rFonts w:asciiTheme="minorHAnsi" w:hAnsiTheme="minorHAnsi"/>
-                <w:sz w:val="18"/>
-                <w:szCs w:val="18"/>
-              </w:rPr>
-              <w:t>signed and submitted by the person(s) responsible for the construction or installation</w:t>
-            </w:r>
-            <w:r>
-              <w:rPr>
-                <w:rFonts w:asciiTheme="minorHAnsi" w:hAnsiTheme="minorHAnsi"/>
-                <w:sz w:val="18"/>
-                <w:szCs w:val="18"/>
-              </w:rPr>
-              <w:t xml:space="preserve"> conforms to the requirements specified on the Certificate(s) of Compliance (</w:t>
-            </w:r>
-            <w:del w:id="26" w:author="Author">
-              <w:r>
-                <w:rPr>
-                  <w:rFonts w:asciiTheme="minorHAnsi" w:hAnsiTheme="minorHAnsi"/>
-                  <w:sz w:val="18"/>
-                  <w:szCs w:val="18"/>
-                </w:rPr>
-                <w:delText>CF1R</w:delText>
-              </w:r>
-            </w:del>
-            <w:ins w:id="27" w:author="Author">
-              <w:r>
-                <w:rPr>
-                  <w:rFonts w:asciiTheme="minorHAnsi" w:hAnsiTheme="minorHAnsi"/>
-                  <w:sz w:val="18"/>
-                  <w:szCs w:val="18"/>
-                </w:rPr>
-                <w:t>LMCC</w:t>
-              </w:r>
-            </w:ins>
-            <w:r>
-              <w:rPr>
-                <w:rFonts w:asciiTheme="minorHAnsi" w:hAnsiTheme="minorHAnsi"/>
-                <w:sz w:val="18"/>
-                <w:szCs w:val="18"/>
-              </w:rPr>
-              <w:t>) approved by the enforcement agency.</w:t>
-            </w:r>
-          </w:p>
-          <w:p>
-            <w:pPr>
-              <w:pStyle w:val="p2"/>
-              <w:keepNext/>
+              <w:ind w:left="872"/>
+              <w:contextualSpacing/>
+              <w:rPr>
+                <w:rFonts w:asciiTheme="minorHAnsi" w:hAnsiTheme="minorHAnsi" w:cstheme="minorHAnsi"/>
+              </w:rPr>
+            </w:pPr>
+            <w:r>
+              <w:rPr>
+                <w:rFonts w:asciiTheme="minorHAnsi" w:hAnsiTheme="minorHAnsi" w:cstheme="minorHAnsi"/>
+              </w:rPr>
+              <w:t xml:space="preserve"> The information reported on applicable sections of the Certificate(s) of Installation (LMCI) signed and submitted by the person(s) responsible for the construction or installation conforms to the requirements specified on the Certificate(s) of Compliance (LMCC) approved by the enforcement agency.</w:t>
+            </w:r>
+          </w:p>
+          <w:p>
+            <w:pPr>
               <w:numPr>
                 <w:ilvl w:val="0"/>
-                <w:numId w:val="7"/>
+                <w:numId w:val="24"/>
               </w:numPr>
-              <w:tabs>
-                <w:tab w:val="clear" w:pos="357"/>
-              </w:tabs>
-              <w:spacing w:line="240" w:lineRule="auto"/>
-              <w:ind w:right="90"/>
-              <w:rPr>
-                <w:rFonts w:asciiTheme="minorHAnsi" w:hAnsiTheme="minorHAnsi"/>
-                <w:sz w:val="18"/>
-                <w:szCs w:val="18"/>
-              </w:rPr>
-            </w:pPr>
-            <w:r>
-              <w:rPr>
-                <w:rFonts w:asciiTheme="minorHAnsi" w:hAnsiTheme="minorHAnsi"/>
-                <w:sz w:val="18"/>
-                <w:szCs w:val="18"/>
-              </w:rPr>
-              <w:t xml:space="preserve">I will ensure that a </w:t>
-            </w:r>
-            <w:r>
-              <w:rPr>
-                <w:rFonts w:asciiTheme="minorHAnsi" w:hAnsiTheme="minorHAnsi"/>
-                <w:sz w:val="18"/>
-                <w:szCs w:val="18"/>
-              </w:rPr>
-              <w:t>registered</w:t>
-            </w:r>
-            <w:r>
-              <w:rPr>
-                <w:rFonts w:asciiTheme="minorHAnsi" w:hAnsiTheme="minorHAnsi"/>
-                <w:sz w:val="18"/>
-                <w:szCs w:val="18"/>
-              </w:rPr>
-              <w:t xml:space="preserve"> copy of this Certificate of </w:t>
-            </w:r>
-            <w:r>
-              <w:rPr>
-                <w:rFonts w:asciiTheme="minorHAnsi" w:hAnsiTheme="minorHAnsi"/>
-                <w:sz w:val="18"/>
-                <w:szCs w:val="18"/>
-              </w:rPr>
-              <w:t>Verification</w:t>
-            </w:r>
-            <w:r>
-              <w:rPr>
-                <w:rFonts w:asciiTheme="minorHAnsi" w:hAnsiTheme="minorHAnsi"/>
-                <w:sz w:val="18"/>
-                <w:szCs w:val="18"/>
-              </w:rPr>
-              <w:t xml:space="preserve"> shall be posted, or made available with the building permit(s) issued for the building, and made available to the enforcement agency f</w:t>
-            </w:r>
-            <w:r>
-              <w:rPr>
-                <w:rFonts w:asciiTheme="minorHAnsi" w:hAnsiTheme="minorHAnsi"/>
-                <w:sz w:val="18"/>
-                <w:szCs w:val="18"/>
-              </w:rPr>
-              <w:t xml:space="preserve">or all applicable inspections. </w:t>
-            </w:r>
-            <w:r>
-              <w:rPr>
-                <w:rFonts w:asciiTheme="minorHAnsi" w:hAnsiTheme="minorHAnsi"/>
-                <w:sz w:val="18"/>
-                <w:szCs w:val="18"/>
-              </w:rPr>
-              <w:t xml:space="preserve">I understand that a </w:t>
-            </w:r>
-            <w:r>
-              <w:rPr>
-                <w:rFonts w:asciiTheme="minorHAnsi" w:hAnsiTheme="minorHAnsi"/>
-                <w:sz w:val="18"/>
-                <w:szCs w:val="18"/>
-              </w:rPr>
-              <w:t>registered</w:t>
-            </w:r>
-            <w:r>
-              <w:rPr>
-                <w:rFonts w:asciiTheme="minorHAnsi" w:hAnsiTheme="minorHAnsi"/>
-                <w:sz w:val="18"/>
-                <w:szCs w:val="18"/>
-              </w:rPr>
-              <w:t xml:space="preserve"> copy of this Certificate of </w:t>
-            </w:r>
-            <w:r>
-              <w:rPr>
-                <w:rFonts w:asciiTheme="minorHAnsi" w:hAnsiTheme="minorHAnsi"/>
-                <w:sz w:val="18"/>
-                <w:szCs w:val="18"/>
-              </w:rPr>
-              <w:t>Verification</w:t>
-            </w:r>
-            <w:r>
-              <w:rPr>
-                <w:rFonts w:asciiTheme="minorHAnsi" w:hAnsiTheme="minorHAnsi"/>
-                <w:sz w:val="18"/>
-                <w:szCs w:val="18"/>
-              </w:rPr>
-              <w:t xml:space="preserve"> is required to be included with the documentation the builder provides to the building owner at occupancy.</w:t>
-            </w:r>
-            <w:r>
-              <w:rPr>
-                <w:rFonts w:asciiTheme="minorHAnsi" w:hAnsiTheme="minorHAnsi"/>
-                <w:sz w:val="18"/>
-                <w:szCs w:val="18"/>
-              </w:rPr>
-              <w:t xml:space="preserve">  </w:t>
-            </w:r>
+              <w:ind w:left="872"/>
+              <w:contextualSpacing/>
+              <w:rPr>
+                <w:rFonts w:asciiTheme="minorHAnsi" w:hAnsiTheme="minorHAnsi" w:cstheme="minorHAnsi"/>
+              </w:rPr>
+            </w:pPr>
+            <w:r>
+              <w:rPr>
+                <w:rFonts w:asciiTheme="minorHAnsi" w:hAnsiTheme="minorHAnsi" w:cstheme="minorHAnsi"/>
+              </w:rPr>
+              <w:t xml:space="preserve">I understand that a registered copy of this Certificate of Verification shall be posted, or made available with the building permit(s) issued for the building, and made available to the enforcement agency for all applicable inspections, and I will take the necessary steps to ensure this requirement is accomplished. </w:t>
+            </w:r>
+          </w:p>
+          <w:p>
+            <w:pPr>
+              <w:numPr>
+                <w:ilvl w:val="0"/>
+                <w:numId w:val="24"/>
+              </w:numPr>
+              <w:ind w:left="872"/>
+              <w:contextualSpacing/>
+              <w:rPr>
+                <w:rFonts w:asciiTheme="minorHAnsi" w:hAnsiTheme="minorHAnsi" w:cstheme="minorHAnsi"/>
+              </w:rPr>
+            </w:pPr>
+            <w:r>
+              <w:rPr>
+                <w:rFonts w:asciiTheme="minorHAnsi" w:hAnsiTheme="minorHAnsi" w:cstheme="minorHAnsi"/>
+              </w:rPr>
+              <w:t>I understand that a registered copy of this Certificate of Verification is required to be included with the documentation the builder provides to the building</w:t>
+            </w:r>
+            <w:bookmarkStart w:id="0" w:name="_Hlk104562088"/>
+            <w:bookmarkStart w:id="1" w:name="_Hlk104572805"/>
+            <w:r>
+              <w:rPr>
+                <w:rFonts w:asciiTheme="minorHAnsi" w:hAnsiTheme="minorHAnsi" w:cstheme="minorHAnsi"/>
+              </w:rPr>
+              <w:t>.</w:t>
+            </w:r>
+          </w:p>
+          <w:bookmarkEnd w:id="0"/>
+          <w:bookmarkEnd w:id="1"/>
+          <w:p>
+            <w:pPr>
+              <w:spacing w:after="200" w:line="276" w:lineRule="auto"/>
+              <w:contextualSpacing/>
+              <w:rPr>
+                <w:rFonts w:asciiTheme="minorHAnsi" w:eastAsiaTheme="minorEastAsia" w:hAnsiTheme="minorHAnsi" w:cstheme="minorBidi"/>
+                <w:sz w:val="18"/>
+                <w:szCs w:val="18"/>
+              </w:rPr>
+            </w:pPr>
           </w:p>
         </w:tc>
       </w:tr>
       <w:tr>
-        <w:tblPrEx>
-          <w:tblCellMar>
-            <w:left w:w="115" w:type="dxa"/>
-            <w:right w:w="115" w:type="dxa"/>
-          </w:tblCellMar>
-        </w:tblPrEx>
         <w:trPr>
           <w:trHeight w:val="278"/>
         </w:trPr>
@@ -6054,7 +5755,20 @@
           <w:tcPr>
             <w:tcW w:w="10950" w:type="dxa"/>
             <w:gridSpan w:val="4"/>
+            <w:tcBorders>
+              <w:top w:val="single" w:sz="4" w:space="0" w:color="auto"/>
+              <w:left w:val="single" w:sz="4" w:space="0" w:color="auto"/>
+              <w:bottom w:val="single" w:sz="4" w:space="0" w:color="auto"/>
+              <w:right w:val="single" w:sz="4" w:space="0" w:color="auto"/>
+            </w:tcBorders>
+            <w:tcMar>
+              <w:top w:w="0" w:type="dxa"/>
+              <w:left w:w="115" w:type="dxa"/>
+              <w:bottom w:w="0" w:type="dxa"/>
+              <w:right w:w="115" w:type="dxa"/>
+            </w:tcMar>
             <w:vAlign w:val="center"/>
+            <w:hideMark/>
           </w:tcPr>
           <w:p>
             <w:pPr>
@@ -6082,8 +5796,9 @@
                 <w:tab w:val="left" w:pos="30672"/>
               </w:tabs>
               <w:suppressAutoHyphens/>
-              <w:rPr>
-                <w:rFonts w:asciiTheme="minorHAnsi" w:hAnsiTheme="minorHAnsi" w:cs="Arial"/>
+              <w:spacing w:line="276" w:lineRule="auto"/>
+              <w:rPr>
+                <w:rFonts w:asciiTheme="minorHAnsi" w:eastAsiaTheme="minorEastAsia" w:hAnsiTheme="minorHAnsi" w:cs="Arial"/>
                 <w:b/>
                 <w:caps/>
                 <w:sz w:val="18"/>
@@ -6092,41 +5807,38 @@
             </w:pPr>
             <w:r>
               <w:rPr>
-                <w:rFonts w:asciiTheme="minorHAnsi" w:hAnsiTheme="minorHAnsi" w:cs="Arial"/>
+                <w:rFonts w:asciiTheme="minorHAnsi" w:eastAsiaTheme="minorEastAsia" w:hAnsiTheme="minorHAnsi" w:cs="Arial"/>
                 <w:b/>
                 <w:caps/>
                 <w:sz w:val="18"/>
                 <w:szCs w:val="18"/>
               </w:rPr>
-              <w:t>BUILDER OR INSTALLER INFORMATION AS SHOWN ON THE CERTIFICATE</w:t>
-            </w:r>
-            <w:r>
-              <w:rPr>
-                <w:rFonts w:asciiTheme="minorHAnsi" w:hAnsiTheme="minorHAnsi" w:cs="Arial"/>
-                <w:b/>
-                <w:caps/>
-                <w:sz w:val="18"/>
-                <w:szCs w:val="18"/>
-              </w:rPr>
-              <w:t xml:space="preserve"> OF INSTALLATION</w:t>
+              <w:t>BUILDER OR INSTALLER INFORMATION AS SHOWN ON THE CERTIFICATE OF INSTALLATION</w:t>
             </w:r>
           </w:p>
         </w:tc>
       </w:tr>
       <w:tr>
-        <w:tblPrEx>
-          <w:tblCellMar>
-            <w:left w:w="115" w:type="dxa"/>
-            <w:right w:w="115" w:type="dxa"/>
-          </w:tblCellMar>
-        </w:tblPrEx>
         <w:trPr>
-          <w:trHeight w:hRule="exact" w:val="360"/>
+          <w:trHeight w:val="360"/>
         </w:trPr>
         <w:tc>
           <w:tcPr>
             <w:tcW w:w="10950" w:type="dxa"/>
             <w:gridSpan w:val="4"/>
+            <w:tcBorders>
+              <w:top w:val="single" w:sz="4" w:space="0" w:color="auto"/>
+              <w:left w:val="single" w:sz="4" w:space="0" w:color="auto"/>
+              <w:bottom w:val="single" w:sz="4" w:space="0" w:color="auto"/>
+              <w:right w:val="single" w:sz="4" w:space="0" w:color="auto"/>
+            </w:tcBorders>
+            <w:tcMar>
+              <w:top w:w="0" w:type="dxa"/>
+              <w:left w:w="115" w:type="dxa"/>
+              <w:bottom w:w="0" w:type="dxa"/>
+              <w:right w:w="115" w:type="dxa"/>
+            </w:tcMar>
+            <w:hideMark/>
           </w:tcPr>
           <w:p>
             <w:pPr>
@@ -6154,62 +5866,25 @@
                 <w:tab w:val="left" w:pos="30672"/>
               </w:tabs>
               <w:suppressAutoHyphens/>
-              <w:rPr>
-                <w:rFonts w:asciiTheme="minorHAnsi" w:hAnsiTheme="minorHAnsi"/>
+              <w:spacing w:line="276" w:lineRule="auto"/>
+              <w:rPr>
+                <w:rFonts w:asciiTheme="minorHAnsi" w:eastAsiaTheme="minorEastAsia" w:hAnsiTheme="minorHAnsi" w:cstheme="minorBidi"/>
                 <w:sz w:val="14"/>
                 <w:szCs w:val="14"/>
               </w:rPr>
             </w:pPr>
             <w:r>
               <w:rPr>
-                <w:rFonts w:asciiTheme="minorHAnsi" w:hAnsiTheme="minorHAnsi"/>
+                <w:rFonts w:asciiTheme="minorHAnsi" w:eastAsiaTheme="minorEastAsia" w:hAnsiTheme="minorHAnsi" w:cstheme="minorBidi"/>
                 <w:sz w:val="14"/>
                 <w:szCs w:val="14"/>
               </w:rPr>
-              <w:t>Company N</w:t>
-            </w:r>
-            <w:r>
-              <w:rPr>
-                <w:rFonts w:asciiTheme="minorHAnsi" w:hAnsiTheme="minorHAnsi"/>
-                <w:sz w:val="14"/>
-                <w:szCs w:val="14"/>
-              </w:rPr>
-              <w:t>ame (Installing Subcontractor,</w:t>
-            </w:r>
-            <w:r>
-              <w:rPr>
-                <w:rFonts w:asciiTheme="minorHAnsi" w:hAnsiTheme="minorHAnsi"/>
-                <w:sz w:val="14"/>
-                <w:szCs w:val="14"/>
-              </w:rPr>
-              <w:t xml:space="preserve"> General Contractor</w:t>
-            </w:r>
-            <w:r>
-              <w:rPr>
-                <w:rFonts w:asciiTheme="minorHAnsi" w:hAnsiTheme="minorHAnsi"/>
-                <w:sz w:val="14"/>
-                <w:szCs w:val="14"/>
-              </w:rPr>
-              <w:t>,</w:t>
-            </w:r>
-            <w:r>
-              <w:rPr>
-                <w:rFonts w:asciiTheme="minorHAnsi" w:hAnsiTheme="minorHAnsi"/>
-                <w:sz w:val="14"/>
-                <w:szCs w:val="14"/>
-              </w:rPr>
-              <w:t xml:space="preserve"> or Builder/Owner):</w:t>
+              <w:t>Company Name (Installing Subcontractor, General Contractor, or Builder/Owner):</w:t>
             </w:r>
           </w:p>
         </w:tc>
       </w:tr>
       <w:tr>
-        <w:tblPrEx>
-          <w:tblCellMar>
-            <w:left w:w="115" w:type="dxa"/>
-            <w:right w:w="115" w:type="dxa"/>
-          </w:tblCellMar>
-        </w:tblPrEx>
         <w:trPr>
           <w:trHeight w:hRule="exact" w:val="360"/>
         </w:trPr>
@@ -6217,6 +5892,19 @@
           <w:tcPr>
             <w:tcW w:w="5475" w:type="dxa"/>
             <w:gridSpan w:val="2"/>
+            <w:tcBorders>
+              <w:top w:val="single" w:sz="4" w:space="0" w:color="auto"/>
+              <w:left w:val="single" w:sz="4" w:space="0" w:color="auto"/>
+              <w:bottom w:val="single" w:sz="4" w:space="0" w:color="auto"/>
+              <w:right w:val="single" w:sz="4" w:space="0" w:color="auto"/>
+            </w:tcBorders>
+            <w:tcMar>
+              <w:top w:w="0" w:type="dxa"/>
+              <w:left w:w="115" w:type="dxa"/>
+              <w:bottom w:w="0" w:type="dxa"/>
+              <w:right w:w="115" w:type="dxa"/>
+            </w:tcMar>
+            <w:hideMark/>
           </w:tcPr>
           <w:p>
             <w:pPr>
@@ -6245,35 +5933,20 @@
                 <w:tab w:val="left" w:pos="30672"/>
               </w:tabs>
               <w:suppressAutoHyphens/>
-              <w:rPr>
-                <w:rFonts w:asciiTheme="minorHAnsi" w:hAnsiTheme="minorHAnsi"/>
+              <w:spacing w:line="276" w:lineRule="auto"/>
+              <w:rPr>
+                <w:rFonts w:asciiTheme="minorHAnsi" w:eastAsiaTheme="minorEastAsia" w:hAnsiTheme="minorHAnsi" w:cstheme="minorBidi"/>
                 <w:sz w:val="14"/>
                 <w:szCs w:val="14"/>
               </w:rPr>
             </w:pPr>
             <w:r>
               <w:rPr>
-                <w:rFonts w:asciiTheme="minorHAnsi" w:hAnsiTheme="minorHAnsi"/>
+                <w:rFonts w:asciiTheme="minorHAnsi" w:eastAsiaTheme="minorEastAsia" w:hAnsiTheme="minorHAnsi" w:cstheme="minorBidi"/>
                 <w:sz w:val="14"/>
                 <w:szCs w:val="14"/>
               </w:rPr>
-              <w:t xml:space="preserve">Responsible </w:t>
-            </w:r>
-            <w:r>
-              <w:rPr>
-                <w:rFonts w:asciiTheme="minorHAnsi" w:hAnsiTheme="minorHAnsi"/>
-                <w:sz w:val="14"/>
-                <w:szCs w:val="14"/>
-              </w:rPr>
-              <w:t>Builder or Installer</w:t>
-            </w:r>
-            <w:r>
-              <w:rPr>
-                <w:rFonts w:asciiTheme="minorHAnsi" w:hAnsiTheme="minorHAnsi"/>
-                <w:sz w:val="14"/>
-                <w:szCs w:val="14"/>
-              </w:rPr>
-              <w:t xml:space="preserve"> Name:</w:t>
+              <w:t>Responsible Builder or Installer Name:</w:t>
             </w:r>
           </w:p>
         </w:tc>
@@ -6281,6 +5954,19 @@
           <w:tcPr>
             <w:tcW w:w="5475" w:type="dxa"/>
             <w:gridSpan w:val="2"/>
+            <w:tcBorders>
+              <w:top w:val="single" w:sz="4" w:space="0" w:color="auto"/>
+              <w:left w:val="single" w:sz="4" w:space="0" w:color="auto"/>
+              <w:bottom w:val="single" w:sz="4" w:space="0" w:color="auto"/>
+              <w:right w:val="single" w:sz="4" w:space="0" w:color="auto"/>
+            </w:tcBorders>
+            <w:tcMar>
+              <w:top w:w="0" w:type="dxa"/>
+              <w:left w:w="115" w:type="dxa"/>
+              <w:bottom w:w="0" w:type="dxa"/>
+              <w:right w:w="115" w:type="dxa"/>
+            </w:tcMar>
+            <w:hideMark/>
           </w:tcPr>
           <w:p>
             <w:pPr>
@@ -6309,15 +5995,16 @@
                 <w:tab w:val="left" w:pos="30672"/>
               </w:tabs>
               <w:suppressAutoHyphens/>
-              <w:rPr>
-                <w:rFonts w:asciiTheme="minorHAnsi" w:hAnsiTheme="minorHAnsi"/>
+              <w:spacing w:line="276" w:lineRule="auto"/>
+              <w:rPr>
+                <w:rFonts w:asciiTheme="minorHAnsi" w:eastAsiaTheme="minorEastAsia" w:hAnsiTheme="minorHAnsi" w:cstheme="minorBidi"/>
                 <w:sz w:val="14"/>
                 <w:szCs w:val="14"/>
               </w:rPr>
             </w:pPr>
             <w:r>
               <w:rPr>
-                <w:rFonts w:asciiTheme="minorHAnsi" w:hAnsiTheme="minorHAnsi"/>
+                <w:rFonts w:asciiTheme="minorHAnsi" w:eastAsiaTheme="minorEastAsia" w:hAnsiTheme="minorHAnsi" w:cstheme="minorBidi"/>
                 <w:sz w:val="14"/>
                 <w:szCs w:val="14"/>
               </w:rPr>
@@ -6327,20 +6014,27 @@
         </w:tc>
       </w:tr>
       <w:tr>
-        <w:tblPrEx>
-          <w:tblCellMar>
-            <w:left w:w="108" w:type="dxa"/>
-            <w:right w:w="108" w:type="dxa"/>
-          </w:tblCellMar>
-        </w:tblPrEx>
         <w:trPr>
-          <w:trHeight w:hRule="exact" w:val="288"/>
+          <w:trHeight w:val="288"/>
         </w:trPr>
         <w:tc>
           <w:tcPr>
             <w:tcW w:w="10950" w:type="dxa"/>
             <w:gridSpan w:val="4"/>
+            <w:tcBorders>
+              <w:top w:val="single" w:sz="4" w:space="0" w:color="auto"/>
+              <w:left w:val="single" w:sz="4" w:space="0" w:color="auto"/>
+              <w:bottom w:val="single" w:sz="4" w:space="0" w:color="auto"/>
+              <w:right w:val="single" w:sz="4" w:space="0" w:color="auto"/>
+            </w:tcBorders>
+            <w:tcMar>
+              <w:top w:w="0" w:type="dxa"/>
+              <w:left w:w="108" w:type="dxa"/>
+              <w:bottom w:w="0" w:type="dxa"/>
+              <w:right w:w="108" w:type="dxa"/>
+            </w:tcMar>
             <w:vAlign w:val="center"/>
+            <w:hideMark/>
           </w:tcPr>
           <w:p>
             <w:pPr>
@@ -6368,16 +6062,17 @@
                 <w:tab w:val="left" w:pos="30672"/>
               </w:tabs>
               <w:suppressAutoHyphens/>
+              <w:spacing w:line="276" w:lineRule="auto"/>
               <w:ind w:right="90"/>
               <w:rPr>
-                <w:rFonts w:asciiTheme="minorHAnsi" w:hAnsiTheme="minorHAnsi"/>
+                <w:rFonts w:asciiTheme="minorHAnsi" w:eastAsiaTheme="minorEastAsia" w:hAnsiTheme="minorHAnsi" w:cstheme="minorBidi"/>
                 <w:sz w:val="14"/>
                 <w:szCs w:val="14"/>
               </w:rPr>
             </w:pPr>
             <w:r>
               <w:rPr>
-                <w:rFonts w:asciiTheme="minorHAnsi" w:hAnsiTheme="minorHAnsi" w:cs="Arial"/>
+                <w:rFonts w:asciiTheme="minorHAnsi" w:eastAsiaTheme="minorEastAsia" w:hAnsiTheme="minorHAnsi" w:cs="Arial"/>
                 <w:b/>
                 <w:caps/>
                 <w:sz w:val="18"/>
@@ -6389,12 +6084,6 @@
         </w:tc>
       </w:tr>
       <w:tr>
-        <w:tblPrEx>
-          <w:tblCellMar>
-            <w:left w:w="108" w:type="dxa"/>
-            <w:right w:w="108" w:type="dxa"/>
-          </w:tblCellMar>
-        </w:tblPrEx>
         <w:trPr>
           <w:trHeight w:hRule="exact" w:val="360"/>
         </w:trPr>
@@ -6402,6 +6091,19 @@
           <w:tcPr>
             <w:tcW w:w="5482" w:type="dxa"/>
             <w:gridSpan w:val="3"/>
+            <w:tcBorders>
+              <w:top w:val="single" w:sz="4" w:space="0" w:color="auto"/>
+              <w:left w:val="single" w:sz="4" w:space="0" w:color="auto"/>
+              <w:bottom w:val="single" w:sz="4" w:space="0" w:color="auto"/>
+              <w:right w:val="single" w:sz="4" w:space="0" w:color="auto"/>
+            </w:tcBorders>
+            <w:tcMar>
+              <w:top w:w="0" w:type="dxa"/>
+              <w:left w:w="108" w:type="dxa"/>
+              <w:bottom w:w="0" w:type="dxa"/>
+              <w:right w:w="108" w:type="dxa"/>
+            </w:tcMar>
+            <w:hideMark/>
           </w:tcPr>
           <w:p>
             <w:pPr>
@@ -6429,34 +6131,22 @@
                 <w:tab w:val="left" w:pos="30672"/>
               </w:tabs>
               <w:suppressAutoHyphens/>
-              <w:rPr>
-                <w:rFonts w:asciiTheme="minorHAnsi" w:hAnsiTheme="minorHAnsi"/>
+              <w:spacing w:line="276" w:lineRule="auto"/>
+              <w:rPr>
+                <w:rFonts w:asciiTheme="minorHAnsi" w:eastAsiaTheme="minorEastAsia" w:hAnsiTheme="minorHAnsi" w:cstheme="minorBidi"/>
                 <w:sz w:val="14"/>
                 <w:szCs w:val="14"/>
               </w:rPr>
             </w:pPr>
             <w:r>
               <w:rPr>
-                <w:rFonts w:asciiTheme="minorHAnsi" w:hAnsiTheme="minorHAnsi"/>
+                <w:rFonts w:asciiTheme="minorHAnsi" w:eastAsiaTheme="minorEastAsia" w:hAnsiTheme="minorHAnsi" w:cstheme="minorBidi"/>
                 <w:sz w:val="14"/>
                 <w:szCs w:val="14"/>
               </w:rPr>
-              <w:t>Sample Group Number</w:t>
-            </w:r>
-            <w:r>
-              <w:rPr>
-                <w:rFonts w:asciiTheme="minorHAnsi" w:hAnsiTheme="minorHAnsi"/>
-                <w:sz w:val="14"/>
-                <w:szCs w:val="14"/>
-              </w:rPr>
-              <w:t xml:space="preserve"> (if applicable):</w:t>
-            </w:r>
-          </w:p>
-        </w:tc>
-        <w:tc>
-          <w:tcPr>
-            <w:tcW w:w="5468" w:type="dxa"/>
-          </w:tcPr>
+              <w:t>Sample Group Number (if applicable):</w:t>
+            </w:r>
+          </w:p>
           <w:p>
             <w:pPr>
               <w:tabs>
@@ -6483,38 +6173,111 @@
                 <w:tab w:val="left" w:pos="30672"/>
               </w:tabs>
               <w:suppressAutoHyphens/>
-              <w:rPr>
-                <w:rFonts w:asciiTheme="minorHAnsi" w:hAnsiTheme="minorHAnsi"/>
+              <w:spacing w:line="276" w:lineRule="auto"/>
+              <w:rPr>
+                <w:rFonts w:asciiTheme="minorHAnsi" w:eastAsiaTheme="minorEastAsia" w:hAnsiTheme="minorHAnsi" w:cstheme="minorBidi"/>
                 <w:sz w:val="14"/>
                 <w:szCs w:val="14"/>
               </w:rPr>
             </w:pPr>
-            <w:r>
-              <w:rPr>
-                <w:rFonts w:asciiTheme="minorHAnsi" w:hAnsiTheme="minorHAnsi"/>
+          </w:p>
+        </w:tc>
+        <w:tc>
+          <w:tcPr>
+            <w:tcW w:w="5468" w:type="dxa"/>
+            <w:tcBorders>
+              <w:top w:val="single" w:sz="4" w:space="0" w:color="auto"/>
+              <w:left w:val="single" w:sz="4" w:space="0" w:color="auto"/>
+              <w:bottom w:val="single" w:sz="4" w:space="0" w:color="auto"/>
+              <w:right w:val="single" w:sz="4" w:space="0" w:color="auto"/>
+            </w:tcBorders>
+            <w:tcMar>
+              <w:top w:w="0" w:type="dxa"/>
+              <w:left w:w="108" w:type="dxa"/>
+              <w:bottom w:w="0" w:type="dxa"/>
+              <w:right w:w="108" w:type="dxa"/>
+            </w:tcMar>
+            <w:hideMark/>
+          </w:tcPr>
+          <w:p>
+            <w:pPr>
+              <w:tabs>
+                <w:tab w:val="left" w:pos="-720"/>
+                <w:tab w:val="left" w:pos="-90"/>
+                <w:tab w:val="left" w:pos="252"/>
+                <w:tab w:val="left" w:pos="5112"/>
+                <w:tab w:val="left" w:pos="6822"/>
+                <w:tab w:val="left" w:pos="8082"/>
+                <w:tab w:val="left" w:pos="8910"/>
+                <w:tab w:val="left" w:pos="10080"/>
+                <w:tab w:val="left" w:pos="10800"/>
+                <w:tab w:val="left" w:pos="11520"/>
+                <w:tab w:val="left" w:pos="12240"/>
+                <w:tab w:val="left" w:pos="12960"/>
+                <w:tab w:val="left" w:pos="13680"/>
+                <w:tab w:val="left" w:pos="14400"/>
+                <w:tab w:val="left" w:pos="15120"/>
+                <w:tab w:val="left" w:pos="15840"/>
+                <w:tab w:val="left" w:pos="16560"/>
+                <w:tab w:val="left" w:pos="17280"/>
+                <w:tab w:val="left" w:pos="18000"/>
+                <w:tab w:val="left" w:pos="18720"/>
+                <w:tab w:val="left" w:pos="30672"/>
+              </w:tabs>
+              <w:suppressAutoHyphens/>
+              <w:spacing w:line="276" w:lineRule="auto"/>
+              <w:rPr>
+                <w:rFonts w:asciiTheme="minorHAnsi" w:eastAsiaTheme="minorEastAsia" w:hAnsiTheme="minorHAnsi" w:cstheme="minorBidi"/>
                 <w:sz w:val="14"/>
                 <w:szCs w:val="14"/>
               </w:rPr>
-              <w:t>Dwelling Test Status in Sample Group (if applicable)</w:t>
-            </w:r>
-            <w:r>
-              <w:rPr>
-                <w:rFonts w:asciiTheme="minorHAnsi" w:hAnsiTheme="minorHAnsi"/>
+            </w:pPr>
+            <w:r>
+              <w:rPr>
+                <w:rFonts w:asciiTheme="minorHAnsi" w:eastAsiaTheme="minorEastAsia" w:hAnsiTheme="minorHAnsi" w:cstheme="minorBidi"/>
                 <w:sz w:val="14"/>
                 <w:szCs w:val="14"/>
               </w:rPr>
-              <w:t>:</w:t>
-            </w:r>
+              <w:t>Dwelling Test Status in Sample Group (if applicable):</w:t>
+            </w:r>
+          </w:p>
+          <w:p>
+            <w:pPr>
+              <w:tabs>
+                <w:tab w:val="left" w:pos="-720"/>
+                <w:tab w:val="left" w:pos="-90"/>
+                <w:tab w:val="left" w:pos="252"/>
+                <w:tab w:val="left" w:pos="5112"/>
+                <w:tab w:val="left" w:pos="6822"/>
+                <w:tab w:val="left" w:pos="8082"/>
+                <w:tab w:val="left" w:pos="8910"/>
+                <w:tab w:val="left" w:pos="10080"/>
+                <w:tab w:val="left" w:pos="10800"/>
+                <w:tab w:val="left" w:pos="11520"/>
+                <w:tab w:val="left" w:pos="12240"/>
+                <w:tab w:val="left" w:pos="12960"/>
+                <w:tab w:val="left" w:pos="13680"/>
+                <w:tab w:val="left" w:pos="14400"/>
+                <w:tab w:val="left" w:pos="15120"/>
+                <w:tab w:val="left" w:pos="15840"/>
+                <w:tab w:val="left" w:pos="16560"/>
+                <w:tab w:val="left" w:pos="17280"/>
+                <w:tab w:val="left" w:pos="18000"/>
+                <w:tab w:val="left" w:pos="18720"/>
+                <w:tab w:val="left" w:pos="30672"/>
+              </w:tabs>
+              <w:suppressAutoHyphens/>
+              <w:spacing w:line="276" w:lineRule="auto"/>
+              <w:rPr>
+                <w:rFonts w:asciiTheme="minorHAnsi" w:eastAsiaTheme="minorEastAsia" w:hAnsiTheme="minorHAnsi" w:cstheme="minorBidi"/>
+                <w:sz w:val="14"/>
+                <w:szCs w:val="14"/>
+              </w:rPr>
+            </w:pPr>
           </w:p>
         </w:tc>
       </w:tr>
       <w:tr>
-        <w:tblPrEx>
-          <w:tblCellMar>
-            <w:left w:w="108" w:type="dxa"/>
-            <w:right w:w="108" w:type="dxa"/>
-          </w:tblCellMar>
-        </w:tblPrEx>
         <w:trPr>
           <w:trHeight w:val="288"/>
         </w:trPr>
@@ -6522,7 +6285,20 @@
           <w:tcPr>
             <w:tcW w:w="10950" w:type="dxa"/>
             <w:gridSpan w:val="4"/>
+            <w:tcBorders>
+              <w:top w:val="single" w:sz="4" w:space="0" w:color="auto"/>
+              <w:left w:val="single" w:sz="4" w:space="0" w:color="auto"/>
+              <w:bottom w:val="single" w:sz="4" w:space="0" w:color="auto"/>
+              <w:right w:val="single" w:sz="4" w:space="0" w:color="auto"/>
+            </w:tcBorders>
+            <w:tcMar>
+              <w:top w:w="0" w:type="dxa"/>
+              <w:left w:w="108" w:type="dxa"/>
+              <w:bottom w:w="0" w:type="dxa"/>
+              <w:right w:w="108" w:type="dxa"/>
+            </w:tcMar>
             <w:vAlign w:val="center"/>
+            <w:hideMark/>
           </w:tcPr>
           <w:p>
             <w:pPr>
@@ -6550,16 +6326,17 @@
                 <w:tab w:val="left" w:pos="30672"/>
               </w:tabs>
               <w:suppressAutoHyphens/>
+              <w:spacing w:line="276" w:lineRule="auto"/>
               <w:ind w:right="90"/>
               <w:rPr>
-                <w:rFonts w:asciiTheme="minorHAnsi" w:hAnsiTheme="minorHAnsi"/>
+                <w:rFonts w:asciiTheme="minorHAnsi" w:eastAsiaTheme="minorEastAsia" w:hAnsiTheme="minorHAnsi" w:cstheme="minorBidi"/>
                 <w:sz w:val="14"/>
                 <w:szCs w:val="14"/>
               </w:rPr>
             </w:pPr>
             <w:r>
               <w:rPr>
-                <w:rFonts w:asciiTheme="minorHAnsi" w:hAnsiTheme="minorHAnsi" w:cs="Arial"/>
+                <w:rFonts w:asciiTheme="minorHAnsi" w:eastAsiaTheme="minorEastAsia" w:hAnsiTheme="minorHAnsi" w:cs="Arial"/>
                 <w:b/>
                 <w:caps/>
                 <w:sz w:val="18"/>
@@ -6571,19 +6348,26 @@
         </w:tc>
       </w:tr>
       <w:tr>
-        <w:tblPrEx>
-          <w:tblCellMar>
-            <w:left w:w="108" w:type="dxa"/>
-            <w:right w:w="108" w:type="dxa"/>
-          </w:tblCellMar>
-        </w:tblPrEx>
         <w:trPr>
-          <w:trHeight w:hRule="exact" w:val="360"/>
+          <w:trHeight w:val="360"/>
         </w:trPr>
         <w:tc>
           <w:tcPr>
             <w:tcW w:w="10950" w:type="dxa"/>
             <w:gridSpan w:val="4"/>
+            <w:tcBorders>
+              <w:top w:val="single" w:sz="4" w:space="0" w:color="auto"/>
+              <w:left w:val="single" w:sz="4" w:space="0" w:color="auto"/>
+              <w:bottom w:val="single" w:sz="4" w:space="0" w:color="auto"/>
+              <w:right w:val="single" w:sz="4" w:space="0" w:color="auto"/>
+            </w:tcBorders>
+            <w:tcMar>
+              <w:top w:w="0" w:type="dxa"/>
+              <w:left w:w="108" w:type="dxa"/>
+              <w:bottom w:w="0" w:type="dxa"/>
+              <w:right w:w="108" w:type="dxa"/>
+            </w:tcMar>
+            <w:hideMark/>
           </w:tcPr>
           <w:p>
             <w:pPr>
@@ -6611,32 +6395,61 @@
                 <w:tab w:val="left" w:pos="30672"/>
               </w:tabs>
               <w:suppressAutoHyphens/>
-              <w:spacing w:after="60"/>
+              <w:spacing w:line="276" w:lineRule="auto"/>
               <w:ind w:right="90"/>
               <w:rPr>
-                <w:rFonts w:asciiTheme="minorHAnsi" w:hAnsiTheme="minorHAnsi"/>
+                <w:rFonts w:asciiTheme="minorHAnsi" w:eastAsiaTheme="minorEastAsia" w:hAnsiTheme="minorHAnsi" w:cstheme="minorBidi"/>
                 <w:sz w:val="14"/>
                 <w:szCs w:val="14"/>
               </w:rPr>
             </w:pPr>
             <w:r>
               <w:rPr>
-                <w:rFonts w:asciiTheme="minorHAnsi" w:hAnsiTheme="minorHAnsi"/>
+                <w:rFonts w:asciiTheme="minorHAnsi" w:eastAsiaTheme="minorEastAsia" w:hAnsiTheme="minorHAnsi" w:cstheme="minorBidi"/>
                 <w:sz w:val="14"/>
                 <w:szCs w:val="14"/>
               </w:rPr>
               <w:t>HERS Rater Company Name:</w:t>
             </w:r>
           </w:p>
+          <w:p>
+            <w:pPr>
+              <w:tabs>
+                <w:tab w:val="left" w:pos="-720"/>
+                <w:tab w:val="left" w:pos="0"/>
+                <w:tab w:val="left" w:pos="252"/>
+                <w:tab w:val="left" w:pos="5112"/>
+                <w:tab w:val="left" w:pos="6822"/>
+                <w:tab w:val="left" w:pos="8082"/>
+                <w:tab w:val="left" w:pos="8910"/>
+                <w:tab w:val="left" w:pos="10080"/>
+                <w:tab w:val="left" w:pos="10800"/>
+                <w:tab w:val="left" w:pos="11520"/>
+                <w:tab w:val="left" w:pos="12240"/>
+                <w:tab w:val="left" w:pos="12960"/>
+                <w:tab w:val="left" w:pos="13680"/>
+                <w:tab w:val="left" w:pos="14400"/>
+                <w:tab w:val="left" w:pos="15120"/>
+                <w:tab w:val="left" w:pos="15840"/>
+                <w:tab w:val="left" w:pos="16560"/>
+                <w:tab w:val="left" w:pos="17280"/>
+                <w:tab w:val="left" w:pos="18000"/>
+                <w:tab w:val="left" w:pos="18720"/>
+                <w:tab w:val="left" w:pos="30672"/>
+              </w:tabs>
+              <w:suppressAutoHyphens/>
+              <w:spacing w:line="276" w:lineRule="auto"/>
+              <w:ind w:right="90"/>
+              <w:rPr>
+                <w:rFonts w:asciiTheme="minorHAnsi" w:eastAsiaTheme="minorEastAsia" w:hAnsiTheme="minorHAnsi" w:cstheme="minorBidi"/>
+                <w:sz w:val="14"/>
+                <w:szCs w:val="14"/>
+              </w:rPr>
+            </w:pPr>
+          </w:p>
         </w:tc>
       </w:tr>
       <w:tr>
-        <w:tblPrEx>
-          <w:tblCellMar>
-            <w:left w:w="108" w:type="dxa"/>
-            <w:right w:w="108" w:type="dxa"/>
-          </w:tblCellMar>
-        </w:tblPrEx>
         <w:trPr>
           <w:trHeight w:hRule="exact" w:val="360"/>
         </w:trPr>
@@ -6650,6 +6463,13 @@
               <w:bottom w:val="single" w:sz="4" w:space="0" w:color="auto"/>
               <w:right w:val="single" w:sz="4" w:space="0" w:color="auto"/>
             </w:tcBorders>
+            <w:tcMar>
+              <w:top w:w="0" w:type="dxa"/>
+              <w:left w:w="108" w:type="dxa"/>
+              <w:bottom w:w="0" w:type="dxa"/>
+              <w:right w:w="108" w:type="dxa"/>
+            </w:tcMar>
+            <w:hideMark/>
           </w:tcPr>
           <w:p>
             <w:pPr>
@@ -6677,37 +6497,21 @@
                 <w:tab w:val="left" w:pos="30672"/>
               </w:tabs>
               <w:suppressAutoHyphens/>
-              <w:spacing w:after="60"/>
+              <w:spacing w:line="276" w:lineRule="auto"/>
               <w:ind w:right="90"/>
               <w:rPr>
-                <w:rFonts w:asciiTheme="minorHAnsi" w:hAnsiTheme="minorHAnsi"/>
+                <w:rFonts w:asciiTheme="minorHAnsi" w:eastAsiaTheme="minorEastAsia" w:hAnsiTheme="minorHAnsi" w:cstheme="minorBidi"/>
                 <w:sz w:val="14"/>
                 <w:szCs w:val="14"/>
               </w:rPr>
             </w:pPr>
             <w:r>
               <w:rPr>
-                <w:rFonts w:asciiTheme="minorHAnsi" w:hAnsiTheme="minorHAnsi"/>
+                <w:rFonts w:asciiTheme="minorHAnsi" w:eastAsiaTheme="minorEastAsia" w:hAnsiTheme="minorHAnsi" w:cstheme="minorBidi"/>
                 <w:sz w:val="14"/>
                 <w:szCs w:val="14"/>
               </w:rPr>
-              <w:t xml:space="preserve">Responsible </w:t>
-            </w:r>
-            <w:r>
-              <w:rPr>
-                <w:rFonts w:asciiTheme="minorHAnsi" w:hAnsiTheme="minorHAnsi"/>
-                <w:sz w:val="14"/>
-                <w:szCs w:val="14"/>
-              </w:rPr>
-              <w:t>Rater</w:t>
-            </w:r>
-            <w:r>
-              <w:rPr>
-                <w:rFonts w:asciiTheme="minorHAnsi" w:hAnsiTheme="minorHAnsi"/>
-                <w:sz w:val="14"/>
-                <w:szCs w:val="14"/>
-              </w:rPr>
-              <w:t xml:space="preserve"> Name:</w:t>
+              <w:t>Responsible Rater Name:</w:t>
             </w:r>
           </w:p>
         </w:tc>
@@ -6720,6 +6524,13 @@
               <w:bottom w:val="single" w:sz="4" w:space="0" w:color="auto"/>
               <w:right w:val="single" w:sz="4" w:space="0" w:color="auto"/>
             </w:tcBorders>
+            <w:tcMar>
+              <w:top w:w="0" w:type="dxa"/>
+              <w:left w:w="108" w:type="dxa"/>
+              <w:bottom w:w="0" w:type="dxa"/>
+              <w:right w:w="108" w:type="dxa"/>
+            </w:tcMar>
+            <w:hideMark/>
           </w:tcPr>
           <w:p>
             <w:pPr>
@@ -6747,46 +6558,23 @@
                 <w:tab w:val="left" w:pos="30672"/>
               </w:tabs>
               <w:suppressAutoHyphens/>
-              <w:spacing w:after="60"/>
-              <w:ind w:right="90"/>
-              <w:rPr>
-                <w:rFonts w:asciiTheme="minorHAnsi" w:hAnsiTheme="minorHAnsi"/>
+              <w:spacing w:line="276" w:lineRule="auto"/>
+              <w:ind w:right="86"/>
+              <w:rPr>
+                <w:rFonts w:asciiTheme="minorHAnsi" w:eastAsiaTheme="minorEastAsia" w:hAnsiTheme="minorHAnsi" w:cstheme="minorBidi"/>
                 <w:sz w:val="14"/>
                 <w:szCs w:val="14"/>
               </w:rPr>
             </w:pPr>
             <w:r>
               <w:rPr>
-                <w:rFonts w:asciiTheme="minorHAnsi" w:hAnsiTheme="minorHAnsi"/>
+                <w:rFonts w:asciiTheme="minorHAnsi" w:eastAsiaTheme="minorEastAsia" w:hAnsiTheme="minorHAnsi" w:cstheme="minorBidi"/>
                 <w:sz w:val="14"/>
                 <w:szCs w:val="14"/>
               </w:rPr>
               <w:t>Responsible Rater Signature:</w:t>
             </w:r>
           </w:p>
-        </w:tc>
-      </w:tr>
-      <w:tr>
-        <w:tblPrEx>
-          <w:tblCellMar>
-            <w:left w:w="108" w:type="dxa"/>
-            <w:right w:w="108" w:type="dxa"/>
-          </w:tblCellMar>
-        </w:tblPrEx>
-        <w:trPr>
-          <w:trHeight w:hRule="exact" w:val="360"/>
-        </w:trPr>
-        <w:tc>
-          <w:tcPr>
-            <w:tcW w:w="5482" w:type="dxa"/>
-            <w:gridSpan w:val="3"/>
-            <w:tcBorders>
-              <w:top w:val="single" w:sz="4" w:space="0" w:color="auto"/>
-              <w:left w:val="single" w:sz="4" w:space="0" w:color="auto"/>
-              <w:bottom w:val="single" w:sz="4" w:space="0" w:color="auto"/>
-              <w:right w:val="single" w:sz="4" w:space="0" w:color="auto"/>
-            </w:tcBorders>
-          </w:tcPr>
           <w:p>
             <w:pPr>
               <w:tabs>
@@ -6813,49 +6601,38 @@
                 <w:tab w:val="left" w:pos="30672"/>
               </w:tabs>
               <w:suppressAutoHyphens/>
-              <w:spacing w:after="60"/>
-              <w:ind w:right="90"/>
-              <w:rPr>
-                <w:rFonts w:asciiTheme="minorHAnsi" w:hAnsiTheme="minorHAnsi"/>
+              <w:spacing w:line="276" w:lineRule="auto"/>
+              <w:ind w:right="86"/>
+              <w:rPr>
+                <w:rFonts w:asciiTheme="minorHAnsi" w:eastAsiaTheme="minorEastAsia" w:hAnsiTheme="minorHAnsi" w:cstheme="minorBidi"/>
                 <w:sz w:val="14"/>
                 <w:szCs w:val="14"/>
               </w:rPr>
             </w:pPr>
-            <w:r>
-              <w:rPr>
-                <w:rFonts w:asciiTheme="minorHAnsi" w:hAnsiTheme="minorHAnsi"/>
-                <w:sz w:val="14"/>
-                <w:szCs w:val="14"/>
-              </w:rPr>
-              <w:t>Responsible Rater</w:t>
-            </w:r>
-            <w:r>
-              <w:rPr>
-                <w:rFonts w:asciiTheme="minorHAnsi" w:hAnsiTheme="minorHAnsi"/>
-                <w:sz w:val="14"/>
-                <w:szCs w:val="14"/>
-              </w:rPr>
-              <w:t xml:space="preserve"> Certification Number w/ this HERS Provider</w:t>
-            </w:r>
-            <w:r>
-              <w:rPr>
-                <w:rFonts w:asciiTheme="minorHAnsi" w:hAnsiTheme="minorHAnsi"/>
-                <w:sz w:val="14"/>
-                <w:szCs w:val="14"/>
-              </w:rPr>
-              <w:t>:</w:t>
-            </w:r>
-          </w:p>
-        </w:tc>
-        <w:tc>
-          <w:tcPr>
-            <w:tcW w:w="5468" w:type="dxa"/>
+          </w:p>
+        </w:tc>
+      </w:tr>
+      <w:tr>
+        <w:trPr>
+          <w:trHeight w:hRule="exact" w:val="360"/>
+        </w:trPr>
+        <w:tc>
+          <w:tcPr>
+            <w:tcW w:w="5482" w:type="dxa"/>
+            <w:gridSpan w:val="3"/>
             <w:tcBorders>
               <w:top w:val="single" w:sz="4" w:space="0" w:color="auto"/>
               <w:left w:val="single" w:sz="4" w:space="0" w:color="auto"/>
               <w:bottom w:val="single" w:sz="4" w:space="0" w:color="auto"/>
               <w:right w:val="single" w:sz="4" w:space="0" w:color="auto"/>
             </w:tcBorders>
+            <w:tcMar>
+              <w:top w:w="0" w:type="dxa"/>
+              <w:left w:w="108" w:type="dxa"/>
+              <w:bottom w:w="0" w:type="dxa"/>
+              <w:right w:w="108" w:type="dxa"/>
+            </w:tcMar>
+            <w:hideMark/>
           </w:tcPr>
           <w:p>
             <w:pPr>
@@ -6883,65 +6660,87 @@
                 <w:tab w:val="left" w:pos="30672"/>
               </w:tabs>
               <w:suppressAutoHyphens/>
-              <w:spacing w:after="60"/>
+              <w:spacing w:line="276" w:lineRule="auto"/>
               <w:ind w:right="90"/>
               <w:rPr>
-                <w:rFonts w:asciiTheme="minorHAnsi" w:hAnsiTheme="minorHAnsi"/>
+                <w:rFonts w:asciiTheme="minorHAnsi" w:eastAsiaTheme="minorEastAsia" w:hAnsiTheme="minorHAnsi" w:cstheme="minorBidi"/>
                 <w:sz w:val="14"/>
                 <w:szCs w:val="14"/>
               </w:rPr>
             </w:pPr>
             <w:r>
               <w:rPr>
-                <w:rFonts w:asciiTheme="minorHAnsi" w:hAnsiTheme="minorHAnsi"/>
+                <w:rFonts w:asciiTheme="minorHAnsi" w:eastAsiaTheme="minorEastAsia" w:hAnsiTheme="minorHAnsi" w:cstheme="minorBidi"/>
                 <w:sz w:val="14"/>
                 <w:szCs w:val="14"/>
               </w:rPr>
+              <w:t>Responsible Rater Certification Number w/ this HERS Provider:</w:t>
+            </w:r>
+          </w:p>
+        </w:tc>
+        <w:tc>
+          <w:tcPr>
+            <w:tcW w:w="5468" w:type="dxa"/>
+            <w:tcBorders>
+              <w:top w:val="single" w:sz="4" w:space="0" w:color="auto"/>
+              <w:left w:val="single" w:sz="4" w:space="0" w:color="auto"/>
+              <w:bottom w:val="single" w:sz="4" w:space="0" w:color="auto"/>
+              <w:right w:val="single" w:sz="4" w:space="0" w:color="auto"/>
+            </w:tcBorders>
+            <w:tcMar>
+              <w:top w:w="0" w:type="dxa"/>
+              <w:left w:w="108" w:type="dxa"/>
+              <w:bottom w:w="0" w:type="dxa"/>
+              <w:right w:w="108" w:type="dxa"/>
+            </w:tcMar>
+            <w:hideMark/>
+          </w:tcPr>
+          <w:p>
+            <w:pPr>
+              <w:tabs>
+                <w:tab w:val="left" w:pos="-720"/>
+                <w:tab w:val="left" w:pos="0"/>
+                <w:tab w:val="left" w:pos="252"/>
+                <w:tab w:val="left" w:pos="5112"/>
+                <w:tab w:val="left" w:pos="6822"/>
+                <w:tab w:val="left" w:pos="8100"/>
+                <w:tab w:val="left" w:pos="8910"/>
+                <w:tab w:val="left" w:pos="10080"/>
+                <w:tab w:val="left" w:pos="10800"/>
+                <w:tab w:val="left" w:pos="11520"/>
+                <w:tab w:val="left" w:pos="12240"/>
+                <w:tab w:val="left" w:pos="12960"/>
+                <w:tab w:val="left" w:pos="13680"/>
+                <w:tab w:val="left" w:pos="14400"/>
+                <w:tab w:val="left" w:pos="15120"/>
+                <w:tab w:val="left" w:pos="15840"/>
+                <w:tab w:val="left" w:pos="16560"/>
+                <w:tab w:val="left" w:pos="17280"/>
+                <w:tab w:val="left" w:pos="18000"/>
+                <w:tab w:val="left" w:pos="18720"/>
+                <w:tab w:val="left" w:pos="30672"/>
+              </w:tabs>
+              <w:suppressAutoHyphens/>
+              <w:spacing w:line="276" w:lineRule="auto"/>
+              <w:ind w:right="90"/>
+              <w:rPr>
+                <w:rFonts w:asciiTheme="minorHAnsi" w:eastAsiaTheme="minorEastAsia" w:hAnsiTheme="minorHAnsi" w:cstheme="minorBidi"/>
+                <w:sz w:val="14"/>
+                <w:szCs w:val="14"/>
+              </w:rPr>
+            </w:pPr>
+            <w:r>
+              <w:rPr>
+                <w:rFonts w:asciiTheme="minorHAnsi" w:eastAsiaTheme="minorEastAsia" w:hAnsiTheme="minorHAnsi" w:cstheme="minorBidi"/>
+                <w:sz w:val="14"/>
+                <w:szCs w:val="14"/>
+              </w:rPr>
               <w:t>Date Signed:</w:t>
             </w:r>
           </w:p>
         </w:tc>
       </w:tr>
     </w:tbl>
-    <w:p>
-      <w:pPr>
-        <w:tabs>
-          <w:tab w:val="left" w:pos="-720"/>
-          <w:tab w:val="left" w:pos="0"/>
-          <w:tab w:val="left" w:pos="1170"/>
-          <w:tab w:val="left" w:pos="5112"/>
-          <w:tab w:val="left" w:pos="6822"/>
-          <w:tab w:val="left" w:pos="8082"/>
-          <w:tab w:val="left" w:pos="8910"/>
-          <w:tab w:val="left" w:pos="10080"/>
-          <w:tab w:val="left" w:pos="10800"/>
-          <w:tab w:val="left" w:pos="11520"/>
-          <w:tab w:val="left" w:pos="12240"/>
-          <w:tab w:val="left" w:pos="12960"/>
-          <w:tab w:val="left" w:pos="13680"/>
-          <w:tab w:val="left" w:pos="14400"/>
-          <w:tab w:val="left" w:pos="15120"/>
-          <w:tab w:val="left" w:pos="15840"/>
-          <w:tab w:val="left" w:pos="16560"/>
-          <w:tab w:val="left" w:pos="17280"/>
-          <w:tab w:val="left" w:pos="18000"/>
-          <w:tab w:val="left" w:pos="18720"/>
-          <w:tab w:val="left" w:pos="30672"/>
-        </w:tabs>
-        <w:suppressAutoHyphens/>
-        <w:ind w:left="1170" w:hanging="1170"/>
-        <w:rPr>
-          <w:rFonts w:asciiTheme="minorHAnsi" w:hAnsiTheme="minorHAnsi" w:cs="Arial"/>
-          <w:b/>
-          <w:bCs/>
-          <w:i/>
-          <w:caps/>
-          <w:sz w:val="18"/>
-          <w:szCs w:val="18"/>
-          <w:u w:val="single"/>
-        </w:rPr>
-      </w:pPr>
-    </w:p>
     <w:p>
       <w:pPr>
         <w:rPr>
@@ -6995,27 +6794,15 @@
           <w:szCs w:val="18"/>
         </w:rPr>
       </w:pPr>
-      <w:del w:id="40" w:author="Author">
-        <w:r>
-          <w:rPr>
-            <w:rFonts w:asciiTheme="minorHAnsi" w:hAnsiTheme="minorHAnsi"/>
-            <w:b/>
-            <w:szCs w:val="18"/>
-          </w:rPr>
-          <w:lastRenderedPageBreak/>
-          <w:delText>CF3R</w:delText>
-        </w:r>
-      </w:del>
-      <w:ins w:id="41" w:author="Author">
-        <w:r>
-          <w:rPr>
-            <w:rFonts w:asciiTheme="minorHAnsi" w:hAnsiTheme="minorHAnsi"/>
-            <w:b/>
-            <w:szCs w:val="18"/>
-          </w:rPr>
-          <w:t>LMCV</w:t>
-        </w:r>
-      </w:ins>
+      <w:r>
+        <w:rPr>
+          <w:rFonts w:asciiTheme="minorHAnsi" w:hAnsiTheme="minorHAnsi"/>
+          <w:b/>
+          <w:szCs w:val="18"/>
+        </w:rPr>
+        <w:lastRenderedPageBreak/>
+        <w:t>LMCV</w:t>
+      </w:r>
       <w:r>
         <w:rPr>
           <w:rFonts w:asciiTheme="minorHAnsi" w:hAnsiTheme="minorHAnsi"/>
@@ -7109,22 +6896,12 @@
         </w:rPr>
         <w:t xml:space="preserve">This field is filled out automatically. It is referenced from the </w:t>
       </w:r>
-      <w:del w:id="42" w:author="Author">
-        <w:r>
-          <w:rPr>
-            <w:rFonts w:ascii="Calibri" w:hAnsi="Calibri"/>
-          </w:rPr>
-          <w:delText>CF2R</w:delText>
-        </w:r>
-      </w:del>
-      <w:ins w:id="43" w:author="Author">
-        <w:r>
-          <w:rPr>
-            <w:rFonts w:ascii="Calibri" w:hAnsi="Calibri"/>
-          </w:rPr>
-          <w:t>LMCI</w:t>
-        </w:r>
-      </w:ins>
+      <w:r>
+        <w:rPr>
+          <w:rFonts w:ascii="Calibri" w:hAnsi="Calibri"/>
+        </w:rPr>
+        <w:t>LMCI</w:t>
+      </w:r>
       <w:r>
         <w:rPr>
           <w:rFonts w:ascii="Calibri" w:hAnsi="Calibri"/>
@@ -7170,22 +6947,12 @@
         </w:rPr>
         <w:t xml:space="preserve"> This field is filled out automatically. It is referenced from the </w:t>
       </w:r>
-      <w:del w:id="44" w:author="Author">
-        <w:r>
-          <w:rPr>
-            <w:rFonts w:ascii="Calibri" w:hAnsi="Calibri"/>
-          </w:rPr>
-          <w:delText>CF2R</w:delText>
-        </w:r>
-      </w:del>
-      <w:ins w:id="45" w:author="Author">
-        <w:r>
-          <w:rPr>
-            <w:rFonts w:ascii="Calibri" w:hAnsi="Calibri"/>
-          </w:rPr>
-          <w:t>LMCI</w:t>
-        </w:r>
-      </w:ins>
+      <w:r>
+        <w:rPr>
+          <w:rFonts w:ascii="Calibri" w:hAnsi="Calibri"/>
+        </w:rPr>
+        <w:t>LMCI</w:t>
+      </w:r>
       <w:r>
         <w:rPr>
           <w:rFonts w:ascii="Calibri" w:hAnsi="Calibri"/>
@@ -7230,22 +6997,12 @@
         </w:rPr>
         <w:t xml:space="preserve">This field is filled out automatically. It is referenced from the </w:t>
       </w:r>
-      <w:del w:id="46" w:author="Author">
-        <w:r>
-          <w:rPr>
-            <w:rFonts w:ascii="Calibri" w:hAnsi="Calibri"/>
-          </w:rPr>
-          <w:delText>CF2R</w:delText>
-        </w:r>
-      </w:del>
-      <w:ins w:id="47" w:author="Author">
-        <w:r>
-          <w:rPr>
-            <w:rFonts w:ascii="Calibri" w:hAnsi="Calibri"/>
-          </w:rPr>
-          <w:t>LMCI</w:t>
-        </w:r>
-      </w:ins>
+      <w:r>
+        <w:rPr>
+          <w:rFonts w:ascii="Calibri" w:hAnsi="Calibri"/>
+        </w:rPr>
+        <w:t>LMCI</w:t>
+      </w:r>
       <w:r>
         <w:rPr>
           <w:rFonts w:ascii="Calibri" w:hAnsi="Calibri"/>
@@ -7295,38 +7052,13 @@
         </w:rPr>
         <w:t xml:space="preserve">Status – Duct Surface Area Reduction and R-Value Compliance Credit: This field is auto filled from the </w:t>
       </w:r>
-      <w:del w:id="48" w:author="Author">
-        <w:r>
-          <w:rPr>
-            <w:rFonts w:asciiTheme="minorHAnsi" w:hAnsiTheme="minorHAnsi"/>
-            <w:szCs w:val="18"/>
-          </w:rPr>
-          <w:delText>CF</w:delText>
-        </w:r>
-        <w:r>
-          <w:rPr>
-            <w:rFonts w:asciiTheme="minorHAnsi" w:hAnsiTheme="minorHAnsi"/>
-            <w:szCs w:val="18"/>
-          </w:rPr>
-          <w:delText>2</w:delText>
-        </w:r>
-        <w:r>
-          <w:rPr>
-            <w:rFonts w:asciiTheme="minorHAnsi" w:hAnsiTheme="minorHAnsi"/>
-            <w:szCs w:val="18"/>
-          </w:rPr>
-          <w:delText>R</w:delText>
-        </w:r>
-      </w:del>
-      <w:ins w:id="49" w:author="Author">
-        <w:r>
-          <w:rPr>
-            <w:rFonts w:asciiTheme="minorHAnsi" w:hAnsiTheme="minorHAnsi"/>
-            <w:szCs w:val="18"/>
-          </w:rPr>
-          <w:t>LMCI</w:t>
-        </w:r>
-      </w:ins>
+      <w:r>
+        <w:rPr>
+          <w:rFonts w:asciiTheme="minorHAnsi" w:hAnsiTheme="minorHAnsi"/>
+          <w:szCs w:val="18"/>
+        </w:rPr>
+        <w:t>LMCI</w:t>
+      </w:r>
       <w:r>
         <w:rPr>
           <w:rFonts w:asciiTheme="minorHAnsi" w:hAnsiTheme="minorHAnsi"/>
@@ -7412,38 +7144,13 @@
         </w:rPr>
         <w:t xml:space="preserve">Status – Buried Ducts Compliance Credit: This filed is auto filled from the </w:t>
       </w:r>
-      <w:del w:id="50" w:author="Author">
-        <w:r>
-          <w:rPr>
-            <w:rFonts w:asciiTheme="minorHAnsi" w:hAnsiTheme="minorHAnsi"/>
-            <w:szCs w:val="18"/>
-          </w:rPr>
-          <w:delText>CF</w:delText>
-        </w:r>
-        <w:r>
-          <w:rPr>
-            <w:rFonts w:asciiTheme="minorHAnsi" w:hAnsiTheme="minorHAnsi"/>
-            <w:szCs w:val="18"/>
-          </w:rPr>
-          <w:delText>2</w:delText>
-        </w:r>
-        <w:r>
-          <w:rPr>
-            <w:rFonts w:asciiTheme="minorHAnsi" w:hAnsiTheme="minorHAnsi"/>
-            <w:szCs w:val="18"/>
-          </w:rPr>
-          <w:delText>R</w:delText>
-        </w:r>
-      </w:del>
-      <w:ins w:id="51" w:author="Author">
-        <w:r>
-          <w:rPr>
-            <w:rFonts w:asciiTheme="minorHAnsi" w:hAnsiTheme="minorHAnsi"/>
-            <w:szCs w:val="18"/>
-          </w:rPr>
-          <w:t>LMCI</w:t>
-        </w:r>
-      </w:ins>
+      <w:r>
+        <w:rPr>
+          <w:rFonts w:asciiTheme="minorHAnsi" w:hAnsiTheme="minorHAnsi"/>
+          <w:szCs w:val="18"/>
+        </w:rPr>
+        <w:t>LMCI</w:t>
+      </w:r>
       <w:r>
         <w:rPr>
           <w:rFonts w:asciiTheme="minorHAnsi" w:hAnsiTheme="minorHAnsi"/>
@@ -7501,38 +7208,13 @@
         </w:rPr>
         <w:t xml:space="preserve">Status – Deeply Buried Ducts Compliance Credit: This field is auto filled from the </w:t>
       </w:r>
-      <w:del w:id="52" w:author="Author">
-        <w:r>
-          <w:rPr>
-            <w:rFonts w:asciiTheme="minorHAnsi" w:hAnsiTheme="minorHAnsi"/>
-            <w:szCs w:val="18"/>
-          </w:rPr>
-          <w:delText>CF</w:delText>
-        </w:r>
-        <w:r>
-          <w:rPr>
-            <w:rFonts w:asciiTheme="minorHAnsi" w:hAnsiTheme="minorHAnsi"/>
-            <w:szCs w:val="18"/>
-          </w:rPr>
-          <w:delText>2</w:delText>
-        </w:r>
-        <w:r>
-          <w:rPr>
-            <w:rFonts w:asciiTheme="minorHAnsi" w:hAnsiTheme="minorHAnsi"/>
-            <w:szCs w:val="18"/>
-          </w:rPr>
-          <w:delText>R</w:delText>
-        </w:r>
-      </w:del>
-      <w:ins w:id="53" w:author="Author">
-        <w:r>
-          <w:rPr>
-            <w:rFonts w:asciiTheme="minorHAnsi" w:hAnsiTheme="minorHAnsi"/>
-            <w:szCs w:val="18"/>
-          </w:rPr>
-          <w:t>LMCI</w:t>
-        </w:r>
-      </w:ins>
+      <w:r>
+        <w:rPr>
+          <w:rFonts w:asciiTheme="minorHAnsi" w:hAnsiTheme="minorHAnsi"/>
+          <w:szCs w:val="18"/>
+        </w:rPr>
+        <w:t>LMCI</w:t>
+      </w:r>
       <w:r>
         <w:rPr>
           <w:rFonts w:asciiTheme="minorHAnsi" w:hAnsiTheme="minorHAnsi"/>
@@ -7713,22 +7395,12 @@
         </w:rPr>
         <w:t xml:space="preserve"> then select “Pass”, otherwise select “Fail”. The latter selection means that the system does not meet the requirements and the </w:t>
       </w:r>
-      <w:del w:id="54" w:author="Author">
-        <w:r>
-          <w:rPr>
-            <w:rFonts w:asciiTheme="minorHAnsi" w:hAnsiTheme="minorHAnsi"/>
-          </w:rPr>
-          <w:delText>CF1R</w:delText>
-        </w:r>
-      </w:del>
-      <w:ins w:id="55" w:author="Author">
-        <w:r>
-          <w:rPr>
-            <w:rFonts w:asciiTheme="minorHAnsi" w:hAnsiTheme="minorHAnsi"/>
-          </w:rPr>
-          <w:t>LMCC</w:t>
-        </w:r>
-      </w:ins>
+      <w:r>
+        <w:rPr>
+          <w:rFonts w:asciiTheme="minorHAnsi" w:hAnsiTheme="minorHAnsi"/>
+        </w:rPr>
+        <w:t>LMCC</w:t>
+      </w:r>
       <w:r>
         <w:rPr>
           <w:rFonts w:asciiTheme="minorHAnsi" w:hAnsiTheme="minorHAnsi"/>
@@ -7794,7 +7466,7 @@
           <w:rFonts w:asciiTheme="minorHAnsi" w:hAnsiTheme="minorHAnsi"/>
         </w:rPr>
       </w:pPr>
-      <w:bookmarkStart w:id="56" w:name="_Hlk99106064"/>
+      <w:bookmarkStart w:id="2" w:name="_Hlk99106064"/>
       <w:r>
         <w:rPr>
           <w:rFonts w:asciiTheme="minorHAnsi" w:hAnsiTheme="minorHAnsi"/>
@@ -7819,7 +7491,7 @@
         <w:t>This field must be a true statement (or not applicable) for the system to comply.</w:t>
       </w:r>
     </w:p>
-    <w:bookmarkEnd w:id="56"/>
+    <w:bookmarkEnd w:id="2"/>
     <w:p>
       <w:pPr>
         <w:numPr>
@@ -7942,22 +7614,12 @@
         </w:rPr>
         <w:t xml:space="preserve"> then select “Pass”, otherwise select “Fail”. The latter selection means that the system does not meet the requirements and the </w:t>
       </w:r>
-      <w:del w:id="57" w:author="Author">
-        <w:r>
-          <w:rPr>
-            <w:rFonts w:asciiTheme="minorHAnsi" w:hAnsiTheme="minorHAnsi"/>
-          </w:rPr>
-          <w:delText>CF1R</w:delText>
-        </w:r>
-      </w:del>
-      <w:ins w:id="58" w:author="Author">
-        <w:r>
-          <w:rPr>
-            <w:rFonts w:asciiTheme="minorHAnsi" w:hAnsiTheme="minorHAnsi"/>
-          </w:rPr>
-          <w:t>LMCC</w:t>
-        </w:r>
-      </w:ins>
+      <w:r>
+        <w:rPr>
+          <w:rFonts w:asciiTheme="minorHAnsi" w:hAnsiTheme="minorHAnsi"/>
+        </w:rPr>
+        <w:t>LMCC</w:t>
+      </w:r>
       <w:r>
         <w:rPr>
           <w:rFonts w:asciiTheme="minorHAnsi" w:hAnsiTheme="minorHAnsi"/>
@@ -8025,14 +7687,14 @@
           <w:rFonts w:asciiTheme="minorHAnsi" w:hAnsiTheme="minorHAnsi"/>
         </w:rPr>
       </w:pPr>
-      <w:bookmarkStart w:id="59" w:name="_Hlk99106048"/>
+      <w:bookmarkStart w:id="3" w:name="_Hlk99106048"/>
       <w:r>
         <w:rPr>
           <w:rFonts w:asciiTheme="minorHAnsi" w:hAnsiTheme="minorHAnsi"/>
         </w:rPr>
         <w:t xml:space="preserve">This field must be a true statement </w:t>
       </w:r>
-      <w:bookmarkEnd w:id="59"/>
+      <w:bookmarkEnd w:id="3"/>
       <w:r>
         <w:rPr>
           <w:rFonts w:asciiTheme="minorHAnsi" w:hAnsiTheme="minorHAnsi"/>
@@ -8201,22 +7863,12 @@
         </w:rPr>
         <w:t xml:space="preserve"> then select “Pass”, otherwise select “Fail”. The latter selection means that the system does not meet the requirements and the </w:t>
       </w:r>
-      <w:del w:id="60" w:author="Author">
-        <w:r>
-          <w:rPr>
-            <w:rFonts w:asciiTheme="minorHAnsi" w:hAnsiTheme="minorHAnsi"/>
-          </w:rPr>
-          <w:delText>CF1R</w:delText>
-        </w:r>
-      </w:del>
-      <w:ins w:id="61" w:author="Author">
-        <w:r>
-          <w:rPr>
-            <w:rFonts w:asciiTheme="minorHAnsi" w:hAnsiTheme="minorHAnsi"/>
-          </w:rPr>
-          <w:t>LMCC</w:t>
-        </w:r>
-      </w:ins>
+      <w:r>
+        <w:rPr>
+          <w:rFonts w:asciiTheme="minorHAnsi" w:hAnsiTheme="minorHAnsi"/>
+        </w:rPr>
+        <w:t>LMCC</w:t>
+      </w:r>
       <w:r>
         <w:rPr>
           <w:rFonts w:asciiTheme="minorHAnsi" w:hAnsiTheme="minorHAnsi"/>
@@ -8252,7 +7904,6 @@
     <w:p>
       <w:pPr>
         <w:rPr>
-          <w:ins w:id="62" w:author="Author"/>
           <w:rFonts w:asciiTheme="minorHAnsi" w:hAnsiTheme="minorHAnsi"/>
           <w:i/>
           <w:sz w:val="18"/>
@@ -8263,7 +7914,6 @@
     <w:p>
       <w:pPr>
         <w:rPr>
-          <w:ins w:id="63" w:author="Author"/>
           <w:rFonts w:asciiTheme="minorHAnsi" w:hAnsiTheme="minorHAnsi"/>
           <w:iCs/>
           <w:sz w:val="18"/>
@@ -8274,60 +7924,14 @@
     <w:p>
       <w:pPr>
         <w:rPr>
-          <w:ins w:id="64" w:author="Author"/>
           <w:rFonts w:asciiTheme="minorHAnsi" w:hAnsiTheme="minorHAnsi"/>
           <w:b/>
           <w:bCs/>
           <w:szCs w:val="18"/>
         </w:rPr>
       </w:pPr>
-      <w:ins w:id="65" w:author="Author">
-        <w:r>
-          <w:rPr>
-            <w:rFonts w:asciiTheme="minorHAnsi" w:hAnsiTheme="minorHAnsi"/>
-            <w:b/>
-            <w:bCs/>
-            <w:iCs/>
-            <w:sz w:val="18"/>
-            <w:szCs w:val="18"/>
-          </w:rPr>
-          <w:t>Section E</w:t>
-        </w:r>
-        <w:r>
-          <w:rPr>
-            <w:rFonts w:asciiTheme="minorHAnsi" w:hAnsiTheme="minorHAnsi"/>
-            <w:b/>
-            <w:bCs/>
-            <w:iCs/>
-            <w:sz w:val="18"/>
-            <w:szCs w:val="18"/>
-          </w:rPr>
-          <w:t>.</w:t>
-        </w:r>
-        <w:r>
-          <w:rPr>
-            <w:rFonts w:asciiTheme="minorHAnsi" w:hAnsiTheme="minorHAnsi"/>
-            <w:b/>
-            <w:bCs/>
-            <w:szCs w:val="18"/>
-          </w:rPr>
-          <w:t xml:space="preserve"> </w:t>
-        </w:r>
-        <w:r>
-          <w:rPr>
-            <w:rFonts w:asciiTheme="minorHAnsi" w:hAnsiTheme="minorHAnsi"/>
-            <w:b/>
-            <w:bCs/>
-            <w:szCs w:val="18"/>
-          </w:rPr>
-          <w:t>Duct System Design Details</w:t>
-        </w:r>
-      </w:ins>
-    </w:p>
-    <w:p>
-      <w:pPr>
-        <w:rPr>
-          <w:ins w:id="66" w:author="Author"/>
+      <w:r>
+        <w:rPr>
           <w:rFonts w:asciiTheme="minorHAnsi" w:hAnsiTheme="minorHAnsi"/>
           <w:b/>
           <w:bCs/>
@@ -8335,57 +7939,68 @@
           <w:sz w:val="18"/>
           <w:szCs w:val="18"/>
         </w:rPr>
-      </w:pPr>
-      <w:ins w:id="67" w:author="Author">
-        <w:r>
-          <w:rPr>
-            <w:rFonts w:asciiTheme="minorHAnsi" w:hAnsiTheme="minorHAnsi"/>
-            <w:sz w:val="18"/>
-            <w:szCs w:val="18"/>
-          </w:rPr>
-          <w:t xml:space="preserve">This </w:t>
-        </w:r>
-        <w:r>
-          <w:rPr>
-            <w:rFonts w:asciiTheme="minorHAnsi" w:hAnsiTheme="minorHAnsi"/>
-            <w:sz w:val="18"/>
-            <w:szCs w:val="18"/>
-          </w:rPr>
-          <w:t xml:space="preserve">table </w:t>
-        </w:r>
-        <w:r>
-          <w:rPr>
-            <w:rFonts w:asciiTheme="minorHAnsi" w:hAnsiTheme="minorHAnsi"/>
-            <w:sz w:val="18"/>
-            <w:szCs w:val="18"/>
-          </w:rPr>
-          <w:t xml:space="preserve">list </w:t>
-        </w:r>
-        <w:r>
-          <w:rPr>
-            <w:rFonts w:asciiTheme="minorHAnsi" w:hAnsiTheme="minorHAnsi"/>
-            <w:sz w:val="18"/>
-            <w:szCs w:val="18"/>
-          </w:rPr>
-          <w:t>is</w:t>
-        </w:r>
-        <w:r>
-          <w:rPr>
-            <w:rFonts w:asciiTheme="minorHAnsi" w:hAnsiTheme="minorHAnsi"/>
-            <w:sz w:val="18"/>
-            <w:szCs w:val="18"/>
-          </w:rPr>
-          <w:t xml:space="preserve"> </w:t>
-        </w:r>
-        <w:r>
-          <w:rPr>
-            <w:rFonts w:asciiTheme="minorHAnsi" w:hAnsiTheme="minorHAnsi"/>
-            <w:sz w:val="18"/>
-            <w:szCs w:val="18"/>
-          </w:rPr>
-          <w:t>calculated field: table copied from LMCC-PRF-01</w:t>
-        </w:r>
-      </w:ins>
+        <w:t>Section E</w:t>
+      </w:r>
+      <w:r>
+        <w:rPr>
+          <w:rFonts w:asciiTheme="minorHAnsi" w:hAnsiTheme="minorHAnsi"/>
+          <w:b/>
+          <w:bCs/>
+          <w:iCs/>
+          <w:sz w:val="18"/>
+          <w:szCs w:val="18"/>
+        </w:rPr>
+        <w:t>.</w:t>
+      </w:r>
+      <w:r>
+        <w:rPr>
+          <w:rFonts w:asciiTheme="minorHAnsi" w:hAnsiTheme="minorHAnsi"/>
+          <w:b/>
+          <w:bCs/>
+          <w:szCs w:val="18"/>
+        </w:rPr>
+        <w:t xml:space="preserve"> Duct System Design Details</w:t>
+      </w:r>
+    </w:p>
+    <w:p>
+      <w:pPr>
+        <w:rPr>
+          <w:rFonts w:asciiTheme="minorHAnsi" w:hAnsiTheme="minorHAnsi"/>
+          <w:b/>
+          <w:bCs/>
+          <w:iCs/>
+        </w:rPr>
+      </w:pPr>
+      <w:r>
+        <w:rPr>
+          <w:rFonts w:asciiTheme="minorHAnsi" w:hAnsiTheme="minorHAnsi"/>
+        </w:rPr>
+        <w:t xml:space="preserve">This table </w:t>
+      </w:r>
+      <w:r>
+        <w:rPr>
+          <w:rFonts w:asciiTheme="minorHAnsi" w:hAnsiTheme="minorHAnsi"/>
+        </w:rPr>
+        <w:t xml:space="preserve">list </w:t>
+      </w:r>
+      <w:r>
+        <w:rPr>
+          <w:rFonts w:asciiTheme="minorHAnsi" w:hAnsiTheme="minorHAnsi"/>
+        </w:rPr>
+        <w:t>is</w:t>
+      </w:r>
+      <w:r>
+        <w:rPr>
+          <w:rFonts w:asciiTheme="minorHAnsi" w:hAnsiTheme="minorHAnsi"/>
+        </w:rPr>
+        <w:t xml:space="preserve"> </w:t>
+      </w:r>
+      <w:r>
+        <w:rPr>
+          <w:rFonts w:asciiTheme="minorHAnsi" w:hAnsiTheme="minorHAnsi"/>
+        </w:rPr>
+        <w:t>calculated field: table copied from LMCC-PRF-01</w:t>
+      </w:r>
     </w:p>
     <w:p>
       <w:pPr>
@@ -8394,34 +8009,33 @@
           <w:numId w:val="21"/>
         </w:numPr>
         <w:rPr>
-          <w:ins w:id="68" w:author="Author"/>
           <w:rFonts w:asciiTheme="minorHAnsi" w:hAnsiTheme="minorHAnsi"/>
         </w:rPr>
       </w:pPr>
-      <w:ins w:id="69" w:author="Author">
+      <w:r>
+        <w:rPr>
+          <w:rFonts w:asciiTheme="minorHAnsi" w:eastAsia="Calibri" w:hAnsiTheme="minorHAnsi" w:cstheme="minorHAnsi"/>
+        </w:rPr>
+        <w:t xml:space="preserve">Reference information from </w:t>
+      </w:r>
+      <w:r>
+        <w:rPr>
+          <w:rFonts w:asciiTheme="minorHAnsi" w:eastAsia="Calibri" w:hAnsiTheme="minorHAnsi" w:cstheme="minorHAnsi"/>
+        </w:rPr>
+        <w:t>LMCC-PRF-01</w:t>
+      </w:r>
+      <w:ins w:id="4" w:author="Author">
         <w:r>
           <w:rPr>
             <w:rFonts w:asciiTheme="minorHAnsi" w:eastAsia="Calibri" w:hAnsiTheme="minorHAnsi" w:cstheme="minorHAnsi"/>
-            <w:sz w:val="18"/>
-            <w:szCs w:val="18"/>
           </w:rPr>
-          <w:t xml:space="preserve">Reference information from </w:t>
+          <w:t xml:space="preserve">, </w:t>
         </w:r>
         <w:r>
           <w:rPr>
-            <w:rFonts w:asciiTheme="minorHAnsi" w:eastAsia="Calibri" w:hAnsiTheme="minorHAnsi" w:cstheme="minorHAnsi"/>
-            <w:sz w:val="18"/>
-            <w:szCs w:val="18"/>
+            <w:rFonts w:ascii="Calibri" w:hAnsi="Calibri"/>
           </w:rPr>
-          <w:t>LMCC-PRF-01</w:t>
-        </w:r>
-        <w:r>
-          <w:rPr>
-            <w:rFonts w:asciiTheme="minorHAnsi" w:eastAsia="Calibri" w:hAnsiTheme="minorHAnsi" w:cstheme="minorHAnsi"/>
-            <w:sz w:val="18"/>
-            <w:szCs w:val="18"/>
-          </w:rPr>
-          <w:t>.</w:t>
+          <w:t>which must be completed prior to this document.</w:t>
         </w:r>
       </w:ins>
     </w:p>
@@ -8433,18 +8047,37 @@
           <w:numId w:val="21"/>
         </w:numPr>
         <w:rPr>
-          <w:ins w:id="70" w:author="Author"/>
           <w:rFonts w:asciiTheme="minorHAnsi" w:hAnsiTheme="minorHAnsi"/>
         </w:rPr>
       </w:pPr>
-      <w:ins w:id="71" w:author="Author">
+      <w:r>
+        <w:rPr>
+          <w:rFonts w:asciiTheme="minorHAnsi" w:hAnsiTheme="minorHAnsi"/>
+        </w:rPr>
+        <w:t>Reference information from LMCC-PRF-01</w:t>
+      </w:r>
+      <w:ins w:id="5" w:author="Author">
+        <w:r>
+          <w:rPr>
+            <w:rFonts w:asciiTheme="minorHAnsi" w:eastAsia="Calibri" w:hAnsiTheme="minorHAnsi" w:cstheme="minorHAnsi"/>
+          </w:rPr>
+          <w:t xml:space="preserve">, </w:t>
+        </w:r>
+        <w:r>
+          <w:rPr>
+            <w:rFonts w:ascii="Calibri" w:hAnsi="Calibri"/>
+          </w:rPr>
+          <w:t>which must be completed prior to this document.</w:t>
+        </w:r>
+      </w:ins>
+      <w:del w:id="6" w:author="Author">
         <w:r>
           <w:rPr>
             <w:rFonts w:asciiTheme="minorHAnsi" w:hAnsiTheme="minorHAnsi"/>
           </w:rPr>
-          <w:t>Reference information from LMCC-PRF-01.</w:t>
+          <w:delText>.</w:delText>
         </w:r>
-      </w:ins>
+      </w:del>
     </w:p>
     <w:p>
       <w:pPr>
@@ -8454,18 +8087,37 @@
           <w:numId w:val="21"/>
         </w:numPr>
         <w:rPr>
-          <w:ins w:id="72" w:author="Author"/>
           <w:rFonts w:asciiTheme="minorHAnsi" w:hAnsiTheme="minorHAnsi"/>
         </w:rPr>
       </w:pPr>
-      <w:ins w:id="73" w:author="Author">
+      <w:r>
+        <w:rPr>
+          <w:rFonts w:asciiTheme="minorHAnsi" w:hAnsiTheme="minorHAnsi"/>
+        </w:rPr>
+        <w:t>Reference information from LMCC-PRF-01</w:t>
+      </w:r>
+      <w:ins w:id="7" w:author="Author">
+        <w:r>
+          <w:rPr>
+            <w:rFonts w:asciiTheme="minorHAnsi" w:eastAsia="Calibri" w:hAnsiTheme="minorHAnsi" w:cstheme="minorHAnsi"/>
+          </w:rPr>
+          <w:t xml:space="preserve">, </w:t>
+        </w:r>
+        <w:r>
+          <w:rPr>
+            <w:rFonts w:ascii="Calibri" w:hAnsi="Calibri"/>
+          </w:rPr>
+          <w:t>which must be completed prior to this document.</w:t>
+        </w:r>
+      </w:ins>
+      <w:del w:id="8" w:author="Author">
         <w:r>
           <w:rPr>
             <w:rFonts w:asciiTheme="minorHAnsi" w:hAnsiTheme="minorHAnsi"/>
           </w:rPr>
-          <w:t>Reference information from LMCC-PRF-01.</w:t>
+          <w:delText>.</w:delText>
         </w:r>
-      </w:ins>
+      </w:del>
     </w:p>
     <w:p>
       <w:pPr>
@@ -8475,18 +8127,37 @@
           <w:numId w:val="21"/>
         </w:numPr>
         <w:rPr>
-          <w:ins w:id="74" w:author="Author"/>
           <w:rFonts w:asciiTheme="minorHAnsi" w:hAnsiTheme="minorHAnsi"/>
         </w:rPr>
       </w:pPr>
-      <w:ins w:id="75" w:author="Author">
+      <w:r>
+        <w:rPr>
+          <w:rFonts w:asciiTheme="minorHAnsi" w:hAnsiTheme="minorHAnsi"/>
+        </w:rPr>
+        <w:t>Reference information from LMCC-PRF-01</w:t>
+      </w:r>
+      <w:ins w:id="9" w:author="Author">
+        <w:r>
+          <w:rPr>
+            <w:rFonts w:asciiTheme="minorHAnsi" w:eastAsia="Calibri" w:hAnsiTheme="minorHAnsi" w:cstheme="minorHAnsi"/>
+          </w:rPr>
+          <w:t xml:space="preserve">, </w:t>
+        </w:r>
+        <w:r>
+          <w:rPr>
+            <w:rFonts w:ascii="Calibri" w:hAnsi="Calibri"/>
+          </w:rPr>
+          <w:t>which must be completed prior to this document.</w:t>
+        </w:r>
+      </w:ins>
+      <w:del w:id="10" w:author="Author">
         <w:r>
           <w:rPr>
             <w:rFonts w:asciiTheme="minorHAnsi" w:hAnsiTheme="minorHAnsi"/>
           </w:rPr>
-          <w:t>Reference information from LMCC-PRF-01.</w:t>
+          <w:delText>.</w:delText>
         </w:r>
-      </w:ins>
+      </w:del>
     </w:p>
     <w:p>
       <w:pPr>
@@ -8496,18 +8167,37 @@
           <w:numId w:val="21"/>
         </w:numPr>
         <w:rPr>
-          <w:ins w:id="76" w:author="Author"/>
           <w:rFonts w:asciiTheme="minorHAnsi" w:hAnsiTheme="minorHAnsi"/>
         </w:rPr>
       </w:pPr>
-      <w:ins w:id="77" w:author="Author">
+      <w:r>
+        <w:rPr>
+          <w:rFonts w:asciiTheme="minorHAnsi" w:hAnsiTheme="minorHAnsi"/>
+        </w:rPr>
+        <w:t>Reference information from LMCC-PRF-01</w:t>
+      </w:r>
+      <w:ins w:id="11" w:author="Author">
+        <w:r>
+          <w:rPr>
+            <w:rFonts w:asciiTheme="minorHAnsi" w:eastAsia="Calibri" w:hAnsiTheme="minorHAnsi" w:cstheme="minorHAnsi"/>
+          </w:rPr>
+          <w:t xml:space="preserve">, </w:t>
+        </w:r>
+        <w:r>
+          <w:rPr>
+            <w:rFonts w:ascii="Calibri" w:hAnsi="Calibri"/>
+          </w:rPr>
+          <w:t>which must be completed prior to this document.</w:t>
+        </w:r>
+      </w:ins>
+      <w:del w:id="12" w:author="Author">
         <w:r>
           <w:rPr>
             <w:rFonts w:asciiTheme="minorHAnsi" w:hAnsiTheme="minorHAnsi"/>
           </w:rPr>
-          <w:t>Reference information from LMCC-PRF-01.</w:t>
+          <w:delText>.</w:delText>
         </w:r>
-      </w:ins>
+      </w:del>
     </w:p>
     <w:p>
       <w:pPr>
@@ -8517,18 +8207,37 @@
           <w:numId w:val="21"/>
         </w:numPr>
         <w:rPr>
-          <w:ins w:id="78" w:author="Author"/>
           <w:rFonts w:asciiTheme="minorHAnsi" w:hAnsiTheme="minorHAnsi"/>
         </w:rPr>
       </w:pPr>
-      <w:ins w:id="79" w:author="Author">
+      <w:r>
+        <w:rPr>
+          <w:rFonts w:asciiTheme="minorHAnsi" w:hAnsiTheme="minorHAnsi"/>
+        </w:rPr>
+        <w:t>Reference information from LMCC-PRF-01</w:t>
+      </w:r>
+      <w:ins w:id="13" w:author="Author">
+        <w:r>
+          <w:rPr>
+            <w:rFonts w:asciiTheme="minorHAnsi" w:eastAsia="Calibri" w:hAnsiTheme="minorHAnsi" w:cstheme="minorHAnsi"/>
+          </w:rPr>
+          <w:t xml:space="preserve">, </w:t>
+        </w:r>
+        <w:r>
+          <w:rPr>
+            <w:rFonts w:ascii="Calibri" w:hAnsi="Calibri"/>
+          </w:rPr>
+          <w:t>which must be completed prior to this document.</w:t>
+        </w:r>
+      </w:ins>
+      <w:del w:id="14" w:author="Author">
         <w:r>
           <w:rPr>
             <w:rFonts w:asciiTheme="minorHAnsi" w:hAnsiTheme="minorHAnsi"/>
           </w:rPr>
-          <w:t>Reference information from LMCC-PRF-01.</w:t>
+          <w:delText>.</w:delText>
         </w:r>
-      </w:ins>
+      </w:del>
     </w:p>
     <w:p>
       <w:pPr>
@@ -8538,18 +8247,37 @@
           <w:numId w:val="21"/>
         </w:numPr>
         <w:rPr>
-          <w:ins w:id="80" w:author="Author"/>
           <w:rFonts w:asciiTheme="minorHAnsi" w:hAnsiTheme="minorHAnsi"/>
         </w:rPr>
       </w:pPr>
-      <w:ins w:id="81" w:author="Author">
+      <w:r>
+        <w:rPr>
+          <w:rFonts w:asciiTheme="minorHAnsi" w:hAnsiTheme="minorHAnsi"/>
+        </w:rPr>
+        <w:t>Reference information from LMCC-PRF-01</w:t>
+      </w:r>
+      <w:ins w:id="15" w:author="Author">
+        <w:r>
+          <w:rPr>
+            <w:rFonts w:asciiTheme="minorHAnsi" w:eastAsia="Calibri" w:hAnsiTheme="minorHAnsi" w:cstheme="minorHAnsi"/>
+          </w:rPr>
+          <w:t xml:space="preserve">, </w:t>
+        </w:r>
+        <w:r>
+          <w:rPr>
+            <w:rFonts w:ascii="Calibri" w:hAnsi="Calibri"/>
+          </w:rPr>
+          <w:t>which must be completed prior to this document.</w:t>
+        </w:r>
+      </w:ins>
+      <w:del w:id="16" w:author="Author">
         <w:r>
           <w:rPr>
             <w:rFonts w:asciiTheme="minorHAnsi" w:hAnsiTheme="minorHAnsi"/>
           </w:rPr>
-          <w:t>Reference information from LMCC-PRF-01.</w:t>
+          <w:delText>.</w:delText>
         </w:r>
-      </w:ins>
+      </w:del>
     </w:p>
     <w:p>
       <w:pPr>
@@ -8559,18 +8287,37 @@
           <w:numId w:val="21"/>
         </w:numPr>
         <w:rPr>
-          <w:ins w:id="82" w:author="Author"/>
           <w:rFonts w:asciiTheme="minorHAnsi" w:hAnsiTheme="minorHAnsi"/>
         </w:rPr>
       </w:pPr>
-      <w:ins w:id="83" w:author="Author">
+      <w:r>
+        <w:rPr>
+          <w:rFonts w:asciiTheme="minorHAnsi" w:hAnsiTheme="minorHAnsi"/>
+        </w:rPr>
+        <w:t>Reference information from LMCC-PRF-01</w:t>
+      </w:r>
+      <w:ins w:id="17" w:author="Author">
+        <w:r>
+          <w:rPr>
+            <w:rFonts w:asciiTheme="minorHAnsi" w:eastAsia="Calibri" w:hAnsiTheme="minorHAnsi" w:cstheme="minorHAnsi"/>
+          </w:rPr>
+          <w:t xml:space="preserve">, </w:t>
+        </w:r>
+        <w:r>
+          <w:rPr>
+            <w:rFonts w:ascii="Calibri" w:hAnsi="Calibri"/>
+          </w:rPr>
+          <w:t>which must be completed prior to this document.</w:t>
+        </w:r>
+      </w:ins>
+      <w:del w:id="18" w:author="Author">
         <w:r>
           <w:rPr>
             <w:rFonts w:asciiTheme="minorHAnsi" w:hAnsiTheme="minorHAnsi"/>
           </w:rPr>
-          <w:t>Reference information from LMCC-PRF-01.</w:t>
+          <w:delText>.</w:delText>
         </w:r>
-      </w:ins>
+      </w:del>
     </w:p>
     <w:p>
       <w:pPr>
@@ -8580,23 +8327,41 @@
           <w:numId w:val="21"/>
         </w:numPr>
         <w:rPr>
-          <w:ins w:id="84" w:author="Author"/>
           <w:rFonts w:asciiTheme="minorHAnsi" w:hAnsiTheme="minorHAnsi"/>
         </w:rPr>
       </w:pPr>
-      <w:ins w:id="85" w:author="Author">
+      <w:r>
+        <w:rPr>
+          <w:rFonts w:asciiTheme="minorHAnsi" w:hAnsiTheme="minorHAnsi"/>
+        </w:rPr>
+        <w:t>Reference information from LMCC-PRF-01</w:t>
+      </w:r>
+      <w:ins w:id="19" w:author="Author">
+        <w:r>
+          <w:rPr>
+            <w:rFonts w:asciiTheme="minorHAnsi" w:eastAsia="Calibri" w:hAnsiTheme="minorHAnsi" w:cstheme="minorHAnsi"/>
+          </w:rPr>
+          <w:t xml:space="preserve">, </w:t>
+        </w:r>
+        <w:r>
+          <w:rPr>
+            <w:rFonts w:ascii="Calibri" w:hAnsi="Calibri"/>
+          </w:rPr>
+          <w:t>which must be completed prior to this document.</w:t>
+        </w:r>
+      </w:ins>
+      <w:del w:id="20" w:author="Author">
         <w:r>
           <w:rPr>
             <w:rFonts w:asciiTheme="minorHAnsi" w:hAnsiTheme="minorHAnsi"/>
           </w:rPr>
-          <w:t>Reference information from LMCC-PRF-01.</w:t>
+          <w:delText>.</w:delText>
         </w:r>
-      </w:ins>
+      </w:del>
     </w:p>
     <w:p>
       <w:pPr>
         <w:rPr>
-          <w:ins w:id="86" w:author="Author"/>
           <w:rFonts w:asciiTheme="minorHAnsi" w:hAnsiTheme="minorHAnsi"/>
         </w:rPr>
       </w:pPr>
@@ -8604,20 +8369,17 @@
     <w:p>
       <w:pPr>
         <w:rPr>
-          <w:ins w:id="87" w:author="Author"/>
           <w:rFonts w:asciiTheme="minorHAnsi" w:hAnsiTheme="minorHAnsi"/>
           <w:b/>
         </w:rPr>
       </w:pPr>
-      <w:ins w:id="88" w:author="Author">
-        <w:r>
-          <w:rPr>
-            <w:rFonts w:asciiTheme="minorHAnsi" w:hAnsiTheme="minorHAnsi"/>
-            <w:b/>
-          </w:rPr>
-          <w:t>Section F. Determination of HERS Verification Compliance</w:t>
-        </w:r>
-      </w:ins>
+      <w:r>
+        <w:rPr>
+          <w:rFonts w:asciiTheme="minorHAnsi" w:hAnsiTheme="minorHAnsi"/>
+          <w:b/>
+        </w:rPr>
+        <w:t>Section F. Determination of HERS Verification Compliance</w:t>
+      </w:r>
     </w:p>
     <w:p>
       <w:pPr>
@@ -8628,24 +8390,20 @@
         <w:ind w:left="360"/>
         <w:contextualSpacing/>
         <w:rPr>
-          <w:ins w:id="89" w:author="Author"/>
           <w:rFonts w:asciiTheme="minorHAnsi" w:hAnsiTheme="minorHAnsi"/>
           <w:b/>
         </w:rPr>
       </w:pPr>
-      <w:ins w:id="90" w:author="Author">
-        <w:r>
-          <w:rPr>
-            <w:rFonts w:ascii="Calibri" w:hAnsi="Calibri"/>
-          </w:rPr>
-          <w:t>This field is filled out automatically. Compliance requires that all individual criteria pass.</w:t>
-        </w:r>
-      </w:ins>
+      <w:r>
+        <w:rPr>
+          <w:rFonts w:ascii="Calibri" w:hAnsi="Calibri"/>
+        </w:rPr>
+        <w:t>This field is filled out automatically. Compliance requires that all individual criteria pass.</w:t>
+      </w:r>
     </w:p>
     <w:p>
       <w:pPr>
         <w:rPr>
-          <w:ins w:id="91" w:author="Author"/>
           <w:rFonts w:asciiTheme="minorHAnsi" w:hAnsiTheme="minorHAnsi"/>
         </w:rPr>
       </w:pPr>
@@ -8654,7 +8412,6 @@
       <w:pPr>
         <w:ind w:left="360"/>
         <w:rPr>
-          <w:ins w:id="92" w:author="Author"/>
           <w:rFonts w:asciiTheme="minorHAnsi" w:hAnsiTheme="minorHAnsi"/>
         </w:rPr>
       </w:pPr>
@@ -8662,7 +8419,6 @@
     <w:p>
       <w:pPr>
         <w:rPr>
-          <w:ins w:id="93" w:author="Author"/>
           <w:rFonts w:asciiTheme="minorHAnsi" w:hAnsiTheme="minorHAnsi"/>
         </w:rPr>
       </w:pPr>
@@ -8670,7 +8426,6 @@
     <w:p>
       <w:pPr>
         <w:rPr>
-          <w:ins w:id="94" w:author="Author"/>
           <w:rFonts w:asciiTheme="minorHAnsi" w:hAnsiTheme="minorHAnsi"/>
           <w:iCs/>
           <w:sz w:val="18"/>
@@ -8685,14 +8440,6 @@
           <w:iCs/>
           <w:sz w:val="18"/>
           <w:szCs w:val="18"/>
-          <w:rPrChange w:id="95" w:author="Author">
-            <w:rPr>
-              <w:rFonts w:asciiTheme="minorHAnsi" w:hAnsiTheme="minorHAnsi"/>
-              <w:i/>
-              <w:sz w:val="18"/>
-              <w:szCs w:val="18"/>
-            </w:rPr>
-          </w:rPrChange>
         </w:rPr>
         <w:sectPr>
           <w:headerReference w:type="even" r:id="rId15"/>
@@ -9160,42 +8907,14 @@
               </w:rPr>
               <w:t xml:space="preserve">&lt;&lt;calculated field: if </w:t>
             </w:r>
-            <w:del w:id="104" w:author="Author">
-              <w:r>
-                <w:rPr>
-                  <w:rFonts w:asciiTheme="minorHAnsi" w:hAnsiTheme="minorHAnsi"/>
-                  <w:sz w:val="18"/>
-                  <w:szCs w:val="18"/>
-                </w:rPr>
-                <w:delText>CF</w:delText>
-              </w:r>
-              <w:r>
-                <w:rPr>
-                  <w:rFonts w:asciiTheme="minorHAnsi" w:hAnsiTheme="minorHAnsi"/>
-                  <w:sz w:val="18"/>
-                  <w:szCs w:val="18"/>
-                </w:rPr>
-                <w:delText>2</w:delText>
-              </w:r>
-              <w:r>
-                <w:rPr>
-                  <w:rFonts w:asciiTheme="minorHAnsi" w:hAnsiTheme="minorHAnsi"/>
-                  <w:sz w:val="18"/>
-                  <w:szCs w:val="18"/>
-                </w:rPr>
-                <w:delText>R</w:delText>
-              </w:r>
-            </w:del>
-            <w:ins w:id="105" w:author="Author">
-              <w:r>
-                <w:rPr>
-                  <w:rFonts w:asciiTheme="minorHAnsi" w:hAnsiTheme="minorHAnsi"/>
-                  <w:sz w:val="18"/>
-                  <w:szCs w:val="18"/>
-                </w:rPr>
-                <w:t>LMCI</w:t>
-              </w:r>
-            </w:ins>
+            <w:r>
+              <w:rPr>
+                <w:rFonts w:asciiTheme="minorHAnsi" w:hAnsiTheme="minorHAnsi"/>
+                <w:sz w:val="18"/>
+                <w:szCs w:val="18"/>
+              </w:rPr>
+              <w:t>LMCI</w:t>
+            </w:r>
             <w:r>
               <w:rPr>
                 <w:rFonts w:asciiTheme="minorHAnsi" w:hAnsiTheme="minorHAnsi"/>
@@ -9338,42 +9057,14 @@
               </w:rPr>
               <w:t xml:space="preserve">&lt;&lt; calculated field: if </w:t>
             </w:r>
-            <w:del w:id="106" w:author="Author">
-              <w:r>
-                <w:rPr>
-                  <w:rFonts w:asciiTheme="minorHAnsi" w:hAnsiTheme="minorHAnsi"/>
-                  <w:sz w:val="18"/>
-                  <w:szCs w:val="18"/>
-                </w:rPr>
-                <w:delText>CF</w:delText>
-              </w:r>
-              <w:r>
-                <w:rPr>
-                  <w:rFonts w:asciiTheme="minorHAnsi" w:hAnsiTheme="minorHAnsi"/>
-                  <w:sz w:val="18"/>
-                  <w:szCs w:val="18"/>
-                </w:rPr>
-                <w:delText>2</w:delText>
-              </w:r>
-              <w:r>
-                <w:rPr>
-                  <w:rFonts w:asciiTheme="minorHAnsi" w:hAnsiTheme="minorHAnsi"/>
-                  <w:sz w:val="18"/>
-                  <w:szCs w:val="18"/>
-                </w:rPr>
-                <w:delText>R</w:delText>
-              </w:r>
-            </w:del>
-            <w:ins w:id="107" w:author="Author">
-              <w:r>
-                <w:rPr>
-                  <w:rFonts w:asciiTheme="minorHAnsi" w:hAnsiTheme="minorHAnsi"/>
-                  <w:sz w:val="18"/>
-                  <w:szCs w:val="18"/>
-                </w:rPr>
-                <w:t>LMCI</w:t>
-              </w:r>
-            </w:ins>
+            <w:r>
+              <w:rPr>
+                <w:rFonts w:asciiTheme="minorHAnsi" w:hAnsiTheme="minorHAnsi"/>
+                <w:sz w:val="18"/>
+                <w:szCs w:val="18"/>
+              </w:rPr>
+              <w:t>LMCI</w:t>
+            </w:r>
             <w:r>
               <w:rPr>
                 <w:rFonts w:asciiTheme="minorHAnsi" w:hAnsiTheme="minorHAnsi"/>
@@ -9516,42 +9207,14 @@
               </w:rPr>
               <w:t xml:space="preserve">&lt;&lt; calculated field: if </w:t>
             </w:r>
-            <w:del w:id="108" w:author="Author">
-              <w:r>
-                <w:rPr>
-                  <w:rFonts w:asciiTheme="minorHAnsi" w:hAnsiTheme="minorHAnsi"/>
-                  <w:sz w:val="18"/>
-                  <w:szCs w:val="18"/>
-                </w:rPr>
-                <w:delText>CF</w:delText>
-              </w:r>
-              <w:r>
-                <w:rPr>
-                  <w:rFonts w:asciiTheme="minorHAnsi" w:hAnsiTheme="minorHAnsi"/>
-                  <w:sz w:val="18"/>
-                  <w:szCs w:val="18"/>
-                </w:rPr>
-                <w:delText>2</w:delText>
-              </w:r>
-              <w:r>
-                <w:rPr>
-                  <w:rFonts w:asciiTheme="minorHAnsi" w:hAnsiTheme="minorHAnsi"/>
-                  <w:sz w:val="18"/>
-                  <w:szCs w:val="18"/>
-                </w:rPr>
-                <w:delText>R</w:delText>
-              </w:r>
-            </w:del>
-            <w:ins w:id="109" w:author="Author">
-              <w:r>
-                <w:rPr>
-                  <w:rFonts w:asciiTheme="minorHAnsi" w:hAnsiTheme="minorHAnsi"/>
-                  <w:sz w:val="18"/>
-                  <w:szCs w:val="18"/>
-                </w:rPr>
-                <w:t>LMCI</w:t>
-              </w:r>
-            </w:ins>
+            <w:r>
+              <w:rPr>
+                <w:rFonts w:asciiTheme="minorHAnsi" w:hAnsiTheme="minorHAnsi"/>
+                <w:sz w:val="18"/>
+                <w:szCs w:val="18"/>
+              </w:rPr>
+              <w:t>LMCI</w:t>
+            </w:r>
             <w:r>
               <w:rPr>
                 <w:rFonts w:asciiTheme="minorHAnsi" w:hAnsiTheme="minorHAnsi"/>
@@ -9852,26 +9515,14 @@
               </w:rPr>
               <w:t xml:space="preserve">The duct system design shall be detailed in the special features section of the </w:t>
             </w:r>
-            <w:del w:id="110" w:author="Author">
-              <w:r>
-                <w:rPr>
-                  <w:rFonts w:asciiTheme="minorHAnsi" w:hAnsiTheme="minorHAnsi"/>
-                  <w:sz w:val="18"/>
-                  <w:szCs w:val="18"/>
-                </w:rPr>
-                <w:delText>CF1R</w:delText>
-              </w:r>
-            </w:del>
-            <w:ins w:id="111" w:author="Author">
-              <w:r>
-                <w:rPr>
-                  <w:rFonts w:asciiTheme="minorHAnsi" w:hAnsiTheme="minorHAnsi"/>
-                  <w:sz w:val="18"/>
-                  <w:szCs w:val="18"/>
-                </w:rPr>
-                <w:t>LMCC</w:t>
-              </w:r>
-            </w:ins>
+            <w:r>
+              <w:rPr>
+                <w:rFonts w:asciiTheme="minorHAnsi" w:hAnsiTheme="minorHAnsi"/>
+                <w:sz w:val="18"/>
+                <w:szCs w:val="18"/>
+              </w:rPr>
+              <w:t>LMCC</w:t>
+            </w:r>
             <w:r>
               <w:rPr>
                 <w:rFonts w:asciiTheme="minorHAnsi" w:hAnsiTheme="minorHAnsi"/>
@@ -9946,26 +9597,14 @@
               </w:rPr>
               <w:t xml:space="preserve">A duct design layout that conforms to the duct system design details in the special features section of the </w:t>
             </w:r>
-            <w:del w:id="112" w:author="Author">
-              <w:r>
-                <w:rPr>
-                  <w:rFonts w:asciiTheme="minorHAnsi" w:hAnsiTheme="minorHAnsi"/>
-                  <w:sz w:val="18"/>
-                  <w:szCs w:val="18"/>
-                </w:rPr>
-                <w:delText>CF1R</w:delText>
-              </w:r>
-            </w:del>
-            <w:ins w:id="113" w:author="Author">
-              <w:r>
-                <w:rPr>
-                  <w:rFonts w:asciiTheme="minorHAnsi" w:hAnsiTheme="minorHAnsi"/>
-                  <w:sz w:val="18"/>
-                  <w:szCs w:val="18"/>
-                </w:rPr>
-                <w:t>LMCC</w:t>
-              </w:r>
-            </w:ins>
+            <w:r>
+              <w:rPr>
+                <w:rFonts w:asciiTheme="minorHAnsi" w:hAnsiTheme="minorHAnsi"/>
+                <w:sz w:val="18"/>
+                <w:szCs w:val="18"/>
+              </w:rPr>
+              <w:t>LMCC</w:t>
+            </w:r>
             <w:r>
               <w:rPr>
                 <w:rFonts w:asciiTheme="minorHAnsi" w:hAnsiTheme="minorHAnsi"/>
@@ -10726,26 +10365,14 @@
               </w:rPr>
               <w:t xml:space="preserve">The duct system design shall be detailed in the special features section of the </w:t>
             </w:r>
-            <w:del w:id="114" w:author="Author">
-              <w:r>
-                <w:rPr>
-                  <w:rFonts w:asciiTheme="minorHAnsi" w:hAnsiTheme="minorHAnsi"/>
-                  <w:sz w:val="18"/>
-                  <w:szCs w:val="18"/>
-                </w:rPr>
-                <w:delText>CF1R</w:delText>
-              </w:r>
-            </w:del>
-            <w:ins w:id="115" w:author="Author">
-              <w:r>
-                <w:rPr>
-                  <w:rFonts w:asciiTheme="minorHAnsi" w:hAnsiTheme="minorHAnsi"/>
-                  <w:sz w:val="18"/>
-                  <w:szCs w:val="18"/>
-                </w:rPr>
-                <w:t>LMCC</w:t>
-              </w:r>
-            </w:ins>
+            <w:r>
+              <w:rPr>
+                <w:rFonts w:asciiTheme="minorHAnsi" w:hAnsiTheme="minorHAnsi"/>
+                <w:sz w:val="18"/>
+                <w:szCs w:val="18"/>
+              </w:rPr>
+              <w:t>LMCC</w:t>
+            </w:r>
             <w:r>
               <w:rPr>
                 <w:rFonts w:asciiTheme="minorHAnsi" w:hAnsiTheme="minorHAnsi"/>
@@ -10820,26 +10447,14 @@
               </w:rPr>
               <w:t xml:space="preserve">A duct design layout that conforms to the duct system design details in the special features section of the </w:t>
             </w:r>
-            <w:del w:id="116" w:author="Author">
-              <w:r>
-                <w:rPr>
-                  <w:rFonts w:asciiTheme="minorHAnsi" w:hAnsiTheme="minorHAnsi"/>
-                  <w:sz w:val="18"/>
-                  <w:szCs w:val="18"/>
-                </w:rPr>
-                <w:delText>CF1R</w:delText>
-              </w:r>
-            </w:del>
-            <w:ins w:id="117" w:author="Author">
-              <w:r>
-                <w:rPr>
-                  <w:rFonts w:asciiTheme="minorHAnsi" w:hAnsiTheme="minorHAnsi"/>
-                  <w:sz w:val="18"/>
-                  <w:szCs w:val="18"/>
-                </w:rPr>
-                <w:t>LMCC</w:t>
-              </w:r>
-            </w:ins>
+            <w:r>
+              <w:rPr>
+                <w:rFonts w:asciiTheme="minorHAnsi" w:hAnsiTheme="minorHAnsi"/>
+                <w:sz w:val="18"/>
+                <w:szCs w:val="18"/>
+              </w:rPr>
+              <w:t>LMCC</w:t>
+            </w:r>
             <w:r>
               <w:rPr>
                 <w:rFonts w:asciiTheme="minorHAnsi" w:hAnsiTheme="minorHAnsi"/>
@@ -10938,26 +10553,14 @@
               </w:rPr>
               <w:t xml:space="preserve"> and attic insulation shall conform to the design details in the enforcement agency approved </w:t>
             </w:r>
-            <w:del w:id="118" w:author="Author">
-              <w:r>
-                <w:rPr>
-                  <w:rFonts w:asciiTheme="minorHAnsi" w:hAnsiTheme="minorHAnsi"/>
-                  <w:sz w:val="18"/>
-                  <w:szCs w:val="18"/>
-                </w:rPr>
-                <w:delText>CF1R</w:delText>
-              </w:r>
-            </w:del>
-            <w:ins w:id="119" w:author="Author">
-              <w:r>
-                <w:rPr>
-                  <w:rFonts w:asciiTheme="minorHAnsi" w:hAnsiTheme="minorHAnsi"/>
-                  <w:sz w:val="18"/>
-                  <w:szCs w:val="18"/>
-                </w:rPr>
-                <w:t>LMCC</w:t>
-              </w:r>
-            </w:ins>
+            <w:r>
+              <w:rPr>
+                <w:rFonts w:asciiTheme="minorHAnsi" w:hAnsiTheme="minorHAnsi"/>
+                <w:sz w:val="18"/>
+                <w:szCs w:val="18"/>
+              </w:rPr>
+              <w:t>LMCC</w:t>
+            </w:r>
             <w:r>
               <w:rPr>
                 <w:rFonts w:asciiTheme="minorHAnsi" w:hAnsiTheme="minorHAnsi"/>
@@ -11354,26 +10957,14 @@
               </w:rPr>
               <w:t xml:space="preserve">The dwelling shall comply with all Quality Insulation Installation requirements as documented on the applicable </w:t>
             </w:r>
-            <w:del w:id="120" w:author="Author">
-              <w:r>
-                <w:rPr>
-                  <w:rFonts w:asciiTheme="minorHAnsi" w:hAnsiTheme="minorHAnsi"/>
-                  <w:sz w:val="18"/>
-                  <w:szCs w:val="18"/>
-                </w:rPr>
-                <w:delText>CF2R</w:delText>
-              </w:r>
-            </w:del>
-            <w:ins w:id="121" w:author="Author">
-              <w:r>
-                <w:rPr>
-                  <w:rFonts w:asciiTheme="minorHAnsi" w:hAnsiTheme="minorHAnsi"/>
-                  <w:sz w:val="18"/>
-                  <w:szCs w:val="18"/>
-                </w:rPr>
-                <w:t>LMCI</w:t>
-              </w:r>
-            </w:ins>
+            <w:r>
+              <w:rPr>
+                <w:rFonts w:asciiTheme="minorHAnsi" w:hAnsiTheme="minorHAnsi"/>
+                <w:sz w:val="18"/>
+                <w:szCs w:val="18"/>
+              </w:rPr>
+              <w:t>LMCI</w:t>
+            </w:r>
             <w:r>
               <w:rPr>
                 <w:rFonts w:asciiTheme="minorHAnsi" w:hAnsiTheme="minorHAnsi"/>
@@ -11382,26 +10973,14 @@
               </w:rPr>
               <w:t xml:space="preserve"> and </w:t>
             </w:r>
-            <w:del w:id="122" w:author="Author">
-              <w:r>
-                <w:rPr>
-                  <w:rFonts w:asciiTheme="minorHAnsi" w:hAnsiTheme="minorHAnsi"/>
-                  <w:sz w:val="18"/>
-                  <w:szCs w:val="18"/>
-                </w:rPr>
-                <w:delText>CF3R</w:delText>
-              </w:r>
-            </w:del>
-            <w:ins w:id="123" w:author="Author">
-              <w:r>
-                <w:rPr>
-                  <w:rFonts w:asciiTheme="minorHAnsi" w:hAnsiTheme="minorHAnsi"/>
-                  <w:sz w:val="18"/>
-                  <w:szCs w:val="18"/>
-                </w:rPr>
-                <w:t>LMCV</w:t>
-              </w:r>
-            </w:ins>
+            <w:r>
+              <w:rPr>
+                <w:rFonts w:asciiTheme="minorHAnsi" w:hAnsiTheme="minorHAnsi"/>
+                <w:sz w:val="18"/>
+                <w:szCs w:val="18"/>
+              </w:rPr>
+              <w:t>LMCV</w:t>
+            </w:r>
             <w:r>
               <w:rPr>
                 <w:rFonts w:asciiTheme="minorHAnsi" w:hAnsiTheme="minorHAnsi"/>
@@ -11970,26 +11549,14 @@
               </w:rPr>
               <w:t xml:space="preserve">The duct system design shall be detailed in the special features section of the </w:t>
             </w:r>
-            <w:del w:id="124" w:author="Author">
-              <w:r>
-                <w:rPr>
-                  <w:rFonts w:asciiTheme="minorHAnsi" w:hAnsiTheme="minorHAnsi"/>
-                  <w:sz w:val="18"/>
-                  <w:szCs w:val="18"/>
-                </w:rPr>
-                <w:delText>CF1R</w:delText>
-              </w:r>
-            </w:del>
-            <w:ins w:id="125" w:author="Author">
-              <w:r>
-                <w:rPr>
-                  <w:rFonts w:asciiTheme="minorHAnsi" w:hAnsiTheme="minorHAnsi"/>
-                  <w:sz w:val="18"/>
-                  <w:szCs w:val="18"/>
-                </w:rPr>
-                <w:t>LMCC</w:t>
-              </w:r>
-            </w:ins>
+            <w:r>
+              <w:rPr>
+                <w:rFonts w:asciiTheme="minorHAnsi" w:hAnsiTheme="minorHAnsi"/>
+                <w:sz w:val="18"/>
+                <w:szCs w:val="18"/>
+              </w:rPr>
+              <w:t>LMCC</w:t>
+            </w:r>
             <w:r>
               <w:rPr>
                 <w:rFonts w:asciiTheme="minorHAnsi" w:hAnsiTheme="minorHAnsi"/>
@@ -12066,26 +11633,14 @@
               </w:rPr>
               <w:t xml:space="preserve">A duct design layout that conforms to the duct system design details in the special features section of the </w:t>
             </w:r>
-            <w:del w:id="126" w:author="Author">
-              <w:r>
-                <w:rPr>
-                  <w:rFonts w:asciiTheme="minorHAnsi" w:hAnsiTheme="minorHAnsi"/>
-                  <w:sz w:val="18"/>
-                  <w:szCs w:val="18"/>
-                </w:rPr>
-                <w:delText>CF1R</w:delText>
-              </w:r>
-            </w:del>
-            <w:ins w:id="127" w:author="Author">
-              <w:r>
-                <w:rPr>
-                  <w:rFonts w:asciiTheme="minorHAnsi" w:hAnsiTheme="minorHAnsi"/>
-                  <w:sz w:val="18"/>
-                  <w:szCs w:val="18"/>
-                </w:rPr>
-                <w:t>LMCC</w:t>
-              </w:r>
-            </w:ins>
+            <w:r>
+              <w:rPr>
+                <w:rFonts w:asciiTheme="minorHAnsi" w:hAnsiTheme="minorHAnsi"/>
+                <w:sz w:val="18"/>
+                <w:szCs w:val="18"/>
+              </w:rPr>
+              <w:t>LMCC</w:t>
+            </w:r>
             <w:r>
               <w:rPr>
                 <w:rFonts w:asciiTheme="minorHAnsi" w:hAnsiTheme="minorHAnsi"/>
@@ -12186,26 +11741,14 @@
               </w:rPr>
               <w:t xml:space="preserve"> and attic insulation shall conform to the design details in the enforcement agency approved </w:t>
             </w:r>
-            <w:del w:id="128" w:author="Author">
-              <w:r>
-                <w:rPr>
-                  <w:rFonts w:asciiTheme="minorHAnsi" w:hAnsiTheme="minorHAnsi"/>
-                  <w:sz w:val="18"/>
-                  <w:szCs w:val="18"/>
-                </w:rPr>
-                <w:delText>CF1R</w:delText>
-              </w:r>
-            </w:del>
-            <w:ins w:id="129" w:author="Author">
-              <w:r>
-                <w:rPr>
-                  <w:rFonts w:asciiTheme="minorHAnsi" w:hAnsiTheme="minorHAnsi"/>
-                  <w:sz w:val="18"/>
-                  <w:szCs w:val="18"/>
-                </w:rPr>
-                <w:t>LMCC</w:t>
-              </w:r>
-            </w:ins>
+            <w:r>
+              <w:rPr>
+                <w:rFonts w:asciiTheme="minorHAnsi" w:hAnsiTheme="minorHAnsi"/>
+                <w:sz w:val="18"/>
+                <w:szCs w:val="18"/>
+              </w:rPr>
+              <w:t>LMCC</w:t>
+            </w:r>
             <w:r>
               <w:rPr>
                 <w:rFonts w:asciiTheme="minorHAnsi" w:hAnsiTheme="minorHAnsi"/>
@@ -12593,26 +12136,14 @@
               </w:rPr>
               <w:t xml:space="preserve">The dwelling shall comply with all Quality Insulation Installation requirements as documented on the applicable </w:t>
             </w:r>
-            <w:del w:id="130" w:author="Author">
-              <w:r>
-                <w:rPr>
-                  <w:rFonts w:asciiTheme="minorHAnsi" w:hAnsiTheme="minorHAnsi"/>
-                  <w:sz w:val="18"/>
-                  <w:szCs w:val="18"/>
-                </w:rPr>
-                <w:delText>CF2R</w:delText>
-              </w:r>
-            </w:del>
-            <w:ins w:id="131" w:author="Author">
-              <w:r>
-                <w:rPr>
-                  <w:rFonts w:asciiTheme="minorHAnsi" w:hAnsiTheme="minorHAnsi"/>
-                  <w:sz w:val="18"/>
-                  <w:szCs w:val="18"/>
-                </w:rPr>
-                <w:t>LMCI</w:t>
-              </w:r>
-            </w:ins>
+            <w:r>
+              <w:rPr>
+                <w:rFonts w:asciiTheme="minorHAnsi" w:hAnsiTheme="minorHAnsi"/>
+                <w:sz w:val="18"/>
+                <w:szCs w:val="18"/>
+              </w:rPr>
+              <w:t>LMCI</w:t>
+            </w:r>
             <w:r>
               <w:rPr>
                 <w:rFonts w:asciiTheme="minorHAnsi" w:hAnsiTheme="minorHAnsi"/>
@@ -12621,26 +12152,14 @@
               </w:rPr>
               <w:t xml:space="preserve"> and </w:t>
             </w:r>
-            <w:del w:id="132" w:author="Author">
-              <w:r>
-                <w:rPr>
-                  <w:rFonts w:asciiTheme="minorHAnsi" w:hAnsiTheme="minorHAnsi"/>
-                  <w:sz w:val="18"/>
-                  <w:szCs w:val="18"/>
-                </w:rPr>
-                <w:delText>CF3R</w:delText>
-              </w:r>
-            </w:del>
-            <w:ins w:id="133" w:author="Author">
-              <w:r>
-                <w:rPr>
-                  <w:rFonts w:asciiTheme="minorHAnsi" w:hAnsiTheme="minorHAnsi"/>
-                  <w:sz w:val="18"/>
-                  <w:szCs w:val="18"/>
-                </w:rPr>
-                <w:t>LMCV</w:t>
-              </w:r>
-            </w:ins>
+            <w:r>
+              <w:rPr>
+                <w:rFonts w:asciiTheme="minorHAnsi" w:hAnsiTheme="minorHAnsi"/>
+                <w:sz w:val="18"/>
+                <w:szCs w:val="18"/>
+              </w:rPr>
+              <w:t>LMCV</w:t>
+            </w:r>
             <w:r>
               <w:rPr>
                 <w:rFonts w:asciiTheme="minorHAnsi" w:hAnsiTheme="minorHAnsi"/>
@@ -13287,26 +12806,14 @@
               </w:rPr>
               <w:t xml:space="preserve">&lt;&lt;table is a calculated field: table copied from </w:t>
             </w:r>
-            <w:del w:id="134" w:author="Author">
-              <w:r>
-                <w:rPr>
-                  <w:rFonts w:asciiTheme="minorHAnsi" w:hAnsiTheme="minorHAnsi"/>
-                  <w:sz w:val="18"/>
-                  <w:szCs w:val="18"/>
-                </w:rPr>
-                <w:delText>CF1R</w:delText>
-              </w:r>
-            </w:del>
-            <w:ins w:id="135" w:author="Author">
-              <w:r>
-                <w:rPr>
-                  <w:rFonts w:asciiTheme="minorHAnsi" w:hAnsiTheme="minorHAnsi"/>
-                  <w:sz w:val="18"/>
-                  <w:szCs w:val="18"/>
-                </w:rPr>
-                <w:t>LMCC</w:t>
-              </w:r>
-            </w:ins>
+            <w:r>
+              <w:rPr>
+                <w:rFonts w:asciiTheme="minorHAnsi" w:hAnsiTheme="minorHAnsi"/>
+                <w:sz w:val="18"/>
+                <w:szCs w:val="18"/>
+              </w:rPr>
+              <w:t>LMCC</w:t>
+            </w:r>
             <w:r>
               <w:rPr>
                 <w:rFonts w:asciiTheme="minorHAnsi" w:hAnsiTheme="minorHAnsi"/>
@@ -13821,26 +13328,16 @@
               </w:rPr>
               <w:t xml:space="preserve">eference values from </w:t>
             </w:r>
-            <w:del w:id="136" w:author="Author">
-              <w:r>
-                <w:rPr>
-                  <w:rFonts w:asciiTheme="minorHAnsi" w:hAnsiTheme="minorHAnsi" w:cstheme="minorHAnsi"/>
-                </w:rPr>
-                <w:delText>CF1R</w:delText>
-              </w:r>
-            </w:del>
-            <w:ins w:id="137" w:author="Author">
-              <w:r>
-                <w:rPr>
-                  <w:rFonts w:asciiTheme="minorHAnsi" w:hAnsiTheme="minorHAnsi" w:cstheme="minorHAnsi"/>
-                </w:rPr>
-                <w:t>LMCC</w:t>
-              </w:r>
-            </w:ins>
             <w:r>
               <w:rPr>
                 <w:rFonts w:asciiTheme="minorHAnsi" w:hAnsiTheme="minorHAnsi" w:cstheme="minorHAnsi"/>
               </w:rPr>
+              <w:t>LMCC</w:t>
+            </w:r>
+            <w:r>
+              <w:rPr>
+                <w:rFonts w:asciiTheme="minorHAnsi" w:hAnsiTheme="minorHAnsi" w:cstheme="minorHAnsi"/>
+              </w:rPr>
               <w:t>-PRF-01</w:t>
             </w:r>
             <w:r>
@@ -13881,26 +13378,16 @@
               </w:rPr>
               <w:t xml:space="preserve">eference values from </w:t>
             </w:r>
-            <w:del w:id="138" w:author="Author">
-              <w:r>
-                <w:rPr>
-                  <w:rFonts w:asciiTheme="minorHAnsi" w:hAnsiTheme="minorHAnsi" w:cstheme="minorHAnsi"/>
-                </w:rPr>
-                <w:delText>CF1R</w:delText>
-              </w:r>
-            </w:del>
-            <w:ins w:id="139" w:author="Author">
-              <w:r>
-                <w:rPr>
-                  <w:rFonts w:asciiTheme="minorHAnsi" w:hAnsiTheme="minorHAnsi" w:cstheme="minorHAnsi"/>
-                </w:rPr>
-                <w:t>LMCC</w:t>
-              </w:r>
-            </w:ins>
             <w:r>
               <w:rPr>
                 <w:rFonts w:asciiTheme="minorHAnsi" w:hAnsiTheme="minorHAnsi" w:cstheme="minorHAnsi"/>
               </w:rPr>
+              <w:t>LMCC</w:t>
+            </w:r>
+            <w:r>
+              <w:rPr>
+                <w:rFonts w:asciiTheme="minorHAnsi" w:hAnsiTheme="minorHAnsi" w:cstheme="minorHAnsi"/>
+              </w:rPr>
               <w:t>-PRF-01</w:t>
             </w:r>
             <w:r>
@@ -13941,26 +13428,16 @@
               </w:rPr>
               <w:t xml:space="preserve">eference values from </w:t>
             </w:r>
-            <w:del w:id="140" w:author="Author">
-              <w:r>
-                <w:rPr>
-                  <w:rFonts w:asciiTheme="minorHAnsi" w:hAnsiTheme="minorHAnsi" w:cstheme="minorHAnsi"/>
-                </w:rPr>
-                <w:delText>CF1R</w:delText>
-              </w:r>
-            </w:del>
-            <w:ins w:id="141" w:author="Author">
-              <w:r>
-                <w:rPr>
-                  <w:rFonts w:asciiTheme="minorHAnsi" w:hAnsiTheme="minorHAnsi" w:cstheme="minorHAnsi"/>
-                </w:rPr>
-                <w:t>LMCC</w:t>
-              </w:r>
-            </w:ins>
             <w:r>
               <w:rPr>
                 <w:rFonts w:asciiTheme="minorHAnsi" w:hAnsiTheme="minorHAnsi" w:cstheme="minorHAnsi"/>
               </w:rPr>
+              <w:t>LMCC</w:t>
+            </w:r>
+            <w:r>
+              <w:rPr>
+                <w:rFonts w:asciiTheme="minorHAnsi" w:hAnsiTheme="minorHAnsi" w:cstheme="minorHAnsi"/>
+              </w:rPr>
               <w:t>-PRF-01</w:t>
             </w:r>
             <w:r>
@@ -14001,26 +13478,16 @@
               </w:rPr>
               <w:t xml:space="preserve">eference values from </w:t>
             </w:r>
-            <w:del w:id="142" w:author="Author">
-              <w:r>
-                <w:rPr>
-                  <w:rFonts w:asciiTheme="minorHAnsi" w:hAnsiTheme="minorHAnsi" w:cstheme="minorHAnsi"/>
-                </w:rPr>
-                <w:delText>CF1R</w:delText>
-              </w:r>
-            </w:del>
-            <w:ins w:id="143" w:author="Author">
-              <w:r>
-                <w:rPr>
-                  <w:rFonts w:asciiTheme="minorHAnsi" w:hAnsiTheme="minorHAnsi" w:cstheme="minorHAnsi"/>
-                </w:rPr>
-                <w:t>LMCC</w:t>
-              </w:r>
-            </w:ins>
             <w:r>
               <w:rPr>
                 <w:rFonts w:asciiTheme="minorHAnsi" w:hAnsiTheme="minorHAnsi" w:cstheme="minorHAnsi"/>
               </w:rPr>
+              <w:t>LMCC</w:t>
+            </w:r>
+            <w:r>
+              <w:rPr>
+                <w:rFonts w:asciiTheme="minorHAnsi" w:hAnsiTheme="minorHAnsi" w:cstheme="minorHAnsi"/>
+              </w:rPr>
               <w:t>-PRF-01</w:t>
             </w:r>
             <w:r>
@@ -14061,26 +13528,16 @@
               </w:rPr>
               <w:t xml:space="preserve">eference values from </w:t>
             </w:r>
-            <w:del w:id="144" w:author="Author">
-              <w:r>
-                <w:rPr>
-                  <w:rFonts w:asciiTheme="minorHAnsi" w:hAnsiTheme="minorHAnsi" w:cstheme="minorHAnsi"/>
-                </w:rPr>
-                <w:delText>CF1R</w:delText>
-              </w:r>
-            </w:del>
-            <w:ins w:id="145" w:author="Author">
-              <w:r>
-                <w:rPr>
-                  <w:rFonts w:asciiTheme="minorHAnsi" w:hAnsiTheme="minorHAnsi" w:cstheme="minorHAnsi"/>
-                </w:rPr>
-                <w:t>LMCC</w:t>
-              </w:r>
-            </w:ins>
             <w:r>
               <w:rPr>
                 <w:rFonts w:asciiTheme="minorHAnsi" w:hAnsiTheme="minorHAnsi" w:cstheme="minorHAnsi"/>
               </w:rPr>
+              <w:t>LMCC</w:t>
+            </w:r>
+            <w:r>
+              <w:rPr>
+                <w:rFonts w:asciiTheme="minorHAnsi" w:hAnsiTheme="minorHAnsi" w:cstheme="minorHAnsi"/>
+              </w:rPr>
               <w:t>-PRF-01</w:t>
             </w:r>
             <w:r>
@@ -14121,26 +13578,16 @@
               </w:rPr>
               <w:t xml:space="preserve">eference values from </w:t>
             </w:r>
-            <w:del w:id="146" w:author="Author">
-              <w:r>
-                <w:rPr>
-                  <w:rFonts w:asciiTheme="minorHAnsi" w:hAnsiTheme="minorHAnsi" w:cstheme="minorHAnsi"/>
-                </w:rPr>
-                <w:delText>CF1R</w:delText>
-              </w:r>
-            </w:del>
-            <w:ins w:id="147" w:author="Author">
-              <w:r>
-                <w:rPr>
-                  <w:rFonts w:asciiTheme="minorHAnsi" w:hAnsiTheme="minorHAnsi" w:cstheme="minorHAnsi"/>
-                </w:rPr>
-                <w:t>LMCC</w:t>
-              </w:r>
-            </w:ins>
             <w:r>
               <w:rPr>
                 <w:rFonts w:asciiTheme="minorHAnsi" w:hAnsiTheme="minorHAnsi" w:cstheme="minorHAnsi"/>
               </w:rPr>
+              <w:t>LMCC</w:t>
+            </w:r>
+            <w:r>
+              <w:rPr>
+                <w:rFonts w:asciiTheme="minorHAnsi" w:hAnsiTheme="minorHAnsi" w:cstheme="minorHAnsi"/>
+              </w:rPr>
               <w:t>-PRF-01</w:t>
             </w:r>
             <w:r>
@@ -14181,26 +13628,16 @@
               </w:rPr>
               <w:t xml:space="preserve">eference values from </w:t>
             </w:r>
-            <w:del w:id="148" w:author="Author">
-              <w:r>
-                <w:rPr>
-                  <w:rFonts w:asciiTheme="minorHAnsi" w:hAnsiTheme="minorHAnsi" w:cstheme="minorHAnsi"/>
-                </w:rPr>
-                <w:delText>CF1R</w:delText>
-              </w:r>
-            </w:del>
-            <w:ins w:id="149" w:author="Author">
-              <w:r>
-                <w:rPr>
-                  <w:rFonts w:asciiTheme="minorHAnsi" w:hAnsiTheme="minorHAnsi" w:cstheme="minorHAnsi"/>
-                </w:rPr>
-                <w:t>LMCC</w:t>
-              </w:r>
-            </w:ins>
             <w:r>
               <w:rPr>
                 <w:rFonts w:asciiTheme="minorHAnsi" w:hAnsiTheme="minorHAnsi" w:cstheme="minorHAnsi"/>
               </w:rPr>
+              <w:t>LMCC</w:t>
+            </w:r>
+            <w:r>
+              <w:rPr>
+                <w:rFonts w:asciiTheme="minorHAnsi" w:hAnsiTheme="minorHAnsi" w:cstheme="minorHAnsi"/>
+              </w:rPr>
               <w:t>-PRF-01</w:t>
             </w:r>
             <w:r>
@@ -14241,26 +13678,16 @@
               </w:rPr>
               <w:t xml:space="preserve">eference values from </w:t>
             </w:r>
-            <w:del w:id="150" w:author="Author">
-              <w:r>
-                <w:rPr>
-                  <w:rFonts w:asciiTheme="minorHAnsi" w:hAnsiTheme="minorHAnsi" w:cstheme="minorHAnsi"/>
-                </w:rPr>
-                <w:delText>CF1R</w:delText>
-              </w:r>
-            </w:del>
-            <w:ins w:id="151" w:author="Author">
-              <w:r>
-                <w:rPr>
-                  <w:rFonts w:asciiTheme="minorHAnsi" w:hAnsiTheme="minorHAnsi" w:cstheme="minorHAnsi"/>
-                </w:rPr>
-                <w:t>LMCC</w:t>
-              </w:r>
-            </w:ins>
             <w:r>
               <w:rPr>
                 <w:rFonts w:asciiTheme="minorHAnsi" w:hAnsiTheme="minorHAnsi" w:cstheme="minorHAnsi"/>
               </w:rPr>
+              <w:t>LMCC</w:t>
+            </w:r>
+            <w:r>
+              <w:rPr>
+                <w:rFonts w:asciiTheme="minorHAnsi" w:hAnsiTheme="minorHAnsi" w:cstheme="minorHAnsi"/>
+              </w:rPr>
               <w:t>-PRF-01</w:t>
             </w:r>
             <w:r>
@@ -14301,22 +13728,12 @@
               </w:rPr>
               <w:t xml:space="preserve">eference values from </w:t>
             </w:r>
-            <w:del w:id="152" w:author="Author">
-              <w:r>
-                <w:rPr>
-                  <w:rFonts w:asciiTheme="minorHAnsi" w:hAnsiTheme="minorHAnsi" w:cstheme="minorHAnsi"/>
-                </w:rPr>
-                <w:delText>CF1R</w:delText>
-              </w:r>
-            </w:del>
-            <w:ins w:id="153" w:author="Author">
-              <w:r>
-                <w:rPr>
-                  <w:rFonts w:asciiTheme="minorHAnsi" w:hAnsiTheme="minorHAnsi" w:cstheme="minorHAnsi"/>
-                </w:rPr>
-                <w:t>LMCC</w:t>
-              </w:r>
-            </w:ins>
+            <w:r>
+              <w:rPr>
+                <w:rFonts w:asciiTheme="minorHAnsi" w:hAnsiTheme="minorHAnsi" w:cstheme="minorHAnsi"/>
+              </w:rPr>
+              <w:t>LMCC</w:t>
+            </w:r>
             <w:r>
               <w:rPr>
                 <w:rFonts w:asciiTheme="minorHAnsi" w:hAnsiTheme="minorHAnsi" w:cstheme="minorHAnsi"/>
@@ -14473,6 +13890,11 @@
           <w:szCs w:val="18"/>
         </w:rPr>
       </w:pPr>
+    </w:p>
+    <w:p>
+      <w:r>
+        <w:br w:type="page"/>
+      </w:r>
     </w:p>
     <w:tbl>
       <w:tblPr>
@@ -14515,6 +13937,7 @@
                 <w:bCs/>
                 <w:szCs w:val="18"/>
               </w:rPr>
+              <w:lastRenderedPageBreak/>
               <w:t>F</w:t>
             </w:r>
             <w:r>
@@ -14560,17 +13983,7 @@
                 <w:sz w:val="18"/>
                 <w:szCs w:val="18"/>
               </w:rPr>
-              <w:t xml:space="preserve">All applicable sections of this document shall indicate compliance with the specified verification protocol requirements in order for this Certificate </w:t>
-            </w:r>
-            <w:r>
-              <w:rPr>
-                <w:rFonts w:asciiTheme="minorHAnsi" w:hAnsiTheme="minorHAnsi"/>
-                <w:bCs/>
-                <w:sz w:val="18"/>
-                <w:szCs w:val="18"/>
-              </w:rPr>
-              <w:lastRenderedPageBreak/>
-              <w:t>of Verification as a whole to be determined to be in compliance.</w:t>
+              <w:t>All applicable sections of this document shall indicate compliance with the specified verification protocol requirements in order for this Certificate of Verification as a whole to be determined to be in compliance.</w:t>
             </w:r>
           </w:p>
         </w:tc>
@@ -14578,7 +13991,7 @@
       <w:tr>
         <w:tc>
           <w:tcPr>
-            <w:tcW w:w="378" w:type="dxa"/>
+            <w:tcW w:w="399" w:type="dxa"/>
           </w:tcPr>
           <w:p>
             <w:pPr>
@@ -14606,14 +14019,13 @@
                 <w:sz w:val="18"/>
                 <w:szCs w:val="18"/>
               </w:rPr>
-              <w:lastRenderedPageBreak/>
               <w:t>01</w:t>
             </w:r>
           </w:p>
         </w:tc>
         <w:tc>
           <w:tcPr>
-            <w:tcW w:w="10638" w:type="dxa"/>
+            <w:tcW w:w="10617" w:type="dxa"/>
           </w:tcPr>
           <w:p>
             <w:pPr>
@@ -14720,1958 +14132,6 @@
     </w:p>
     <w:p>
       <w:pPr>
-        <w:rPr>
-          <w:rFonts w:asciiTheme="minorHAnsi" w:hAnsiTheme="minorHAnsi"/>
-          <w:sz w:val="18"/>
-          <w:szCs w:val="18"/>
-        </w:rPr>
-      </w:pPr>
-      <w:r>
-        <w:rPr>
-          <w:rFonts w:asciiTheme="minorHAnsi" w:hAnsiTheme="minorHAnsi"/>
-          <w:sz w:val="18"/>
-          <w:szCs w:val="18"/>
-        </w:rPr>
-        <w:br w:type="page"/>
-      </w:r>
-    </w:p>
-    <w:tbl>
-      <w:tblPr>
-        <w:tblW w:w="4990" w:type="pct"/>
-        <w:tblInd w:w="-1" w:type="dxa"/>
-        <w:tblBorders>
-          <w:top w:val="single" w:sz="4" w:space="0" w:color="auto"/>
-          <w:left w:val="single" w:sz="4" w:space="0" w:color="auto"/>
-          <w:bottom w:val="single" w:sz="4" w:space="0" w:color="auto"/>
-          <w:right w:val="single" w:sz="4" w:space="0" w:color="auto"/>
-          <w:insideH w:val="single" w:sz="4" w:space="0" w:color="auto"/>
-          <w:insideV w:val="single" w:sz="4" w:space="0" w:color="auto"/>
-        </w:tblBorders>
-        <w:tblCellMar>
-          <w:left w:w="86" w:type="dxa"/>
-          <w:right w:w="86" w:type="dxa"/>
-        </w:tblCellMar>
-        <w:tblLook w:val="0000" w:firstRow="0" w:lastRow="0" w:firstColumn="0" w:lastColumn="0" w:noHBand="0" w:noVBand="0"/>
-      </w:tblPr>
-      <w:tblGrid>
-        <w:gridCol w:w="5434"/>
-        <w:gridCol w:w="41"/>
-        <w:gridCol w:w="7"/>
-        <w:gridCol w:w="5468"/>
-      </w:tblGrid>
-      <w:tr>
-        <w:trPr>
-          <w:trHeight w:val="288"/>
-        </w:trPr>
-        <w:tc>
-          <w:tcPr>
-            <w:tcW w:w="10950" w:type="dxa"/>
-            <w:gridSpan w:val="4"/>
-            <w:vAlign w:val="center"/>
-          </w:tcPr>
-          <w:p>
-            <w:pPr>
-              <w:tabs>
-                <w:tab w:val="left" w:pos="-720"/>
-                <w:tab w:val="left" w:pos="-90"/>
-                <w:tab w:val="left" w:pos="252"/>
-                <w:tab w:val="left" w:pos="5112"/>
-                <w:tab w:val="left" w:pos="6822"/>
-                <w:tab w:val="left" w:pos="8082"/>
-                <w:tab w:val="left" w:pos="8910"/>
-                <w:tab w:val="left" w:pos="10080"/>
-                <w:tab w:val="left" w:pos="10800"/>
-                <w:tab w:val="left" w:pos="11520"/>
-                <w:tab w:val="left" w:pos="12240"/>
-                <w:tab w:val="left" w:pos="12960"/>
-                <w:tab w:val="left" w:pos="13680"/>
-                <w:tab w:val="left" w:pos="14400"/>
-                <w:tab w:val="left" w:pos="15120"/>
-                <w:tab w:val="left" w:pos="15840"/>
-                <w:tab w:val="left" w:pos="16560"/>
-                <w:tab w:val="left" w:pos="17280"/>
-                <w:tab w:val="left" w:pos="18000"/>
-                <w:tab w:val="left" w:pos="18720"/>
-                <w:tab w:val="left" w:pos="30672"/>
-              </w:tabs>
-              <w:suppressAutoHyphens/>
-              <w:rPr>
-                <w:rFonts w:cs="Arial"/>
-                <w:b/>
-              </w:rPr>
-            </w:pPr>
-            <w:r>
-              <w:rPr>
-                <w:rFonts w:asciiTheme="minorHAnsi" w:hAnsiTheme="minorHAnsi" w:cs="Arial"/>
-                <w:b/>
-                <w:caps/>
-                <w:sz w:val="18"/>
-                <w:szCs w:val="18"/>
-              </w:rPr>
-              <w:lastRenderedPageBreak/>
-              <w:t>Documentation Author's Declaration Statement</w:t>
-            </w:r>
-          </w:p>
-        </w:tc>
-      </w:tr>
-      <w:tr>
-        <w:trPr>
-          <w:trHeight w:val="296"/>
-        </w:trPr>
-        <w:tc>
-          <w:tcPr>
-            <w:tcW w:w="10950" w:type="dxa"/>
-            <w:gridSpan w:val="4"/>
-            <w:vAlign w:val="center"/>
-          </w:tcPr>
-          <w:p>
-            <w:pPr>
-              <w:numPr>
-                <w:ilvl w:val="0"/>
-                <w:numId w:val="9"/>
-              </w:numPr>
-              <w:ind w:left="271" w:hanging="288"/>
-              <w:rPr>
-                <w:rFonts w:asciiTheme="minorHAnsi" w:hAnsiTheme="minorHAnsi"/>
-                <w:sz w:val="18"/>
-                <w:szCs w:val="18"/>
-              </w:rPr>
-            </w:pPr>
-            <w:r>
-              <w:rPr>
-                <w:rFonts w:asciiTheme="minorHAnsi" w:hAnsiTheme="minorHAnsi"/>
-                <w:sz w:val="18"/>
-                <w:szCs w:val="18"/>
-              </w:rPr>
-              <w:t xml:space="preserve">I </w:t>
-            </w:r>
-            <w:r>
-              <w:rPr>
-                <w:rFonts w:asciiTheme="minorHAnsi" w:hAnsiTheme="minorHAnsi"/>
-                <w:sz w:val="18"/>
-                <w:szCs w:val="18"/>
-              </w:rPr>
-              <w:t xml:space="preserve">certify that this Certificate of </w:t>
-            </w:r>
-            <w:r>
-              <w:rPr>
-                <w:rFonts w:asciiTheme="minorHAnsi" w:hAnsiTheme="minorHAnsi"/>
-                <w:sz w:val="18"/>
-                <w:szCs w:val="18"/>
-              </w:rPr>
-              <w:t xml:space="preserve">Verification </w:t>
-            </w:r>
-            <w:r>
-              <w:rPr>
-                <w:rFonts w:asciiTheme="minorHAnsi" w:hAnsiTheme="minorHAnsi"/>
-                <w:sz w:val="18"/>
-                <w:szCs w:val="18"/>
-              </w:rPr>
-              <w:t>documentation is accurate and complete.</w:t>
-            </w:r>
-          </w:p>
-        </w:tc>
-      </w:tr>
-      <w:tr>
-        <w:trPr>
-          <w:trHeight w:val="360"/>
-        </w:trPr>
-        <w:tc>
-          <w:tcPr>
-            <w:tcW w:w="5434" w:type="dxa"/>
-          </w:tcPr>
-          <w:p>
-            <w:pPr>
-              <w:rPr>
-                <w:rFonts w:asciiTheme="minorHAnsi" w:hAnsiTheme="minorHAnsi"/>
-                <w:sz w:val="14"/>
-                <w:szCs w:val="14"/>
-              </w:rPr>
-            </w:pPr>
-            <w:r>
-              <w:rPr>
-                <w:rFonts w:asciiTheme="minorHAnsi" w:hAnsiTheme="minorHAnsi"/>
-                <w:sz w:val="14"/>
-                <w:szCs w:val="14"/>
-              </w:rPr>
-              <w:t xml:space="preserve">Documentation Author </w:t>
-            </w:r>
-            <w:r>
-              <w:rPr>
-                <w:rFonts w:asciiTheme="minorHAnsi" w:hAnsiTheme="minorHAnsi"/>
-                <w:sz w:val="14"/>
-                <w:szCs w:val="14"/>
-              </w:rPr>
-              <w:t>Name:</w:t>
-            </w:r>
-          </w:p>
-        </w:tc>
-        <w:tc>
-          <w:tcPr>
-            <w:tcW w:w="5516" w:type="dxa"/>
-            <w:gridSpan w:val="3"/>
-          </w:tcPr>
-          <w:p>
-            <w:pPr>
-              <w:rPr>
-                <w:rFonts w:asciiTheme="minorHAnsi" w:hAnsiTheme="minorHAnsi"/>
-                <w:sz w:val="14"/>
-                <w:szCs w:val="14"/>
-              </w:rPr>
-            </w:pPr>
-            <w:r>
-              <w:rPr>
-                <w:rFonts w:asciiTheme="minorHAnsi" w:hAnsiTheme="minorHAnsi"/>
-                <w:sz w:val="14"/>
-                <w:szCs w:val="14"/>
-              </w:rPr>
-              <w:t xml:space="preserve">Documentation Author </w:t>
-            </w:r>
-            <w:r>
-              <w:rPr>
-                <w:rFonts w:asciiTheme="minorHAnsi" w:hAnsiTheme="minorHAnsi"/>
-                <w:sz w:val="14"/>
-                <w:szCs w:val="14"/>
-              </w:rPr>
-              <w:t>Signature:</w:t>
-            </w:r>
-          </w:p>
-        </w:tc>
-      </w:tr>
-      <w:tr>
-        <w:trPr>
-          <w:trHeight w:val="360"/>
-        </w:trPr>
-        <w:tc>
-          <w:tcPr>
-            <w:tcW w:w="5434" w:type="dxa"/>
-          </w:tcPr>
-          <w:p>
-            <w:pPr>
-              <w:rPr>
-                <w:rFonts w:asciiTheme="minorHAnsi" w:hAnsiTheme="minorHAnsi"/>
-                <w:sz w:val="14"/>
-                <w:szCs w:val="14"/>
-              </w:rPr>
-            </w:pPr>
-            <w:r>
-              <w:rPr>
-                <w:rFonts w:asciiTheme="minorHAnsi" w:hAnsiTheme="minorHAnsi"/>
-                <w:sz w:val="14"/>
-                <w:szCs w:val="14"/>
-              </w:rPr>
-              <w:t>Company</w:t>
-            </w:r>
-            <w:r>
-              <w:rPr>
-                <w:rFonts w:asciiTheme="minorHAnsi" w:hAnsiTheme="minorHAnsi"/>
-                <w:sz w:val="14"/>
-                <w:szCs w:val="14"/>
-              </w:rPr>
-              <w:t>:</w:t>
-            </w:r>
-          </w:p>
-        </w:tc>
-        <w:tc>
-          <w:tcPr>
-            <w:tcW w:w="5516" w:type="dxa"/>
-            <w:gridSpan w:val="3"/>
-          </w:tcPr>
-          <w:p>
-            <w:pPr>
-              <w:rPr>
-                <w:rFonts w:asciiTheme="minorHAnsi" w:hAnsiTheme="minorHAnsi"/>
-                <w:sz w:val="14"/>
-                <w:szCs w:val="14"/>
-              </w:rPr>
-            </w:pPr>
-            <w:r>
-              <w:rPr>
-                <w:rFonts w:asciiTheme="minorHAnsi" w:hAnsiTheme="minorHAnsi"/>
-                <w:sz w:val="14"/>
-                <w:szCs w:val="14"/>
-              </w:rPr>
-              <w:t>Date</w:t>
-            </w:r>
-            <w:r>
-              <w:rPr>
-                <w:rFonts w:asciiTheme="minorHAnsi" w:hAnsiTheme="minorHAnsi"/>
-                <w:sz w:val="14"/>
-                <w:szCs w:val="14"/>
-              </w:rPr>
-              <w:t xml:space="preserve"> Signed</w:t>
-            </w:r>
-            <w:r>
-              <w:rPr>
-                <w:rFonts w:asciiTheme="minorHAnsi" w:hAnsiTheme="minorHAnsi"/>
-                <w:sz w:val="14"/>
-                <w:szCs w:val="14"/>
-              </w:rPr>
-              <w:t>:</w:t>
-            </w:r>
-          </w:p>
-        </w:tc>
-      </w:tr>
-      <w:tr>
-        <w:trPr>
-          <w:trHeight w:val="360"/>
-        </w:trPr>
-        <w:tc>
-          <w:tcPr>
-            <w:tcW w:w="5434" w:type="dxa"/>
-          </w:tcPr>
-          <w:p>
-            <w:pPr>
-              <w:rPr>
-                <w:rFonts w:asciiTheme="minorHAnsi" w:hAnsiTheme="minorHAnsi"/>
-                <w:sz w:val="14"/>
-                <w:szCs w:val="14"/>
-              </w:rPr>
-            </w:pPr>
-            <w:r>
-              <w:rPr>
-                <w:rFonts w:asciiTheme="minorHAnsi" w:hAnsiTheme="minorHAnsi"/>
-                <w:sz w:val="14"/>
-                <w:szCs w:val="14"/>
-              </w:rPr>
-              <w:t>Address:</w:t>
-            </w:r>
-          </w:p>
-        </w:tc>
-        <w:tc>
-          <w:tcPr>
-            <w:tcW w:w="5516" w:type="dxa"/>
-            <w:gridSpan w:val="3"/>
-          </w:tcPr>
-          <w:p>
-            <w:pPr>
-              <w:rPr>
-                <w:rFonts w:asciiTheme="minorHAnsi" w:hAnsiTheme="minorHAnsi"/>
-                <w:sz w:val="14"/>
-                <w:szCs w:val="14"/>
-              </w:rPr>
-            </w:pPr>
-            <w:r>
-              <w:rPr>
-                <w:rFonts w:asciiTheme="minorHAnsi" w:hAnsiTheme="minorHAnsi"/>
-                <w:sz w:val="14"/>
-                <w:szCs w:val="14"/>
-              </w:rPr>
-              <w:t>CEA/HERS Certification Information (if a</w:t>
-            </w:r>
-            <w:r>
-              <w:rPr>
-                <w:rFonts w:asciiTheme="minorHAnsi" w:hAnsiTheme="minorHAnsi"/>
-                <w:sz w:val="14"/>
-                <w:szCs w:val="14"/>
-              </w:rPr>
-              <w:t>pplicable</w:t>
-            </w:r>
-            <w:r>
-              <w:rPr>
-                <w:rFonts w:asciiTheme="minorHAnsi" w:hAnsiTheme="minorHAnsi"/>
-                <w:sz w:val="14"/>
-                <w:szCs w:val="14"/>
-              </w:rPr>
-              <w:t>)</w:t>
-            </w:r>
-            <w:r>
-              <w:rPr>
-                <w:rFonts w:asciiTheme="minorHAnsi" w:hAnsiTheme="minorHAnsi"/>
-                <w:sz w:val="14"/>
-                <w:szCs w:val="14"/>
-              </w:rPr>
-              <w:t>:</w:t>
-            </w:r>
-          </w:p>
-        </w:tc>
-      </w:tr>
-      <w:tr>
-        <w:trPr>
-          <w:trHeight w:val="360"/>
-        </w:trPr>
-        <w:tc>
-          <w:tcPr>
-            <w:tcW w:w="5434" w:type="dxa"/>
-          </w:tcPr>
-          <w:p>
-            <w:pPr>
-              <w:rPr>
-                <w:rFonts w:asciiTheme="minorHAnsi" w:hAnsiTheme="minorHAnsi"/>
-                <w:sz w:val="14"/>
-                <w:szCs w:val="14"/>
-              </w:rPr>
-            </w:pPr>
-            <w:r>
-              <w:rPr>
-                <w:rFonts w:asciiTheme="minorHAnsi" w:hAnsiTheme="minorHAnsi"/>
-                <w:sz w:val="14"/>
-                <w:szCs w:val="14"/>
-              </w:rPr>
-              <w:t>City/State/Zip:</w:t>
-            </w:r>
-          </w:p>
-        </w:tc>
-        <w:tc>
-          <w:tcPr>
-            <w:tcW w:w="5516" w:type="dxa"/>
-            <w:gridSpan w:val="3"/>
-          </w:tcPr>
-          <w:p>
-            <w:pPr>
-              <w:rPr>
-                <w:rFonts w:asciiTheme="minorHAnsi" w:hAnsiTheme="minorHAnsi"/>
-                <w:sz w:val="14"/>
-                <w:szCs w:val="14"/>
-              </w:rPr>
-            </w:pPr>
-            <w:r>
-              <w:rPr>
-                <w:rFonts w:asciiTheme="minorHAnsi" w:hAnsiTheme="minorHAnsi"/>
-                <w:sz w:val="14"/>
-                <w:szCs w:val="14"/>
-              </w:rPr>
-              <w:t>Phone:</w:t>
-            </w:r>
-          </w:p>
-        </w:tc>
-      </w:tr>
-      <w:tr>
-        <w:tblPrEx>
-          <w:tblCellMar>
-            <w:left w:w="115" w:type="dxa"/>
-            <w:right w:w="115" w:type="dxa"/>
-          </w:tblCellMar>
-        </w:tblPrEx>
-        <w:trPr>
-          <w:trHeight w:val="296"/>
-        </w:trPr>
-        <w:tc>
-          <w:tcPr>
-            <w:tcW w:w="10950" w:type="dxa"/>
-            <w:gridSpan w:val="4"/>
-            <w:vAlign w:val="center"/>
-          </w:tcPr>
-          <w:p>
-            <w:pPr>
-              <w:tabs>
-                <w:tab w:val="left" w:pos="-720"/>
-                <w:tab w:val="left" w:pos="-90"/>
-                <w:tab w:val="left" w:pos="252"/>
-                <w:tab w:val="left" w:pos="5112"/>
-                <w:tab w:val="left" w:pos="6822"/>
-                <w:tab w:val="left" w:pos="8082"/>
-                <w:tab w:val="left" w:pos="8910"/>
-                <w:tab w:val="left" w:pos="10080"/>
-                <w:tab w:val="left" w:pos="10800"/>
-                <w:tab w:val="left" w:pos="11520"/>
-                <w:tab w:val="left" w:pos="12240"/>
-                <w:tab w:val="left" w:pos="12960"/>
-                <w:tab w:val="left" w:pos="13680"/>
-                <w:tab w:val="left" w:pos="14400"/>
-                <w:tab w:val="left" w:pos="15120"/>
-                <w:tab w:val="left" w:pos="15840"/>
-                <w:tab w:val="left" w:pos="16560"/>
-                <w:tab w:val="left" w:pos="17280"/>
-                <w:tab w:val="left" w:pos="18000"/>
-                <w:tab w:val="left" w:pos="18720"/>
-                <w:tab w:val="left" w:pos="30672"/>
-              </w:tabs>
-              <w:suppressAutoHyphens/>
-              <w:rPr>
-                <w:rFonts w:asciiTheme="minorHAnsi" w:hAnsiTheme="minorHAnsi"/>
-                <w:sz w:val="18"/>
-                <w:szCs w:val="18"/>
-              </w:rPr>
-            </w:pPr>
-            <w:r>
-              <w:rPr>
-                <w:rFonts w:asciiTheme="minorHAnsi" w:hAnsiTheme="minorHAnsi" w:cs="Arial"/>
-                <w:b/>
-                <w:caps/>
-                <w:sz w:val="18"/>
-                <w:szCs w:val="18"/>
-              </w:rPr>
-              <w:t xml:space="preserve">Responsible Person's </w:t>
-            </w:r>
-            <w:r>
-              <w:rPr>
-                <w:rFonts w:asciiTheme="minorHAnsi" w:hAnsiTheme="minorHAnsi" w:cs="Arial"/>
-                <w:b/>
-                <w:caps/>
-                <w:sz w:val="18"/>
-                <w:szCs w:val="18"/>
-              </w:rPr>
-              <w:t>Declaration statement</w:t>
-            </w:r>
-            <w:r>
-              <w:rPr>
-                <w:rFonts w:asciiTheme="minorHAnsi" w:hAnsiTheme="minorHAnsi" w:cs="Arial"/>
-                <w:b/>
-                <w:caps/>
-                <w:sz w:val="18"/>
-                <w:szCs w:val="18"/>
-              </w:rPr>
-              <w:t xml:space="preserve"> </w:t>
-            </w:r>
-          </w:p>
-        </w:tc>
-      </w:tr>
-      <w:tr>
-        <w:tblPrEx>
-          <w:tblCellMar>
-            <w:left w:w="115" w:type="dxa"/>
-            <w:right w:w="115" w:type="dxa"/>
-          </w:tblCellMar>
-        </w:tblPrEx>
-        <w:trPr>
-          <w:trHeight w:val="504"/>
-        </w:trPr>
-        <w:tc>
-          <w:tcPr>
-            <w:tcW w:w="10950" w:type="dxa"/>
-            <w:gridSpan w:val="4"/>
-            <w:shd w:val="clear" w:color="auto" w:fill="auto"/>
-          </w:tcPr>
-          <w:p>
-            <w:pPr>
-              <w:pStyle w:val="p2"/>
-              <w:keepNext/>
-              <w:tabs>
-                <w:tab w:val="clear" w:pos="357"/>
-              </w:tabs>
-              <w:spacing w:line="240" w:lineRule="auto"/>
-              <w:ind w:left="0" w:right="90" w:firstLine="0"/>
-              <w:rPr>
-                <w:rFonts w:asciiTheme="minorHAnsi" w:hAnsiTheme="minorHAnsi"/>
-                <w:sz w:val="18"/>
-                <w:szCs w:val="18"/>
-              </w:rPr>
-            </w:pPr>
-            <w:r>
-              <w:rPr>
-                <w:rFonts w:asciiTheme="minorHAnsi" w:hAnsiTheme="minorHAnsi"/>
-                <w:sz w:val="18"/>
-                <w:szCs w:val="18"/>
-              </w:rPr>
-              <w:t xml:space="preserve">I certify the following under penalty of perjury, under the laws of the State of California: </w:t>
-            </w:r>
-          </w:p>
-          <w:p>
-            <w:pPr>
-              <w:pStyle w:val="p2"/>
-              <w:keepNext/>
-              <w:numPr>
-                <w:ilvl w:val="0"/>
-                <w:numId w:val="8"/>
-              </w:numPr>
-              <w:tabs>
-                <w:tab w:val="clear" w:pos="357"/>
-              </w:tabs>
-              <w:spacing w:line="240" w:lineRule="auto"/>
-              <w:ind w:right="90"/>
-              <w:rPr>
-                <w:rFonts w:asciiTheme="minorHAnsi" w:hAnsiTheme="minorHAnsi"/>
-                <w:sz w:val="18"/>
-                <w:szCs w:val="18"/>
-              </w:rPr>
-            </w:pPr>
-            <w:r>
-              <w:rPr>
-                <w:rFonts w:asciiTheme="minorHAnsi" w:hAnsiTheme="minorHAnsi"/>
-                <w:sz w:val="18"/>
-                <w:szCs w:val="18"/>
-              </w:rPr>
-              <w:t xml:space="preserve">The </w:t>
-            </w:r>
-            <w:r>
-              <w:rPr>
-                <w:rFonts w:asciiTheme="minorHAnsi" w:hAnsiTheme="minorHAnsi"/>
-                <w:sz w:val="18"/>
-                <w:szCs w:val="18"/>
-              </w:rPr>
-              <w:t xml:space="preserve">information provided on this </w:t>
-            </w:r>
-            <w:r>
-              <w:rPr>
-                <w:rFonts w:asciiTheme="minorHAnsi" w:hAnsiTheme="minorHAnsi"/>
-                <w:sz w:val="18"/>
-                <w:szCs w:val="18"/>
-              </w:rPr>
-              <w:t>Certificate of Verification</w:t>
-            </w:r>
-            <w:r>
-              <w:rPr>
-                <w:rFonts w:asciiTheme="minorHAnsi" w:hAnsiTheme="minorHAnsi"/>
-                <w:sz w:val="18"/>
-                <w:szCs w:val="18"/>
-              </w:rPr>
-              <w:t xml:space="preserve"> is true and correct.</w:t>
-            </w:r>
-          </w:p>
-          <w:p>
-            <w:pPr>
-              <w:pStyle w:val="p2"/>
-              <w:keepNext/>
-              <w:numPr>
-                <w:ilvl w:val="0"/>
-                <w:numId w:val="8"/>
-              </w:numPr>
-              <w:tabs>
-                <w:tab w:val="clear" w:pos="357"/>
-              </w:tabs>
-              <w:spacing w:line="240" w:lineRule="auto"/>
-              <w:ind w:right="90"/>
-              <w:rPr>
-                <w:rFonts w:asciiTheme="minorHAnsi" w:hAnsiTheme="minorHAnsi"/>
-                <w:sz w:val="18"/>
-                <w:szCs w:val="18"/>
-              </w:rPr>
-            </w:pPr>
-            <w:r>
-              <w:rPr>
-                <w:rFonts w:asciiTheme="minorHAnsi" w:hAnsiTheme="minorHAnsi"/>
-                <w:sz w:val="18"/>
-                <w:szCs w:val="18"/>
-              </w:rPr>
-              <w:t>I am the certified HERS R</w:t>
-            </w:r>
-            <w:r>
-              <w:rPr>
-                <w:rFonts w:asciiTheme="minorHAnsi" w:hAnsiTheme="minorHAnsi"/>
-                <w:sz w:val="18"/>
-                <w:szCs w:val="18"/>
-              </w:rPr>
-              <w:t xml:space="preserve">ater who performed the verification </w:t>
-            </w:r>
-            <w:r>
-              <w:rPr>
-                <w:rFonts w:asciiTheme="minorHAnsi" w:hAnsiTheme="minorHAnsi"/>
-                <w:sz w:val="18"/>
-                <w:szCs w:val="18"/>
-              </w:rPr>
-              <w:t>identified and reported on this C</w:t>
-            </w:r>
-            <w:r>
-              <w:rPr>
-                <w:rFonts w:asciiTheme="minorHAnsi" w:hAnsiTheme="minorHAnsi"/>
-                <w:sz w:val="18"/>
-                <w:szCs w:val="18"/>
-              </w:rPr>
-              <w:t>ertificate</w:t>
-            </w:r>
-            <w:r>
-              <w:rPr>
-                <w:rFonts w:asciiTheme="minorHAnsi" w:hAnsiTheme="minorHAnsi"/>
-                <w:sz w:val="18"/>
-                <w:szCs w:val="18"/>
-              </w:rPr>
-              <w:t xml:space="preserve"> of Verification (responsible rater)</w:t>
-            </w:r>
-            <w:r>
-              <w:rPr>
-                <w:rFonts w:asciiTheme="minorHAnsi" w:hAnsiTheme="minorHAnsi"/>
-                <w:sz w:val="18"/>
-                <w:szCs w:val="18"/>
-              </w:rPr>
-              <w:t>.</w:t>
-            </w:r>
-          </w:p>
-          <w:p>
-            <w:pPr>
-              <w:pStyle w:val="p2"/>
-              <w:keepNext/>
-              <w:numPr>
-                <w:ilvl w:val="0"/>
-                <w:numId w:val="8"/>
-              </w:numPr>
-              <w:tabs>
-                <w:tab w:val="clear" w:pos="357"/>
-              </w:tabs>
-              <w:spacing w:line="240" w:lineRule="auto"/>
-              <w:ind w:right="90"/>
-              <w:rPr>
-                <w:rFonts w:asciiTheme="minorHAnsi" w:hAnsiTheme="minorHAnsi"/>
-                <w:sz w:val="18"/>
-                <w:szCs w:val="18"/>
-              </w:rPr>
-            </w:pPr>
-            <w:r>
-              <w:rPr>
-                <w:rFonts w:asciiTheme="minorHAnsi" w:hAnsiTheme="minorHAnsi"/>
-                <w:sz w:val="18"/>
-                <w:szCs w:val="18"/>
-              </w:rPr>
-              <w:t xml:space="preserve">The </w:t>
-            </w:r>
-            <w:r>
-              <w:rPr>
-                <w:rFonts w:asciiTheme="minorHAnsi" w:hAnsiTheme="minorHAnsi"/>
-                <w:sz w:val="18"/>
-                <w:szCs w:val="18"/>
-              </w:rPr>
-              <w:t>installed features, materials, components, manufactured devices, or system performance diagnostic results that require HERS verification</w:t>
-            </w:r>
-            <w:r>
-              <w:rPr>
-                <w:rFonts w:asciiTheme="minorHAnsi" w:hAnsiTheme="minorHAnsi"/>
-                <w:sz w:val="18"/>
-                <w:szCs w:val="18"/>
-              </w:rPr>
-              <w:t xml:space="preserve"> identified on this Certificate of Verification comply</w:t>
-            </w:r>
-            <w:r>
-              <w:rPr>
-                <w:rFonts w:asciiTheme="minorHAnsi" w:hAnsiTheme="minorHAnsi"/>
-                <w:sz w:val="18"/>
-                <w:szCs w:val="18"/>
-              </w:rPr>
-              <w:t xml:space="preserve"> with the applicable requirements in Reference Appendices </w:t>
-            </w:r>
-            <w:r>
-              <w:rPr>
-                <w:rFonts w:asciiTheme="minorHAnsi" w:hAnsiTheme="minorHAnsi"/>
-                <w:sz w:val="18"/>
-                <w:szCs w:val="18"/>
-              </w:rPr>
-              <w:t>RA2</w:t>
-            </w:r>
-            <w:r>
-              <w:rPr>
-                <w:rFonts w:asciiTheme="minorHAnsi" w:hAnsiTheme="minorHAnsi"/>
-                <w:sz w:val="18"/>
-                <w:szCs w:val="18"/>
-              </w:rPr>
-              <w:t>,</w:t>
-            </w:r>
-            <w:r>
-              <w:rPr>
-                <w:rFonts w:asciiTheme="minorHAnsi" w:hAnsiTheme="minorHAnsi"/>
-                <w:sz w:val="18"/>
-                <w:szCs w:val="18"/>
-              </w:rPr>
-              <w:t xml:space="preserve"> </w:t>
-            </w:r>
-            <w:r>
-              <w:rPr>
-                <w:rFonts w:asciiTheme="minorHAnsi" w:hAnsiTheme="minorHAnsi"/>
-                <w:sz w:val="18"/>
-                <w:szCs w:val="18"/>
-              </w:rPr>
-              <w:t>RA3</w:t>
-            </w:r>
-            <w:r>
-              <w:rPr>
-                <w:rFonts w:asciiTheme="minorHAnsi" w:hAnsiTheme="minorHAnsi"/>
-                <w:sz w:val="18"/>
-                <w:szCs w:val="18"/>
-              </w:rPr>
-              <w:t xml:space="preserve">, and </w:t>
-            </w:r>
-            <w:r>
-              <w:rPr>
-                <w:rFonts w:asciiTheme="minorHAnsi" w:hAnsiTheme="minorHAnsi"/>
-                <w:sz w:val="18"/>
-                <w:szCs w:val="18"/>
-              </w:rPr>
-              <w:t xml:space="preserve">the </w:t>
-            </w:r>
-            <w:r>
-              <w:rPr>
-                <w:rFonts w:asciiTheme="minorHAnsi" w:hAnsiTheme="minorHAnsi"/>
-                <w:sz w:val="18"/>
-                <w:szCs w:val="18"/>
-              </w:rPr>
-              <w:t xml:space="preserve">requirements specified on the </w:t>
-            </w:r>
-            <w:r>
-              <w:rPr>
-                <w:rFonts w:asciiTheme="minorHAnsi" w:hAnsiTheme="minorHAnsi"/>
-                <w:sz w:val="18"/>
-                <w:szCs w:val="18"/>
-              </w:rPr>
-              <w:t>Certifica</w:t>
-            </w:r>
-            <w:r>
-              <w:rPr>
-                <w:rFonts w:asciiTheme="minorHAnsi" w:hAnsiTheme="minorHAnsi"/>
-                <w:sz w:val="18"/>
-                <w:szCs w:val="18"/>
-              </w:rPr>
-              <w:t>te of Compliance</w:t>
-            </w:r>
-            <w:r>
-              <w:rPr>
-                <w:rFonts w:asciiTheme="minorHAnsi" w:hAnsiTheme="minorHAnsi"/>
-                <w:sz w:val="18"/>
-                <w:szCs w:val="18"/>
-              </w:rPr>
-              <w:t xml:space="preserve"> </w:t>
-            </w:r>
-            <w:r>
-              <w:rPr>
-                <w:rFonts w:asciiTheme="minorHAnsi" w:hAnsiTheme="minorHAnsi"/>
-                <w:sz w:val="18"/>
-                <w:szCs w:val="18"/>
-              </w:rPr>
-              <w:t xml:space="preserve">for the building </w:t>
-            </w:r>
-            <w:r>
-              <w:rPr>
-                <w:rFonts w:asciiTheme="minorHAnsi" w:hAnsiTheme="minorHAnsi"/>
-                <w:sz w:val="18"/>
-                <w:szCs w:val="18"/>
-              </w:rPr>
-              <w:t>appro</w:t>
-            </w:r>
-            <w:r>
-              <w:rPr>
-                <w:rFonts w:asciiTheme="minorHAnsi" w:hAnsiTheme="minorHAnsi"/>
-                <w:sz w:val="18"/>
-                <w:szCs w:val="18"/>
-              </w:rPr>
-              <w:t>ved by the enforcement agency.</w:t>
-            </w:r>
-          </w:p>
-          <w:p>
-            <w:pPr>
-              <w:pStyle w:val="p2"/>
-              <w:keepNext/>
-              <w:numPr>
-                <w:ilvl w:val="0"/>
-                <w:numId w:val="8"/>
-              </w:numPr>
-              <w:tabs>
-                <w:tab w:val="clear" w:pos="357"/>
-              </w:tabs>
-              <w:spacing w:line="240" w:lineRule="auto"/>
-              <w:ind w:right="90"/>
-              <w:rPr>
-                <w:rFonts w:asciiTheme="minorHAnsi" w:hAnsiTheme="minorHAnsi"/>
-                <w:sz w:val="18"/>
-                <w:szCs w:val="18"/>
-              </w:rPr>
-            </w:pPr>
-            <w:r>
-              <w:rPr>
-                <w:rFonts w:asciiTheme="minorHAnsi" w:hAnsiTheme="minorHAnsi"/>
-                <w:sz w:val="18"/>
-                <w:szCs w:val="18"/>
-              </w:rPr>
-              <w:t xml:space="preserve"> The </w:t>
-            </w:r>
-            <w:r>
-              <w:rPr>
-                <w:rFonts w:asciiTheme="minorHAnsi" w:hAnsiTheme="minorHAnsi"/>
-                <w:sz w:val="18"/>
-                <w:szCs w:val="18"/>
-              </w:rPr>
-              <w:t xml:space="preserve">information reported on applicable sections of </w:t>
-            </w:r>
-            <w:r>
-              <w:rPr>
-                <w:rFonts w:asciiTheme="minorHAnsi" w:hAnsiTheme="minorHAnsi"/>
-                <w:sz w:val="18"/>
-                <w:szCs w:val="18"/>
-              </w:rPr>
-              <w:t>the</w:t>
-            </w:r>
-            <w:r>
-              <w:rPr>
-                <w:rFonts w:asciiTheme="minorHAnsi" w:hAnsiTheme="minorHAnsi"/>
-                <w:sz w:val="18"/>
-                <w:szCs w:val="18"/>
-              </w:rPr>
-              <w:t xml:space="preserve"> Certificate(s) of Installation </w:t>
-            </w:r>
-            <w:r>
-              <w:rPr>
-                <w:rFonts w:asciiTheme="minorHAnsi" w:hAnsiTheme="minorHAnsi"/>
-                <w:sz w:val="18"/>
-                <w:szCs w:val="18"/>
-              </w:rPr>
-              <w:t>(</w:t>
-            </w:r>
-            <w:del w:id="154" w:author="Author">
-              <w:r>
-                <w:rPr>
-                  <w:rFonts w:asciiTheme="minorHAnsi" w:hAnsiTheme="minorHAnsi"/>
-                  <w:sz w:val="18"/>
-                  <w:szCs w:val="18"/>
-                </w:rPr>
-                <w:delText>CF2R</w:delText>
-              </w:r>
-            </w:del>
-            <w:ins w:id="155" w:author="Author">
-              <w:r>
-                <w:rPr>
-                  <w:rFonts w:asciiTheme="minorHAnsi" w:hAnsiTheme="minorHAnsi"/>
-                  <w:sz w:val="18"/>
-                  <w:szCs w:val="18"/>
-                </w:rPr>
-                <w:t>LMCI</w:t>
-              </w:r>
-            </w:ins>
-            <w:r>
-              <w:rPr>
-                <w:rFonts w:asciiTheme="minorHAnsi" w:hAnsiTheme="minorHAnsi"/>
-                <w:sz w:val="18"/>
-                <w:szCs w:val="18"/>
-              </w:rPr>
-              <w:t xml:space="preserve">) </w:t>
-            </w:r>
-            <w:r>
-              <w:rPr>
-                <w:rFonts w:asciiTheme="minorHAnsi" w:hAnsiTheme="minorHAnsi"/>
-                <w:sz w:val="18"/>
-                <w:szCs w:val="18"/>
-              </w:rPr>
-              <w:t>signed and submitted by the person(s) responsible for the construction or installation</w:t>
-            </w:r>
-            <w:r>
-              <w:rPr>
-                <w:rFonts w:asciiTheme="minorHAnsi" w:hAnsiTheme="minorHAnsi"/>
-                <w:sz w:val="18"/>
-                <w:szCs w:val="18"/>
-              </w:rPr>
-              <w:t xml:space="preserve"> conforms to the requirements specified on the Certificate(s) of Compliance (</w:t>
-            </w:r>
-            <w:del w:id="156" w:author="Author">
-              <w:r>
-                <w:rPr>
-                  <w:rFonts w:asciiTheme="minorHAnsi" w:hAnsiTheme="minorHAnsi"/>
-                  <w:sz w:val="18"/>
-                  <w:szCs w:val="18"/>
-                </w:rPr>
-                <w:delText>CF1R</w:delText>
-              </w:r>
-            </w:del>
-            <w:ins w:id="157" w:author="Author">
-              <w:r>
-                <w:rPr>
-                  <w:rFonts w:asciiTheme="minorHAnsi" w:hAnsiTheme="minorHAnsi"/>
-                  <w:sz w:val="18"/>
-                  <w:szCs w:val="18"/>
-                </w:rPr>
-                <w:t>LMCC</w:t>
-              </w:r>
-            </w:ins>
-            <w:r>
-              <w:rPr>
-                <w:rFonts w:asciiTheme="minorHAnsi" w:hAnsiTheme="minorHAnsi"/>
-                <w:sz w:val="18"/>
-                <w:szCs w:val="18"/>
-              </w:rPr>
-              <w:t>) approved by the enforcement agency.</w:t>
-            </w:r>
-          </w:p>
-          <w:p>
-            <w:pPr>
-              <w:pStyle w:val="p2"/>
-              <w:keepNext/>
-              <w:numPr>
-                <w:ilvl w:val="0"/>
-                <w:numId w:val="8"/>
-              </w:numPr>
-              <w:tabs>
-                <w:tab w:val="clear" w:pos="357"/>
-              </w:tabs>
-              <w:spacing w:line="240" w:lineRule="auto"/>
-              <w:ind w:right="90"/>
-              <w:rPr>
-                <w:rFonts w:asciiTheme="minorHAnsi" w:hAnsiTheme="minorHAnsi"/>
-                <w:sz w:val="18"/>
-                <w:szCs w:val="18"/>
-              </w:rPr>
-            </w:pPr>
-            <w:r>
-              <w:rPr>
-                <w:rFonts w:asciiTheme="minorHAnsi" w:hAnsiTheme="minorHAnsi"/>
-                <w:sz w:val="18"/>
-                <w:szCs w:val="18"/>
-              </w:rPr>
-              <w:t xml:space="preserve">I will ensure that a </w:t>
-            </w:r>
-            <w:r>
-              <w:rPr>
-                <w:rFonts w:asciiTheme="minorHAnsi" w:hAnsiTheme="minorHAnsi"/>
-                <w:sz w:val="18"/>
-                <w:szCs w:val="18"/>
-              </w:rPr>
-              <w:t>registered</w:t>
-            </w:r>
-            <w:r>
-              <w:rPr>
-                <w:rFonts w:asciiTheme="minorHAnsi" w:hAnsiTheme="minorHAnsi"/>
-                <w:sz w:val="18"/>
-                <w:szCs w:val="18"/>
-              </w:rPr>
-              <w:t xml:space="preserve"> copy of this Certificate of </w:t>
-            </w:r>
-            <w:r>
-              <w:rPr>
-                <w:rFonts w:asciiTheme="minorHAnsi" w:hAnsiTheme="minorHAnsi"/>
-                <w:sz w:val="18"/>
-                <w:szCs w:val="18"/>
-              </w:rPr>
-              <w:t>Verification</w:t>
-            </w:r>
-            <w:r>
-              <w:rPr>
-                <w:rFonts w:asciiTheme="minorHAnsi" w:hAnsiTheme="minorHAnsi"/>
-                <w:sz w:val="18"/>
-                <w:szCs w:val="18"/>
-              </w:rPr>
-              <w:t xml:space="preserve"> shall be posted, or made available with the building permit(s) issued for the building, and made available to the enforcement agency f</w:t>
-            </w:r>
-            <w:r>
-              <w:rPr>
-                <w:rFonts w:asciiTheme="minorHAnsi" w:hAnsiTheme="minorHAnsi"/>
-                <w:sz w:val="18"/>
-                <w:szCs w:val="18"/>
-              </w:rPr>
-              <w:t xml:space="preserve">or all applicable inspections. </w:t>
-            </w:r>
-            <w:r>
-              <w:rPr>
-                <w:rFonts w:asciiTheme="minorHAnsi" w:hAnsiTheme="minorHAnsi"/>
-                <w:sz w:val="18"/>
-                <w:szCs w:val="18"/>
-              </w:rPr>
-              <w:t xml:space="preserve">I understand that a </w:t>
-            </w:r>
-            <w:r>
-              <w:rPr>
-                <w:rFonts w:asciiTheme="minorHAnsi" w:hAnsiTheme="minorHAnsi"/>
-                <w:sz w:val="18"/>
-                <w:szCs w:val="18"/>
-              </w:rPr>
-              <w:t>registered</w:t>
-            </w:r>
-            <w:r>
-              <w:rPr>
-                <w:rFonts w:asciiTheme="minorHAnsi" w:hAnsiTheme="minorHAnsi"/>
-                <w:sz w:val="18"/>
-                <w:szCs w:val="18"/>
-              </w:rPr>
-              <w:t xml:space="preserve"> copy of this Certificate of </w:t>
-            </w:r>
-            <w:r>
-              <w:rPr>
-                <w:rFonts w:asciiTheme="minorHAnsi" w:hAnsiTheme="minorHAnsi"/>
-                <w:sz w:val="18"/>
-                <w:szCs w:val="18"/>
-              </w:rPr>
-              <w:t>Verification</w:t>
-            </w:r>
-            <w:r>
-              <w:rPr>
-                <w:rFonts w:asciiTheme="minorHAnsi" w:hAnsiTheme="minorHAnsi"/>
-                <w:sz w:val="18"/>
-                <w:szCs w:val="18"/>
-              </w:rPr>
-              <w:t xml:space="preserve"> is required to be included with the documentation the builder provides to the building owner at occupancy.</w:t>
-            </w:r>
-            <w:r>
-              <w:rPr>
-                <w:rFonts w:asciiTheme="minorHAnsi" w:hAnsiTheme="minorHAnsi"/>
-                <w:sz w:val="18"/>
-                <w:szCs w:val="18"/>
-              </w:rPr>
-              <w:t xml:space="preserve">  </w:t>
-            </w:r>
-          </w:p>
-        </w:tc>
-      </w:tr>
-      <w:tr>
-        <w:tblPrEx>
-          <w:tblCellMar>
-            <w:left w:w="115" w:type="dxa"/>
-            <w:right w:w="115" w:type="dxa"/>
-          </w:tblCellMar>
-        </w:tblPrEx>
-        <w:trPr>
-          <w:trHeight w:val="278"/>
-        </w:trPr>
-        <w:tc>
-          <w:tcPr>
-            <w:tcW w:w="10950" w:type="dxa"/>
-            <w:gridSpan w:val="4"/>
-            <w:vAlign w:val="center"/>
-          </w:tcPr>
-          <w:p>
-            <w:pPr>
-              <w:tabs>
-                <w:tab w:val="left" w:pos="-720"/>
-                <w:tab w:val="left" w:pos="-90"/>
-                <w:tab w:val="left" w:pos="252"/>
-                <w:tab w:val="left" w:pos="5112"/>
-                <w:tab w:val="left" w:pos="6822"/>
-                <w:tab w:val="left" w:pos="8082"/>
-                <w:tab w:val="left" w:pos="8910"/>
-                <w:tab w:val="left" w:pos="10080"/>
-                <w:tab w:val="left" w:pos="10800"/>
-                <w:tab w:val="left" w:pos="11520"/>
-                <w:tab w:val="left" w:pos="12240"/>
-                <w:tab w:val="left" w:pos="12960"/>
-                <w:tab w:val="left" w:pos="13680"/>
-                <w:tab w:val="left" w:pos="14400"/>
-                <w:tab w:val="left" w:pos="15120"/>
-                <w:tab w:val="left" w:pos="15840"/>
-                <w:tab w:val="left" w:pos="16560"/>
-                <w:tab w:val="left" w:pos="17280"/>
-                <w:tab w:val="left" w:pos="18000"/>
-                <w:tab w:val="left" w:pos="18720"/>
-                <w:tab w:val="left" w:pos="30672"/>
-              </w:tabs>
-              <w:suppressAutoHyphens/>
-              <w:rPr>
-                <w:rFonts w:asciiTheme="minorHAnsi" w:hAnsiTheme="minorHAnsi" w:cs="Arial"/>
-                <w:b/>
-                <w:caps/>
-                <w:sz w:val="18"/>
-                <w:szCs w:val="18"/>
-              </w:rPr>
-            </w:pPr>
-            <w:r>
-              <w:rPr>
-                <w:rFonts w:asciiTheme="minorHAnsi" w:hAnsiTheme="minorHAnsi" w:cs="Arial"/>
-                <w:b/>
-                <w:caps/>
-                <w:sz w:val="18"/>
-                <w:szCs w:val="18"/>
-              </w:rPr>
-              <w:t>BUILDER OR INSTALLER INFORMATION AS SHOWN ON THE CERTIFICATE</w:t>
-            </w:r>
-            <w:r>
-              <w:rPr>
-                <w:rFonts w:asciiTheme="minorHAnsi" w:hAnsiTheme="minorHAnsi" w:cs="Arial"/>
-                <w:b/>
-                <w:caps/>
-                <w:sz w:val="18"/>
-                <w:szCs w:val="18"/>
-              </w:rPr>
-              <w:t xml:space="preserve"> OF INSTALLATION</w:t>
-            </w:r>
-          </w:p>
-        </w:tc>
-      </w:tr>
-      <w:tr>
-        <w:tblPrEx>
-          <w:tblCellMar>
-            <w:left w:w="115" w:type="dxa"/>
-            <w:right w:w="115" w:type="dxa"/>
-          </w:tblCellMar>
-        </w:tblPrEx>
-        <w:trPr>
-          <w:trHeight w:hRule="exact" w:val="360"/>
-        </w:trPr>
-        <w:tc>
-          <w:tcPr>
-            <w:tcW w:w="10950" w:type="dxa"/>
-            <w:gridSpan w:val="4"/>
-          </w:tcPr>
-          <w:p>
-            <w:pPr>
-              <w:tabs>
-                <w:tab w:val="left" w:pos="-720"/>
-                <w:tab w:val="left" w:pos="-90"/>
-                <w:tab w:val="left" w:pos="252"/>
-                <w:tab w:val="left" w:pos="5112"/>
-                <w:tab w:val="left" w:pos="6822"/>
-                <w:tab w:val="left" w:pos="8082"/>
-                <w:tab w:val="left" w:pos="8910"/>
-                <w:tab w:val="left" w:pos="10080"/>
-                <w:tab w:val="left" w:pos="10800"/>
-                <w:tab w:val="left" w:pos="11520"/>
-                <w:tab w:val="left" w:pos="12240"/>
-                <w:tab w:val="left" w:pos="12960"/>
-                <w:tab w:val="left" w:pos="13680"/>
-                <w:tab w:val="left" w:pos="14400"/>
-                <w:tab w:val="left" w:pos="15120"/>
-                <w:tab w:val="left" w:pos="15840"/>
-                <w:tab w:val="left" w:pos="16560"/>
-                <w:tab w:val="left" w:pos="17280"/>
-                <w:tab w:val="left" w:pos="18000"/>
-                <w:tab w:val="left" w:pos="18720"/>
-                <w:tab w:val="left" w:pos="30672"/>
-              </w:tabs>
-              <w:suppressAutoHyphens/>
-              <w:rPr>
-                <w:rFonts w:asciiTheme="minorHAnsi" w:hAnsiTheme="minorHAnsi"/>
-                <w:sz w:val="14"/>
-                <w:szCs w:val="14"/>
-              </w:rPr>
-            </w:pPr>
-            <w:r>
-              <w:rPr>
-                <w:rFonts w:asciiTheme="minorHAnsi" w:hAnsiTheme="minorHAnsi"/>
-                <w:sz w:val="14"/>
-                <w:szCs w:val="14"/>
-              </w:rPr>
-              <w:t>Company N</w:t>
-            </w:r>
-            <w:r>
-              <w:rPr>
-                <w:rFonts w:asciiTheme="minorHAnsi" w:hAnsiTheme="minorHAnsi"/>
-                <w:sz w:val="14"/>
-                <w:szCs w:val="14"/>
-              </w:rPr>
-              <w:t>ame (Installing Subcontractor,</w:t>
-            </w:r>
-            <w:r>
-              <w:rPr>
-                <w:rFonts w:asciiTheme="minorHAnsi" w:hAnsiTheme="minorHAnsi"/>
-                <w:sz w:val="14"/>
-                <w:szCs w:val="14"/>
-              </w:rPr>
-              <w:t xml:space="preserve"> General Contractor</w:t>
-            </w:r>
-            <w:r>
-              <w:rPr>
-                <w:rFonts w:asciiTheme="minorHAnsi" w:hAnsiTheme="minorHAnsi"/>
-                <w:sz w:val="14"/>
-                <w:szCs w:val="14"/>
-              </w:rPr>
-              <w:t>,</w:t>
-            </w:r>
-            <w:r>
-              <w:rPr>
-                <w:rFonts w:asciiTheme="minorHAnsi" w:hAnsiTheme="minorHAnsi"/>
-                <w:sz w:val="14"/>
-                <w:szCs w:val="14"/>
-              </w:rPr>
-              <w:t xml:space="preserve"> or Builder/Owner):</w:t>
-            </w:r>
-          </w:p>
-        </w:tc>
-      </w:tr>
-      <w:tr>
-        <w:tblPrEx>
-          <w:tblCellMar>
-            <w:left w:w="115" w:type="dxa"/>
-            <w:right w:w="115" w:type="dxa"/>
-          </w:tblCellMar>
-        </w:tblPrEx>
-        <w:trPr>
-          <w:trHeight w:hRule="exact" w:val="360"/>
-        </w:trPr>
-        <w:tc>
-          <w:tcPr>
-            <w:tcW w:w="5475" w:type="dxa"/>
-            <w:gridSpan w:val="2"/>
-          </w:tcPr>
-          <w:p>
-            <w:pPr>
-              <w:tabs>
-                <w:tab w:val="left" w:pos="-720"/>
-                <w:tab w:val="left" w:pos="-90"/>
-                <w:tab w:val="left" w:pos="0"/>
-                <w:tab w:val="left" w:pos="252"/>
-                <w:tab w:val="left" w:pos="5112"/>
-                <w:tab w:val="left" w:pos="6822"/>
-                <w:tab w:val="left" w:pos="8100"/>
-                <w:tab w:val="left" w:pos="8910"/>
-                <w:tab w:val="left" w:pos="10080"/>
-                <w:tab w:val="left" w:pos="10800"/>
-                <w:tab w:val="left" w:pos="11520"/>
-                <w:tab w:val="left" w:pos="12240"/>
-                <w:tab w:val="left" w:pos="12960"/>
-                <w:tab w:val="left" w:pos="13680"/>
-                <w:tab w:val="left" w:pos="14400"/>
-                <w:tab w:val="left" w:pos="15120"/>
-                <w:tab w:val="left" w:pos="15840"/>
-                <w:tab w:val="left" w:pos="16560"/>
-                <w:tab w:val="left" w:pos="17280"/>
-                <w:tab w:val="left" w:pos="18000"/>
-                <w:tab w:val="left" w:pos="18720"/>
-                <w:tab w:val="left" w:pos="30672"/>
-              </w:tabs>
-              <w:suppressAutoHyphens/>
-              <w:rPr>
-                <w:rFonts w:asciiTheme="minorHAnsi" w:hAnsiTheme="minorHAnsi"/>
-                <w:sz w:val="14"/>
-                <w:szCs w:val="14"/>
-              </w:rPr>
-            </w:pPr>
-            <w:r>
-              <w:rPr>
-                <w:rFonts w:asciiTheme="minorHAnsi" w:hAnsiTheme="minorHAnsi"/>
-                <w:sz w:val="14"/>
-                <w:szCs w:val="14"/>
-              </w:rPr>
-              <w:t xml:space="preserve">Responsible </w:t>
-            </w:r>
-            <w:r>
-              <w:rPr>
-                <w:rFonts w:asciiTheme="minorHAnsi" w:hAnsiTheme="minorHAnsi"/>
-                <w:sz w:val="14"/>
-                <w:szCs w:val="14"/>
-              </w:rPr>
-              <w:t>Builder or Installer</w:t>
-            </w:r>
-            <w:r>
-              <w:rPr>
-                <w:rFonts w:asciiTheme="minorHAnsi" w:hAnsiTheme="minorHAnsi"/>
-                <w:sz w:val="14"/>
-                <w:szCs w:val="14"/>
-              </w:rPr>
-              <w:t xml:space="preserve"> Name:</w:t>
-            </w:r>
-          </w:p>
-        </w:tc>
-        <w:tc>
-          <w:tcPr>
-            <w:tcW w:w="5475" w:type="dxa"/>
-            <w:gridSpan w:val="2"/>
-          </w:tcPr>
-          <w:p>
-            <w:pPr>
-              <w:tabs>
-                <w:tab w:val="left" w:pos="-720"/>
-                <w:tab w:val="left" w:pos="-90"/>
-                <w:tab w:val="left" w:pos="0"/>
-                <w:tab w:val="left" w:pos="252"/>
-                <w:tab w:val="left" w:pos="5112"/>
-                <w:tab w:val="left" w:pos="6822"/>
-                <w:tab w:val="left" w:pos="8100"/>
-                <w:tab w:val="left" w:pos="8910"/>
-                <w:tab w:val="left" w:pos="10080"/>
-                <w:tab w:val="left" w:pos="10800"/>
-                <w:tab w:val="left" w:pos="11520"/>
-                <w:tab w:val="left" w:pos="12240"/>
-                <w:tab w:val="left" w:pos="12960"/>
-                <w:tab w:val="left" w:pos="13680"/>
-                <w:tab w:val="left" w:pos="14400"/>
-                <w:tab w:val="left" w:pos="15120"/>
-                <w:tab w:val="left" w:pos="15840"/>
-                <w:tab w:val="left" w:pos="16560"/>
-                <w:tab w:val="left" w:pos="17280"/>
-                <w:tab w:val="left" w:pos="18000"/>
-                <w:tab w:val="left" w:pos="18720"/>
-                <w:tab w:val="left" w:pos="30672"/>
-              </w:tabs>
-              <w:suppressAutoHyphens/>
-              <w:rPr>
-                <w:rFonts w:asciiTheme="minorHAnsi" w:hAnsiTheme="minorHAnsi"/>
-                <w:sz w:val="14"/>
-                <w:szCs w:val="14"/>
-              </w:rPr>
-            </w:pPr>
-            <w:r>
-              <w:rPr>
-                <w:rFonts w:asciiTheme="minorHAnsi" w:hAnsiTheme="minorHAnsi"/>
-                <w:sz w:val="14"/>
-                <w:szCs w:val="14"/>
-              </w:rPr>
-              <w:t>CSLB License:</w:t>
-            </w:r>
-          </w:p>
-        </w:tc>
-      </w:tr>
-      <w:tr>
-        <w:tblPrEx>
-          <w:tblCellMar>
-            <w:left w:w="108" w:type="dxa"/>
-            <w:right w:w="108" w:type="dxa"/>
-          </w:tblCellMar>
-        </w:tblPrEx>
-        <w:trPr>
-          <w:trHeight w:hRule="exact" w:val="288"/>
-        </w:trPr>
-        <w:tc>
-          <w:tcPr>
-            <w:tcW w:w="10950" w:type="dxa"/>
-            <w:gridSpan w:val="4"/>
-            <w:vAlign w:val="center"/>
-          </w:tcPr>
-          <w:p>
-            <w:pPr>
-              <w:tabs>
-                <w:tab w:val="left" w:pos="-720"/>
-                <w:tab w:val="left" w:pos="0"/>
-                <w:tab w:val="left" w:pos="252"/>
-                <w:tab w:val="left" w:pos="5112"/>
-                <w:tab w:val="left" w:pos="6822"/>
-                <w:tab w:val="left" w:pos="8082"/>
-                <w:tab w:val="left" w:pos="8910"/>
-                <w:tab w:val="left" w:pos="10080"/>
-                <w:tab w:val="left" w:pos="10800"/>
-                <w:tab w:val="left" w:pos="11520"/>
-                <w:tab w:val="left" w:pos="12240"/>
-                <w:tab w:val="left" w:pos="12960"/>
-                <w:tab w:val="left" w:pos="13680"/>
-                <w:tab w:val="left" w:pos="14400"/>
-                <w:tab w:val="left" w:pos="15120"/>
-                <w:tab w:val="left" w:pos="15840"/>
-                <w:tab w:val="left" w:pos="16560"/>
-                <w:tab w:val="left" w:pos="17280"/>
-                <w:tab w:val="left" w:pos="18000"/>
-                <w:tab w:val="left" w:pos="18720"/>
-                <w:tab w:val="left" w:pos="30672"/>
-              </w:tabs>
-              <w:suppressAutoHyphens/>
-              <w:ind w:right="90"/>
-              <w:rPr>
-                <w:rFonts w:asciiTheme="minorHAnsi" w:hAnsiTheme="minorHAnsi"/>
-                <w:sz w:val="14"/>
-                <w:szCs w:val="14"/>
-              </w:rPr>
-            </w:pPr>
-            <w:r>
-              <w:rPr>
-                <w:rFonts w:asciiTheme="minorHAnsi" w:hAnsiTheme="minorHAnsi" w:cs="Arial"/>
-                <w:b/>
-                <w:caps/>
-                <w:sz w:val="18"/>
-                <w:szCs w:val="18"/>
-              </w:rPr>
-              <w:t>HERS PROVIDER DATA REGISTRY INFORMATION</w:t>
-            </w:r>
-          </w:p>
-        </w:tc>
-      </w:tr>
-      <w:tr>
-        <w:tblPrEx>
-          <w:tblCellMar>
-            <w:left w:w="108" w:type="dxa"/>
-            <w:right w:w="108" w:type="dxa"/>
-          </w:tblCellMar>
-        </w:tblPrEx>
-        <w:trPr>
-          <w:trHeight w:hRule="exact" w:val="360"/>
-        </w:trPr>
-        <w:tc>
-          <w:tcPr>
-            <w:tcW w:w="5482" w:type="dxa"/>
-            <w:gridSpan w:val="3"/>
-          </w:tcPr>
-          <w:p>
-            <w:pPr>
-              <w:tabs>
-                <w:tab w:val="left" w:pos="-720"/>
-                <w:tab w:val="left" w:pos="-90"/>
-                <w:tab w:val="left" w:pos="252"/>
-                <w:tab w:val="left" w:pos="5112"/>
-                <w:tab w:val="left" w:pos="6822"/>
-                <w:tab w:val="left" w:pos="8082"/>
-                <w:tab w:val="left" w:pos="8910"/>
-                <w:tab w:val="left" w:pos="10080"/>
-                <w:tab w:val="left" w:pos="10800"/>
-                <w:tab w:val="left" w:pos="11520"/>
-                <w:tab w:val="left" w:pos="12240"/>
-                <w:tab w:val="left" w:pos="12960"/>
-                <w:tab w:val="left" w:pos="13680"/>
-                <w:tab w:val="left" w:pos="14400"/>
-                <w:tab w:val="left" w:pos="15120"/>
-                <w:tab w:val="left" w:pos="15840"/>
-                <w:tab w:val="left" w:pos="16560"/>
-                <w:tab w:val="left" w:pos="17280"/>
-                <w:tab w:val="left" w:pos="18000"/>
-                <w:tab w:val="left" w:pos="18720"/>
-                <w:tab w:val="left" w:pos="30672"/>
-              </w:tabs>
-              <w:suppressAutoHyphens/>
-              <w:rPr>
-                <w:rFonts w:asciiTheme="minorHAnsi" w:hAnsiTheme="minorHAnsi"/>
-                <w:sz w:val="14"/>
-                <w:szCs w:val="14"/>
-              </w:rPr>
-            </w:pPr>
-            <w:r>
-              <w:rPr>
-                <w:rFonts w:asciiTheme="minorHAnsi" w:hAnsiTheme="minorHAnsi"/>
-                <w:sz w:val="14"/>
-                <w:szCs w:val="14"/>
-              </w:rPr>
-              <w:t>Sample Group Number</w:t>
-            </w:r>
-            <w:r>
-              <w:rPr>
-                <w:rFonts w:asciiTheme="minorHAnsi" w:hAnsiTheme="minorHAnsi"/>
-                <w:sz w:val="14"/>
-                <w:szCs w:val="14"/>
-              </w:rPr>
-              <w:t xml:space="preserve"> (if applicable):</w:t>
-            </w:r>
-          </w:p>
-        </w:tc>
-        <w:tc>
-          <w:tcPr>
-            <w:tcW w:w="5468" w:type="dxa"/>
-          </w:tcPr>
-          <w:p>
-            <w:pPr>
-              <w:tabs>
-                <w:tab w:val="left" w:pos="-720"/>
-                <w:tab w:val="left" w:pos="-90"/>
-                <w:tab w:val="left" w:pos="252"/>
-                <w:tab w:val="left" w:pos="5112"/>
-                <w:tab w:val="left" w:pos="6822"/>
-                <w:tab w:val="left" w:pos="8082"/>
-                <w:tab w:val="left" w:pos="8910"/>
-                <w:tab w:val="left" w:pos="10080"/>
-                <w:tab w:val="left" w:pos="10800"/>
-                <w:tab w:val="left" w:pos="11520"/>
-                <w:tab w:val="left" w:pos="12240"/>
-                <w:tab w:val="left" w:pos="12960"/>
-                <w:tab w:val="left" w:pos="13680"/>
-                <w:tab w:val="left" w:pos="14400"/>
-                <w:tab w:val="left" w:pos="15120"/>
-                <w:tab w:val="left" w:pos="15840"/>
-                <w:tab w:val="left" w:pos="16560"/>
-                <w:tab w:val="left" w:pos="17280"/>
-                <w:tab w:val="left" w:pos="18000"/>
-                <w:tab w:val="left" w:pos="18720"/>
-                <w:tab w:val="left" w:pos="30672"/>
-              </w:tabs>
-              <w:suppressAutoHyphens/>
-              <w:rPr>
-                <w:rFonts w:asciiTheme="minorHAnsi" w:hAnsiTheme="minorHAnsi"/>
-                <w:sz w:val="14"/>
-                <w:szCs w:val="14"/>
-              </w:rPr>
-            </w:pPr>
-            <w:r>
-              <w:rPr>
-                <w:rFonts w:asciiTheme="minorHAnsi" w:hAnsiTheme="minorHAnsi"/>
-                <w:sz w:val="14"/>
-                <w:szCs w:val="14"/>
-              </w:rPr>
-              <w:t>Dwelling Test Status in Sample Group (if applicable)</w:t>
-            </w:r>
-            <w:r>
-              <w:rPr>
-                <w:rFonts w:asciiTheme="minorHAnsi" w:hAnsiTheme="minorHAnsi"/>
-                <w:sz w:val="14"/>
-                <w:szCs w:val="14"/>
-              </w:rPr>
-              <w:t>:</w:t>
-            </w:r>
-          </w:p>
-        </w:tc>
-      </w:tr>
-      <w:tr>
-        <w:tblPrEx>
-          <w:tblCellMar>
-            <w:left w:w="108" w:type="dxa"/>
-            <w:right w:w="108" w:type="dxa"/>
-          </w:tblCellMar>
-        </w:tblPrEx>
-        <w:trPr>
-          <w:trHeight w:val="288"/>
-        </w:trPr>
-        <w:tc>
-          <w:tcPr>
-            <w:tcW w:w="10950" w:type="dxa"/>
-            <w:gridSpan w:val="4"/>
-            <w:vAlign w:val="center"/>
-          </w:tcPr>
-          <w:p>
-            <w:pPr>
-              <w:tabs>
-                <w:tab w:val="left" w:pos="-720"/>
-                <w:tab w:val="left" w:pos="0"/>
-                <w:tab w:val="left" w:pos="252"/>
-                <w:tab w:val="left" w:pos="5112"/>
-                <w:tab w:val="left" w:pos="6822"/>
-                <w:tab w:val="left" w:pos="8082"/>
-                <w:tab w:val="left" w:pos="8910"/>
-                <w:tab w:val="left" w:pos="10080"/>
-                <w:tab w:val="left" w:pos="10800"/>
-                <w:tab w:val="left" w:pos="11520"/>
-                <w:tab w:val="left" w:pos="12240"/>
-                <w:tab w:val="left" w:pos="12960"/>
-                <w:tab w:val="left" w:pos="13680"/>
-                <w:tab w:val="left" w:pos="14400"/>
-                <w:tab w:val="left" w:pos="15120"/>
-                <w:tab w:val="left" w:pos="15840"/>
-                <w:tab w:val="left" w:pos="16560"/>
-                <w:tab w:val="left" w:pos="17280"/>
-                <w:tab w:val="left" w:pos="18000"/>
-                <w:tab w:val="left" w:pos="18720"/>
-                <w:tab w:val="left" w:pos="30672"/>
-              </w:tabs>
-              <w:suppressAutoHyphens/>
-              <w:ind w:right="90"/>
-              <w:rPr>
-                <w:rFonts w:asciiTheme="minorHAnsi" w:hAnsiTheme="minorHAnsi"/>
-                <w:sz w:val="14"/>
-                <w:szCs w:val="14"/>
-              </w:rPr>
-            </w:pPr>
-            <w:r>
-              <w:rPr>
-                <w:rFonts w:asciiTheme="minorHAnsi" w:hAnsiTheme="minorHAnsi" w:cs="Arial"/>
-                <w:b/>
-                <w:caps/>
-                <w:sz w:val="18"/>
-                <w:szCs w:val="18"/>
-              </w:rPr>
-              <w:t>HERS RATER INFORMATION</w:t>
-            </w:r>
-          </w:p>
-        </w:tc>
-      </w:tr>
-      <w:tr>
-        <w:tblPrEx>
-          <w:tblCellMar>
-            <w:left w:w="108" w:type="dxa"/>
-            <w:right w:w="108" w:type="dxa"/>
-          </w:tblCellMar>
-        </w:tblPrEx>
-        <w:trPr>
-          <w:trHeight w:hRule="exact" w:val="360"/>
-        </w:trPr>
-        <w:tc>
-          <w:tcPr>
-            <w:tcW w:w="10950" w:type="dxa"/>
-            <w:gridSpan w:val="4"/>
-          </w:tcPr>
-          <w:p>
-            <w:pPr>
-              <w:tabs>
-                <w:tab w:val="left" w:pos="-720"/>
-                <w:tab w:val="left" w:pos="0"/>
-                <w:tab w:val="left" w:pos="252"/>
-                <w:tab w:val="left" w:pos="5112"/>
-                <w:tab w:val="left" w:pos="6822"/>
-                <w:tab w:val="left" w:pos="8082"/>
-                <w:tab w:val="left" w:pos="8910"/>
-                <w:tab w:val="left" w:pos="10080"/>
-                <w:tab w:val="left" w:pos="10800"/>
-                <w:tab w:val="left" w:pos="11520"/>
-                <w:tab w:val="left" w:pos="12240"/>
-                <w:tab w:val="left" w:pos="12960"/>
-                <w:tab w:val="left" w:pos="13680"/>
-                <w:tab w:val="left" w:pos="14400"/>
-                <w:tab w:val="left" w:pos="15120"/>
-                <w:tab w:val="left" w:pos="15840"/>
-                <w:tab w:val="left" w:pos="16560"/>
-                <w:tab w:val="left" w:pos="17280"/>
-                <w:tab w:val="left" w:pos="18000"/>
-                <w:tab w:val="left" w:pos="18720"/>
-                <w:tab w:val="left" w:pos="30672"/>
-              </w:tabs>
-              <w:suppressAutoHyphens/>
-              <w:spacing w:after="60"/>
-              <w:ind w:right="90"/>
-              <w:rPr>
-                <w:rFonts w:asciiTheme="minorHAnsi" w:hAnsiTheme="minorHAnsi"/>
-                <w:sz w:val="14"/>
-                <w:szCs w:val="14"/>
-              </w:rPr>
-            </w:pPr>
-            <w:r>
-              <w:rPr>
-                <w:rFonts w:asciiTheme="minorHAnsi" w:hAnsiTheme="minorHAnsi"/>
-                <w:sz w:val="14"/>
-                <w:szCs w:val="14"/>
-              </w:rPr>
-              <w:t>HERS Rater Company Name:</w:t>
-            </w:r>
-          </w:p>
-        </w:tc>
-      </w:tr>
-      <w:tr>
-        <w:tblPrEx>
-          <w:tblCellMar>
-            <w:left w:w="108" w:type="dxa"/>
-            <w:right w:w="108" w:type="dxa"/>
-          </w:tblCellMar>
-        </w:tblPrEx>
-        <w:trPr>
-          <w:trHeight w:hRule="exact" w:val="360"/>
-        </w:trPr>
-        <w:tc>
-          <w:tcPr>
-            <w:tcW w:w="5482" w:type="dxa"/>
-            <w:gridSpan w:val="3"/>
-            <w:tcBorders>
-              <w:top w:val="single" w:sz="4" w:space="0" w:color="auto"/>
-              <w:left w:val="single" w:sz="4" w:space="0" w:color="auto"/>
-              <w:bottom w:val="single" w:sz="4" w:space="0" w:color="auto"/>
-              <w:right w:val="single" w:sz="4" w:space="0" w:color="auto"/>
-            </w:tcBorders>
-          </w:tcPr>
-          <w:p>
-            <w:pPr>
-              <w:tabs>
-                <w:tab w:val="left" w:pos="-720"/>
-                <w:tab w:val="left" w:pos="0"/>
-                <w:tab w:val="left" w:pos="252"/>
-                <w:tab w:val="left" w:pos="5112"/>
-                <w:tab w:val="left" w:pos="6822"/>
-                <w:tab w:val="left" w:pos="8100"/>
-                <w:tab w:val="left" w:pos="8910"/>
-                <w:tab w:val="left" w:pos="10080"/>
-                <w:tab w:val="left" w:pos="10800"/>
-                <w:tab w:val="left" w:pos="11520"/>
-                <w:tab w:val="left" w:pos="12240"/>
-                <w:tab w:val="left" w:pos="12960"/>
-                <w:tab w:val="left" w:pos="13680"/>
-                <w:tab w:val="left" w:pos="14400"/>
-                <w:tab w:val="left" w:pos="15120"/>
-                <w:tab w:val="left" w:pos="15840"/>
-                <w:tab w:val="left" w:pos="16560"/>
-                <w:tab w:val="left" w:pos="17280"/>
-                <w:tab w:val="left" w:pos="18000"/>
-                <w:tab w:val="left" w:pos="18720"/>
-                <w:tab w:val="left" w:pos="30672"/>
-              </w:tabs>
-              <w:suppressAutoHyphens/>
-              <w:spacing w:after="60"/>
-              <w:ind w:right="90"/>
-              <w:rPr>
-                <w:rFonts w:asciiTheme="minorHAnsi" w:hAnsiTheme="minorHAnsi"/>
-                <w:sz w:val="14"/>
-                <w:szCs w:val="14"/>
-              </w:rPr>
-            </w:pPr>
-            <w:r>
-              <w:rPr>
-                <w:rFonts w:asciiTheme="minorHAnsi" w:hAnsiTheme="minorHAnsi"/>
-                <w:sz w:val="14"/>
-                <w:szCs w:val="14"/>
-              </w:rPr>
-              <w:t xml:space="preserve">Responsible </w:t>
-            </w:r>
-            <w:r>
-              <w:rPr>
-                <w:rFonts w:asciiTheme="minorHAnsi" w:hAnsiTheme="minorHAnsi"/>
-                <w:sz w:val="14"/>
-                <w:szCs w:val="14"/>
-              </w:rPr>
-              <w:t>Rater</w:t>
-            </w:r>
-            <w:r>
-              <w:rPr>
-                <w:rFonts w:asciiTheme="minorHAnsi" w:hAnsiTheme="minorHAnsi"/>
-                <w:sz w:val="14"/>
-                <w:szCs w:val="14"/>
-              </w:rPr>
-              <w:t xml:space="preserve"> Name:</w:t>
-            </w:r>
-          </w:p>
-        </w:tc>
-        <w:tc>
-          <w:tcPr>
-            <w:tcW w:w="5468" w:type="dxa"/>
-            <w:tcBorders>
-              <w:top w:val="single" w:sz="4" w:space="0" w:color="auto"/>
-              <w:left w:val="single" w:sz="4" w:space="0" w:color="auto"/>
-              <w:bottom w:val="single" w:sz="4" w:space="0" w:color="auto"/>
-              <w:right w:val="single" w:sz="4" w:space="0" w:color="auto"/>
-            </w:tcBorders>
-          </w:tcPr>
-          <w:p>
-            <w:pPr>
-              <w:tabs>
-                <w:tab w:val="left" w:pos="-720"/>
-                <w:tab w:val="left" w:pos="0"/>
-                <w:tab w:val="left" w:pos="252"/>
-                <w:tab w:val="left" w:pos="5112"/>
-                <w:tab w:val="left" w:pos="6822"/>
-                <w:tab w:val="left" w:pos="8100"/>
-                <w:tab w:val="left" w:pos="8910"/>
-                <w:tab w:val="left" w:pos="10080"/>
-                <w:tab w:val="left" w:pos="10800"/>
-                <w:tab w:val="left" w:pos="11520"/>
-                <w:tab w:val="left" w:pos="12240"/>
-                <w:tab w:val="left" w:pos="12960"/>
-                <w:tab w:val="left" w:pos="13680"/>
-                <w:tab w:val="left" w:pos="14400"/>
-                <w:tab w:val="left" w:pos="15120"/>
-                <w:tab w:val="left" w:pos="15840"/>
-                <w:tab w:val="left" w:pos="16560"/>
-                <w:tab w:val="left" w:pos="17280"/>
-                <w:tab w:val="left" w:pos="18000"/>
-                <w:tab w:val="left" w:pos="18720"/>
-                <w:tab w:val="left" w:pos="30672"/>
-              </w:tabs>
-              <w:suppressAutoHyphens/>
-              <w:spacing w:after="60"/>
-              <w:ind w:right="90"/>
-              <w:rPr>
-                <w:rFonts w:asciiTheme="minorHAnsi" w:hAnsiTheme="minorHAnsi"/>
-                <w:sz w:val="14"/>
-                <w:szCs w:val="14"/>
-              </w:rPr>
-            </w:pPr>
-            <w:r>
-              <w:rPr>
-                <w:rFonts w:asciiTheme="minorHAnsi" w:hAnsiTheme="minorHAnsi"/>
-                <w:sz w:val="14"/>
-                <w:szCs w:val="14"/>
-              </w:rPr>
-              <w:t>Responsible Rater Signature:</w:t>
-            </w:r>
-          </w:p>
-        </w:tc>
-      </w:tr>
-      <w:tr>
-        <w:tblPrEx>
-          <w:tblCellMar>
-            <w:left w:w="108" w:type="dxa"/>
-            <w:right w:w="108" w:type="dxa"/>
-          </w:tblCellMar>
-        </w:tblPrEx>
-        <w:trPr>
-          <w:trHeight w:hRule="exact" w:val="360"/>
-        </w:trPr>
-        <w:tc>
-          <w:tcPr>
-            <w:tcW w:w="5482" w:type="dxa"/>
-            <w:gridSpan w:val="3"/>
-            <w:tcBorders>
-              <w:top w:val="single" w:sz="4" w:space="0" w:color="auto"/>
-              <w:left w:val="single" w:sz="4" w:space="0" w:color="auto"/>
-              <w:bottom w:val="single" w:sz="4" w:space="0" w:color="auto"/>
-              <w:right w:val="single" w:sz="4" w:space="0" w:color="auto"/>
-            </w:tcBorders>
-          </w:tcPr>
-          <w:p>
-            <w:pPr>
-              <w:tabs>
-                <w:tab w:val="left" w:pos="-720"/>
-                <w:tab w:val="left" w:pos="0"/>
-                <w:tab w:val="left" w:pos="252"/>
-                <w:tab w:val="left" w:pos="5112"/>
-                <w:tab w:val="left" w:pos="6822"/>
-                <w:tab w:val="left" w:pos="8100"/>
-                <w:tab w:val="left" w:pos="8910"/>
-                <w:tab w:val="left" w:pos="10080"/>
-                <w:tab w:val="left" w:pos="10800"/>
-                <w:tab w:val="left" w:pos="11520"/>
-                <w:tab w:val="left" w:pos="12240"/>
-                <w:tab w:val="left" w:pos="12960"/>
-                <w:tab w:val="left" w:pos="13680"/>
-                <w:tab w:val="left" w:pos="14400"/>
-                <w:tab w:val="left" w:pos="15120"/>
-                <w:tab w:val="left" w:pos="15840"/>
-                <w:tab w:val="left" w:pos="16560"/>
-                <w:tab w:val="left" w:pos="17280"/>
-                <w:tab w:val="left" w:pos="18000"/>
-                <w:tab w:val="left" w:pos="18720"/>
-                <w:tab w:val="left" w:pos="30672"/>
-              </w:tabs>
-              <w:suppressAutoHyphens/>
-              <w:spacing w:after="60"/>
-              <w:ind w:right="90"/>
-              <w:rPr>
-                <w:rFonts w:asciiTheme="minorHAnsi" w:hAnsiTheme="minorHAnsi"/>
-                <w:sz w:val="14"/>
-                <w:szCs w:val="14"/>
-              </w:rPr>
-            </w:pPr>
-            <w:r>
-              <w:rPr>
-                <w:rFonts w:asciiTheme="minorHAnsi" w:hAnsiTheme="minorHAnsi"/>
-                <w:sz w:val="14"/>
-                <w:szCs w:val="14"/>
-              </w:rPr>
-              <w:t>Responsible Rater</w:t>
-            </w:r>
-            <w:r>
-              <w:rPr>
-                <w:rFonts w:asciiTheme="minorHAnsi" w:hAnsiTheme="minorHAnsi"/>
-                <w:sz w:val="14"/>
-                <w:szCs w:val="14"/>
-              </w:rPr>
-              <w:t xml:space="preserve"> Certification Number w/ this HERS Provider</w:t>
-            </w:r>
-            <w:r>
-              <w:rPr>
-                <w:rFonts w:asciiTheme="minorHAnsi" w:hAnsiTheme="minorHAnsi"/>
-                <w:sz w:val="14"/>
-                <w:szCs w:val="14"/>
-              </w:rPr>
-              <w:t>:</w:t>
-            </w:r>
-          </w:p>
-        </w:tc>
-        <w:tc>
-          <w:tcPr>
-            <w:tcW w:w="5468" w:type="dxa"/>
-            <w:tcBorders>
-              <w:top w:val="single" w:sz="4" w:space="0" w:color="auto"/>
-              <w:left w:val="single" w:sz="4" w:space="0" w:color="auto"/>
-              <w:bottom w:val="single" w:sz="4" w:space="0" w:color="auto"/>
-              <w:right w:val="single" w:sz="4" w:space="0" w:color="auto"/>
-            </w:tcBorders>
-          </w:tcPr>
-          <w:p>
-            <w:pPr>
-              <w:tabs>
-                <w:tab w:val="left" w:pos="-720"/>
-                <w:tab w:val="left" w:pos="0"/>
-                <w:tab w:val="left" w:pos="252"/>
-                <w:tab w:val="left" w:pos="5112"/>
-                <w:tab w:val="left" w:pos="6822"/>
-                <w:tab w:val="left" w:pos="8100"/>
-                <w:tab w:val="left" w:pos="8910"/>
-                <w:tab w:val="left" w:pos="10080"/>
-                <w:tab w:val="left" w:pos="10800"/>
-                <w:tab w:val="left" w:pos="11520"/>
-                <w:tab w:val="left" w:pos="12240"/>
-                <w:tab w:val="left" w:pos="12960"/>
-                <w:tab w:val="left" w:pos="13680"/>
-                <w:tab w:val="left" w:pos="14400"/>
-                <w:tab w:val="left" w:pos="15120"/>
-                <w:tab w:val="left" w:pos="15840"/>
-                <w:tab w:val="left" w:pos="16560"/>
-                <w:tab w:val="left" w:pos="17280"/>
-                <w:tab w:val="left" w:pos="18000"/>
-                <w:tab w:val="left" w:pos="18720"/>
-                <w:tab w:val="left" w:pos="30672"/>
-              </w:tabs>
-              <w:suppressAutoHyphens/>
-              <w:spacing w:after="60"/>
-              <w:ind w:right="90"/>
-              <w:rPr>
-                <w:rFonts w:asciiTheme="minorHAnsi" w:hAnsiTheme="minorHAnsi"/>
-                <w:sz w:val="14"/>
-                <w:szCs w:val="14"/>
-              </w:rPr>
-            </w:pPr>
-            <w:r>
-              <w:rPr>
-                <w:rFonts w:asciiTheme="minorHAnsi" w:hAnsiTheme="minorHAnsi"/>
-                <w:sz w:val="14"/>
-                <w:szCs w:val="14"/>
-              </w:rPr>
-              <w:t>Date Signed:</w:t>
-            </w:r>
-          </w:p>
-        </w:tc>
-      </w:tr>
-    </w:tbl>
-    <w:p>
-      <w:pPr>
-        <w:tabs>
-          <w:tab w:val="left" w:pos="-720"/>
-          <w:tab w:val="left" w:pos="0"/>
-          <w:tab w:val="left" w:pos="252"/>
-          <w:tab w:val="left" w:pos="5112"/>
-          <w:tab w:val="left" w:pos="6822"/>
-          <w:tab w:val="left" w:pos="8082"/>
-          <w:tab w:val="left" w:pos="8910"/>
-          <w:tab w:val="left" w:pos="10080"/>
-          <w:tab w:val="left" w:pos="10800"/>
-          <w:tab w:val="left" w:pos="11520"/>
-          <w:tab w:val="left" w:pos="12240"/>
-          <w:tab w:val="left" w:pos="12960"/>
-          <w:tab w:val="left" w:pos="13680"/>
-          <w:tab w:val="left" w:pos="14400"/>
-          <w:tab w:val="left" w:pos="15120"/>
-          <w:tab w:val="left" w:pos="15840"/>
-          <w:tab w:val="left" w:pos="16560"/>
-          <w:tab w:val="left" w:pos="17280"/>
-          <w:tab w:val="left" w:pos="18000"/>
-          <w:tab w:val="left" w:pos="18720"/>
-          <w:tab w:val="left" w:pos="30672"/>
-        </w:tabs>
-        <w:suppressAutoHyphens/>
         <w:rPr>
           <w:rFonts w:asciiTheme="minorHAnsi" w:hAnsiTheme="minorHAnsi"/>
           <w:sz w:val="18"/>
@@ -16694,7 +14154,7 @@
 </file>
 
 <file path=word/endnotes.xml><?xml version="1.0" encoding="utf-8"?>
-<w:endnotes xmlns:wpc="http://schemas.microsoft.com/office/word/2010/wordprocessingCanvas" xmlns:cx="http://schemas.microsoft.com/office/drawing/2014/chartex" xmlns:cx1="http://schemas.microsoft.com/office/drawing/2015/9/8/chartex" xmlns:cx2="http://schemas.microsoft.com/office/drawing/2015/10/21/chartex" xmlns:cx3="http://schemas.microsoft.com/office/drawing/2016/5/9/chartex" xmlns:cx4="http://schemas.microsoft.com/office/drawing/2016/5/10/chartex" xmlns:cx5="http://schemas.microsoft.com/office/drawing/2016/5/11/chartex" xmlns:cx6="http://schemas.microsoft.com/office/drawing/2016/5/12/chartex" xmlns:cx7="http://schemas.microsoft.com/office/drawing/2016/5/13/chartex" xmlns:cx8="http://schemas.microsoft.com/office/drawing/2016/5/14/chartex" xmlns:mc="http://schemas.openxmlformats.org/markup-compatibility/2006" xmlns:aink="http://schemas.microsoft.com/office/drawing/2016/ink" xmlns:am3d="http://schemas.microsoft.com/office/drawing/2017/model3d" xmlns:o="urn:schemas-microsoft-com:office:office" xmlns:r="http://schemas.openxmlformats.org/officeDocument/2006/relationships" xmlns:m="http://schemas.openxmlformats.org/officeDocument/2006/math" xmlns:v="urn:schemas-microsoft-com:vml" xmlns:wp14="http://schemas.microsoft.com/office/word/2010/wordprocessingDrawing" xmlns:wp="http://schemas.openxmlformats.org/drawingml/2006/wordprocessingDrawing" xmlns:w10="urn:schemas-microsoft-com:office:word" xmlns:w="http://schemas.openxmlformats.org/wordprocessingml/2006/main" xmlns:w14="http://schemas.microsoft.com/office/word/2010/wordml" xmlns:w15="http://schemas.microsoft.com/office/word/2012/wordml" xmlns:w16cex="http://schemas.microsoft.com/office/word/2018/wordml/cex" xmlns:w16cid="http://schemas.microsoft.com/office/word/2016/wordml/cid" xmlns:w16="http://schemas.microsoft.com/office/word/2018/wordml" xmlns:w16sdtdh="http://schemas.microsoft.com/office/word/2020/wordml/sdtdatahash" xmlns:w16se="http://schemas.microsoft.com/office/word/2015/wordml/symex" xmlns:wpg="http://schemas.microsoft.com/office/word/2010/wordprocessingGroup" xmlns:wpi="http://schemas.microsoft.com/office/word/2010/wordprocessingInk" xmlns:wne="http://schemas.microsoft.com/office/word/2006/wordml" xmlns:wps="http://schemas.microsoft.com/office/word/2010/wordprocessingShape" mc:Ignorable="w14 w15 w16se w16cid w16 w16cex w16sdtdh wp14">
+<w:endnotes xmlns:wpc="http://schemas.microsoft.com/office/word/2010/wordprocessingCanvas" xmlns:cx="http://schemas.microsoft.com/office/drawing/2014/chartex" xmlns:cx1="http://schemas.microsoft.com/office/drawing/2015/9/8/chartex" xmlns:cx2="http://schemas.microsoft.com/office/drawing/2015/10/21/chartex" xmlns:cx3="http://schemas.microsoft.com/office/drawing/2016/5/9/chartex" xmlns:cx4="http://schemas.microsoft.com/office/drawing/2016/5/10/chartex" xmlns:cx5="http://schemas.microsoft.com/office/drawing/2016/5/11/chartex" xmlns:cx6="http://schemas.microsoft.com/office/drawing/2016/5/12/chartex" xmlns:cx7="http://schemas.microsoft.com/office/drawing/2016/5/13/chartex" xmlns:cx8="http://schemas.microsoft.com/office/drawing/2016/5/14/chartex" xmlns:mc="http://schemas.openxmlformats.org/markup-compatibility/2006" xmlns:aink="http://schemas.microsoft.com/office/drawing/2016/ink" xmlns:am3d="http://schemas.microsoft.com/office/drawing/2017/model3d" xmlns:o="urn:schemas-microsoft-com:office:office" xmlns:oel="http://schemas.microsoft.com/office/2019/extlst" xmlns:r="http://schemas.openxmlformats.org/officeDocument/2006/relationships" xmlns:m="http://schemas.openxmlformats.org/officeDocument/2006/math" xmlns:v="urn:schemas-microsoft-com:vml" xmlns:wp14="http://schemas.microsoft.com/office/word/2010/wordprocessingDrawing" xmlns:wp="http://schemas.openxmlformats.org/drawingml/2006/wordprocessingDrawing" xmlns:w10="urn:schemas-microsoft-com:office:word" xmlns:w="http://schemas.openxmlformats.org/wordprocessingml/2006/main" xmlns:w14="http://schemas.microsoft.com/office/word/2010/wordml" xmlns:w15="http://schemas.microsoft.com/office/word/2012/wordml" xmlns:w16cex="http://schemas.microsoft.com/office/word/2018/wordml/cex" xmlns:w16cid="http://schemas.microsoft.com/office/word/2016/wordml/cid" xmlns:w16="http://schemas.microsoft.com/office/word/2018/wordml" xmlns:w16sdtdh="http://schemas.microsoft.com/office/word/2020/wordml/sdtdatahash" xmlns:w16se="http://schemas.microsoft.com/office/word/2015/wordml/symex" xmlns:wpg="http://schemas.microsoft.com/office/word/2010/wordprocessingGroup" xmlns:wpi="http://schemas.microsoft.com/office/word/2010/wordprocessingInk" xmlns:wne="http://schemas.microsoft.com/office/word/2006/wordml" xmlns:wps="http://schemas.microsoft.com/office/word/2010/wordprocessingShape" mc:Ignorable="w14 w15 w16se w16cid w16 w16cex w16sdtdh wp14">
   <w:endnote w:type="separator" w:id="-1">
     <w:p>
       <w:r>
@@ -16716,7 +14176,7 @@
 </file>
 
 <file path=word/footer1.xml><?xml version="1.0" encoding="utf-8"?>
-<w:ftr xmlns:wpc="http://schemas.microsoft.com/office/word/2010/wordprocessingCanvas" xmlns:cx="http://schemas.microsoft.com/office/drawing/2014/chartex" xmlns:cx1="http://schemas.microsoft.com/office/drawing/2015/9/8/chartex" xmlns:cx2="http://schemas.microsoft.com/office/drawing/2015/10/21/chartex" xmlns:cx3="http://schemas.microsoft.com/office/drawing/2016/5/9/chartex" xmlns:cx4="http://schemas.microsoft.com/office/drawing/2016/5/10/chartex" xmlns:cx5="http://schemas.microsoft.com/office/drawing/2016/5/11/chartex" xmlns:cx6="http://schemas.microsoft.com/office/drawing/2016/5/12/chartex" xmlns:cx7="http://schemas.microsoft.com/office/drawing/2016/5/13/chartex" xmlns:cx8="http://schemas.microsoft.com/office/drawing/2016/5/14/chartex" xmlns:mc="http://schemas.openxmlformats.org/markup-compatibility/2006" xmlns:aink="http://schemas.microsoft.com/office/drawing/2016/ink" xmlns:am3d="http://schemas.microsoft.com/office/drawing/2017/model3d" xmlns:o="urn:schemas-microsoft-com:office:office" xmlns:r="http://schemas.openxmlformats.org/officeDocument/2006/relationships" xmlns:m="http://schemas.openxmlformats.org/officeDocument/2006/math" xmlns:v="urn:schemas-microsoft-com:vml" xmlns:wp14="http://schemas.microsoft.com/office/word/2010/wordprocessingDrawing" xmlns:wp="http://schemas.openxmlformats.org/drawingml/2006/wordprocessingDrawing" xmlns:w10="urn:schemas-microsoft-com:office:word" xmlns:w="http://schemas.openxmlformats.org/wordprocessingml/2006/main" xmlns:w14="http://schemas.microsoft.com/office/word/2010/wordml" xmlns:w15="http://schemas.microsoft.com/office/word/2012/wordml" xmlns:w16cex="http://schemas.microsoft.com/office/word/2018/wordml/cex" xmlns:w16cid="http://schemas.microsoft.com/office/word/2016/wordml/cid" xmlns:w16="http://schemas.microsoft.com/office/word/2018/wordml" xmlns:w16sdtdh="http://schemas.microsoft.com/office/word/2020/wordml/sdtdatahash" xmlns:w16se="http://schemas.microsoft.com/office/word/2015/wordml/symex" xmlns:wpg="http://schemas.microsoft.com/office/word/2010/wordprocessingGroup" xmlns:wpi="http://schemas.microsoft.com/office/word/2010/wordprocessingInk" xmlns:wne="http://schemas.microsoft.com/office/word/2006/wordml" xmlns:wps="http://schemas.microsoft.com/office/word/2010/wordprocessingShape" mc:Ignorable="w14 w15 w16se w16cid w16 w16cex w16sdtdh wp14">
+<w:ftr xmlns:wpc="http://schemas.microsoft.com/office/word/2010/wordprocessingCanvas" xmlns:cx="http://schemas.microsoft.com/office/drawing/2014/chartex" xmlns:cx1="http://schemas.microsoft.com/office/drawing/2015/9/8/chartex" xmlns:cx2="http://schemas.microsoft.com/office/drawing/2015/10/21/chartex" xmlns:cx3="http://schemas.microsoft.com/office/drawing/2016/5/9/chartex" xmlns:cx4="http://schemas.microsoft.com/office/drawing/2016/5/10/chartex" xmlns:cx5="http://schemas.microsoft.com/office/drawing/2016/5/11/chartex" xmlns:cx6="http://schemas.microsoft.com/office/drawing/2016/5/12/chartex" xmlns:cx7="http://schemas.microsoft.com/office/drawing/2016/5/13/chartex" xmlns:cx8="http://schemas.microsoft.com/office/drawing/2016/5/14/chartex" xmlns:mc="http://schemas.openxmlformats.org/markup-compatibility/2006" xmlns:aink="http://schemas.microsoft.com/office/drawing/2016/ink" xmlns:am3d="http://schemas.microsoft.com/office/drawing/2017/model3d" xmlns:o="urn:schemas-microsoft-com:office:office" xmlns:oel="http://schemas.microsoft.com/office/2019/extlst" xmlns:r="http://schemas.openxmlformats.org/officeDocument/2006/relationships" xmlns:m="http://schemas.openxmlformats.org/officeDocument/2006/math" xmlns:v="urn:schemas-microsoft-com:vml" xmlns:wp14="http://schemas.microsoft.com/office/word/2010/wordprocessingDrawing" xmlns:wp="http://schemas.openxmlformats.org/drawingml/2006/wordprocessingDrawing" xmlns:w10="urn:schemas-microsoft-com:office:word" xmlns:w="http://schemas.openxmlformats.org/wordprocessingml/2006/main" xmlns:w14="http://schemas.microsoft.com/office/word/2010/wordml" xmlns:w15="http://schemas.microsoft.com/office/word/2012/wordml" xmlns:w16cex="http://schemas.microsoft.com/office/word/2018/wordml/cex" xmlns:w16cid="http://schemas.microsoft.com/office/word/2016/wordml/cid" xmlns:w16="http://schemas.microsoft.com/office/word/2018/wordml" xmlns:w16sdtdh="http://schemas.microsoft.com/office/word/2020/wordml/sdtdatahash" xmlns:w16se="http://schemas.microsoft.com/office/word/2015/wordml/symex" xmlns:wpg="http://schemas.microsoft.com/office/word/2010/wordprocessingGroup" xmlns:wpi="http://schemas.microsoft.com/office/word/2010/wordprocessingInk" xmlns:wne="http://schemas.microsoft.com/office/word/2006/wordml" xmlns:wps="http://schemas.microsoft.com/office/word/2010/wordprocessingShape" mc:Ignorable="w14 w15 w16se w16cid w16 w16cex w16sdtdh wp14">
   <w:p>
     <w:pPr>
       <w:pStyle w:val="Footer"/>
@@ -16732,35 +14192,24 @@
     <w:r>
       <w:t>CA Building Energy Efficiency Standards - 20</w:t>
     </w:r>
-    <w:ins w:id="34" w:author="Author">
-      <w:r>
-        <w:t>22</w:t>
-      </w:r>
-    </w:ins>
-    <w:del w:id="35" w:author="Author">
-      <w:r>
-        <w:delText>1</w:delText>
-      </w:r>
-      <w:r>
-        <w:delText>9</w:delText>
-      </w:r>
-    </w:del>
+    <w:r>
+      <w:t>22</w:t>
+    </w:r>
     <w:r>
       <w:t xml:space="preserve"> </w:t>
     </w:r>
-    <w:del w:id="36" w:author="Author">
-      <w:r>
-        <w:delText xml:space="preserve">Residential </w:delText>
-      </w:r>
-    </w:del>
-    <w:ins w:id="37" w:author="Author">
-      <w:r>
-        <w:t>Low-rise Multifamily</w:t>
-      </w:r>
-      <w:r>
-        <w:t xml:space="preserve"> </w:t>
-      </w:r>
-    </w:ins>
+    <w:r>
+      <w:t>Low-</w:t>
+    </w:r>
+    <w:r>
+      <w:t>R</w:t>
+    </w:r>
+    <w:r>
+      <w:t>ise Multifamily</w:t>
+    </w:r>
+    <w:r>
+      <w:t xml:space="preserve"> </w:t>
+    </w:r>
     <w:r>
       <w:t>Compliance</w:t>
     </w:r>
@@ -16770,22 +14219,15 @@
     <w:r>
       <w:t>January 20</w:t>
     </w:r>
-    <w:ins w:id="38" w:author="Author">
-      <w:r>
-        <w:t>22</w:t>
-      </w:r>
-    </w:ins>
-    <w:del w:id="39" w:author="Author">
-      <w:r>
-        <w:delText>19</w:delText>
-      </w:r>
-    </w:del>
+    <w:r>
+      <w:t>22</w:t>
+    </w:r>
   </w:p>
 </w:ftr>
 </file>
 
 <file path=word/footer2.xml><?xml version="1.0" encoding="utf-8"?>
-<w:ftr xmlns:wpc="http://schemas.microsoft.com/office/word/2010/wordprocessingCanvas" xmlns:cx="http://schemas.microsoft.com/office/drawing/2014/chartex" xmlns:cx1="http://schemas.microsoft.com/office/drawing/2015/9/8/chartex" xmlns:cx2="http://schemas.microsoft.com/office/drawing/2015/10/21/chartex" xmlns:cx3="http://schemas.microsoft.com/office/drawing/2016/5/9/chartex" xmlns:cx4="http://schemas.microsoft.com/office/drawing/2016/5/10/chartex" xmlns:cx5="http://schemas.microsoft.com/office/drawing/2016/5/11/chartex" xmlns:cx6="http://schemas.microsoft.com/office/drawing/2016/5/12/chartex" xmlns:cx7="http://schemas.microsoft.com/office/drawing/2016/5/13/chartex" xmlns:cx8="http://schemas.microsoft.com/office/drawing/2016/5/14/chartex" xmlns:mc="http://schemas.openxmlformats.org/markup-compatibility/2006" xmlns:aink="http://schemas.microsoft.com/office/drawing/2016/ink" xmlns:am3d="http://schemas.microsoft.com/office/drawing/2017/model3d" xmlns:o="urn:schemas-microsoft-com:office:office" xmlns:r="http://schemas.openxmlformats.org/officeDocument/2006/relationships" xmlns:m="http://schemas.openxmlformats.org/officeDocument/2006/math" xmlns:v="urn:schemas-microsoft-com:vml" xmlns:wp14="http://schemas.microsoft.com/office/word/2010/wordprocessingDrawing" xmlns:wp="http://schemas.openxmlformats.org/drawingml/2006/wordprocessingDrawing" xmlns:w10="urn:schemas-microsoft-com:office:word" xmlns:w="http://schemas.openxmlformats.org/wordprocessingml/2006/main" xmlns:w14="http://schemas.microsoft.com/office/word/2010/wordml" xmlns:w15="http://schemas.microsoft.com/office/word/2012/wordml" xmlns:w16cex="http://schemas.microsoft.com/office/word/2018/wordml/cex" xmlns:w16cid="http://schemas.microsoft.com/office/word/2016/wordml/cid" xmlns:w16="http://schemas.microsoft.com/office/word/2018/wordml" xmlns:w16sdtdh="http://schemas.microsoft.com/office/word/2020/wordml/sdtdatahash" xmlns:w16se="http://schemas.microsoft.com/office/word/2015/wordml/symex" xmlns:wpg="http://schemas.microsoft.com/office/word/2010/wordprocessingGroup" xmlns:wpi="http://schemas.microsoft.com/office/word/2010/wordprocessingInk" xmlns:wne="http://schemas.microsoft.com/office/word/2006/wordml" xmlns:wps="http://schemas.microsoft.com/office/word/2010/wordprocessingShape" mc:Ignorable="w14 w15 w16se w16cid w16 w16cex w16sdtdh wp14">
+<w:ftr xmlns:wpc="http://schemas.microsoft.com/office/word/2010/wordprocessingCanvas" xmlns:cx="http://schemas.microsoft.com/office/drawing/2014/chartex" xmlns:cx1="http://schemas.microsoft.com/office/drawing/2015/9/8/chartex" xmlns:cx2="http://schemas.microsoft.com/office/drawing/2015/10/21/chartex" xmlns:cx3="http://schemas.microsoft.com/office/drawing/2016/5/9/chartex" xmlns:cx4="http://schemas.microsoft.com/office/drawing/2016/5/10/chartex" xmlns:cx5="http://schemas.microsoft.com/office/drawing/2016/5/11/chartex" xmlns:cx6="http://schemas.microsoft.com/office/drawing/2016/5/12/chartex" xmlns:cx7="http://schemas.microsoft.com/office/drawing/2016/5/13/chartex" xmlns:cx8="http://schemas.microsoft.com/office/drawing/2016/5/14/chartex" xmlns:mc="http://schemas.openxmlformats.org/markup-compatibility/2006" xmlns:aink="http://schemas.microsoft.com/office/drawing/2016/ink" xmlns:am3d="http://schemas.microsoft.com/office/drawing/2017/model3d" xmlns:o="urn:schemas-microsoft-com:office:office" xmlns:oel="http://schemas.microsoft.com/office/2019/extlst" xmlns:r="http://schemas.openxmlformats.org/officeDocument/2006/relationships" xmlns:m="http://schemas.openxmlformats.org/officeDocument/2006/math" xmlns:v="urn:schemas-microsoft-com:vml" xmlns:wp14="http://schemas.microsoft.com/office/word/2010/wordprocessingDrawing" xmlns:wp="http://schemas.openxmlformats.org/drawingml/2006/wordprocessingDrawing" xmlns:w10="urn:schemas-microsoft-com:office:word" xmlns:w="http://schemas.openxmlformats.org/wordprocessingml/2006/main" xmlns:w14="http://schemas.microsoft.com/office/word/2010/wordml" xmlns:w15="http://schemas.microsoft.com/office/word/2012/wordml" xmlns:w16cex="http://schemas.microsoft.com/office/word/2018/wordml/cex" xmlns:w16cid="http://schemas.microsoft.com/office/word/2016/wordml/cid" xmlns:w16="http://schemas.microsoft.com/office/word/2018/wordml" xmlns:w16sdtdh="http://schemas.microsoft.com/office/word/2020/wordml/sdtdatahash" xmlns:w16se="http://schemas.microsoft.com/office/word/2015/wordml/symex" xmlns:wpg="http://schemas.microsoft.com/office/word/2010/wordprocessingGroup" xmlns:wpi="http://schemas.microsoft.com/office/word/2010/wordprocessingInk" xmlns:wne="http://schemas.microsoft.com/office/word/2006/wordml" xmlns:wps="http://schemas.microsoft.com/office/word/2010/wordprocessingShape" mc:Ignorable="w14 w15 w16se w16cid w16 w16cex w16sdtdh wp14">
   <w:p>
     <w:pPr>
       <w:pStyle w:val="Footer"/>
@@ -16793,35 +14235,24 @@
     <w:r>
       <w:t>CA Building Energy Efficiency Standards - 20</w:t>
     </w:r>
-    <w:ins w:id="98" w:author="Author">
-      <w:r>
-        <w:t>22</w:t>
-      </w:r>
-    </w:ins>
-    <w:del w:id="99" w:author="Author">
-      <w:r>
-        <w:delText>1</w:delText>
-      </w:r>
-      <w:r>
-        <w:delText>9</w:delText>
-      </w:r>
-    </w:del>
+    <w:r>
+      <w:t>22</w:t>
+    </w:r>
     <w:r>
       <w:t xml:space="preserve"> </w:t>
     </w:r>
-    <w:del w:id="100" w:author="Author">
-      <w:r>
-        <w:delText xml:space="preserve">Residential </w:delText>
-      </w:r>
-    </w:del>
-    <w:ins w:id="101" w:author="Author">
-      <w:r>
-        <w:t>Low-rise Multifamily</w:t>
-      </w:r>
-      <w:r>
-        <w:t xml:space="preserve"> </w:t>
-      </w:r>
-    </w:ins>
+    <w:r>
+      <w:t>Low-</w:t>
+    </w:r>
+    <w:r>
+      <w:t>R</w:t>
+    </w:r>
+    <w:r>
+      <w:t>ise Multifamily</w:t>
+    </w:r>
+    <w:r>
+      <w:t xml:space="preserve"> </w:t>
+    </w:r>
     <w:r>
       <w:t>Compliance</w:t>
     </w:r>
@@ -16831,22 +14262,15 @@
     <w:r>
       <w:t>January 20</w:t>
     </w:r>
-    <w:ins w:id="102" w:author="Author">
-      <w:r>
-        <w:t>22</w:t>
-      </w:r>
-    </w:ins>
-    <w:del w:id="103" w:author="Author">
-      <w:r>
-        <w:delText>19</w:delText>
-      </w:r>
-    </w:del>
+    <w:r>
+      <w:t>22</w:t>
+    </w:r>
   </w:p>
 </w:ftr>
 </file>
 
 <file path=word/footnotes.xml><?xml version="1.0" encoding="utf-8"?>
-<w:footnotes xmlns:wpc="http://schemas.microsoft.com/office/word/2010/wordprocessingCanvas" xmlns:cx="http://schemas.microsoft.com/office/drawing/2014/chartex" xmlns:cx1="http://schemas.microsoft.com/office/drawing/2015/9/8/chartex" xmlns:cx2="http://schemas.microsoft.com/office/drawing/2015/10/21/chartex" xmlns:cx3="http://schemas.microsoft.com/office/drawing/2016/5/9/chartex" xmlns:cx4="http://schemas.microsoft.com/office/drawing/2016/5/10/chartex" xmlns:cx5="http://schemas.microsoft.com/office/drawing/2016/5/11/chartex" xmlns:cx6="http://schemas.microsoft.com/office/drawing/2016/5/12/chartex" xmlns:cx7="http://schemas.microsoft.com/office/drawing/2016/5/13/chartex" xmlns:cx8="http://schemas.microsoft.com/office/drawing/2016/5/14/chartex" xmlns:mc="http://schemas.openxmlformats.org/markup-compatibility/2006" xmlns:aink="http://schemas.microsoft.com/office/drawing/2016/ink" xmlns:am3d="http://schemas.microsoft.com/office/drawing/2017/model3d" xmlns:o="urn:schemas-microsoft-com:office:office" xmlns:r="http://schemas.openxmlformats.org/officeDocument/2006/relationships" xmlns:m="http://schemas.openxmlformats.org/officeDocument/2006/math" xmlns:v="urn:schemas-microsoft-com:vml" xmlns:wp14="http://schemas.microsoft.com/office/word/2010/wordprocessingDrawing" xmlns:wp="http://schemas.openxmlformats.org/drawingml/2006/wordprocessingDrawing" xmlns:w10="urn:schemas-microsoft-com:office:word" xmlns:w="http://schemas.openxmlformats.org/wordprocessingml/2006/main" xmlns:w14="http://schemas.microsoft.com/office/word/2010/wordml" xmlns:w15="http://schemas.microsoft.com/office/word/2012/wordml" xmlns:w16cex="http://schemas.microsoft.com/office/word/2018/wordml/cex" xmlns:w16cid="http://schemas.microsoft.com/office/word/2016/wordml/cid" xmlns:w16="http://schemas.microsoft.com/office/word/2018/wordml" xmlns:w16sdtdh="http://schemas.microsoft.com/office/word/2020/wordml/sdtdatahash" xmlns:w16se="http://schemas.microsoft.com/office/word/2015/wordml/symex" xmlns:wpg="http://schemas.microsoft.com/office/word/2010/wordprocessingGroup" xmlns:wpi="http://schemas.microsoft.com/office/word/2010/wordprocessingInk" xmlns:wne="http://schemas.microsoft.com/office/word/2006/wordml" xmlns:wps="http://schemas.microsoft.com/office/word/2010/wordprocessingShape" mc:Ignorable="w14 w15 w16se w16cid w16 w16cex w16sdtdh wp14">
+<w:footnotes xmlns:wpc="http://schemas.microsoft.com/office/word/2010/wordprocessingCanvas" xmlns:cx="http://schemas.microsoft.com/office/drawing/2014/chartex" xmlns:cx1="http://schemas.microsoft.com/office/drawing/2015/9/8/chartex" xmlns:cx2="http://schemas.microsoft.com/office/drawing/2015/10/21/chartex" xmlns:cx3="http://schemas.microsoft.com/office/drawing/2016/5/9/chartex" xmlns:cx4="http://schemas.microsoft.com/office/drawing/2016/5/10/chartex" xmlns:cx5="http://schemas.microsoft.com/office/drawing/2016/5/11/chartex" xmlns:cx6="http://schemas.microsoft.com/office/drawing/2016/5/12/chartex" xmlns:cx7="http://schemas.microsoft.com/office/drawing/2016/5/13/chartex" xmlns:cx8="http://schemas.microsoft.com/office/drawing/2016/5/14/chartex" xmlns:mc="http://schemas.openxmlformats.org/markup-compatibility/2006" xmlns:aink="http://schemas.microsoft.com/office/drawing/2016/ink" xmlns:am3d="http://schemas.microsoft.com/office/drawing/2017/model3d" xmlns:o="urn:schemas-microsoft-com:office:office" xmlns:oel="http://schemas.microsoft.com/office/2019/extlst" xmlns:r="http://schemas.openxmlformats.org/officeDocument/2006/relationships" xmlns:m="http://schemas.openxmlformats.org/officeDocument/2006/math" xmlns:v="urn:schemas-microsoft-com:vml" xmlns:wp14="http://schemas.microsoft.com/office/word/2010/wordprocessingDrawing" xmlns:wp="http://schemas.openxmlformats.org/drawingml/2006/wordprocessingDrawing" xmlns:w10="urn:schemas-microsoft-com:office:word" xmlns:w="http://schemas.openxmlformats.org/wordprocessingml/2006/main" xmlns:w14="http://schemas.microsoft.com/office/word/2010/wordml" xmlns:w15="http://schemas.microsoft.com/office/word/2012/wordml" xmlns:w16cex="http://schemas.microsoft.com/office/word/2018/wordml/cex" xmlns:w16cid="http://schemas.microsoft.com/office/word/2016/wordml/cid" xmlns:w16="http://schemas.microsoft.com/office/word/2018/wordml" xmlns:w16sdtdh="http://schemas.microsoft.com/office/word/2020/wordml/sdtdatahash" xmlns:w16se="http://schemas.microsoft.com/office/word/2015/wordml/symex" xmlns:wpg="http://schemas.microsoft.com/office/word/2010/wordprocessingGroup" xmlns:wpi="http://schemas.microsoft.com/office/word/2010/wordprocessingInk" xmlns:wne="http://schemas.microsoft.com/office/word/2006/wordml" xmlns:wps="http://schemas.microsoft.com/office/word/2010/wordprocessingShape" mc:Ignorable="w14 w15 w16se w16cid w16 w16cex w16sdtdh wp14">
   <w:footnote w:type="separator" w:id="-1">
     <w:p>
       <w:r>
@@ -16868,7 +14292,7 @@
 </file>
 
 <file path=word/header1.xml><?xml version="1.0" encoding="utf-8"?>
-<w:hdr xmlns:wpc="http://schemas.microsoft.com/office/word/2010/wordprocessingCanvas" xmlns:cx="http://schemas.microsoft.com/office/drawing/2014/chartex" xmlns:cx1="http://schemas.microsoft.com/office/drawing/2015/9/8/chartex" xmlns:cx2="http://schemas.microsoft.com/office/drawing/2015/10/21/chartex" xmlns:cx3="http://schemas.microsoft.com/office/drawing/2016/5/9/chartex" xmlns:cx4="http://schemas.microsoft.com/office/drawing/2016/5/10/chartex" xmlns:cx5="http://schemas.microsoft.com/office/drawing/2016/5/11/chartex" xmlns:cx6="http://schemas.microsoft.com/office/drawing/2016/5/12/chartex" xmlns:cx7="http://schemas.microsoft.com/office/drawing/2016/5/13/chartex" xmlns:cx8="http://schemas.microsoft.com/office/drawing/2016/5/14/chartex" xmlns:mc="http://schemas.openxmlformats.org/markup-compatibility/2006" xmlns:aink="http://schemas.microsoft.com/office/drawing/2016/ink" xmlns:am3d="http://schemas.microsoft.com/office/drawing/2017/model3d" xmlns:o="urn:schemas-microsoft-com:office:office" xmlns:r="http://schemas.openxmlformats.org/officeDocument/2006/relationships" xmlns:m="http://schemas.openxmlformats.org/officeDocument/2006/math" xmlns:v="urn:schemas-microsoft-com:vml" xmlns:wp14="http://schemas.microsoft.com/office/word/2010/wordprocessingDrawing" xmlns:wp="http://schemas.openxmlformats.org/drawingml/2006/wordprocessingDrawing" xmlns:w10="urn:schemas-microsoft-com:office:word" xmlns:w="http://schemas.openxmlformats.org/wordprocessingml/2006/main" xmlns:w14="http://schemas.microsoft.com/office/word/2010/wordml" xmlns:w15="http://schemas.microsoft.com/office/word/2012/wordml" xmlns:w16cex="http://schemas.microsoft.com/office/word/2018/wordml/cex" xmlns:w16cid="http://schemas.microsoft.com/office/word/2016/wordml/cid" xmlns:w16="http://schemas.microsoft.com/office/word/2018/wordml" xmlns:w16sdtdh="http://schemas.microsoft.com/office/word/2020/wordml/sdtdatahash" xmlns:w16se="http://schemas.microsoft.com/office/word/2015/wordml/symex" xmlns:wpg="http://schemas.microsoft.com/office/word/2010/wordprocessingGroup" xmlns:wpi="http://schemas.microsoft.com/office/word/2010/wordprocessingInk" xmlns:wne="http://schemas.microsoft.com/office/word/2006/wordml" xmlns:wps="http://schemas.microsoft.com/office/word/2010/wordprocessingShape" mc:Ignorable="w14 w15 w16se w16cid w16 w16cex w16sdtdh wp14">
+<w:hdr xmlns:wpc="http://schemas.microsoft.com/office/word/2010/wordprocessingCanvas" xmlns:cx="http://schemas.microsoft.com/office/drawing/2014/chartex" xmlns:cx1="http://schemas.microsoft.com/office/drawing/2015/9/8/chartex" xmlns:cx2="http://schemas.microsoft.com/office/drawing/2015/10/21/chartex" xmlns:cx3="http://schemas.microsoft.com/office/drawing/2016/5/9/chartex" xmlns:cx4="http://schemas.microsoft.com/office/drawing/2016/5/10/chartex" xmlns:cx5="http://schemas.microsoft.com/office/drawing/2016/5/11/chartex" xmlns:cx6="http://schemas.microsoft.com/office/drawing/2016/5/12/chartex" xmlns:cx7="http://schemas.microsoft.com/office/drawing/2016/5/13/chartex" xmlns:cx8="http://schemas.microsoft.com/office/drawing/2016/5/14/chartex" xmlns:mc="http://schemas.openxmlformats.org/markup-compatibility/2006" xmlns:aink="http://schemas.microsoft.com/office/drawing/2016/ink" xmlns:am3d="http://schemas.microsoft.com/office/drawing/2017/model3d" xmlns:o="urn:schemas-microsoft-com:office:office" xmlns:oel="http://schemas.microsoft.com/office/2019/extlst" xmlns:r="http://schemas.openxmlformats.org/officeDocument/2006/relationships" xmlns:m="http://schemas.openxmlformats.org/officeDocument/2006/math" xmlns:v="urn:schemas-microsoft-com:vml" xmlns:wp14="http://schemas.microsoft.com/office/word/2010/wordprocessingDrawing" xmlns:wp="http://schemas.openxmlformats.org/drawingml/2006/wordprocessingDrawing" xmlns:w10="urn:schemas-microsoft-com:office:word" xmlns:w="http://schemas.openxmlformats.org/wordprocessingml/2006/main" xmlns:w14="http://schemas.microsoft.com/office/word/2010/wordml" xmlns:w15="http://schemas.microsoft.com/office/word/2012/wordml" xmlns:w16cex="http://schemas.microsoft.com/office/word/2018/wordml/cex" xmlns:w16cid="http://schemas.microsoft.com/office/word/2016/wordml/cid" xmlns:w16="http://schemas.microsoft.com/office/word/2018/wordml" xmlns:w16sdtdh="http://schemas.microsoft.com/office/word/2020/wordml/sdtdatahash" xmlns:w16se="http://schemas.microsoft.com/office/word/2015/wordml/symex" xmlns:wpg="http://schemas.microsoft.com/office/word/2010/wordprocessingGroup" xmlns:wpi="http://schemas.microsoft.com/office/word/2010/wordprocessingInk" xmlns:wne="http://schemas.microsoft.com/office/word/2006/wordml" xmlns:wps="http://schemas.microsoft.com/office/word/2010/wordprocessingShape" mc:Ignorable="w14 w15 w16se w16cid w16 w16cex w16sdtdh wp14">
   <w:p>
     <w:pPr>
       <w:pStyle w:val="Header"/>
@@ -16897,7 +14321,7 @@
           <v:path o:extrusionok="f" gradientshapeok="t" o:connecttype="rect"/>
           <o:lock v:ext="edit" aspectratio="t"/>
         </v:shapetype>
-        <v:shape id="WordPictureWatermark27274016" o:spid="_x0000_s2050" type="#_x0000_t75" style="position:absolute;margin-left:0;margin-top:0;width:10in;height:540pt;z-index:-251661312;mso-position-horizontal:center;mso-position-horizontal-relative:margin;mso-position-vertical:center;mso-position-vertical-relative:margin" o:allowincell="f">
+        <v:shape id="WordPictureWatermark27274016" o:spid="_x0000_s1026" type="#_x0000_t75" style="position:absolute;margin-left:0;margin-top:0;width:10in;height:540pt;z-index:-251660800;mso-position-horizontal:center;mso-position-horizontal-relative:margin;mso-position-vertical:center;mso-position-vertical-relative:margin" o:allowincell="f">
           <v:imagedata r:id="rId1" o:title="For information and data collection only" gain="19661f" blacklevel="22938f"/>
           <w10:wrap anchorx="margin" anchory="margin"/>
         </v:shape>
@@ -16908,36 +14332,45 @@
 </file>
 
 <file path=word/header2.xml><?xml version="1.0" encoding="utf-8"?>
-<w:hdr xmlns:wpc="http://schemas.microsoft.com/office/word/2010/wordprocessingCanvas" xmlns:cx="http://schemas.microsoft.com/office/drawing/2014/chartex" xmlns:cx1="http://schemas.microsoft.com/office/drawing/2015/9/8/chartex" xmlns:cx2="http://schemas.microsoft.com/office/drawing/2015/10/21/chartex" xmlns:cx3="http://schemas.microsoft.com/office/drawing/2016/5/9/chartex" xmlns:cx4="http://schemas.microsoft.com/office/drawing/2016/5/10/chartex" xmlns:cx5="http://schemas.microsoft.com/office/drawing/2016/5/11/chartex" xmlns:cx6="http://schemas.microsoft.com/office/drawing/2016/5/12/chartex" xmlns:cx7="http://schemas.microsoft.com/office/drawing/2016/5/13/chartex" xmlns:cx8="http://schemas.microsoft.com/office/drawing/2016/5/14/chartex" xmlns:mc="http://schemas.openxmlformats.org/markup-compatibility/2006" xmlns:aink="http://schemas.microsoft.com/office/drawing/2016/ink" xmlns:am3d="http://schemas.microsoft.com/office/drawing/2017/model3d" xmlns:o="urn:schemas-microsoft-com:office:office" xmlns:r="http://schemas.openxmlformats.org/officeDocument/2006/relationships" xmlns:m="http://schemas.openxmlformats.org/officeDocument/2006/math" xmlns:v="urn:schemas-microsoft-com:vml" xmlns:wp14="http://schemas.microsoft.com/office/word/2010/wordprocessingDrawing" xmlns:wp="http://schemas.openxmlformats.org/drawingml/2006/wordprocessingDrawing" xmlns:w10="urn:schemas-microsoft-com:office:word" xmlns:w="http://schemas.openxmlformats.org/wordprocessingml/2006/main" xmlns:w14="http://schemas.microsoft.com/office/word/2010/wordml" xmlns:w15="http://schemas.microsoft.com/office/word/2012/wordml" xmlns:w16cex="http://schemas.microsoft.com/office/word/2018/wordml/cex" xmlns:w16cid="http://schemas.microsoft.com/office/word/2016/wordml/cid" xmlns:w16="http://schemas.microsoft.com/office/word/2018/wordml" xmlns:w16sdtdh="http://schemas.microsoft.com/office/word/2020/wordml/sdtdatahash" xmlns:w16se="http://schemas.microsoft.com/office/word/2015/wordml/symex" xmlns:wpg="http://schemas.microsoft.com/office/word/2010/wordprocessingGroup" xmlns:wpi="http://schemas.microsoft.com/office/word/2010/wordprocessingInk" xmlns:wne="http://schemas.microsoft.com/office/word/2006/wordml" xmlns:wps="http://schemas.microsoft.com/office/word/2010/wordprocessingShape" mc:Ignorable="w14 w15 w16se w16cid w16 w16cex w16sdtdh wp14">
+<w:hdr xmlns:wpc="http://schemas.microsoft.com/office/word/2010/wordprocessingCanvas" xmlns:cx="http://schemas.microsoft.com/office/drawing/2014/chartex" xmlns:cx1="http://schemas.microsoft.com/office/drawing/2015/9/8/chartex" xmlns:cx2="http://schemas.microsoft.com/office/drawing/2015/10/21/chartex" xmlns:cx3="http://schemas.microsoft.com/office/drawing/2016/5/9/chartex" xmlns:cx4="http://schemas.microsoft.com/office/drawing/2016/5/10/chartex" xmlns:cx5="http://schemas.microsoft.com/office/drawing/2016/5/11/chartex" xmlns:cx6="http://schemas.microsoft.com/office/drawing/2016/5/12/chartex" xmlns:cx7="http://schemas.microsoft.com/office/drawing/2016/5/13/chartex" xmlns:cx8="http://schemas.microsoft.com/office/drawing/2016/5/14/chartex" xmlns:mc="http://schemas.openxmlformats.org/markup-compatibility/2006" xmlns:aink="http://schemas.microsoft.com/office/drawing/2016/ink" xmlns:am3d="http://schemas.microsoft.com/office/drawing/2017/model3d" xmlns:o="urn:schemas-microsoft-com:office:office" xmlns:oel="http://schemas.microsoft.com/office/2019/extlst" xmlns:r="http://schemas.openxmlformats.org/officeDocument/2006/relationships" xmlns:m="http://schemas.openxmlformats.org/officeDocument/2006/math" xmlns:v="urn:schemas-microsoft-com:vml" xmlns:wp14="http://schemas.microsoft.com/office/word/2010/wordprocessingDrawing" xmlns:wp="http://schemas.openxmlformats.org/drawingml/2006/wordprocessingDrawing" xmlns:w10="urn:schemas-microsoft-com:office:word" xmlns:w="http://schemas.openxmlformats.org/wordprocessingml/2006/main" xmlns:w14="http://schemas.microsoft.com/office/word/2010/wordml" xmlns:w15="http://schemas.microsoft.com/office/word/2012/wordml" xmlns:w16cex="http://schemas.microsoft.com/office/word/2018/wordml/cex" xmlns:w16cid="http://schemas.microsoft.com/office/word/2016/wordml/cid" xmlns:w16="http://schemas.microsoft.com/office/word/2018/wordml" xmlns:w16sdtdh="http://schemas.microsoft.com/office/word/2020/wordml/sdtdatahash" xmlns:w16se="http://schemas.microsoft.com/office/word/2015/wordml/symex" xmlns:wpg="http://schemas.microsoft.com/office/word/2010/wordprocessingGroup" xmlns:wpi="http://schemas.microsoft.com/office/word/2010/wordprocessingInk" xmlns:wne="http://schemas.microsoft.com/office/word/2006/wordml" xmlns:wps="http://schemas.microsoft.com/office/word/2010/wordprocessingShape" mc:Ignorable="w14 w15 w16se w16cid w16 w16cex w16sdtdh wp14">
   <w:p>
     <w:pPr>
-      <w:suppressAutoHyphens/>
-      <w:ind w:left="-90"/>
+      <w:pStyle w:val="Header"/>
+      <w:ind w:left="360"/>
+      <w:jc w:val="center"/>
       <w:rPr>
-        <w:rFonts w:ascii="Arial" w:hAnsi="Arial" w:cs="Arial"/>
-        <w:sz w:val="14"/>
-        <w:szCs w:val="14"/>
+        <w:rFonts w:asciiTheme="minorHAnsi" w:hAnsiTheme="minorHAnsi" w:cstheme="minorHAnsi"/>
+        <w:b/>
+        <w:sz w:val="28"/>
+        <w:szCs w:val="28"/>
       </w:rPr>
     </w:pPr>
     <w:r>
       <w:rPr>
-        <w:rFonts w:ascii="Arial" w:hAnsi="Arial"/>
+        <w:rFonts w:asciiTheme="minorHAnsi" w:hAnsiTheme="minorHAnsi" w:cstheme="minorHAnsi"/>
         <w:noProof/>
-        <w:sz w:val="14"/>
+        <w:sz w:val="28"/>
+        <w:szCs w:val="28"/>
       </w:rPr>
       <w:drawing>
-        <wp:anchor distT="0" distB="0" distL="114300" distR="114300" simplePos="0" relativeHeight="251653120" behindDoc="0" locked="0" layoutInCell="1" allowOverlap="1" wp14:anchorId="7758F358" wp14:editId="391F56C4">
+        <wp:anchor distT="0" distB="0" distL="114300" distR="114300" simplePos="0" relativeHeight="251656192" behindDoc="0" locked="0" layoutInCell="1" allowOverlap="1" wp14:anchorId="441B917B" wp14:editId="1EA4CEE1">
           <wp:simplePos x="0" y="0"/>
-          <wp:positionH relativeFrom="margin">
-            <wp:posOffset>6623050</wp:posOffset>
+          <wp:positionH relativeFrom="column">
+            <wp:posOffset>0</wp:posOffset>
           </wp:positionH>
-          <wp:positionV relativeFrom="margin">
-            <wp:posOffset>-1205865</wp:posOffset>
+          <wp:positionV relativeFrom="paragraph">
+            <wp:posOffset>47625</wp:posOffset>
           </wp:positionV>
-          <wp:extent cx="311150" cy="273050"/>
+          <wp:extent cx="2532380" cy="566420"/>
           <wp:effectExtent l="0" t="0" r="0" b="0"/>
-          <wp:wrapSquare wrapText="bothSides"/>
-          <wp:docPr id="41" name="Picture 12"/>
+          <wp:wrapNone/>
+          <wp:docPr id="4" name="Picture 4">
+            <a:extLst xmlns:a="http://schemas.openxmlformats.org/drawingml/2006/main">
+              <a:ext uri="{C183D7F6-B498-43B3-948B-1728B52AA6E4}">
+                <adec:decorative xmlns:adec="http://schemas.microsoft.com/office/drawing/2017/decorative" val="1"/>
+              </a:ext>
+            </a:extLst>
+          </wp:docPr>
           <wp:cNvGraphicFramePr>
             <a:graphicFrameLocks xmlns:a="http://schemas.openxmlformats.org/drawingml/2006/main" noChangeAspect="1"/>
           </wp:cNvGraphicFramePr>
@@ -16945,13 +14378,17 @@
             <a:graphicData uri="http://schemas.openxmlformats.org/drawingml/2006/picture">
               <pic:pic xmlns:pic="http://schemas.openxmlformats.org/drawingml/2006/picture">
                 <pic:nvPicPr>
-                  <pic:cNvPr id="0" name="Picture 12" descr="CEC_Seal-75x72"/>
-                  <pic:cNvPicPr>
-                    <a:picLocks noChangeAspect="1" noChangeArrowheads="1"/>
-                  </pic:cNvPicPr>
+                  <pic:cNvPr id="4" name="Picture 4">
+                    <a:extLst>
+                      <a:ext uri="{C183D7F6-B498-43B3-948B-1728B52AA6E4}">
+                        <adec:decorative xmlns:adec="http://schemas.microsoft.com/office/drawing/2017/decorative" val="1"/>
+                      </a:ext>
+                    </a:extLst>
+                  </pic:cNvPr>
+                  <pic:cNvPicPr/>
                 </pic:nvPicPr>
                 <pic:blipFill>
-                  <a:blip r:embed="rId1" cstate="print">
+                  <a:blip r:embed="rId1">
                     <a:extLst>
                       <a:ext uri="{28A0092B-C50C-407E-A947-70E740481C1C}">
                         <a14:useLocalDpi xmlns:a14="http://schemas.microsoft.com/office/drawing/2010/main" val="0"/>
@@ -16962,26 +14399,22 @@
                     <a:fillRect/>
                   </a:stretch>
                 </pic:blipFill>
-                <pic:spPr bwMode="auto">
+                <pic:spPr>
                   <a:xfrm>
                     <a:off x="0" y="0"/>
-                    <a:ext cx="311150" cy="273050"/>
+                    <a:ext cx="2532380" cy="566420"/>
                   </a:xfrm>
                   <a:prstGeom prst="rect">
                     <a:avLst/>
                   </a:prstGeom>
-                  <a:noFill/>
-                  <a:ln w="9525">
-                    <a:noFill/>
-                    <a:miter lim="800000"/>
-                    <a:headEnd/>
-                    <a:tailEnd/>
-                  </a:ln>
                 </pic:spPr>
               </pic:pic>
             </a:graphicData>
           </a:graphic>
-          <wp14:sizeRelV relativeFrom="margin">
+          <wp14:sizeRelH relativeFrom="page">
+            <wp14:pctWidth>0</wp14:pctWidth>
+          </wp14:sizeRelH>
+          <wp14:sizeRelV relativeFrom="page">
             <wp14:pctHeight>0</wp14:pctHeight>
           </wp14:sizeRelV>
         </wp:anchor>
@@ -16989,606 +14422,144 @@
     </w:r>
     <w:r>
       <w:rPr>
-        <w:rFonts w:ascii="Arial" w:hAnsi="Arial" w:cs="Arial"/>
-        <w:noProof/>
-        <w:sz w:val="14"/>
-        <w:szCs w:val="14"/>
-      </w:rPr>
-      <w:pict w14:anchorId="7758F357">
-        <v:shapetype id="_x0000_t75" coordsize="21600,21600" o:spt="75" o:preferrelative="t" path="m@4@5l@4@11@9@11@9@5xe" filled="f" stroked="f">
-          <v:stroke joinstyle="miter"/>
-          <v:formulas>
-            <v:f eqn="if lineDrawn pixelLineWidth 0"/>
-            <v:f eqn="sum @0 1 0"/>
-            <v:f eqn="sum 0 0 @1"/>
-            <v:f eqn="prod @2 1 2"/>
-            <v:f eqn="prod @3 21600 pixelWidth"/>
-            <v:f eqn="prod @3 21600 pixelHeight"/>
-            <v:f eqn="sum @0 0 1"/>
-            <v:f eqn="prod @6 1 2"/>
-            <v:f eqn="prod @7 21600 pixelWidth"/>
-            <v:f eqn="sum @8 21600 0"/>
-            <v:f eqn="prod @7 21600 pixelHeight"/>
-            <v:f eqn="sum @10 21600 0"/>
-          </v:formulas>
-          <v:path o:extrusionok="f" gradientshapeok="t" o:connecttype="rect"/>
-          <o:lock v:ext="edit" aspectratio="t"/>
-        </v:shapetype>
-        <v:shape id="WordPictureWatermark27274017" o:spid="_x0000_s2051" type="#_x0000_t75" style="position:absolute;left:0;text-align:left;margin-left:0;margin-top:0;width:10in;height:540pt;z-index:-251660288;mso-position-horizontal:center;mso-position-horizontal-relative:margin;mso-position-vertical:center;mso-position-vertical-relative:margin" o:allowincell="f">
-          <v:imagedata r:id="rId2" o:title="For information and data collection only" gain="19661f" blacklevel="22938f"/>
-          <w10:wrap anchorx="margin" anchory="margin"/>
-        </v:shape>
-      </w:pict>
-    </w:r>
-    <w:r>
-      <w:rPr>
-        <w:rFonts w:ascii="Arial" w:hAnsi="Arial" w:cs="Arial"/>
-        <w:sz w:val="14"/>
-        <w:szCs w:val="14"/>
-      </w:rPr>
-      <w:t>STATE OF CALIFORNIA</w:t>
-    </w:r>
-  </w:p>
-  <w:p>
-    <w:pPr>
-      <w:suppressAutoHyphens/>
-      <w:ind w:left="-90"/>
-      <w:rPr>
-        <w:rFonts w:ascii="Arial" w:hAnsi="Arial" w:cs="Arial"/>
+        <w:rFonts w:asciiTheme="minorHAnsi" w:hAnsiTheme="minorHAnsi" w:cstheme="minorHAnsi"/>
         <w:b/>
-        <w:sz w:val="24"/>
-        <w:szCs w:val="24"/>
-      </w:rPr>
-    </w:pPr>
-    <w:r>
-      <w:rPr>
-        <w:rFonts w:ascii="Arial" w:hAnsi="Arial" w:cs="Arial"/>
-        <w:b/>
-        <w:sz w:val="24"/>
-        <w:szCs w:val="24"/>
+        <w:sz w:val="28"/>
+        <w:szCs w:val="28"/>
       </w:rPr>
       <w:t>DUCT SURFACE AREA REDUCTION; R-VALUE; BURIED DUCTS COMPLIANCE CREDIT</w:t>
     </w:r>
   </w:p>
   <w:p>
     <w:pPr>
-      <w:suppressAutoHyphens/>
-      <w:ind w:left="-90"/>
+      <w:pStyle w:val="Header"/>
+      <w:ind w:left="360"/>
       <w:rPr>
-        <w:rFonts w:ascii="Arial" w:hAnsi="Arial" w:cs="Arial"/>
-        <w:sz w:val="14"/>
-        <w:szCs w:val="14"/>
+        <w:rFonts w:asciiTheme="minorHAnsi" w:hAnsiTheme="minorHAnsi" w:cstheme="minorHAnsi"/>
+        <w:sz w:val="28"/>
+        <w:szCs w:val="28"/>
       </w:rPr>
     </w:pPr>
     <w:r>
       <w:rPr>
-        <w:rFonts w:ascii="Arial" w:hAnsi="Arial" w:cs="Arial"/>
-        <w:sz w:val="14"/>
-        <w:szCs w:val="14"/>
+        <w:rFonts w:asciiTheme="minorHAnsi" w:hAnsiTheme="minorHAnsi" w:cstheme="minorHAnsi"/>
+        <w:sz w:val="28"/>
+        <w:szCs w:val="28"/>
+      </w:rPr>
+      <w:ptab w:relativeTo="margin" w:alignment="center" w:leader="none"/>
+    </w:r>
+    <w:r>
+      <w:rPr>
+        <w:rFonts w:asciiTheme="minorHAnsi" w:hAnsiTheme="minorHAnsi" w:cstheme="minorHAnsi"/>
+        <w:sz w:val="28"/>
+        <w:szCs w:val="28"/>
+      </w:rPr>
+      <w:ptab w:relativeTo="margin" w:alignment="right" w:leader="none"/>
+    </w:r>
+    <w:r>
+      <w:rPr>
+        <w:rFonts w:asciiTheme="minorHAnsi" w:hAnsiTheme="minorHAnsi" w:cstheme="minorHAnsi"/>
+        <w:sz w:val="28"/>
+        <w:szCs w:val="28"/>
       </w:rPr>
       <w:t>CEC-</w:t>
     </w:r>
-    <w:del w:id="28" w:author="Author">
-      <w:r>
-        <w:rPr>
-          <w:rFonts w:ascii="Arial" w:hAnsi="Arial" w:cs="Arial"/>
-          <w:sz w:val="14"/>
-          <w:szCs w:val="14"/>
-        </w:rPr>
-        <w:delText>CF3R</w:delText>
-      </w:r>
-    </w:del>
-    <w:ins w:id="29" w:author="Author">
-      <w:r>
-        <w:rPr>
-          <w:rFonts w:ascii="Arial" w:hAnsi="Arial" w:cs="Arial"/>
-          <w:sz w:val="14"/>
-          <w:szCs w:val="14"/>
-        </w:rPr>
-        <w:t>LMCV</w:t>
-      </w:r>
-    </w:ins>
     <w:r>
       <w:rPr>
-        <w:rFonts w:ascii="Arial" w:hAnsi="Arial" w:cs="Arial"/>
-        <w:sz w:val="14"/>
-        <w:szCs w:val="14"/>
+        <w:rFonts w:asciiTheme="minorHAnsi" w:hAnsiTheme="minorHAnsi" w:cstheme="minorHAnsi"/>
+        <w:sz w:val="28"/>
+        <w:szCs w:val="28"/>
       </w:rPr>
-      <w:t>-MCH-29-H</w:t>
+      <w:t>LMCV</w:t>
     </w:r>
     <w:r>
       <w:rPr>
-        <w:rFonts w:ascii="Arial" w:hAnsi="Arial" w:cs="Arial"/>
-        <w:sz w:val="14"/>
-        <w:szCs w:val="14"/>
+        <w:rFonts w:asciiTheme="minorHAnsi" w:hAnsiTheme="minorHAnsi" w:cstheme="minorHAnsi"/>
+        <w:sz w:val="28"/>
+        <w:szCs w:val="28"/>
       </w:rPr>
-      <w:t xml:space="preserve"> (Revised </w:t>
+      <w:t>-</w:t>
     </w:r>
     <w:r>
       <w:rPr>
-        <w:rFonts w:ascii="Arial" w:hAnsi="Arial" w:cs="Arial"/>
-        <w:sz w:val="14"/>
-        <w:szCs w:val="14"/>
+        <w:rFonts w:asciiTheme="minorHAnsi" w:hAnsiTheme="minorHAnsi" w:cstheme="minorHAnsi"/>
+        <w:sz w:val="28"/>
+        <w:szCs w:val="28"/>
       </w:rPr>
-      <w:t>01/</w:t>
-    </w:r>
-    <w:ins w:id="30" w:author="Author">
-      <w:r>
-        <w:rPr>
-          <w:rFonts w:ascii="Arial" w:hAnsi="Arial" w:cs="Arial"/>
-          <w:sz w:val="14"/>
-          <w:szCs w:val="14"/>
-        </w:rPr>
-        <w:t>22</w:t>
-      </w:r>
-    </w:ins>
-    <w:del w:id="31" w:author="Author">
-      <w:r>
-        <w:rPr>
-          <w:rFonts w:ascii="Arial" w:hAnsi="Arial" w:cs="Arial"/>
-          <w:sz w:val="14"/>
-          <w:szCs w:val="14"/>
-        </w:rPr>
-        <w:delText>19</w:delText>
-      </w:r>
-    </w:del>
-    <w:r>
-      <w:rPr>
-        <w:rFonts w:ascii="Arial" w:hAnsi="Arial" w:cs="Arial"/>
-        <w:sz w:val="14"/>
-        <w:szCs w:val="14"/>
-      </w:rPr>
-      <w:t xml:space="preserve">)                                                                                                                                  </w:t>
+      <w:t>MCH</w:t>
     </w:r>
     <w:r>
       <w:rPr>
-        <w:rFonts w:ascii="Arial" w:hAnsi="Arial" w:cs="Arial"/>
-        <w:sz w:val="14"/>
-        <w:szCs w:val="14"/>
+        <w:rFonts w:asciiTheme="minorHAnsi" w:hAnsiTheme="minorHAnsi" w:cstheme="minorHAnsi"/>
+        <w:sz w:val="28"/>
+        <w:szCs w:val="28"/>
       </w:rPr>
-      <w:t xml:space="preserve">             </w:t>
+      <w:t>-</w:t>
     </w:r>
     <w:r>
       <w:rPr>
-        <w:rFonts w:ascii="Arial" w:hAnsi="Arial" w:cs="Arial"/>
-        <w:sz w:val="14"/>
-        <w:szCs w:val="14"/>
+        <w:rFonts w:asciiTheme="minorHAnsi" w:hAnsiTheme="minorHAnsi" w:cstheme="minorHAnsi"/>
+        <w:sz w:val="28"/>
+        <w:szCs w:val="28"/>
       </w:rPr>
-      <w:t>CALIFORNIA ENERGY COMMISSION</w:t>
+      <w:t>29</w:t>
+    </w:r>
+    <w:r>
+      <w:rPr>
+        <w:rFonts w:asciiTheme="minorHAnsi" w:hAnsiTheme="minorHAnsi" w:cstheme="minorHAnsi"/>
+        <w:sz w:val="28"/>
+        <w:szCs w:val="28"/>
+      </w:rPr>
+      <w:t>-</w:t>
+    </w:r>
+    <w:r>
+      <w:rPr>
+        <w:rFonts w:asciiTheme="minorHAnsi" w:hAnsiTheme="minorHAnsi" w:cstheme="minorHAnsi"/>
+        <w:sz w:val="28"/>
+        <w:szCs w:val="28"/>
+      </w:rPr>
+      <w:t>H</w:t>
     </w:r>
   </w:p>
-  <w:tbl>
-    <w:tblPr>
-      <w:tblW w:w="5004" w:type="pct"/>
-      <w:tblBorders>
-        <w:top w:val="single" w:sz="4" w:space="0" w:color="auto"/>
-        <w:left w:val="single" w:sz="4" w:space="0" w:color="auto"/>
-        <w:bottom w:val="single" w:sz="4" w:space="0" w:color="auto"/>
-        <w:right w:val="single" w:sz="4" w:space="0" w:color="auto"/>
-        <w:insideH w:val="single" w:sz="4" w:space="0" w:color="auto"/>
-        <w:insideV w:val="single" w:sz="4" w:space="0" w:color="auto"/>
-      </w:tblBorders>
-      <w:tblCellMar>
-        <w:left w:w="115" w:type="dxa"/>
-        <w:right w:w="115" w:type="dxa"/>
-      </w:tblCellMar>
-      <w:tblLook w:val="0000" w:firstRow="0" w:lastRow="0" w:firstColumn="0" w:lastColumn="0" w:noHBand="0" w:noVBand="0"/>
-    </w:tblPr>
-    <w:tblGrid>
-      <w:gridCol w:w="5213"/>
-      <w:gridCol w:w="3347"/>
-      <w:gridCol w:w="2479"/>
-    </w:tblGrid>
-    <w:tr>
-      <w:trPr>
-        <w:cantSplit/>
-        <w:trHeight w:val="288"/>
-      </w:trPr>
-      <w:tc>
-        <w:tcPr>
-          <w:tcW w:w="3877" w:type="pct"/>
-          <w:gridSpan w:val="2"/>
-          <w:tcBorders>
-            <w:bottom w:val="single" w:sz="4" w:space="0" w:color="auto"/>
-            <w:right w:val="nil"/>
-          </w:tcBorders>
-          <w:vAlign w:val="center"/>
-        </w:tcPr>
-        <w:p>
-          <w:pPr>
-            <w:pStyle w:val="Style17"/>
-            <w:rPr>
-              <w:b/>
-              <w:color w:val="auto"/>
-              <w:sz w:val="20"/>
-              <w:szCs w:val="20"/>
-            </w:rPr>
-          </w:pPr>
-          <w:r>
-            <w:rPr>
-              <w:color w:val="auto"/>
-              <w:sz w:val="20"/>
-              <w:szCs w:val="20"/>
-            </w:rPr>
-            <w:t xml:space="preserve">CERTIFICATE OF </w:t>
-          </w:r>
-          <w:r>
-            <w:rPr>
-              <w:color w:val="auto"/>
-              <w:sz w:val="20"/>
-              <w:szCs w:val="20"/>
-            </w:rPr>
-            <w:t>VERIFICATION</w:t>
-          </w:r>
-        </w:p>
-      </w:tc>
-      <w:tc>
-        <w:tcPr>
-          <w:tcW w:w="1123" w:type="pct"/>
-          <w:tcBorders>
-            <w:left w:val="nil"/>
-            <w:bottom w:val="single" w:sz="4" w:space="0" w:color="auto"/>
-          </w:tcBorders>
-          <w:tcMar>
-            <w:left w:w="115" w:type="dxa"/>
-            <w:right w:w="115" w:type="dxa"/>
-          </w:tcMar>
-          <w:vAlign w:val="center"/>
-        </w:tcPr>
-        <w:p>
-          <w:pPr>
-            <w:pStyle w:val="Style18"/>
-            <w:rPr>
-              <w:b/>
-              <w:color w:val="auto"/>
-              <w:sz w:val="20"/>
-              <w:szCs w:val="20"/>
-            </w:rPr>
-          </w:pPr>
-          <w:del w:id="32" w:author="Author">
-            <w:r>
-              <w:rPr>
-                <w:color w:val="auto"/>
-                <w:sz w:val="20"/>
-                <w:szCs w:val="20"/>
-              </w:rPr>
-              <w:delText>CF</w:delText>
-            </w:r>
-            <w:r>
-              <w:rPr>
-                <w:color w:val="auto"/>
-                <w:sz w:val="20"/>
-                <w:szCs w:val="20"/>
-              </w:rPr>
-              <w:delText>3</w:delText>
-            </w:r>
-            <w:r>
-              <w:rPr>
-                <w:color w:val="auto"/>
-                <w:sz w:val="20"/>
-                <w:szCs w:val="20"/>
-              </w:rPr>
-              <w:delText>R</w:delText>
-            </w:r>
-          </w:del>
-          <w:ins w:id="33" w:author="Author">
-            <w:r>
-              <w:rPr>
-                <w:color w:val="auto"/>
-                <w:sz w:val="20"/>
-                <w:szCs w:val="20"/>
-              </w:rPr>
-              <w:t>LMCV</w:t>
-            </w:r>
-          </w:ins>
-          <w:r>
-            <w:rPr>
-              <w:color w:val="auto"/>
-              <w:sz w:val="20"/>
-              <w:szCs w:val="20"/>
-            </w:rPr>
-            <w:t>-MCH-29-H</w:t>
-          </w:r>
-        </w:p>
-      </w:tc>
-    </w:tr>
-    <w:tr>
-      <w:trPr>
-        <w:cantSplit/>
-        <w:trHeight w:val="288"/>
-      </w:trPr>
-      <w:tc>
-        <w:tcPr>
-          <w:tcW w:w="5000" w:type="pct"/>
-          <w:gridSpan w:val="3"/>
-        </w:tcPr>
-        <w:p>
-          <w:pPr>
-            <w:pStyle w:val="doublelineabove"/>
-            <w:pBdr>
-              <w:top w:val="none" w:sz="0" w:space="0" w:color="auto"/>
-            </w:pBdr>
-            <w:tabs>
-              <w:tab w:val="clear" w:pos="360"/>
-              <w:tab w:val="clear" w:pos="3600"/>
-              <w:tab w:val="clear" w:pos="4680"/>
-              <w:tab w:val="clear" w:pos="5940"/>
-              <w:tab w:val="clear" w:pos="6930"/>
-              <w:tab w:val="clear" w:pos="8100"/>
-              <w:tab w:val="clear" w:pos="9090"/>
-              <w:tab w:val="right" w:pos="10800"/>
-            </w:tabs>
-            <w:rPr>
-              <w:rFonts w:asciiTheme="minorHAnsi" w:hAnsiTheme="minorHAnsi"/>
-              <w:b w:val="0"/>
-              <w:szCs w:val="20"/>
-            </w:rPr>
-          </w:pPr>
-          <w:r>
-            <w:rPr>
-              <w:rFonts w:asciiTheme="minorHAnsi" w:hAnsiTheme="minorHAnsi"/>
-              <w:b w:val="0"/>
-              <w:szCs w:val="20"/>
-            </w:rPr>
-            <w:t xml:space="preserve">Duct Surface Area Reduction; </w:t>
-          </w:r>
-          <w:r>
-            <w:rPr>
-              <w:rFonts w:asciiTheme="minorHAnsi" w:hAnsiTheme="minorHAnsi"/>
-              <w:b w:val="0"/>
-              <w:szCs w:val="20"/>
-            </w:rPr>
-            <w:t>R-Value</w:t>
-          </w:r>
-          <w:r>
-            <w:rPr>
-              <w:rFonts w:asciiTheme="minorHAnsi" w:hAnsiTheme="minorHAnsi"/>
-              <w:b w:val="0"/>
-              <w:szCs w:val="20"/>
-            </w:rPr>
-            <w:t>; Buried Ducts</w:t>
-          </w:r>
-          <w:r>
-            <w:rPr>
-              <w:rFonts w:asciiTheme="minorHAnsi" w:hAnsiTheme="minorHAnsi"/>
-              <w:b w:val="0"/>
-              <w:szCs w:val="20"/>
-            </w:rPr>
-            <w:t xml:space="preserve"> Compliance Credit</w:t>
-          </w:r>
-          <w:r>
-            <w:rPr>
-              <w:rFonts w:asciiTheme="minorHAnsi" w:hAnsiTheme="minorHAnsi"/>
-              <w:b w:val="0"/>
-              <w:szCs w:val="20"/>
-            </w:rPr>
-            <w:tab/>
-            <w:t xml:space="preserve">(Page </w:t>
-          </w:r>
-          <w:r>
-            <w:rPr>
-              <w:rFonts w:asciiTheme="minorHAnsi" w:hAnsiTheme="minorHAnsi"/>
-              <w:b w:val="0"/>
-              <w:bCs/>
-              <w:szCs w:val="20"/>
-            </w:rPr>
-            <w:fldChar w:fldCharType="begin"/>
-          </w:r>
-          <w:r>
-            <w:rPr>
-              <w:rFonts w:asciiTheme="minorHAnsi" w:hAnsiTheme="minorHAnsi"/>
-              <w:b w:val="0"/>
-              <w:szCs w:val="20"/>
-            </w:rPr>
-            <w:instrText xml:space="preserve"> PAGE   \* MERGEFORMAT </w:instrText>
-          </w:r>
-          <w:r>
-            <w:rPr>
-              <w:rFonts w:asciiTheme="minorHAnsi" w:hAnsiTheme="minorHAnsi"/>
-              <w:b w:val="0"/>
-              <w:bCs/>
-              <w:szCs w:val="20"/>
-            </w:rPr>
-            <w:fldChar w:fldCharType="separate"/>
-          </w:r>
-          <w:r>
-            <w:rPr>
-              <w:rFonts w:asciiTheme="minorHAnsi" w:hAnsiTheme="minorHAnsi"/>
-              <w:b w:val="0"/>
-              <w:noProof/>
-              <w:szCs w:val="20"/>
-            </w:rPr>
-            <w:t>3</w:t>
-          </w:r>
-          <w:r>
-            <w:rPr>
-              <w:rFonts w:asciiTheme="minorHAnsi" w:hAnsiTheme="minorHAnsi"/>
-              <w:b w:val="0"/>
-              <w:bCs/>
-              <w:szCs w:val="20"/>
-            </w:rPr>
-            <w:fldChar w:fldCharType="end"/>
-          </w:r>
-          <w:r>
-            <w:rPr>
-              <w:rFonts w:asciiTheme="minorHAnsi" w:hAnsiTheme="minorHAnsi"/>
-              <w:b w:val="0"/>
-              <w:szCs w:val="20"/>
-            </w:rPr>
-            <w:t xml:space="preserve"> of </w:t>
-          </w:r>
-          <w:r>
-            <w:rPr>
-              <w:rFonts w:asciiTheme="minorHAnsi" w:hAnsiTheme="minorHAnsi"/>
-              <w:b w:val="0"/>
-              <w:noProof/>
-              <w:szCs w:val="20"/>
-            </w:rPr>
-            <w:fldChar w:fldCharType="begin"/>
-          </w:r>
-          <w:r>
-            <w:rPr>
-              <w:rFonts w:asciiTheme="minorHAnsi" w:hAnsiTheme="minorHAnsi"/>
-              <w:b w:val="0"/>
-              <w:noProof/>
-              <w:szCs w:val="20"/>
-            </w:rPr>
-            <w:instrText xml:space="preserve"> SECTIONPAGES   \* MERGEFORMAT </w:instrText>
-          </w:r>
-          <w:r>
-            <w:rPr>
-              <w:rFonts w:asciiTheme="minorHAnsi" w:hAnsiTheme="minorHAnsi"/>
-              <w:b w:val="0"/>
-              <w:noProof/>
-              <w:szCs w:val="20"/>
-            </w:rPr>
-            <w:fldChar w:fldCharType="separate"/>
-          </w:r>
-          <w:r>
-            <w:rPr>
-              <w:rFonts w:asciiTheme="minorHAnsi" w:hAnsiTheme="minorHAnsi"/>
-              <w:b w:val="0"/>
-              <w:noProof/>
-              <w:szCs w:val="20"/>
-            </w:rPr>
-            <w:t>3</w:t>
-          </w:r>
-          <w:r>
-            <w:rPr>
-              <w:rFonts w:asciiTheme="minorHAnsi" w:hAnsiTheme="minorHAnsi"/>
-              <w:b w:val="0"/>
-              <w:noProof/>
-              <w:szCs w:val="20"/>
-            </w:rPr>
-            <w:fldChar w:fldCharType="end"/>
-          </w:r>
-          <w:r>
-            <w:rPr>
-              <w:rFonts w:asciiTheme="minorHAnsi" w:hAnsiTheme="minorHAnsi"/>
-              <w:b w:val="0"/>
-              <w:szCs w:val="20"/>
-            </w:rPr>
-            <w:t>)</w:t>
-          </w:r>
-        </w:p>
-      </w:tc>
-    </w:tr>
-    <w:tr>
-      <w:trPr>
-        <w:cantSplit/>
-        <w:trHeight w:val="288"/>
-      </w:trPr>
-      <w:tc>
-        <w:tcPr>
-          <w:tcW w:w="0" w:type="auto"/>
-        </w:tcPr>
-        <w:p>
-          <w:pPr>
-            <w:pStyle w:val="Style20"/>
-          </w:pPr>
-          <w:r>
-            <w:t>Project Name:</w:t>
-          </w:r>
-        </w:p>
-      </w:tc>
-      <w:tc>
-        <w:tcPr>
-          <w:tcW w:w="1516" w:type="pct"/>
-        </w:tcPr>
-        <w:p>
-          <w:pPr>
-            <w:pStyle w:val="Style20"/>
-          </w:pPr>
-          <w:r>
-            <w:t>Enforcement Agency:</w:t>
-          </w:r>
-        </w:p>
-      </w:tc>
-      <w:tc>
-        <w:tcPr>
-          <w:tcW w:w="1123" w:type="pct"/>
-        </w:tcPr>
-        <w:p>
-          <w:pPr>
-            <w:pStyle w:val="Style20"/>
-          </w:pPr>
-          <w:r>
-            <w:t>Permit Number:</w:t>
-          </w:r>
-        </w:p>
-      </w:tc>
-    </w:tr>
-    <w:tr>
-      <w:trPr>
-        <w:cantSplit/>
-        <w:trHeight w:val="288"/>
-      </w:trPr>
-      <w:tc>
-        <w:tcPr>
-          <w:tcW w:w="0" w:type="auto"/>
-        </w:tcPr>
-        <w:p>
-          <w:pPr>
-            <w:pStyle w:val="Style20"/>
-            <w:rPr>
-              <w:vertAlign w:val="superscript"/>
-            </w:rPr>
-          </w:pPr>
-          <w:r>
-            <w:t>Dwelling Address:</w:t>
-          </w:r>
-        </w:p>
-      </w:tc>
-      <w:tc>
-        <w:tcPr>
-          <w:tcW w:w="1516" w:type="pct"/>
-        </w:tcPr>
-        <w:p>
-          <w:pPr>
-            <w:pStyle w:val="Style20"/>
-            <w:rPr>
-              <w:vertAlign w:val="superscript"/>
-            </w:rPr>
-          </w:pPr>
-          <w:r>
-            <w:t>City</w:t>
-          </w:r>
-          <w:r>
-            <w:t>:</w:t>
-          </w:r>
-        </w:p>
-      </w:tc>
-      <w:tc>
-        <w:tcPr>
-          <w:tcW w:w="1123" w:type="pct"/>
-        </w:tcPr>
-        <w:p>
-          <w:pPr>
-            <w:pStyle w:val="Style20"/>
-            <w:rPr>
-              <w:vertAlign w:val="superscript"/>
-            </w:rPr>
-          </w:pPr>
-          <w:r>
-            <w:t>Zip Code</w:t>
-          </w:r>
-          <w:r>
-            <w:t>:</w:t>
-          </w:r>
-        </w:p>
-      </w:tc>
-    </w:tr>
-  </w:tbl>
   <w:p>
     <w:pPr>
-      <w:pStyle w:val="Header"/>
+      <w:ind w:left="360"/>
+      <w:rPr>
+        <w:rFonts w:asciiTheme="minorHAnsi" w:hAnsiTheme="minorHAnsi" w:cstheme="minorHAnsi"/>
+        <w:b/>
+        <w:bCs/>
+        <w:i/>
+        <w:iCs/>
+        <w:sz w:val="28"/>
+        <w:szCs w:val="28"/>
+      </w:rPr>
     </w:pPr>
+    <w:r>
+      <w:rPr>
+        <w:rFonts w:asciiTheme="minorHAnsi" w:hAnsiTheme="minorHAnsi" w:cstheme="minorHAnsi"/>
+        <w:sz w:val="28"/>
+        <w:szCs w:val="28"/>
+      </w:rPr>
+      <w:ptab w:relativeTo="margin" w:alignment="center" w:leader="none"/>
+    </w:r>
+    <w:r>
+      <w:rPr>
+        <w:rFonts w:asciiTheme="minorHAnsi" w:hAnsiTheme="minorHAnsi" w:cstheme="minorHAnsi"/>
+        <w:b/>
+        <w:bCs/>
+        <w:i/>
+        <w:iCs/>
+        <w:sz w:val="28"/>
+        <w:szCs w:val="28"/>
+      </w:rPr>
+      <w:t>SAMPLE FORM – NOT VALID FOR SUBMISSION TO BUILDING DEPARTMENTS</w:t>
+    </w:r>
   </w:p>
 </w:hdr>
 </file>
 
 <file path=word/header3.xml><?xml version="1.0" encoding="utf-8"?>
-<w:hdr xmlns:wpc="http://schemas.microsoft.com/office/word/2010/wordprocessingCanvas" xmlns:cx="http://schemas.microsoft.com/office/drawing/2014/chartex" xmlns:cx1="http://schemas.microsoft.com/office/drawing/2015/9/8/chartex" xmlns:cx2="http://schemas.microsoft.com/office/drawing/2015/10/21/chartex" xmlns:cx3="http://schemas.microsoft.com/office/drawing/2016/5/9/chartex" xmlns:cx4="http://schemas.microsoft.com/office/drawing/2016/5/10/chartex" xmlns:cx5="http://schemas.microsoft.com/office/drawing/2016/5/11/chartex" xmlns:cx6="http://schemas.microsoft.com/office/drawing/2016/5/12/chartex" xmlns:cx7="http://schemas.microsoft.com/office/drawing/2016/5/13/chartex" xmlns:cx8="http://schemas.microsoft.com/office/drawing/2016/5/14/chartex" xmlns:mc="http://schemas.openxmlformats.org/markup-compatibility/2006" xmlns:aink="http://schemas.microsoft.com/office/drawing/2016/ink" xmlns:am3d="http://schemas.microsoft.com/office/drawing/2017/model3d" xmlns:o="urn:schemas-microsoft-com:office:office" xmlns:r="http://schemas.openxmlformats.org/officeDocument/2006/relationships" xmlns:m="http://schemas.openxmlformats.org/officeDocument/2006/math" xmlns:v="urn:schemas-microsoft-com:vml" xmlns:wp14="http://schemas.microsoft.com/office/word/2010/wordprocessingDrawing" xmlns:wp="http://schemas.openxmlformats.org/drawingml/2006/wordprocessingDrawing" xmlns:w10="urn:schemas-microsoft-com:office:word" xmlns:w="http://schemas.openxmlformats.org/wordprocessingml/2006/main" xmlns:w14="http://schemas.microsoft.com/office/word/2010/wordml" xmlns:w15="http://schemas.microsoft.com/office/word/2012/wordml" xmlns:w16cex="http://schemas.microsoft.com/office/word/2018/wordml/cex" xmlns:w16cid="http://schemas.microsoft.com/office/word/2016/wordml/cid" xmlns:w16="http://schemas.microsoft.com/office/word/2018/wordml" xmlns:w16sdtdh="http://schemas.microsoft.com/office/word/2020/wordml/sdtdatahash" xmlns:w16se="http://schemas.microsoft.com/office/word/2015/wordml/symex" xmlns:wpg="http://schemas.microsoft.com/office/word/2010/wordprocessingGroup" xmlns:wpi="http://schemas.microsoft.com/office/word/2010/wordprocessingInk" xmlns:wne="http://schemas.microsoft.com/office/word/2006/wordml" xmlns:wps="http://schemas.microsoft.com/office/word/2010/wordprocessingShape" mc:Ignorable="w14 w15 w16se w16cid w16 w16cex w16sdtdh wp14">
+<w:hdr xmlns:wpc="http://schemas.microsoft.com/office/word/2010/wordprocessingCanvas" xmlns:cx="http://schemas.microsoft.com/office/drawing/2014/chartex" xmlns:cx1="http://schemas.microsoft.com/office/drawing/2015/9/8/chartex" xmlns:cx2="http://schemas.microsoft.com/office/drawing/2015/10/21/chartex" xmlns:cx3="http://schemas.microsoft.com/office/drawing/2016/5/9/chartex" xmlns:cx4="http://schemas.microsoft.com/office/drawing/2016/5/10/chartex" xmlns:cx5="http://schemas.microsoft.com/office/drawing/2016/5/11/chartex" xmlns:cx6="http://schemas.microsoft.com/office/drawing/2016/5/12/chartex" xmlns:cx7="http://schemas.microsoft.com/office/drawing/2016/5/13/chartex" xmlns:cx8="http://schemas.microsoft.com/office/drawing/2016/5/14/chartex" xmlns:mc="http://schemas.openxmlformats.org/markup-compatibility/2006" xmlns:aink="http://schemas.microsoft.com/office/drawing/2016/ink" xmlns:am3d="http://schemas.microsoft.com/office/drawing/2017/model3d" xmlns:o="urn:schemas-microsoft-com:office:office" xmlns:oel="http://schemas.microsoft.com/office/2019/extlst" xmlns:r="http://schemas.openxmlformats.org/officeDocument/2006/relationships" xmlns:m="http://schemas.openxmlformats.org/officeDocument/2006/math" xmlns:v="urn:schemas-microsoft-com:vml" xmlns:wp14="http://schemas.microsoft.com/office/word/2010/wordprocessingDrawing" xmlns:wp="http://schemas.openxmlformats.org/drawingml/2006/wordprocessingDrawing" xmlns:w10="urn:schemas-microsoft-com:office:word" xmlns:w="http://schemas.openxmlformats.org/wordprocessingml/2006/main" xmlns:w14="http://schemas.microsoft.com/office/word/2010/wordml" xmlns:w15="http://schemas.microsoft.com/office/word/2012/wordml" xmlns:w16cex="http://schemas.microsoft.com/office/word/2018/wordml/cex" xmlns:w16cid="http://schemas.microsoft.com/office/word/2016/wordml/cid" xmlns:w16="http://schemas.microsoft.com/office/word/2018/wordml" xmlns:w16sdtdh="http://schemas.microsoft.com/office/word/2020/wordml/sdtdatahash" xmlns:w16se="http://schemas.microsoft.com/office/word/2015/wordml/symex" xmlns:wpg="http://schemas.microsoft.com/office/word/2010/wordprocessingGroup" xmlns:wpi="http://schemas.microsoft.com/office/word/2010/wordprocessingInk" xmlns:wne="http://schemas.microsoft.com/office/word/2006/wordml" xmlns:wps="http://schemas.microsoft.com/office/word/2010/wordprocessingShape" mc:Ignorable="w14 w15 w16se w16cid w16 w16cex w16sdtdh wp14">
   <w:p>
     <w:pPr>
       <w:pStyle w:val="Header"/>
@@ -17617,7 +14588,7 @@
           <v:path o:extrusionok="f" gradientshapeok="t" o:connecttype="rect"/>
           <o:lock v:ext="edit" aspectratio="t"/>
         </v:shapetype>
-        <v:shape id="WordPictureWatermark27274015" o:spid="_x0000_s2049" type="#_x0000_t75" style="position:absolute;margin-left:0;margin-top:0;width:10in;height:540pt;z-index:-251662336;mso-position-horizontal:center;mso-position-horizontal-relative:margin;mso-position-vertical:center;mso-position-vertical-relative:margin" o:allowincell="f">
+        <v:shape id="WordPictureWatermark27274015" o:spid="_x0000_s1025" type="#_x0000_t75" style="position:absolute;margin-left:0;margin-top:0;width:10in;height:540pt;z-index:-251661824;mso-position-horizontal:center;mso-position-horizontal-relative:margin;mso-position-vertical:center;mso-position-vertical-relative:margin" o:allowincell="f">
           <v:imagedata r:id="rId1" o:title="For information and data collection only" gain="19661f" blacklevel="22938f"/>
           <w10:wrap anchorx="margin" anchory="margin"/>
         </v:shape>
@@ -17628,7 +14599,7 @@
 </file>
 
 <file path=word/header4.xml><?xml version="1.0" encoding="utf-8"?>
-<w:hdr xmlns:wpc="http://schemas.microsoft.com/office/word/2010/wordprocessingCanvas" xmlns:cx="http://schemas.microsoft.com/office/drawing/2014/chartex" xmlns:cx1="http://schemas.microsoft.com/office/drawing/2015/9/8/chartex" xmlns:cx2="http://schemas.microsoft.com/office/drawing/2015/10/21/chartex" xmlns:cx3="http://schemas.microsoft.com/office/drawing/2016/5/9/chartex" xmlns:cx4="http://schemas.microsoft.com/office/drawing/2016/5/10/chartex" xmlns:cx5="http://schemas.microsoft.com/office/drawing/2016/5/11/chartex" xmlns:cx6="http://schemas.microsoft.com/office/drawing/2016/5/12/chartex" xmlns:cx7="http://schemas.microsoft.com/office/drawing/2016/5/13/chartex" xmlns:cx8="http://schemas.microsoft.com/office/drawing/2016/5/14/chartex" xmlns:mc="http://schemas.openxmlformats.org/markup-compatibility/2006" xmlns:aink="http://schemas.microsoft.com/office/drawing/2016/ink" xmlns:am3d="http://schemas.microsoft.com/office/drawing/2017/model3d" xmlns:o="urn:schemas-microsoft-com:office:office" xmlns:r="http://schemas.openxmlformats.org/officeDocument/2006/relationships" xmlns:m="http://schemas.openxmlformats.org/officeDocument/2006/math" xmlns:v="urn:schemas-microsoft-com:vml" xmlns:wp14="http://schemas.microsoft.com/office/word/2010/wordprocessingDrawing" xmlns:wp="http://schemas.openxmlformats.org/drawingml/2006/wordprocessingDrawing" xmlns:w10="urn:schemas-microsoft-com:office:word" xmlns:w="http://schemas.openxmlformats.org/wordprocessingml/2006/main" xmlns:w14="http://schemas.microsoft.com/office/word/2010/wordml" xmlns:w15="http://schemas.microsoft.com/office/word/2012/wordml" xmlns:w16cex="http://schemas.microsoft.com/office/word/2018/wordml/cex" xmlns:w16cid="http://schemas.microsoft.com/office/word/2016/wordml/cid" xmlns:w16="http://schemas.microsoft.com/office/word/2018/wordml" xmlns:w16sdtdh="http://schemas.microsoft.com/office/word/2020/wordml/sdtdatahash" xmlns:w16se="http://schemas.microsoft.com/office/word/2015/wordml/symex" xmlns:wpg="http://schemas.microsoft.com/office/word/2010/wordprocessingGroup" xmlns:wpi="http://schemas.microsoft.com/office/word/2010/wordprocessingInk" xmlns:wne="http://schemas.microsoft.com/office/word/2006/wordml" xmlns:wps="http://schemas.microsoft.com/office/word/2010/wordprocessingShape" mc:Ignorable="w14 w15 w16se w16cid w16 w16cex w16sdtdh wp14">
+<w:hdr xmlns:wpc="http://schemas.microsoft.com/office/word/2010/wordprocessingCanvas" xmlns:cx="http://schemas.microsoft.com/office/drawing/2014/chartex" xmlns:cx1="http://schemas.microsoft.com/office/drawing/2015/9/8/chartex" xmlns:cx2="http://schemas.microsoft.com/office/drawing/2015/10/21/chartex" xmlns:cx3="http://schemas.microsoft.com/office/drawing/2016/5/9/chartex" xmlns:cx4="http://schemas.microsoft.com/office/drawing/2016/5/10/chartex" xmlns:cx5="http://schemas.microsoft.com/office/drawing/2016/5/11/chartex" xmlns:cx6="http://schemas.microsoft.com/office/drawing/2016/5/12/chartex" xmlns:cx7="http://schemas.microsoft.com/office/drawing/2016/5/13/chartex" xmlns:cx8="http://schemas.microsoft.com/office/drawing/2016/5/14/chartex" xmlns:mc="http://schemas.openxmlformats.org/markup-compatibility/2006" xmlns:aink="http://schemas.microsoft.com/office/drawing/2016/ink" xmlns:am3d="http://schemas.microsoft.com/office/drawing/2017/model3d" xmlns:o="urn:schemas-microsoft-com:office:office" xmlns:oel="http://schemas.microsoft.com/office/2019/extlst" xmlns:r="http://schemas.openxmlformats.org/officeDocument/2006/relationships" xmlns:m="http://schemas.openxmlformats.org/officeDocument/2006/math" xmlns:v="urn:schemas-microsoft-com:vml" xmlns:wp14="http://schemas.microsoft.com/office/word/2010/wordprocessingDrawing" xmlns:wp="http://schemas.openxmlformats.org/drawingml/2006/wordprocessingDrawing" xmlns:w10="urn:schemas-microsoft-com:office:word" xmlns:w="http://schemas.openxmlformats.org/wordprocessingml/2006/main" xmlns:w14="http://schemas.microsoft.com/office/word/2010/wordml" xmlns:w15="http://schemas.microsoft.com/office/word/2012/wordml" xmlns:w16cex="http://schemas.microsoft.com/office/word/2018/wordml/cex" xmlns:w16cid="http://schemas.microsoft.com/office/word/2016/wordml/cid" xmlns:w16="http://schemas.microsoft.com/office/word/2018/wordml" xmlns:w16sdtdh="http://schemas.microsoft.com/office/word/2020/wordml/sdtdatahash" xmlns:w16se="http://schemas.microsoft.com/office/word/2015/wordml/symex" xmlns:wpg="http://schemas.microsoft.com/office/word/2010/wordprocessingGroup" xmlns:wpi="http://schemas.microsoft.com/office/word/2010/wordprocessingInk" xmlns:wne="http://schemas.microsoft.com/office/word/2006/wordml" xmlns:wps="http://schemas.microsoft.com/office/word/2010/wordprocessingShape" mc:Ignorable="w14 w15 w16se w16cid w16 w16cex w16sdtdh wp14">
   <w:p>
     <w:pPr>
       <w:pStyle w:val="Header"/>
@@ -17657,7 +14628,7 @@
           <v:path o:extrusionok="f" gradientshapeok="t" o:connecttype="rect"/>
           <o:lock v:ext="edit" aspectratio="t"/>
         </v:shapetype>
-        <v:shape id="WordPictureWatermark27274019" o:spid="_x0000_s2053" type="#_x0000_t75" style="position:absolute;margin-left:0;margin-top:0;width:10in;height:540pt;z-index:-251658240;mso-position-horizontal:center;mso-position-horizontal-relative:margin;mso-position-vertical:center;mso-position-vertical-relative:margin" o:allowincell="f">
+        <v:shape id="WordPictureWatermark27274019" o:spid="_x0000_s1029" type="#_x0000_t75" style="position:absolute;margin-left:0;margin-top:0;width:10in;height:540pt;z-index:-251658752;mso-position-horizontal:center;mso-position-horizontal-relative:margin;mso-position-vertical:center;mso-position-vertical-relative:margin" o:allowincell="f">
           <v:imagedata r:id="rId1" o:title="For information and data collection only" gain="19661f" blacklevel="22938f"/>
           <w10:wrap anchorx="margin" anchory="margin"/>
         </v:shape>
@@ -17668,7 +14639,7 @@
 </file>
 
 <file path=word/header5.xml><?xml version="1.0" encoding="utf-8"?>
-<w:hdr xmlns:wpc="http://schemas.microsoft.com/office/word/2010/wordprocessingCanvas" xmlns:cx="http://schemas.microsoft.com/office/drawing/2014/chartex" xmlns:cx1="http://schemas.microsoft.com/office/drawing/2015/9/8/chartex" xmlns:cx2="http://schemas.microsoft.com/office/drawing/2015/10/21/chartex" xmlns:cx3="http://schemas.microsoft.com/office/drawing/2016/5/9/chartex" xmlns:cx4="http://schemas.microsoft.com/office/drawing/2016/5/10/chartex" xmlns:cx5="http://schemas.microsoft.com/office/drawing/2016/5/11/chartex" xmlns:cx6="http://schemas.microsoft.com/office/drawing/2016/5/12/chartex" xmlns:cx7="http://schemas.microsoft.com/office/drawing/2016/5/13/chartex" xmlns:cx8="http://schemas.microsoft.com/office/drawing/2016/5/14/chartex" xmlns:mc="http://schemas.openxmlformats.org/markup-compatibility/2006" xmlns:aink="http://schemas.microsoft.com/office/drawing/2016/ink" xmlns:am3d="http://schemas.microsoft.com/office/drawing/2017/model3d" xmlns:o="urn:schemas-microsoft-com:office:office" xmlns:r="http://schemas.openxmlformats.org/officeDocument/2006/relationships" xmlns:m="http://schemas.openxmlformats.org/officeDocument/2006/math" xmlns:v="urn:schemas-microsoft-com:vml" xmlns:wp14="http://schemas.microsoft.com/office/word/2010/wordprocessingDrawing" xmlns:wp="http://schemas.openxmlformats.org/drawingml/2006/wordprocessingDrawing" xmlns:w10="urn:schemas-microsoft-com:office:word" xmlns:w="http://schemas.openxmlformats.org/wordprocessingml/2006/main" xmlns:w14="http://schemas.microsoft.com/office/word/2010/wordml" xmlns:w15="http://schemas.microsoft.com/office/word/2012/wordml" xmlns:w16cex="http://schemas.microsoft.com/office/word/2018/wordml/cex" xmlns:w16cid="http://schemas.microsoft.com/office/word/2016/wordml/cid" xmlns:w16="http://schemas.microsoft.com/office/word/2018/wordml" xmlns:w16sdtdh="http://schemas.microsoft.com/office/word/2020/wordml/sdtdatahash" xmlns:w16se="http://schemas.microsoft.com/office/word/2015/wordml/symex" xmlns:wpg="http://schemas.microsoft.com/office/word/2010/wordprocessingGroup" xmlns:wpi="http://schemas.microsoft.com/office/word/2010/wordprocessingInk" xmlns:wne="http://schemas.microsoft.com/office/word/2006/wordml" xmlns:wps="http://schemas.microsoft.com/office/word/2010/wordprocessingShape" mc:Ignorable="w14 w15 w16se w16cid w16 w16cex w16sdtdh wp14">
+<w:hdr xmlns:wpc="http://schemas.microsoft.com/office/word/2010/wordprocessingCanvas" xmlns:cx="http://schemas.microsoft.com/office/drawing/2014/chartex" xmlns:cx1="http://schemas.microsoft.com/office/drawing/2015/9/8/chartex" xmlns:cx2="http://schemas.microsoft.com/office/drawing/2015/10/21/chartex" xmlns:cx3="http://schemas.microsoft.com/office/drawing/2016/5/9/chartex" xmlns:cx4="http://schemas.microsoft.com/office/drawing/2016/5/10/chartex" xmlns:cx5="http://schemas.microsoft.com/office/drawing/2016/5/11/chartex" xmlns:cx6="http://schemas.microsoft.com/office/drawing/2016/5/12/chartex" xmlns:cx7="http://schemas.microsoft.com/office/drawing/2016/5/13/chartex" xmlns:cx8="http://schemas.microsoft.com/office/drawing/2016/5/14/chartex" xmlns:mc="http://schemas.openxmlformats.org/markup-compatibility/2006" xmlns:aink="http://schemas.microsoft.com/office/drawing/2016/ink" xmlns:am3d="http://schemas.microsoft.com/office/drawing/2017/model3d" xmlns:o="urn:schemas-microsoft-com:office:office" xmlns:oel="http://schemas.microsoft.com/office/2019/extlst" xmlns:r="http://schemas.openxmlformats.org/officeDocument/2006/relationships" xmlns:m="http://schemas.openxmlformats.org/officeDocument/2006/math" xmlns:v="urn:schemas-microsoft-com:vml" xmlns:wp14="http://schemas.microsoft.com/office/word/2010/wordprocessingDrawing" xmlns:wp="http://schemas.openxmlformats.org/drawingml/2006/wordprocessingDrawing" xmlns:w10="urn:schemas-microsoft-com:office:word" xmlns:w="http://schemas.openxmlformats.org/wordprocessingml/2006/main" xmlns:w14="http://schemas.microsoft.com/office/word/2010/wordml" xmlns:w15="http://schemas.microsoft.com/office/word/2012/wordml" xmlns:w16cex="http://schemas.microsoft.com/office/word/2018/wordml/cex" xmlns:w16cid="http://schemas.microsoft.com/office/word/2016/wordml/cid" xmlns:w16="http://schemas.microsoft.com/office/word/2018/wordml" xmlns:w16sdtdh="http://schemas.microsoft.com/office/word/2020/wordml/sdtdatahash" xmlns:w16se="http://schemas.microsoft.com/office/word/2015/wordml/symex" xmlns:wpg="http://schemas.microsoft.com/office/word/2010/wordprocessingGroup" xmlns:wpi="http://schemas.microsoft.com/office/word/2010/wordprocessingInk" xmlns:wne="http://schemas.microsoft.com/office/word/2006/wordml" xmlns:wps="http://schemas.microsoft.com/office/word/2010/wordprocessingShape" mc:Ignorable="w14 w15 w16se w16cid w16 w16cex w16sdtdh wp14">
   <w:tbl>
     <w:tblPr>
       <w:tblW w:w="5004" w:type="pct"/>
@@ -17741,7 +14712,7 @@
                 <v:path o:extrusionok="f" gradientshapeok="t" o:connecttype="rect"/>
                 <o:lock v:ext="edit" aspectratio="t"/>
               </v:shapetype>
-              <v:shape id="WordPictureWatermark27274020" o:spid="_x0000_s2054" type="#_x0000_t75" style="position:absolute;margin-left:0;margin-top:0;width:10in;height:540pt;z-index:-251657216;mso-position-horizontal:center;mso-position-horizontal-relative:margin;mso-position-vertical:center;mso-position-vertical-relative:margin" o:allowincell="f">
+              <v:shape id="WordPictureWatermark27274020" o:spid="_x0000_s1030" type="#_x0000_t75" style="position:absolute;margin-left:0;margin-top:0;width:10in;height:540pt;z-index:-251657728;mso-position-horizontal:center;mso-position-horizontal-relative:margin;mso-position-vertical:center;mso-position-vertical-relative:margin" o:allowincell="f">
                 <v:imagedata r:id="rId1" o:title="For information and data collection only" gain="19661f" blacklevel="22938f"/>
                 <w10:wrap anchorx="margin" anchory="margin"/>
               </v:shape>
@@ -17795,42 +14766,14 @@
               <w:szCs w:val="20"/>
             </w:rPr>
           </w:pPr>
-          <w:del w:id="96" w:author="Author">
-            <w:r>
-              <w:rPr>
-                <w:color w:val="auto"/>
-                <w:sz w:val="20"/>
-                <w:szCs w:val="20"/>
-              </w:rPr>
-              <w:delText>CF</w:delText>
-            </w:r>
-            <w:r>
-              <w:rPr>
-                <w:color w:val="auto"/>
-                <w:sz w:val="20"/>
-                <w:szCs w:val="20"/>
-              </w:rPr>
-              <w:delText>3</w:delText>
-            </w:r>
-            <w:r>
-              <w:rPr>
-                <w:color w:val="auto"/>
-                <w:sz w:val="20"/>
-                <w:szCs w:val="20"/>
-              </w:rPr>
-              <w:delText>R</w:delText>
-            </w:r>
-          </w:del>
-          <w:ins w:id="97" w:author="Author">
-            <w:r>
-              <w:rPr>
-                <w:color w:val="auto"/>
-                <w:sz w:val="20"/>
-                <w:szCs w:val="20"/>
-              </w:rPr>
-              <w:t>LMCV</w:t>
-            </w:r>
-          </w:ins>
+          <w:r>
+            <w:rPr>
+              <w:color w:val="auto"/>
+              <w:sz w:val="20"/>
+              <w:szCs w:val="20"/>
+            </w:rPr>
+            <w:t>LMCV</w:t>
+          </w:r>
           <w:r>
             <w:rPr>
               <w:color w:val="auto"/>
@@ -17948,7 +14891,7 @@
 </file>
 
 <file path=word/header6.xml><?xml version="1.0" encoding="utf-8"?>
-<w:hdr xmlns:wpc="http://schemas.microsoft.com/office/word/2010/wordprocessingCanvas" xmlns:cx="http://schemas.microsoft.com/office/drawing/2014/chartex" xmlns:cx1="http://schemas.microsoft.com/office/drawing/2015/9/8/chartex" xmlns:cx2="http://schemas.microsoft.com/office/drawing/2015/10/21/chartex" xmlns:cx3="http://schemas.microsoft.com/office/drawing/2016/5/9/chartex" xmlns:cx4="http://schemas.microsoft.com/office/drawing/2016/5/10/chartex" xmlns:cx5="http://schemas.microsoft.com/office/drawing/2016/5/11/chartex" xmlns:cx6="http://schemas.microsoft.com/office/drawing/2016/5/12/chartex" xmlns:cx7="http://schemas.microsoft.com/office/drawing/2016/5/13/chartex" xmlns:cx8="http://schemas.microsoft.com/office/drawing/2016/5/14/chartex" xmlns:mc="http://schemas.openxmlformats.org/markup-compatibility/2006" xmlns:aink="http://schemas.microsoft.com/office/drawing/2016/ink" xmlns:am3d="http://schemas.microsoft.com/office/drawing/2017/model3d" xmlns:o="urn:schemas-microsoft-com:office:office" xmlns:r="http://schemas.openxmlformats.org/officeDocument/2006/relationships" xmlns:m="http://schemas.openxmlformats.org/officeDocument/2006/math" xmlns:v="urn:schemas-microsoft-com:vml" xmlns:wp14="http://schemas.microsoft.com/office/word/2010/wordprocessingDrawing" xmlns:wp="http://schemas.openxmlformats.org/drawingml/2006/wordprocessingDrawing" xmlns:w10="urn:schemas-microsoft-com:office:word" xmlns:w="http://schemas.openxmlformats.org/wordprocessingml/2006/main" xmlns:w14="http://schemas.microsoft.com/office/word/2010/wordml" xmlns:w15="http://schemas.microsoft.com/office/word/2012/wordml" xmlns:w16cex="http://schemas.microsoft.com/office/word/2018/wordml/cex" xmlns:w16cid="http://schemas.microsoft.com/office/word/2016/wordml/cid" xmlns:w16="http://schemas.microsoft.com/office/word/2018/wordml" xmlns:w16sdtdh="http://schemas.microsoft.com/office/word/2020/wordml/sdtdatahash" xmlns:w16se="http://schemas.microsoft.com/office/word/2015/wordml/symex" xmlns:wpg="http://schemas.microsoft.com/office/word/2010/wordprocessingGroup" xmlns:wpi="http://schemas.microsoft.com/office/word/2010/wordprocessingInk" xmlns:wne="http://schemas.microsoft.com/office/word/2006/wordml" xmlns:wps="http://schemas.microsoft.com/office/word/2010/wordprocessingShape" mc:Ignorable="w14 w15 w16se w16cid w16 w16cex w16sdtdh wp14">
+<w:hdr xmlns:wpc="http://schemas.microsoft.com/office/word/2010/wordprocessingCanvas" xmlns:cx="http://schemas.microsoft.com/office/drawing/2014/chartex" xmlns:cx1="http://schemas.microsoft.com/office/drawing/2015/9/8/chartex" xmlns:cx2="http://schemas.microsoft.com/office/drawing/2015/10/21/chartex" xmlns:cx3="http://schemas.microsoft.com/office/drawing/2016/5/9/chartex" xmlns:cx4="http://schemas.microsoft.com/office/drawing/2016/5/10/chartex" xmlns:cx5="http://schemas.microsoft.com/office/drawing/2016/5/11/chartex" xmlns:cx6="http://schemas.microsoft.com/office/drawing/2016/5/12/chartex" xmlns:cx7="http://schemas.microsoft.com/office/drawing/2016/5/13/chartex" xmlns:cx8="http://schemas.microsoft.com/office/drawing/2016/5/14/chartex" xmlns:mc="http://schemas.openxmlformats.org/markup-compatibility/2006" xmlns:aink="http://schemas.microsoft.com/office/drawing/2016/ink" xmlns:am3d="http://schemas.microsoft.com/office/drawing/2017/model3d" xmlns:o="urn:schemas-microsoft-com:office:office" xmlns:oel="http://schemas.microsoft.com/office/2019/extlst" xmlns:r="http://schemas.openxmlformats.org/officeDocument/2006/relationships" xmlns:m="http://schemas.openxmlformats.org/officeDocument/2006/math" xmlns:v="urn:schemas-microsoft-com:vml" xmlns:wp14="http://schemas.microsoft.com/office/word/2010/wordprocessingDrawing" xmlns:wp="http://schemas.openxmlformats.org/drawingml/2006/wordprocessingDrawing" xmlns:w10="urn:schemas-microsoft-com:office:word" xmlns:w="http://schemas.openxmlformats.org/wordprocessingml/2006/main" xmlns:w14="http://schemas.microsoft.com/office/word/2010/wordml" xmlns:w15="http://schemas.microsoft.com/office/word/2012/wordml" xmlns:w16cex="http://schemas.microsoft.com/office/word/2018/wordml/cex" xmlns:w16cid="http://schemas.microsoft.com/office/word/2016/wordml/cid" xmlns:w16="http://schemas.microsoft.com/office/word/2018/wordml" xmlns:w16sdtdh="http://schemas.microsoft.com/office/word/2020/wordml/sdtdatahash" xmlns:w16se="http://schemas.microsoft.com/office/word/2015/wordml/symex" xmlns:wpg="http://schemas.microsoft.com/office/word/2010/wordprocessingGroup" xmlns:wpi="http://schemas.microsoft.com/office/word/2010/wordprocessingInk" xmlns:wne="http://schemas.microsoft.com/office/word/2006/wordml" xmlns:wps="http://schemas.microsoft.com/office/word/2010/wordprocessingShape" mc:Ignorable="w14 w15 w16se w16cid w16 w16cex w16sdtdh wp14">
   <w:p>
     <w:pPr>
       <w:pStyle w:val="Header"/>
@@ -17977,7 +14920,7 @@
           <v:path o:extrusionok="f" gradientshapeok="t" o:connecttype="rect"/>
           <o:lock v:ext="edit" aspectratio="t"/>
         </v:shapetype>
-        <v:shape id="WordPictureWatermark27274018" o:spid="_x0000_s2052" type="#_x0000_t75" style="position:absolute;margin-left:0;margin-top:0;width:10in;height:540pt;z-index:-251659264;mso-position-horizontal:center;mso-position-horizontal-relative:margin;mso-position-vertical:center;mso-position-vertical-relative:margin" o:allowincell="f">
+        <v:shape id="WordPictureWatermark27274018" o:spid="_x0000_s1028" type="#_x0000_t75" style="position:absolute;margin-left:0;margin-top:0;width:10in;height:540pt;z-index:-251659776;mso-position-horizontal:center;mso-position-horizontal-relative:margin;mso-position-vertical:center;mso-position-vertical-relative:margin" o:allowincell="f">
           <v:imagedata r:id="rId1" o:title="For information and data collection only" gain="19661f" blacklevel="22938f"/>
           <w10:wrap anchorx="margin" anchory="margin"/>
         </v:shape>
@@ -17988,7 +14931,7 @@
 </file>
 
 <file path=word/header7.xml><?xml version="1.0" encoding="utf-8"?>
-<w:hdr xmlns:wpc="http://schemas.microsoft.com/office/word/2010/wordprocessingCanvas" xmlns:cx="http://schemas.microsoft.com/office/drawing/2014/chartex" xmlns:cx1="http://schemas.microsoft.com/office/drawing/2015/9/8/chartex" xmlns:cx2="http://schemas.microsoft.com/office/drawing/2015/10/21/chartex" xmlns:cx3="http://schemas.microsoft.com/office/drawing/2016/5/9/chartex" xmlns:cx4="http://schemas.microsoft.com/office/drawing/2016/5/10/chartex" xmlns:cx5="http://schemas.microsoft.com/office/drawing/2016/5/11/chartex" xmlns:cx6="http://schemas.microsoft.com/office/drawing/2016/5/12/chartex" xmlns:cx7="http://schemas.microsoft.com/office/drawing/2016/5/13/chartex" xmlns:cx8="http://schemas.microsoft.com/office/drawing/2016/5/14/chartex" xmlns:mc="http://schemas.openxmlformats.org/markup-compatibility/2006" xmlns:aink="http://schemas.microsoft.com/office/drawing/2016/ink" xmlns:am3d="http://schemas.microsoft.com/office/drawing/2017/model3d" xmlns:o="urn:schemas-microsoft-com:office:office" xmlns:r="http://schemas.openxmlformats.org/officeDocument/2006/relationships" xmlns:m="http://schemas.openxmlformats.org/officeDocument/2006/math" xmlns:v="urn:schemas-microsoft-com:vml" xmlns:wp14="http://schemas.microsoft.com/office/word/2010/wordprocessingDrawing" xmlns:wp="http://schemas.openxmlformats.org/drawingml/2006/wordprocessingDrawing" xmlns:w10="urn:schemas-microsoft-com:office:word" xmlns:w="http://schemas.openxmlformats.org/wordprocessingml/2006/main" xmlns:w14="http://schemas.microsoft.com/office/word/2010/wordml" xmlns:w15="http://schemas.microsoft.com/office/word/2012/wordml" xmlns:w16cex="http://schemas.microsoft.com/office/word/2018/wordml/cex" xmlns:w16cid="http://schemas.microsoft.com/office/word/2016/wordml/cid" xmlns:w16="http://schemas.microsoft.com/office/word/2018/wordml" xmlns:w16sdtdh="http://schemas.microsoft.com/office/word/2020/wordml/sdtdatahash" xmlns:w16se="http://schemas.microsoft.com/office/word/2015/wordml/symex" xmlns:wpg="http://schemas.microsoft.com/office/word/2010/wordprocessingGroup" xmlns:wpi="http://schemas.microsoft.com/office/word/2010/wordprocessingInk" xmlns:wne="http://schemas.microsoft.com/office/word/2006/wordml" xmlns:wps="http://schemas.microsoft.com/office/word/2010/wordprocessingShape" mc:Ignorable="w14 w15 w16se w16cid w16 w16cex w16sdtdh wp14">
+<w:hdr xmlns:wpc="http://schemas.microsoft.com/office/word/2010/wordprocessingCanvas" xmlns:cx="http://schemas.microsoft.com/office/drawing/2014/chartex" xmlns:cx1="http://schemas.microsoft.com/office/drawing/2015/9/8/chartex" xmlns:cx2="http://schemas.microsoft.com/office/drawing/2015/10/21/chartex" xmlns:cx3="http://schemas.microsoft.com/office/drawing/2016/5/9/chartex" xmlns:cx4="http://schemas.microsoft.com/office/drawing/2016/5/10/chartex" xmlns:cx5="http://schemas.microsoft.com/office/drawing/2016/5/11/chartex" xmlns:cx6="http://schemas.microsoft.com/office/drawing/2016/5/12/chartex" xmlns:cx7="http://schemas.microsoft.com/office/drawing/2016/5/13/chartex" xmlns:cx8="http://schemas.microsoft.com/office/drawing/2016/5/14/chartex" xmlns:mc="http://schemas.openxmlformats.org/markup-compatibility/2006" xmlns:aink="http://schemas.microsoft.com/office/drawing/2016/ink" xmlns:am3d="http://schemas.microsoft.com/office/drawing/2017/model3d" xmlns:o="urn:schemas-microsoft-com:office:office" xmlns:oel="http://schemas.microsoft.com/office/2019/extlst" xmlns:r="http://schemas.openxmlformats.org/officeDocument/2006/relationships" xmlns:m="http://schemas.openxmlformats.org/officeDocument/2006/math" xmlns:v="urn:schemas-microsoft-com:vml" xmlns:wp14="http://schemas.microsoft.com/office/word/2010/wordprocessingDrawing" xmlns:wp="http://schemas.openxmlformats.org/drawingml/2006/wordprocessingDrawing" xmlns:w10="urn:schemas-microsoft-com:office:word" xmlns:w="http://schemas.openxmlformats.org/wordprocessingml/2006/main" xmlns:w14="http://schemas.microsoft.com/office/word/2010/wordml" xmlns:w15="http://schemas.microsoft.com/office/word/2012/wordml" xmlns:w16cex="http://schemas.microsoft.com/office/word/2018/wordml/cex" xmlns:w16cid="http://schemas.microsoft.com/office/word/2016/wordml/cid" xmlns:w16="http://schemas.microsoft.com/office/word/2018/wordml" xmlns:w16sdtdh="http://schemas.microsoft.com/office/word/2020/wordml/sdtdatahash" xmlns:w16se="http://schemas.microsoft.com/office/word/2015/wordml/symex" xmlns:wpg="http://schemas.microsoft.com/office/word/2010/wordprocessingGroup" xmlns:wpi="http://schemas.microsoft.com/office/word/2010/wordprocessingInk" xmlns:wne="http://schemas.microsoft.com/office/word/2006/wordml" xmlns:wps="http://schemas.microsoft.com/office/word/2010/wordprocessingShape" mc:Ignorable="w14 w15 w16se w16cid w16 w16cex w16sdtdh wp14">
   <w:p>
     <w:pPr>
       <w:pStyle w:val="Header"/>
@@ -18017,7 +14960,7 @@
           <v:path o:extrusionok="f" gradientshapeok="t" o:connecttype="rect"/>
           <o:lock v:ext="edit" aspectratio="t"/>
         </v:shapetype>
-        <v:shape id="WordPictureWatermark27274022" o:spid="_x0000_s2056" type="#_x0000_t75" style="position:absolute;margin-left:0;margin-top:0;width:10in;height:540pt;z-index:-251655168;mso-position-horizontal:center;mso-position-horizontal-relative:margin;mso-position-vertical:center;mso-position-vertical-relative:margin" o:allowincell="f">
+        <v:shape id="WordPictureWatermark27274022" o:spid="_x0000_s1032" type="#_x0000_t75" style="position:absolute;margin-left:0;margin-top:0;width:10in;height:540pt;z-index:-251655680;mso-position-horizontal:center;mso-position-horizontal-relative:margin;mso-position-vertical:center;mso-position-vertical-relative:margin" o:allowincell="f">
           <v:imagedata r:id="rId1" o:title="For information and data collection only" gain="19661f" blacklevel="22938f"/>
           <w10:wrap anchorx="margin" anchory="margin"/>
         </v:shape>
@@ -18028,7 +14971,7 @@
 </file>
 
 <file path=word/header8.xml><?xml version="1.0" encoding="utf-8"?>
-<w:hdr xmlns:wpc="http://schemas.microsoft.com/office/word/2010/wordprocessingCanvas" xmlns:cx="http://schemas.microsoft.com/office/drawing/2014/chartex" xmlns:cx1="http://schemas.microsoft.com/office/drawing/2015/9/8/chartex" xmlns:cx2="http://schemas.microsoft.com/office/drawing/2015/10/21/chartex" xmlns:cx3="http://schemas.microsoft.com/office/drawing/2016/5/9/chartex" xmlns:cx4="http://schemas.microsoft.com/office/drawing/2016/5/10/chartex" xmlns:cx5="http://schemas.microsoft.com/office/drawing/2016/5/11/chartex" xmlns:cx6="http://schemas.microsoft.com/office/drawing/2016/5/12/chartex" xmlns:cx7="http://schemas.microsoft.com/office/drawing/2016/5/13/chartex" xmlns:cx8="http://schemas.microsoft.com/office/drawing/2016/5/14/chartex" xmlns:mc="http://schemas.openxmlformats.org/markup-compatibility/2006" xmlns:aink="http://schemas.microsoft.com/office/drawing/2016/ink" xmlns:am3d="http://schemas.microsoft.com/office/drawing/2017/model3d" xmlns:o="urn:schemas-microsoft-com:office:office" xmlns:r="http://schemas.openxmlformats.org/officeDocument/2006/relationships" xmlns:m="http://schemas.openxmlformats.org/officeDocument/2006/math" xmlns:v="urn:schemas-microsoft-com:vml" xmlns:wp14="http://schemas.microsoft.com/office/word/2010/wordprocessingDrawing" xmlns:wp="http://schemas.openxmlformats.org/drawingml/2006/wordprocessingDrawing" xmlns:w10="urn:schemas-microsoft-com:office:word" xmlns:w="http://schemas.openxmlformats.org/wordprocessingml/2006/main" xmlns:w14="http://schemas.microsoft.com/office/word/2010/wordml" xmlns:w15="http://schemas.microsoft.com/office/word/2012/wordml" xmlns:w16cex="http://schemas.microsoft.com/office/word/2018/wordml/cex" xmlns:w16cid="http://schemas.microsoft.com/office/word/2016/wordml/cid" xmlns:w16="http://schemas.microsoft.com/office/word/2018/wordml" xmlns:w16sdtdh="http://schemas.microsoft.com/office/word/2020/wordml/sdtdatahash" xmlns:w16se="http://schemas.microsoft.com/office/word/2015/wordml/symex" xmlns:wpg="http://schemas.microsoft.com/office/word/2010/wordprocessingGroup" xmlns:wpi="http://schemas.microsoft.com/office/word/2010/wordprocessingInk" xmlns:wne="http://schemas.microsoft.com/office/word/2006/wordml" xmlns:wps="http://schemas.microsoft.com/office/word/2010/wordprocessingShape" mc:Ignorable="w14 w15 w16se w16cid w16 w16cex w16sdtdh wp14">
+<w:hdr xmlns:wpc="http://schemas.microsoft.com/office/word/2010/wordprocessingCanvas" xmlns:cx="http://schemas.microsoft.com/office/drawing/2014/chartex" xmlns:cx1="http://schemas.microsoft.com/office/drawing/2015/9/8/chartex" xmlns:cx2="http://schemas.microsoft.com/office/drawing/2015/10/21/chartex" xmlns:cx3="http://schemas.microsoft.com/office/drawing/2016/5/9/chartex" xmlns:cx4="http://schemas.microsoft.com/office/drawing/2016/5/10/chartex" xmlns:cx5="http://schemas.microsoft.com/office/drawing/2016/5/11/chartex" xmlns:cx6="http://schemas.microsoft.com/office/drawing/2016/5/12/chartex" xmlns:cx7="http://schemas.microsoft.com/office/drawing/2016/5/13/chartex" xmlns:cx8="http://schemas.microsoft.com/office/drawing/2016/5/14/chartex" xmlns:mc="http://schemas.openxmlformats.org/markup-compatibility/2006" xmlns:aink="http://schemas.microsoft.com/office/drawing/2016/ink" xmlns:am3d="http://schemas.microsoft.com/office/drawing/2017/model3d" xmlns:o="urn:schemas-microsoft-com:office:office" xmlns:oel="http://schemas.microsoft.com/office/2019/extlst" xmlns:r="http://schemas.openxmlformats.org/officeDocument/2006/relationships" xmlns:m="http://schemas.openxmlformats.org/officeDocument/2006/math" xmlns:v="urn:schemas-microsoft-com:vml" xmlns:wp14="http://schemas.microsoft.com/office/word/2010/wordprocessingDrawing" xmlns:wp="http://schemas.openxmlformats.org/drawingml/2006/wordprocessingDrawing" xmlns:w10="urn:schemas-microsoft-com:office:word" xmlns:w="http://schemas.openxmlformats.org/wordprocessingml/2006/main" xmlns:w14="http://schemas.microsoft.com/office/word/2010/wordml" xmlns:w15="http://schemas.microsoft.com/office/word/2012/wordml" xmlns:w16cex="http://schemas.microsoft.com/office/word/2018/wordml/cex" xmlns:w16cid="http://schemas.microsoft.com/office/word/2016/wordml/cid" xmlns:w16="http://schemas.microsoft.com/office/word/2018/wordml" xmlns:w16sdtdh="http://schemas.microsoft.com/office/word/2020/wordml/sdtdatahash" xmlns:w16se="http://schemas.microsoft.com/office/word/2015/wordml/symex" xmlns:wpg="http://schemas.microsoft.com/office/word/2010/wordprocessingGroup" xmlns:wpi="http://schemas.microsoft.com/office/word/2010/wordprocessingInk" xmlns:wne="http://schemas.microsoft.com/office/word/2006/wordml" xmlns:wps="http://schemas.microsoft.com/office/word/2010/wordprocessingShape" mc:Ignorable="w14 w15 w16se w16cid w16 w16cex w16sdtdh wp14">
   <w:tbl>
     <w:tblPr>
       <w:tblW w:w="5004" w:type="pct"/>
@@ -18101,7 +15044,7 @@
                 <v:path o:extrusionok="f" gradientshapeok="t" o:connecttype="rect"/>
                 <o:lock v:ext="edit" aspectratio="t"/>
               </v:shapetype>
-              <v:shape id="WordPictureWatermark27274023" o:spid="_x0000_s2057" type="#_x0000_t75" style="position:absolute;margin-left:0;margin-top:0;width:10in;height:540pt;z-index:-251654144;mso-position-horizontal:center;mso-position-horizontal-relative:margin;mso-position-vertical:center;mso-position-vertical-relative:margin" o:allowincell="f">
+              <v:shape id="WordPictureWatermark27274023" o:spid="_x0000_s1033" type="#_x0000_t75" style="position:absolute;margin-left:0;margin-top:0;width:10in;height:540pt;z-index:-251654656;mso-position-horizontal:center;mso-position-horizontal-relative:margin;mso-position-vertical:center;mso-position-vertical-relative:margin" o:allowincell="f">
                 <v:imagedata r:id="rId1" o:title="For information and data collection only" gain="19661f" blacklevel="22938f"/>
                 <w10:wrap anchorx="margin" anchory="margin"/>
               </v:shape>
@@ -18163,42 +15106,14 @@
               <w:szCs w:val="20"/>
             </w:rPr>
           </w:pPr>
-          <w:del w:id="158" w:author="Author">
-            <w:r>
-              <w:rPr>
-                <w:color w:val="auto"/>
-                <w:sz w:val="20"/>
-                <w:szCs w:val="20"/>
-              </w:rPr>
-              <w:delText>CF</w:delText>
-            </w:r>
-            <w:r>
-              <w:rPr>
-                <w:color w:val="auto"/>
-                <w:sz w:val="20"/>
-                <w:szCs w:val="20"/>
-              </w:rPr>
-              <w:delText>3</w:delText>
-            </w:r>
-            <w:r>
-              <w:rPr>
-                <w:color w:val="auto"/>
-                <w:sz w:val="20"/>
-                <w:szCs w:val="20"/>
-              </w:rPr>
-              <w:delText>R</w:delText>
-            </w:r>
-          </w:del>
-          <w:ins w:id="159" w:author="Author">
-            <w:r>
-              <w:rPr>
-                <w:color w:val="auto"/>
-                <w:sz w:val="20"/>
-                <w:szCs w:val="20"/>
-              </w:rPr>
-              <w:t>LMCV</w:t>
-            </w:r>
-          </w:ins>
+          <w:r>
+            <w:rPr>
+              <w:color w:val="auto"/>
+              <w:sz w:val="20"/>
+              <w:szCs w:val="20"/>
+            </w:rPr>
+            <w:t>LMCV</w:t>
+          </w:r>
           <w:r>
             <w:rPr>
               <w:color w:val="auto"/>
@@ -18292,7 +15207,7 @@
             <w:rPr>
               <w:noProof/>
             </w:rPr>
-            <w:t>4</w:t>
+            <w:t>3</w:t>
           </w:r>
           <w:r>
             <w:rPr>
@@ -18316,7 +15231,7 @@
 </file>
 
 <file path=word/header9.xml><?xml version="1.0" encoding="utf-8"?>
-<w:hdr xmlns:wpc="http://schemas.microsoft.com/office/word/2010/wordprocessingCanvas" xmlns:cx="http://schemas.microsoft.com/office/drawing/2014/chartex" xmlns:cx1="http://schemas.microsoft.com/office/drawing/2015/9/8/chartex" xmlns:cx2="http://schemas.microsoft.com/office/drawing/2015/10/21/chartex" xmlns:cx3="http://schemas.microsoft.com/office/drawing/2016/5/9/chartex" xmlns:cx4="http://schemas.microsoft.com/office/drawing/2016/5/10/chartex" xmlns:cx5="http://schemas.microsoft.com/office/drawing/2016/5/11/chartex" xmlns:cx6="http://schemas.microsoft.com/office/drawing/2016/5/12/chartex" xmlns:cx7="http://schemas.microsoft.com/office/drawing/2016/5/13/chartex" xmlns:cx8="http://schemas.microsoft.com/office/drawing/2016/5/14/chartex" xmlns:mc="http://schemas.openxmlformats.org/markup-compatibility/2006" xmlns:aink="http://schemas.microsoft.com/office/drawing/2016/ink" xmlns:am3d="http://schemas.microsoft.com/office/drawing/2017/model3d" xmlns:o="urn:schemas-microsoft-com:office:office" xmlns:r="http://schemas.openxmlformats.org/officeDocument/2006/relationships" xmlns:m="http://schemas.openxmlformats.org/officeDocument/2006/math" xmlns:v="urn:schemas-microsoft-com:vml" xmlns:wp14="http://schemas.microsoft.com/office/word/2010/wordprocessingDrawing" xmlns:wp="http://schemas.openxmlformats.org/drawingml/2006/wordprocessingDrawing" xmlns:w10="urn:schemas-microsoft-com:office:word" xmlns:w="http://schemas.openxmlformats.org/wordprocessingml/2006/main" xmlns:w14="http://schemas.microsoft.com/office/word/2010/wordml" xmlns:w15="http://schemas.microsoft.com/office/word/2012/wordml" xmlns:w16cex="http://schemas.microsoft.com/office/word/2018/wordml/cex" xmlns:w16cid="http://schemas.microsoft.com/office/word/2016/wordml/cid" xmlns:w16="http://schemas.microsoft.com/office/word/2018/wordml" xmlns:w16sdtdh="http://schemas.microsoft.com/office/word/2020/wordml/sdtdatahash" xmlns:w16se="http://schemas.microsoft.com/office/word/2015/wordml/symex" xmlns:wpg="http://schemas.microsoft.com/office/word/2010/wordprocessingGroup" xmlns:wpi="http://schemas.microsoft.com/office/word/2010/wordprocessingInk" xmlns:wne="http://schemas.microsoft.com/office/word/2006/wordml" xmlns:wps="http://schemas.microsoft.com/office/word/2010/wordprocessingShape" mc:Ignorable="w14 w15 w16se w16cid w16 w16cex w16sdtdh wp14">
+<w:hdr xmlns:wpc="http://schemas.microsoft.com/office/word/2010/wordprocessingCanvas" xmlns:cx="http://schemas.microsoft.com/office/drawing/2014/chartex" xmlns:cx1="http://schemas.microsoft.com/office/drawing/2015/9/8/chartex" xmlns:cx2="http://schemas.microsoft.com/office/drawing/2015/10/21/chartex" xmlns:cx3="http://schemas.microsoft.com/office/drawing/2016/5/9/chartex" xmlns:cx4="http://schemas.microsoft.com/office/drawing/2016/5/10/chartex" xmlns:cx5="http://schemas.microsoft.com/office/drawing/2016/5/11/chartex" xmlns:cx6="http://schemas.microsoft.com/office/drawing/2016/5/12/chartex" xmlns:cx7="http://schemas.microsoft.com/office/drawing/2016/5/13/chartex" xmlns:cx8="http://schemas.microsoft.com/office/drawing/2016/5/14/chartex" xmlns:mc="http://schemas.openxmlformats.org/markup-compatibility/2006" xmlns:aink="http://schemas.microsoft.com/office/drawing/2016/ink" xmlns:am3d="http://schemas.microsoft.com/office/drawing/2017/model3d" xmlns:o="urn:schemas-microsoft-com:office:office" xmlns:oel="http://schemas.microsoft.com/office/2019/extlst" xmlns:r="http://schemas.openxmlformats.org/officeDocument/2006/relationships" xmlns:m="http://schemas.openxmlformats.org/officeDocument/2006/math" xmlns:v="urn:schemas-microsoft-com:vml" xmlns:wp14="http://schemas.microsoft.com/office/word/2010/wordprocessingDrawing" xmlns:wp="http://schemas.openxmlformats.org/drawingml/2006/wordprocessingDrawing" xmlns:w10="urn:schemas-microsoft-com:office:word" xmlns:w="http://schemas.openxmlformats.org/wordprocessingml/2006/main" xmlns:w14="http://schemas.microsoft.com/office/word/2010/wordml" xmlns:w15="http://schemas.microsoft.com/office/word/2012/wordml" xmlns:w16cex="http://schemas.microsoft.com/office/word/2018/wordml/cex" xmlns:w16cid="http://schemas.microsoft.com/office/word/2016/wordml/cid" xmlns:w16="http://schemas.microsoft.com/office/word/2018/wordml" xmlns:w16sdtdh="http://schemas.microsoft.com/office/word/2020/wordml/sdtdatahash" xmlns:w16se="http://schemas.microsoft.com/office/word/2015/wordml/symex" xmlns:wpg="http://schemas.microsoft.com/office/word/2010/wordprocessingGroup" xmlns:wpi="http://schemas.microsoft.com/office/word/2010/wordprocessingInk" xmlns:wne="http://schemas.microsoft.com/office/word/2006/wordml" xmlns:wps="http://schemas.microsoft.com/office/word/2010/wordprocessingShape" mc:Ignorable="w14 w15 w16se w16cid w16 w16cex w16sdtdh wp14">
   <w:p>
     <w:pPr>
       <w:pStyle w:val="Header"/>
@@ -18345,7 +15260,7 @@
           <v:path o:extrusionok="f" gradientshapeok="t" o:connecttype="rect"/>
           <o:lock v:ext="edit" aspectratio="t"/>
         </v:shapetype>
-        <v:shape id="WordPictureWatermark27274021" o:spid="_x0000_s2055" type="#_x0000_t75" style="position:absolute;margin-left:0;margin-top:0;width:10in;height:540pt;z-index:-251656192;mso-position-horizontal:center;mso-position-horizontal-relative:margin;mso-position-vertical:center;mso-position-vertical-relative:margin" o:allowincell="f">
+        <v:shape id="WordPictureWatermark27274021" o:spid="_x0000_s1031" type="#_x0000_t75" style="position:absolute;margin-left:0;margin-top:0;width:10in;height:540pt;z-index:-251656704;mso-position-horizontal:center;mso-position-horizontal-relative:margin;mso-position-vertical:center;mso-position-vertical-relative:margin" o:allowincell="f">
           <v:imagedata r:id="rId1" o:title="For information and data collection only" gain="19661f" blacklevel="22938f"/>
           <w10:wrap anchorx="margin" anchory="margin"/>
         </v:shape>
@@ -18356,7 +15271,7 @@
 </file>
 
 <file path=word/numbering.xml><?xml version="1.0" encoding="utf-8"?>
-<w:numbering xmlns:wpc="http://schemas.microsoft.com/office/word/2010/wordprocessingCanvas" xmlns:cx="http://schemas.microsoft.com/office/drawing/2014/chartex" xmlns:cx1="http://schemas.microsoft.com/office/drawing/2015/9/8/chartex" xmlns:cx2="http://schemas.microsoft.com/office/drawing/2015/10/21/chartex" xmlns:cx3="http://schemas.microsoft.com/office/drawing/2016/5/9/chartex" xmlns:cx4="http://schemas.microsoft.com/office/drawing/2016/5/10/chartex" xmlns:cx5="http://schemas.microsoft.com/office/drawing/2016/5/11/chartex" xmlns:cx6="http://schemas.microsoft.com/office/drawing/2016/5/12/chartex" xmlns:cx7="http://schemas.microsoft.com/office/drawing/2016/5/13/chartex" xmlns:cx8="http://schemas.microsoft.com/office/drawing/2016/5/14/chartex" xmlns:mc="http://schemas.openxmlformats.org/markup-compatibility/2006" xmlns:aink="http://schemas.microsoft.com/office/drawing/2016/ink" xmlns:am3d="http://schemas.microsoft.com/office/drawing/2017/model3d" xmlns:o="urn:schemas-microsoft-com:office:office" xmlns:r="http://schemas.openxmlformats.org/officeDocument/2006/relationships" xmlns:m="http://schemas.openxmlformats.org/officeDocument/2006/math" xmlns:v="urn:schemas-microsoft-com:vml" xmlns:wp14="http://schemas.microsoft.com/office/word/2010/wordprocessingDrawing" xmlns:wp="http://schemas.openxmlformats.org/drawingml/2006/wordprocessingDrawing" xmlns:w10="urn:schemas-microsoft-com:office:word" xmlns:w="http://schemas.openxmlformats.org/wordprocessingml/2006/main" xmlns:w14="http://schemas.microsoft.com/office/word/2010/wordml" xmlns:w15="http://schemas.microsoft.com/office/word/2012/wordml" xmlns:w16cex="http://schemas.microsoft.com/office/word/2018/wordml/cex" xmlns:w16cid="http://schemas.microsoft.com/office/word/2016/wordml/cid" xmlns:w16="http://schemas.microsoft.com/office/word/2018/wordml" xmlns:w16sdtdh="http://schemas.microsoft.com/office/word/2020/wordml/sdtdatahash" xmlns:w16se="http://schemas.microsoft.com/office/word/2015/wordml/symex" xmlns:wpg="http://schemas.microsoft.com/office/word/2010/wordprocessingGroup" xmlns:wpi="http://schemas.microsoft.com/office/word/2010/wordprocessingInk" xmlns:wne="http://schemas.microsoft.com/office/word/2006/wordml" xmlns:wps="http://schemas.microsoft.com/office/word/2010/wordprocessingShape" mc:Ignorable="w14 w15 w16se w16cid w16 w16cex w16sdtdh wp14">
+<w:numbering xmlns:wpc="http://schemas.microsoft.com/office/word/2010/wordprocessingCanvas" xmlns:cx="http://schemas.microsoft.com/office/drawing/2014/chartex" xmlns:cx1="http://schemas.microsoft.com/office/drawing/2015/9/8/chartex" xmlns:cx2="http://schemas.microsoft.com/office/drawing/2015/10/21/chartex" xmlns:cx3="http://schemas.microsoft.com/office/drawing/2016/5/9/chartex" xmlns:cx4="http://schemas.microsoft.com/office/drawing/2016/5/10/chartex" xmlns:cx5="http://schemas.microsoft.com/office/drawing/2016/5/11/chartex" xmlns:cx6="http://schemas.microsoft.com/office/drawing/2016/5/12/chartex" xmlns:cx7="http://schemas.microsoft.com/office/drawing/2016/5/13/chartex" xmlns:cx8="http://schemas.microsoft.com/office/drawing/2016/5/14/chartex" xmlns:mc="http://schemas.openxmlformats.org/markup-compatibility/2006" xmlns:aink="http://schemas.microsoft.com/office/drawing/2016/ink" xmlns:am3d="http://schemas.microsoft.com/office/drawing/2017/model3d" xmlns:o="urn:schemas-microsoft-com:office:office" xmlns:oel="http://schemas.microsoft.com/office/2019/extlst" xmlns:r="http://schemas.openxmlformats.org/officeDocument/2006/relationships" xmlns:m="http://schemas.openxmlformats.org/officeDocument/2006/math" xmlns:v="urn:schemas-microsoft-com:vml" xmlns:wp14="http://schemas.microsoft.com/office/word/2010/wordprocessingDrawing" xmlns:wp="http://schemas.openxmlformats.org/drawingml/2006/wordprocessingDrawing" xmlns:w10="urn:schemas-microsoft-com:office:word" xmlns:w="http://schemas.openxmlformats.org/wordprocessingml/2006/main" xmlns:w14="http://schemas.microsoft.com/office/word/2010/wordml" xmlns:w15="http://schemas.microsoft.com/office/word/2012/wordml" xmlns:w16cex="http://schemas.microsoft.com/office/word/2018/wordml/cex" xmlns:w16cid="http://schemas.microsoft.com/office/word/2016/wordml/cid" xmlns:w16="http://schemas.microsoft.com/office/word/2018/wordml" xmlns:w16sdtdh="http://schemas.microsoft.com/office/word/2020/wordml/sdtdatahash" xmlns:w16se="http://schemas.microsoft.com/office/word/2015/wordml/symex" xmlns:wpg="http://schemas.microsoft.com/office/word/2010/wordprocessingGroup" xmlns:wpi="http://schemas.microsoft.com/office/word/2010/wordprocessingInk" xmlns:wne="http://schemas.microsoft.com/office/word/2006/wordml" xmlns:wps="http://schemas.microsoft.com/office/word/2010/wordprocessingShape" mc:Ignorable="w14 w15 w16se w16cid w16 w16cex w16sdtdh wp14">
   <w:abstractNum w:abstractNumId="0" w15:restartNumberingAfterBreak="0">
     <w:nsid w:val="FFFFFF7E"/>
     <w:multiLevelType w:val="singleLevel"/>
@@ -19089,8 +16004,8 @@
   <w:abstractNum w:abstractNumId="8" w15:restartNumberingAfterBreak="0">
     <w:nsid w:val="38932258"/>
     <w:multiLevelType w:val="hybridMultilevel"/>
-    <w:tmpl w:val="9E5A8A1A"/>
-    <w:lvl w:ilvl="0" w:tplc="0409000F">
+    <w:tmpl w:val="FFEC87D4"/>
+    <w:lvl w:ilvl="0" w:tplc="41E42450">
       <w:start w:val="1"/>
       <w:numFmt w:val="decimal"/>
       <w:lvlText w:val="%1."/>
@@ -19100,6 +16015,8 @@
       </w:pPr>
       <w:rPr>
         <w:rFonts w:hint="default"/>
+        <w:i w:val="0"/>
+        <w:iCs/>
         <w:sz w:val="20"/>
         <w:szCs w:val="20"/>
       </w:rPr>
@@ -19595,8 +16512,8 @@
   <w:abstractNum w:abstractNumId="12" w15:restartNumberingAfterBreak="0">
     <w:nsid w:val="51B3090A"/>
     <w:multiLevelType w:val="hybridMultilevel"/>
-    <w:tmpl w:val="FC74BC54"/>
-    <w:lvl w:ilvl="0" w:tplc="706EC6AE">
+    <w:tmpl w:val="489037EE"/>
+    <w:lvl w:ilvl="0" w:tplc="14EE57A8">
       <w:start w:val="1"/>
       <w:numFmt w:val="decimal"/>
       <w:lvlText w:val="%1."/>
@@ -19606,7 +16523,7 @@
       </w:pPr>
       <w:rPr>
         <w:rFonts w:hint="default"/>
-        <w:sz w:val="18"/>
+        <w:sz w:val="20"/>
         <w:szCs w:val="20"/>
       </w:rPr>
     </w:lvl>
@@ -19970,6 +16887,122 @@
     </w:lvl>
   </w:abstractNum>
   <w:abstractNum w:abstractNumId="16" w15:restartNumberingAfterBreak="0">
+    <w:nsid w:val="78F64845"/>
+    <w:multiLevelType w:val="hybridMultilevel"/>
+    <w:tmpl w:val="544EA770"/>
+    <w:lvl w:ilvl="0" w:tplc="080AD138">
+      <w:start w:val="1"/>
+      <w:numFmt w:val="decimal"/>
+      <w:lvlText w:val="%1."/>
+      <w:lvlJc w:val="left"/>
+      <w:pPr>
+        <w:ind w:left="1530" w:hanging="360"/>
+      </w:pPr>
+      <w:rPr>
+        <w:rFonts w:asciiTheme="minorHAnsi" w:hAnsiTheme="minorHAnsi" w:hint="default"/>
+        <w:color w:val="auto"/>
+        <w:sz w:val="20"/>
+        <w:szCs w:val="20"/>
+      </w:rPr>
+    </w:lvl>
+    <w:lvl w:ilvl="1" w:tplc="FFFFFFFF" w:tentative="1">
+      <w:start w:val="1"/>
+      <w:numFmt w:val="bullet"/>
+      <w:lvlText w:val="o"/>
+      <w:lvlJc w:val="left"/>
+      <w:pPr>
+        <w:ind w:left="2250" w:hanging="360"/>
+      </w:pPr>
+      <w:rPr>
+        <w:rFonts w:ascii="Courier New" w:hAnsi="Courier New" w:cs="Courier New" w:hint="default"/>
+      </w:rPr>
+    </w:lvl>
+    <w:lvl w:ilvl="2" w:tplc="FFFFFFFF" w:tentative="1">
+      <w:start w:val="1"/>
+      <w:numFmt w:val="bullet"/>
+      <w:lvlText w:val=""/>
+      <w:lvlJc w:val="left"/>
+      <w:pPr>
+        <w:ind w:left="2970" w:hanging="360"/>
+      </w:pPr>
+      <w:rPr>
+        <w:rFonts w:ascii="Wingdings" w:hAnsi="Wingdings" w:hint="default"/>
+      </w:rPr>
+    </w:lvl>
+    <w:lvl w:ilvl="3" w:tplc="FFFFFFFF" w:tentative="1">
+      <w:start w:val="1"/>
+      <w:numFmt w:val="bullet"/>
+      <w:lvlText w:val=""/>
+      <w:lvlJc w:val="left"/>
+      <w:pPr>
+        <w:ind w:left="3690" w:hanging="360"/>
+      </w:pPr>
+      <w:rPr>
+        <w:rFonts w:ascii="Symbol" w:hAnsi="Symbol" w:hint="default"/>
+      </w:rPr>
+    </w:lvl>
+    <w:lvl w:ilvl="4" w:tplc="FFFFFFFF" w:tentative="1">
+      <w:start w:val="1"/>
+      <w:numFmt w:val="bullet"/>
+      <w:lvlText w:val="o"/>
+      <w:lvlJc w:val="left"/>
+      <w:pPr>
+        <w:ind w:left="4410" w:hanging="360"/>
+      </w:pPr>
+      <w:rPr>
+        <w:rFonts w:ascii="Courier New" w:hAnsi="Courier New" w:cs="Courier New" w:hint="default"/>
+      </w:rPr>
+    </w:lvl>
+    <w:lvl w:ilvl="5" w:tplc="FFFFFFFF" w:tentative="1">
+      <w:start w:val="1"/>
+      <w:numFmt w:val="bullet"/>
+      <w:lvlText w:val=""/>
+      <w:lvlJc w:val="left"/>
+      <w:pPr>
+        <w:ind w:left="5130" w:hanging="360"/>
+      </w:pPr>
+      <w:rPr>
+        <w:rFonts w:ascii="Wingdings" w:hAnsi="Wingdings" w:hint="default"/>
+      </w:rPr>
+    </w:lvl>
+    <w:lvl w:ilvl="6" w:tplc="FFFFFFFF" w:tentative="1">
+      <w:start w:val="1"/>
+      <w:numFmt w:val="bullet"/>
+      <w:lvlText w:val=""/>
+      <w:lvlJc w:val="left"/>
+      <w:pPr>
+        <w:ind w:left="5850" w:hanging="360"/>
+      </w:pPr>
+      <w:rPr>
+        <w:rFonts w:ascii="Symbol" w:hAnsi="Symbol" w:hint="default"/>
+      </w:rPr>
+    </w:lvl>
+    <w:lvl w:ilvl="7" w:tplc="FFFFFFFF" w:tentative="1">
+      <w:start w:val="1"/>
+      <w:numFmt w:val="bullet"/>
+      <w:lvlText w:val="o"/>
+      <w:lvlJc w:val="left"/>
+      <w:pPr>
+        <w:ind w:left="6570" w:hanging="360"/>
+      </w:pPr>
+      <w:rPr>
+        <w:rFonts w:ascii="Courier New" w:hAnsi="Courier New" w:cs="Courier New" w:hint="default"/>
+      </w:rPr>
+    </w:lvl>
+    <w:lvl w:ilvl="8" w:tplc="FFFFFFFF" w:tentative="1">
+      <w:start w:val="1"/>
+      <w:numFmt w:val="bullet"/>
+      <w:lvlText w:val=""/>
+      <w:lvlJc w:val="left"/>
+      <w:pPr>
+        <w:ind w:left="7290" w:hanging="360"/>
+      </w:pPr>
+      <w:rPr>
+        <w:rFonts w:ascii="Wingdings" w:hAnsi="Wingdings" w:hint="default"/>
+      </w:rPr>
+    </w:lvl>
+  </w:abstractNum>
+  <w:abstractNum w:abstractNumId="17" w15:restartNumberingAfterBreak="0">
     <w:nsid w:val="7DB736A8"/>
     <w:multiLevelType w:val="hybridMultilevel"/>
     <w:tmpl w:val="2AC4052E"/>
@@ -20082,58 +17115,58 @@
       </w:rPr>
     </w:lvl>
   </w:abstractNum>
-  <w:num w:numId="1">
+  <w:num w:numId="1" w16cid:durableId="1344668043">
     <w:abstractNumId w:val="6"/>
   </w:num>
-  <w:num w:numId="2">
+  <w:num w:numId="2" w16cid:durableId="1842235491">
     <w:abstractNumId w:val="3"/>
   </w:num>
-  <w:num w:numId="3">
+  <w:num w:numId="3" w16cid:durableId="1358121337">
     <w:abstractNumId w:val="10"/>
   </w:num>
-  <w:num w:numId="4">
+  <w:num w:numId="4" w16cid:durableId="2089763183">
     <w:abstractNumId w:val="1"/>
   </w:num>
-  <w:num w:numId="5">
+  <w:num w:numId="5" w16cid:durableId="1634750240">
     <w:abstractNumId w:val="0"/>
   </w:num>
-  <w:num w:numId="6">
+  <w:num w:numId="6" w16cid:durableId="136342848">
     <w:abstractNumId w:val="12"/>
   </w:num>
-  <w:num w:numId="7">
+  <w:num w:numId="7" w16cid:durableId="371543369">
     <w:abstractNumId w:val="7"/>
   </w:num>
-  <w:num w:numId="8">
+  <w:num w:numId="8" w16cid:durableId="1388534114">
     <w:abstractNumId w:val="9"/>
   </w:num>
-  <w:num w:numId="9">
+  <w:num w:numId="9" w16cid:durableId="388503379">
     <w:abstractNumId w:val="2"/>
   </w:num>
-  <w:num w:numId="10">
+  <w:num w:numId="10" w16cid:durableId="1963612028">
     <w:abstractNumId w:val="8"/>
   </w:num>
-  <w:num w:numId="11">
+  <w:num w:numId="11" w16cid:durableId="1187325965">
     <w:abstractNumId w:val="13"/>
   </w:num>
-  <w:num w:numId="12">
+  <w:num w:numId="12" w16cid:durableId="1302417376">
     <w:abstractNumId w:val="4"/>
   </w:num>
-  <w:num w:numId="13">
+  <w:num w:numId="13" w16cid:durableId="392854001">
     <w:abstractNumId w:val="14"/>
   </w:num>
-  <w:num w:numId="14">
-    <w:abstractNumId w:val="16"/>
+  <w:num w:numId="14" w16cid:durableId="1991247152">
+    <w:abstractNumId w:val="17"/>
   </w:num>
-  <w:num w:numId="15">
-    <w:abstractNumId w:val="16"/>
+  <w:num w:numId="15" w16cid:durableId="1420907546">
+    <w:abstractNumId w:val="17"/>
   </w:num>
-  <w:num w:numId="16">
-    <w:abstractNumId w:val="16"/>
+  <w:num w:numId="16" w16cid:durableId="289015248">
+    <w:abstractNumId w:val="17"/>
   </w:num>
-  <w:num w:numId="17">
+  <w:num w:numId="17" w16cid:durableId="1872065298">
     <w:abstractNumId w:val="11"/>
   </w:num>
-  <w:num w:numId="18">
+  <w:num w:numId="18" w16cid:durableId="739062824">
     <w:abstractNumId w:val="11"/>
     <w:lvlOverride w:ilvl="0">
       <w:startOverride w:val="1"/>
@@ -20163,7 +17196,7 @@
       <w:startOverride w:val="1"/>
     </w:lvlOverride>
   </w:num>
-  <w:num w:numId="19">
+  <w:num w:numId="19" w16cid:durableId="866408898">
     <w:abstractNumId w:val="11"/>
     <w:lvlOverride w:ilvl="0">
       <w:startOverride w:val="1"/>
@@ -20193,7 +17226,7 @@
       <w:startOverride w:val="1"/>
     </w:lvlOverride>
   </w:num>
-  <w:num w:numId="20">
+  <w:num w:numId="20" w16cid:durableId="1454403220">
     <w:abstractNumId w:val="11"/>
     <w:lvlOverride w:ilvl="0">
       <w:startOverride w:val="1"/>
@@ -20223,11 +17256,28 @@
       <w:startOverride w:val="1"/>
     </w:lvlOverride>
   </w:num>
-  <w:num w:numId="21">
+  <w:num w:numId="21" w16cid:durableId="1328365833">
     <w:abstractNumId w:val="15"/>
   </w:num>
-  <w:num w:numId="22">
+  <w:num w:numId="22" w16cid:durableId="1110316051">
     <w:abstractNumId w:val="5"/>
+  </w:num>
+  <w:num w:numId="23" w16cid:durableId="1917859343">
+    <w:abstractNumId w:val="12"/>
+    <w:lvlOverride w:ilvl="0">
+      <w:startOverride w:val="1"/>
+    </w:lvlOverride>
+    <w:lvlOverride w:ilvl="1"/>
+    <w:lvlOverride w:ilvl="2"/>
+    <w:lvlOverride w:ilvl="3"/>
+    <w:lvlOverride w:ilvl="4"/>
+    <w:lvlOverride w:ilvl="5"/>
+    <w:lvlOverride w:ilvl="6"/>
+    <w:lvlOverride w:ilvl="7"/>
+    <w:lvlOverride w:ilvl="8"/>
+  </w:num>
+  <w:num w:numId="24" w16cid:durableId="1278416055">
+    <w:abstractNumId w:val="16"/>
   </w:num>
   <w:numIdMacAtCleanup w:val="16"/>
 </w:numbering>
@@ -21217,6 +18267,23 @@
     <w:basedOn w:val="DefaultParagraphFont"/>
     <w:rsid w:val="009F3DD4"/>
   </w:style>
+  <w:style w:type="table" w:customStyle="1" w:styleId="TableGrid2">
+    <w:name w:val="Table Grid2"/>
+    <w:basedOn w:val="TableNormal"/>
+    <w:next w:val="TableGrid"/>
+    <w:uiPriority w:val="39"/>
+    <w:rsid w:val="00BD3F26"/>
+    <w:tblPr>
+      <w:tblBorders>
+        <w:top w:val="single" w:sz="4" w:space="0" w:color="auto"/>
+        <w:left w:val="single" w:sz="4" w:space="0" w:color="auto"/>
+        <w:bottom w:val="single" w:sz="4" w:space="0" w:color="auto"/>
+        <w:right w:val="single" w:sz="4" w:space="0" w:color="auto"/>
+        <w:insideH w:val="single" w:sz="4" w:space="0" w:color="auto"/>
+        <w:insideV w:val="single" w:sz="4" w:space="0" w:color="auto"/>
+      </w:tblBorders>
+    </w:tblPr>
+  </w:style>
 </w:styles>
 </file>
 
@@ -21504,6 +18571,15 @@
 </file>
 
 <file path=customXml/item1.xml><?xml version="1.0" encoding="utf-8"?>
+<?mso-contentType ?>
+<FormTemplates xmlns="http://schemas.microsoft.com/sharepoint/v3/contenttype/forms">
+  <Display>DocumentLibraryForm</Display>
+  <Edit>DocumentLibraryForm</Edit>
+  <New>DocumentLibraryForm</New>
+</FormTemplates>
+</file>
+
+<file path=customXml/item2.xml><?xml version="1.0" encoding="utf-8"?>
 <p:properties xmlns:p="http://schemas.microsoft.com/office/2006/metadata/properties" xmlns:xsi="http://www.w3.org/2001/XMLSchema-instance" xmlns:pc="http://schemas.microsoft.com/office/infopath/2007/PartnerControls">
   <documentManagement>
     <b26d xmlns="785685f2-c2e1-4352-89aa-3faca8eaba52" xsi:nil="true"/>
@@ -21518,22 +18594,21 @@
       </UserInfo>
     </_x0074_mv6>
     <CCOReviewr xmlns="785685f2-c2e1-4352-89aa-3faca8eaba52" xsi:nil="true"/>
+    <TaxCatchAll xmlns="5067c814-4b34-462c-a21d-c185ff6548d2" xsi:nil="true"/>
+    <lcf76f155ced4ddcb4097134ff3c332f xmlns="785685f2-c2e1-4352-89aa-3faca8eaba52">
+      <Terms xmlns="http://schemas.microsoft.com/office/infopath/2007/PartnerControls"/>
+    </lcf76f155ced4ddcb4097134ff3c332f>
   </documentManagement>
 </p:properties>
 </file>
 
-<file path=customXml/item2.xml><?xml version="1.0" encoding="utf-8"?>
-<?mso-contentType ?>
-<FormTemplates xmlns="http://schemas.microsoft.com/sharepoint/v3/contenttype/forms">
-  <Display>DocumentLibraryForm</Display>
-  <Edit>DocumentLibraryForm</Edit>
-  <New>DocumentLibraryForm</New>
-</FormTemplates>
+<file path=customXml/item3.xml><?xml version="1.0" encoding="utf-8"?>
+<b:Sources xmlns:b="http://schemas.openxmlformats.org/officeDocument/2006/bibliography" xmlns="http://schemas.openxmlformats.org/officeDocument/2006/bibliography" SelectedStyle="\APA.XSL" StyleName="APA"/>
 </file>
 
-<file path=customXml/item3.xml><?xml version="1.0" encoding="utf-8"?>
-<ct:contentTypeSchema xmlns:ct="http://schemas.microsoft.com/office/2006/metadata/contentType" xmlns:ma="http://schemas.microsoft.com/office/2006/metadata/properties/metaAttributes" ct:_="" ma:_="" ma:contentTypeName="Document" ma:contentTypeID="0x01010061DC9A153AAEEE45BACE06E01F8272AC" ma:contentTypeVersion="17" ma:contentTypeDescription="Create a new document." ma:contentTypeScope="" ma:versionID="fc2579ad1970445b0ba1f5954956792b">
-  <xsd:schema xmlns:xsd="http://www.w3.org/2001/XMLSchema" xmlns:xs="http://www.w3.org/2001/XMLSchema" xmlns:p="http://schemas.microsoft.com/office/2006/metadata/properties" xmlns:ns2="785685f2-c2e1-4352-89aa-3faca8eaba52" xmlns:ns3="5067c814-4b34-462c-a21d-c185ff6548d2" targetNamespace="http://schemas.microsoft.com/office/2006/metadata/properties" ma:root="true" ma:fieldsID="864106e033a537969187528b3c0914e2" ns2:_="" ns3:_="">
+<file path=customXml/item4.xml><?xml version="1.0" encoding="utf-8"?>
+<ct:contentTypeSchema xmlns:ct="http://schemas.microsoft.com/office/2006/metadata/contentType" xmlns:ma="http://schemas.microsoft.com/office/2006/metadata/properties/metaAttributes" ct:_="" ma:_="" ma:contentTypeName="Document" ma:contentTypeID="0x01010061DC9A153AAEEE45BACE06E01F8272AC" ma:contentTypeVersion="21" ma:contentTypeDescription="Create a new document." ma:contentTypeScope="" ma:versionID="88efdf97b65d09c9d0c7bbf944c2dedf">
+  <xsd:schema xmlns:xsd="http://www.w3.org/2001/XMLSchema" xmlns:xs="http://www.w3.org/2001/XMLSchema" xmlns:p="http://schemas.microsoft.com/office/2006/metadata/properties" xmlns:ns2="785685f2-c2e1-4352-89aa-3faca8eaba52" xmlns:ns3="5067c814-4b34-462c-a21d-c185ff6548d2" targetNamespace="http://schemas.microsoft.com/office/2006/metadata/properties" ma:root="true" ma:fieldsID="ea7966bcb5d37bb36b188e4d473f173a" ns2:_="" ns3:_="">
     <xsd:import namespace="785685f2-c2e1-4352-89aa-3faca8eaba52"/>
     <xsd:import namespace="5067c814-4b34-462c-a21d-c185ff6548d2"/>
     <xsd:element name="properties">
@@ -21559,6 +18634,9 @@
                 <xsd:element ref="ns2:MediaServiceEventHashCode" minOccurs="0"/>
                 <xsd:element ref="ns2:MediaLengthInSeconds" minOccurs="0"/>
                 <xsd:element ref="ns2:MediaServiceLocation" minOccurs="0"/>
+                <xsd:element ref="ns2:lcf76f155ced4ddcb4097134ff3c332f" minOccurs="0"/>
+                <xsd:element ref="ns3:TaxCatchAll" minOccurs="0"/>
+                <xsd:element ref="ns2:MediaServiceObjectDetectorVersions" minOccurs="0"/>
               </xsd:all>
             </xsd:complexType>
           </xsd:element>
@@ -21664,6 +18742,18 @@
         <xsd:restriction base="dms:Text"/>
       </xsd:simpleType>
     </xsd:element>
+    <xsd:element name="lcf76f155ced4ddcb4097134ff3c332f" ma:index="26" nillable="true" ma:taxonomy="true" ma:internalName="lcf76f155ced4ddcb4097134ff3c332f" ma:taxonomyFieldName="MediaServiceImageTags" ma:displayName="Image Tags" ma:readOnly="false" ma:fieldId="{5cf76f15-5ced-4ddc-b409-7134ff3c332f}" ma:taxonomyMulti="true" ma:sspId="96df981b-247c-4b11-954d-40cb19519683" ma:termSetId="09814cd3-568e-fe90-9814-8d621ff8fb84" ma:anchorId="fba54fb3-c3e1-fe81-a776-ca4b69148c4d" ma:open="true" ma:isKeyword="false">
+      <xsd:complexType>
+        <xsd:sequence>
+          <xsd:element ref="pc:Terms" minOccurs="0" maxOccurs="1"/>
+        </xsd:sequence>
+      </xsd:complexType>
+    </xsd:element>
+    <xsd:element name="MediaServiceObjectDetectorVersions" ma:index="28" nillable="true" ma:displayName="MediaServiceObjectDetectorVersions" ma:hidden="true" ma:indexed="true" ma:internalName="MediaServiceObjectDetectorVersions" ma:readOnly="true">
+      <xsd:simpleType>
+        <xsd:restriction base="dms:Text"/>
+      </xsd:simpleType>
+    </xsd:element>
   </xsd:schema>
   <xsd:schema xmlns:xsd="http://www.w3.org/2001/XMLSchema" xmlns:xs="http://www.w3.org/2001/XMLSchema" xmlns:dms="http://schemas.microsoft.com/office/2006/documentManagement/types" xmlns:pc="http://schemas.microsoft.com/office/infopath/2007/PartnerControls" targetNamespace="5067c814-4b34-462c-a21d-c185ff6548d2" elementFormDefault="qualified">
     <xsd:import namespace="http://schemas.microsoft.com/office/2006/documentManagement/types"/>
@@ -21693,6 +18783,17 @@
           <xsd:maxLength value="255"/>
         </xsd:restriction>
       </xsd:simpleType>
+    </xsd:element>
+    <xsd:element name="TaxCatchAll" ma:index="27" nillable="true" ma:displayName="Taxonomy Catch All Column" ma:hidden="true" ma:list="{c93a3eb4-f9b2-4918-8a30-eb81fd3c8322}" ma:internalName="TaxCatchAll" ma:showField="CatchAllData" ma:web="5067c814-4b34-462c-a21d-c185ff6548d2">
+      <xsd:complexType>
+        <xsd:complexContent>
+          <xsd:extension base="dms:MultiChoiceLookup">
+            <xsd:sequence>
+              <xsd:element name="Value" type="dms:Lookup" maxOccurs="unbounded" minOccurs="0" nillable="true"/>
+            </xsd:sequence>
+          </xsd:extension>
+        </xsd:complexContent>
+      </xsd:complexType>
     </xsd:element>
   </xsd:schema>
   <xsd:schema xmlns="http://schemas.openxmlformats.org/package/2006/metadata/core-properties" xmlns:xsd="http://www.w3.org/2001/XMLSchema" xmlns:xsi="http://www.w3.org/2001/XMLSchema-instance" xmlns:dc="http://purl.org/dc/elements/1.1/" xmlns:dcterms="http://purl.org/dc/terms/" xmlns:odoc="http://schemas.microsoft.com/internal/obd" targetNamespace="http://schemas.openxmlformats.org/package/2006/metadata/core-properties" elementFormDefault="qualified" attributeFormDefault="unqualified" blockDefault="#all">
@@ -21794,21 +18895,7 @@
 </ct:contentTypeSchema>
 </file>
 
-<file path=customXml/item4.xml><?xml version="1.0" encoding="utf-8"?>
-<b:Sources xmlns:b="http://schemas.openxmlformats.org/officeDocument/2006/bibliography" xmlns="http://schemas.openxmlformats.org/officeDocument/2006/bibliography" SelectedStyle="\APA.XSL" StyleName="APA"/>
-</file>
-
 <file path=customXml/itemProps1.xml><?xml version="1.0" encoding="utf-8"?>
-<ds:datastoreItem xmlns:ds="http://schemas.openxmlformats.org/officeDocument/2006/customXml" ds:itemID="{EF7B0643-5377-4A2A-AD2A-0E6FE5FEC51E}">
-  <ds:schemaRefs>
-    <ds:schemaRef ds:uri="http://schemas.microsoft.com/office/2006/metadata/properties"/>
-    <ds:schemaRef ds:uri="http://schemas.microsoft.com/office/infopath/2007/PartnerControls"/>
-    <ds:schemaRef ds:uri="785685f2-c2e1-4352-89aa-3faca8eaba52"/>
-  </ds:schemaRefs>
-</ds:datastoreItem>
-</file>
-
-<file path=customXml/itemProps2.xml><?xml version="1.0" encoding="utf-8"?>
 <ds:datastoreItem xmlns:ds="http://schemas.openxmlformats.org/officeDocument/2006/customXml" ds:itemID="{FADD966E-1F0D-49F4-AC35-103B4502596F}">
   <ds:schemaRefs>
     <ds:schemaRef ds:uri="http://schemas.microsoft.com/sharepoint/v3/contenttype/forms"/>
@@ -21816,29 +18903,25 @@
 </ds:datastoreItem>
 </file>
 
-<file path=customXml/itemProps3.xml><?xml version="1.0" encoding="utf-8"?>
-<ds:datastoreItem xmlns:ds="http://schemas.openxmlformats.org/officeDocument/2006/customXml" ds:itemID="{92A086E3-E7D1-4FBD-B738-3ED7FBF8CA4C}">
+<file path=customXml/itemProps2.xml><?xml version="1.0" encoding="utf-8"?>
+<ds:datastoreItem xmlns:ds="http://schemas.openxmlformats.org/officeDocument/2006/customXml" ds:itemID="{EF7B0643-5377-4A2A-AD2A-0E6FE5FEC51E}">
   <ds:schemaRefs>
-    <ds:schemaRef ds:uri="http://schemas.microsoft.com/office/2006/metadata/contentType"/>
-    <ds:schemaRef ds:uri="http://schemas.microsoft.com/office/2006/metadata/properties/metaAttributes"/>
-    <ds:schemaRef ds:uri="http://www.w3.org/2001/XMLSchema"/>
     <ds:schemaRef ds:uri="http://schemas.microsoft.com/office/2006/metadata/properties"/>
+    <ds:schemaRef ds:uri="http://schemas.microsoft.com/office/infopath/2007/PartnerControls"/>
     <ds:schemaRef ds:uri="785685f2-c2e1-4352-89aa-3faca8eaba52"/>
     <ds:schemaRef ds:uri="5067c814-4b34-462c-a21d-c185ff6548d2"/>
-    <ds:schemaRef ds:uri="http://schemas.microsoft.com/office/2006/documentManagement/types"/>
-    <ds:schemaRef ds:uri="http://schemas.microsoft.com/office/infopath/2007/PartnerControls"/>
-    <ds:schemaRef ds:uri="http://schemas.openxmlformats.org/package/2006/metadata/core-properties"/>
-    <ds:schemaRef ds:uri="http://purl.org/dc/elements/1.1/"/>
-    <ds:schemaRef ds:uri="http://purl.org/dc/terms/"/>
-    <ds:schemaRef ds:uri="http://schemas.microsoft.com/internal/obd"/>
+  </ds:schemaRefs>
+</ds:datastoreItem>
+</file>
+
+<file path=customXml/itemProps3.xml><?xml version="1.0" encoding="utf-8"?>
+<ds:datastoreItem xmlns:ds="http://schemas.openxmlformats.org/officeDocument/2006/customXml" ds:itemID="{3DAA30F2-35AA-4802-BD4F-1934C0320F73}">
+  <ds:schemaRefs>
+    <ds:schemaRef ds:uri="http://schemas.openxmlformats.org/officeDocument/2006/bibliography"/>
   </ds:schemaRefs>
 </ds:datastoreItem>
 </file>
 
 <file path=customXml/itemProps4.xml><?xml version="1.0" encoding="utf-8"?>
-<ds:datastoreItem xmlns:ds="http://schemas.openxmlformats.org/officeDocument/2006/customXml" ds:itemID="{3DAA30F2-35AA-4802-BD4F-1934C0320F73}">
-  <ds:schemaRefs>
-    <ds:schemaRef ds:uri="http://schemas.openxmlformats.org/officeDocument/2006/bibliography"/>
-  </ds:schemaRefs>
-</ds:datastoreItem>
+<ds:datastoreItem xmlns:ds="http://schemas.openxmlformats.org/officeDocument/2006/customXml" ds:itemID="{E437C35F-4D3C-45FB-B20C-4E5054A20383}"/>
 </file>